--- a/cjr-discovery/CJR_Email_Cliente.docx
+++ b/cjr-discovery/CJR_Email_Cliente.docx
@@ -23,7 +23,7 @@
     </w:p>
     <w:p>
       <w:r>
-        <w:t>Em resumo: durante duas semanas vamos compreender os vossos processos de procurement e identificar, em conjunto convosco, por onde faz mais sentido começar. Cada semana tem 2 dias presenciais com workshops e 3 dias de consolidação, e fecha com uma review session com os principais stakeholders. No fim, saímos com o fluxo atual documentado, uma baseline quantificada, o âmbito do piloto fechado, os KPIs de impacto definidos e um plano de implementação faseado. A implementação arranca logo na semana seguinte.</w:t>
+        <w:t>Em resumo: durante duas semanas vamos compreender os vossos processos de procurement e, em parceria, identificar por onde faz mais sentido começar. Cada semana tem 2 dias presenciais com workshops e 3 dias de consolidação, e fecha com uma review session com os principais stakeholders. No fim, saímos com o fluxo atual documentado, uma baseline quantificada, o âmbito do piloto fechado, os KPIs definidos e um plano de implementação faseado. A implementação arranca logo na semana seguinte.</w:t>
       </w:r>
     </w:p>
     <w:p>
@@ -39,10 +39,10 @@
         <w:rPr>
           <w:b/>
         </w:rPr>
-        <w:t xml:space="preserve">Stakeholders do projeto: </w:t>
+        <w:t xml:space="preserve">Intervenientes e responsáveis: </w:t>
       </w:r>
       <w:r>
-        <w:t>o plano inclui uma lista das pessoas que assumimos necessárias em cada sessão. Mais do que participantes, são os stakeholders que vão acompanhar o projeto e trabalhar connosco, durante o discovery e ao longo da implementação. Esta lista é um pressuposto da nossa parte; pedimos a vossa ajuda para confirmar quem vai acompanhar o projeto convosco e estar presente em cada sessão.</w:t>
+        <w:t>o plano inclui uma lista dos responsáveis e intervenientes que assumimos necessários em cada sessão. Esta lista é uma assunção da nossa parte; pedimos a vossa ajuda para confirmar quem deve estar presente em cada sessão.</w:t>
       </w:r>
     </w:p>
     <w:p>
@@ -70,7 +70,7 @@
         <w:t xml:space="preserve">Disponibilidade das equipas: </w:t>
       </w:r>
       <w:r>
-        <w:t>Procurement (P&amp;P), Comercial, Financeiro, Compliance, Qualidade, IT e Construção, nos dias das sessões.</w:t>
+        <w:t>Procurement, Comercial, Financeiro, Compliance, Qualidade e IT, nos dias das sessões.</w:t>
       </w:r>
     </w:p>
     <w:p>
@@ -84,7 +84,7 @@
         <w:t xml:space="preserve">Amostra de tickets: </w:t>
       </w:r>
       <w:r>
-        <w:t>tickets de Procurement recentes, de ponta a ponta, cobrindo compras de Projeto e de Armazém, incluindo pelo menos um ticket sem requisição SAP prévia e um caso de criação de um novo código de material.</w:t>
+        <w:t>tickets de Procurement recentes, cobrindo compras de Projeto e de Armazém, incluindo pelo menos um ticket sem requisição SAP prévia e um caso de criação de um novo código de material.</w:t>
       </w:r>
     </w:p>
     <w:p>
@@ -126,7 +126,7 @@
         <w:t xml:space="preserve">Acessos sandbox (SAP/SharePoint): </w:t>
       </w:r>
       <w:r>
-        <w:t>pedimos que os pedidos de acesso sejam submetidos logo no dia 1 ou 2 da primeira semana. Estes circuitos de aprovação demoram semanas e queremos garantir que nada atrasa o arranque da implementação.</w:t>
+        <w:t>pedimos que os pedidos de acesso sejam submetidos durante a primeira semana, para que nada bloqueie o arranque da implementação.</w:t>
       </w:r>
     </w:p>
     <w:p>

--- a/cjr-discovery/CJR_Email_Cliente.docx
+++ b/cjr-discovery/CJR_Email_Cliente.docx
@@ -2,152 +2,1327 @@
 <file path=word/document.xml><?xml version="1.0" encoding="utf-8"?>
 <w:document xmlns:wpc="http://schemas.microsoft.com/office/word/2010/wordprocessingCanvas" xmlns:mo="http://schemas.microsoft.com/office/mac/office/2008/main" xmlns:mc="http://schemas.openxmlformats.org/markup-compatibility/2006" xmlns:mv="urn:schemas-microsoft-com:mac:vml" xmlns:o="urn:schemas-microsoft-com:office:office" xmlns:r="http://schemas.openxmlformats.org/officeDocument/2006/relationships" xmlns:m="http://schemas.openxmlformats.org/officeDocument/2006/math" xmlns:v="urn:schemas-microsoft-com:vml" xmlns:wp14="http://schemas.microsoft.com/office/word/2010/wordprocessingDrawing" xmlns:wp="http://schemas.openxmlformats.org/drawingml/2006/wordprocessingDrawing" xmlns:w10="urn:schemas-microsoft-com:office:word" xmlns:w="http://schemas.openxmlformats.org/wordprocessingml/2006/main" xmlns:w14="http://schemas.microsoft.com/office/word/2010/wordml" xmlns:wpg="http://schemas.microsoft.com/office/word/2010/wordprocessingGroup" xmlns:wpi="http://schemas.microsoft.com/office/word/2010/wordprocessingInk" xmlns:wne="http://schemas.microsoft.com/office/word/2006/wordml" xmlns:wps="http://schemas.microsoft.com/office/word/2010/wordprocessingShape" mc:Ignorable="w14 wp14">
   <w:body>
-    <w:p>
+    <w:p xmlns:wp14="http://schemas.microsoft.com/office/word/2010/wordml" wp14:textId="67B73401">
+      <w:pPr>
+        <w:rPr>
+          <w:b w:val="1"/>
+          <w:bCs w:val="1"/>
+          <w:noProof w:val="0"/>
+          <w:lang w:val="pt-PT"/>
+        </w:rPr>
+      </w:pPr>
       <w:r>
         <w:rPr>
-          <w:b/>
+          <w:b w:val="1"/>
+          <w:bCs w:val="1"/>
+          <w:noProof w:val="0"/>
+          <w:lang w:val="pt-PT"/>
         </w:rPr>
-        <w:t>Assunto: Plano de Discovery, duas semanas para fechar o âmbito do piloto de Procurement</w:t>
+        <w:t xml:space="preserve">Assunto: Plano de </w:t>
+      </w:r>
+      <w:r>
+        <w:rPr>
+          <w:b w:val="1"/>
+          <w:bCs w:val="1"/>
+          <w:noProof w:val="0"/>
+          <w:lang w:val="pt-PT"/>
+        </w:rPr>
+        <w:t>exploração e levantamento de requisitos</w:t>
+      </w:r>
+      <w:r>
+        <w:rPr>
+          <w:b w:val="1"/>
+          <w:bCs w:val="1"/>
+          <w:noProof w:val="0"/>
+          <w:lang w:val="pt-PT"/>
+        </w:rPr>
+        <w:t>, duas semanas para fechar o âmbito do piloto de capacitação de IA no</w:t>
+      </w:r>
+      <w:r>
+        <w:rPr>
+          <w:b w:val="1"/>
+          <w:bCs w:val="1"/>
+          <w:noProof w:val="0"/>
+          <w:lang w:val="pt-PT"/>
+        </w:rPr>
+        <w:t>s</w:t>
+      </w:r>
+      <w:r>
+        <w:rPr>
+          <w:b w:val="1"/>
+          <w:bCs w:val="1"/>
+          <w:noProof w:val="0"/>
+          <w:lang w:val="pt-PT"/>
+        </w:rPr>
+        <w:t xml:space="preserve"> processo</w:t>
+      </w:r>
+      <w:r>
+        <w:rPr>
+          <w:b w:val="1"/>
+          <w:bCs w:val="1"/>
+          <w:noProof w:val="0"/>
+          <w:lang w:val="pt-PT"/>
+        </w:rPr>
+        <w:t>s</w:t>
+      </w:r>
+      <w:r>
+        <w:rPr>
+          <w:b w:val="1"/>
+          <w:bCs w:val="1"/>
+          <w:noProof w:val="0"/>
+          <w:lang w:val="pt-PT"/>
+        </w:rPr>
+        <w:t xml:space="preserve"> de aquisição (</w:t>
+      </w:r>
+      <w:r>
+        <w:rPr>
+          <w:b w:val="1"/>
+          <w:bCs w:val="1"/>
+          <w:noProof w:val="0"/>
+          <w:lang w:val="pt-PT"/>
+        </w:rPr>
+        <w:t>Procurement</w:t>
+      </w:r>
+      <w:r>
+        <w:rPr>
+          <w:b w:val="1"/>
+          <w:bCs w:val="1"/>
+          <w:noProof w:val="0"/>
+          <w:lang w:val="pt-PT"/>
+        </w:rPr>
+        <w:t>)</w:t>
       </w:r>
     </w:p>
-    <w:p/>
-    <w:p>
+    <w:p xmlns:wp14="http://schemas.microsoft.com/office/word/2010/wordml" wp14:textId="77777777">
+      <w:pPr>
+        <w:rPr>
+          <w:noProof w:val="0"/>
+          <w:lang w:val="pt-PT"/>
+        </w:rPr>
+      </w:pPr>
+    </w:p>
+    <w:p xmlns:wp14="http://schemas.microsoft.com/office/word/2010/wordml" wp14:textId="77777777">
+      <w:pPr>
+        <w:rPr>
+          <w:noProof w:val="0"/>
+          <w:lang w:val="pt-PT"/>
+        </w:rPr>
+      </w:pPr>
       <w:r>
+        <w:rPr>
+          <w:noProof w:val="0"/>
+          <w:lang w:val="pt-PT"/>
+        </w:rPr>
         <w:t>Olá [nome],</w:t>
       </w:r>
     </w:p>
-    <w:p>
+    <w:p xmlns:wp14="http://schemas.microsoft.com/office/word/2010/wordml" wp14:textId="7B814527">
+      <w:pPr>
+        <w:pStyle w:val="Normal"/>
+        <w:rPr>
+          <w:rFonts w:ascii="Calibri" w:hAnsi="Calibri" w:eastAsia="Calibri" w:cs="Calibri"/>
+          <w:b w:val="0"/>
+          <w:bCs w:val="0"/>
+          <w:noProof w:val="0"/>
+          <w:sz w:val="22"/>
+          <w:szCs w:val="22"/>
+          <w:lang w:val="pt-PT"/>
+        </w:rPr>
+      </w:pPr>
       <w:r>
-        <w:t>Espero que esteja tudo bem convosco. Enviamos o plano para as duas semanas de discovery, que marca o arranque do nosso trabalho conjunto no procurement.</w:t>
+        <w:rPr>
+          <w:noProof w:val="0"/>
+          <w:lang w:val="pt-PT"/>
+        </w:rPr>
+        <w:t>Espero que esteja tudo bem convosco.</w:t>
       </w:r>
-    </w:p>
-    <w:p>
       <w:r>
-        <w:t>Em resumo: durante duas semanas vamos compreender os vossos processos de procurement e, em parceria, identificar por onde faz mais sentido começar. Cada semana tem 2 dias presenciais com workshops e 3 dias de consolidação, e fecha com uma review session com os principais stakeholders. No fim, saímos com o fluxo atual documentado, uma baseline quantificada, o âmbito do piloto fechado, os KPIs definidos e um plano de implementação faseado. A implementação arranca logo na semana seguinte.</w:t>
+        <w:br/>
       </w:r>
-    </w:p>
-    <w:p>
       <w:r>
-        <w:t>Para que tudo corra sem bloqueios, precisamos do vosso apoio em alguns pontos:</w:t>
+        <w:br/>
+      </w:r>
+      <w:r>
+        <w:rPr>
+          <w:rFonts w:ascii="Calibri" w:hAnsi="Calibri" w:eastAsia="Calibri" w:cs="Calibri"/>
+          <w:b w:val="0"/>
+          <w:bCs w:val="0"/>
+          <w:noProof w:val="0"/>
+          <w:sz w:val="22"/>
+          <w:szCs w:val="22"/>
+          <w:lang w:val="pt-PT"/>
+        </w:rPr>
+        <w:t>Enviamos o plano para as duas semanas de</w:t>
+      </w:r>
+      <w:r>
+        <w:rPr>
+          <w:rFonts w:ascii="Calibri" w:hAnsi="Calibri" w:eastAsia="Calibri" w:cs="Calibri"/>
+          <w:b w:val="0"/>
+          <w:bCs w:val="0"/>
+          <w:noProof w:val="0"/>
+          <w:sz w:val="22"/>
+          <w:szCs w:val="22"/>
+          <w:lang w:val="pt-PT"/>
+        </w:rPr>
+        <w:t xml:space="preserve"> exploração e</w:t>
+      </w:r>
+      <w:r>
+        <w:rPr>
+          <w:rFonts w:ascii="Calibri" w:hAnsi="Calibri" w:eastAsia="Calibri" w:cs="Calibri"/>
+          <w:b w:val="0"/>
+          <w:bCs w:val="0"/>
+          <w:noProof w:val="0"/>
+          <w:sz w:val="22"/>
+          <w:szCs w:val="22"/>
+          <w:lang w:val="pt-PT"/>
+        </w:rPr>
+        <w:t xml:space="preserve"> </w:t>
+      </w:r>
+      <w:r>
+        <w:rPr>
+          <w:rFonts w:ascii="Calibri" w:hAnsi="Calibri" w:eastAsia="Calibri" w:cs="Calibri"/>
+          <w:b w:val="0"/>
+          <w:bCs w:val="0"/>
+          <w:noProof w:val="0"/>
+          <w:sz w:val="22"/>
+          <w:szCs w:val="22"/>
+          <w:lang w:val="pt-PT"/>
+        </w:rPr>
+        <w:t xml:space="preserve">levantamento </w:t>
+      </w:r>
+      <w:r>
+        <w:rPr>
+          <w:rFonts w:ascii="Calibri" w:hAnsi="Calibri" w:eastAsia="Calibri" w:cs="Calibri"/>
+          <w:b w:val="0"/>
+          <w:bCs w:val="0"/>
+          <w:noProof w:val="0"/>
+          <w:sz w:val="22"/>
+          <w:szCs w:val="22"/>
+          <w:lang w:val="pt-PT"/>
+        </w:rPr>
+        <w:t>de requisitos</w:t>
+      </w:r>
+      <w:r>
+        <w:rPr>
+          <w:rFonts w:ascii="Calibri" w:hAnsi="Calibri" w:eastAsia="Calibri" w:cs="Calibri"/>
+          <w:b w:val="0"/>
+          <w:bCs w:val="0"/>
+          <w:noProof w:val="0"/>
+          <w:sz w:val="22"/>
+          <w:szCs w:val="22"/>
+          <w:lang w:val="pt-PT"/>
+        </w:rPr>
+        <w:t xml:space="preserve">, que marcam o arranque do nosso trabalho conjunto </w:t>
+      </w:r>
+      <w:r>
+        <w:rPr>
+          <w:rFonts w:ascii="Calibri" w:hAnsi="Calibri" w:eastAsia="Calibri" w:cs="Calibri"/>
+          <w:b w:val="0"/>
+          <w:bCs w:val="0"/>
+          <w:noProof w:val="0"/>
+          <w:sz w:val="22"/>
+          <w:szCs w:val="22"/>
+          <w:lang w:val="pt-PT"/>
+        </w:rPr>
+        <w:t>(focado em</w:t>
+      </w:r>
+      <w:r>
+        <w:rPr>
+          <w:rFonts w:ascii="Calibri" w:hAnsi="Calibri" w:eastAsia="Calibri" w:cs="Calibri"/>
+          <w:b w:val="0"/>
+          <w:bCs w:val="0"/>
+          <w:noProof w:val="0"/>
+          <w:sz w:val="22"/>
+          <w:szCs w:val="22"/>
+          <w:lang w:val="pt-PT"/>
+        </w:rPr>
+        <w:t xml:space="preserve"> </w:t>
+      </w:r>
+      <w:r>
+        <w:rPr>
+          <w:rFonts w:ascii="Calibri" w:hAnsi="Calibri" w:eastAsia="Calibri" w:cs="Calibri"/>
+          <w:b w:val="0"/>
+          <w:bCs w:val="0"/>
+          <w:noProof w:val="0"/>
+          <w:sz w:val="22"/>
+          <w:szCs w:val="22"/>
+          <w:lang w:val="pt-PT"/>
+        </w:rPr>
+        <w:t>nos processos de aquisição</w:t>
+      </w:r>
+      <w:r>
+        <w:rPr>
+          <w:rFonts w:ascii="Calibri" w:hAnsi="Calibri" w:eastAsia="Calibri" w:cs="Calibri"/>
+          <w:b w:val="0"/>
+          <w:bCs w:val="0"/>
+          <w:noProof w:val="0"/>
+          <w:sz w:val="22"/>
+          <w:szCs w:val="22"/>
+          <w:lang w:val="pt-PT"/>
+        </w:rPr>
+        <w:t>)</w:t>
+      </w:r>
+      <w:r>
+        <w:rPr>
+          <w:rFonts w:ascii="Calibri" w:hAnsi="Calibri" w:eastAsia="Calibri" w:cs="Calibri"/>
+          <w:b w:val="0"/>
+          <w:bCs w:val="0"/>
+          <w:noProof w:val="0"/>
+          <w:sz w:val="22"/>
+          <w:szCs w:val="22"/>
+          <w:lang w:val="pt-PT"/>
+        </w:rPr>
+        <w:t xml:space="preserve">. </w:t>
+      </w:r>
+      <w:r>
+        <w:rPr>
+          <w:rFonts w:ascii="Calibri" w:hAnsi="Calibri" w:eastAsia="Calibri" w:cs="Calibri"/>
+          <w:b w:val="0"/>
+          <w:bCs w:val="0"/>
+          <w:noProof w:val="0"/>
+          <w:sz w:val="22"/>
+          <w:szCs w:val="22"/>
+          <w:lang w:val="pt-PT"/>
+        </w:rPr>
+        <w:t xml:space="preserve">Propomos realizar este trabalho nas datas </w:t>
+      </w:r>
+      <w:commentRangeStart w:id="901086748"/>
+      <w:commentRangeStart w:id="657502438"/>
+      <w:r>
+        <w:rPr>
+          <w:rFonts w:ascii="Calibri" w:hAnsi="Calibri" w:eastAsia="Calibri" w:cs="Calibri"/>
+          <w:b w:val="0"/>
+          <w:bCs w:val="0"/>
+          <w:noProof w:val="0"/>
+          <w:sz w:val="22"/>
+          <w:szCs w:val="22"/>
+          <w:lang w:val="pt-PT"/>
+        </w:rPr>
+        <w:t xml:space="preserve">de </w:t>
+      </w:r>
+      <w:r>
+        <w:rPr>
+          <w:rFonts w:ascii="Calibri" w:hAnsi="Calibri" w:eastAsia="Calibri" w:cs="Calibri"/>
+          <w:b w:val="1"/>
+          <w:bCs w:val="1"/>
+          <w:noProof w:val="0"/>
+          <w:sz w:val="22"/>
+          <w:szCs w:val="22"/>
+          <w:lang w:val="pt-PT"/>
+        </w:rPr>
+        <w:t>14</w:t>
+      </w:r>
+      <w:r>
+        <w:rPr>
+          <w:rFonts w:ascii="Calibri" w:hAnsi="Calibri" w:eastAsia="Calibri" w:cs="Calibri"/>
+          <w:b w:val="1"/>
+          <w:bCs w:val="1"/>
+          <w:noProof w:val="0"/>
+          <w:sz w:val="22"/>
+          <w:szCs w:val="22"/>
+          <w:lang w:val="pt-PT"/>
+        </w:rPr>
+        <w:t xml:space="preserve"> a 1</w:t>
+      </w:r>
+      <w:r>
+        <w:rPr>
+          <w:rFonts w:ascii="Calibri" w:hAnsi="Calibri" w:eastAsia="Calibri" w:cs="Calibri"/>
+          <w:b w:val="1"/>
+          <w:bCs w:val="1"/>
+          <w:noProof w:val="0"/>
+          <w:sz w:val="22"/>
+          <w:szCs w:val="22"/>
+          <w:lang w:val="pt-PT"/>
+        </w:rPr>
+        <w:t>8</w:t>
+      </w:r>
+      <w:r>
+        <w:rPr>
+          <w:rFonts w:ascii="Calibri" w:hAnsi="Calibri" w:eastAsia="Calibri" w:cs="Calibri"/>
+          <w:b w:val="1"/>
+          <w:bCs w:val="1"/>
+          <w:noProof w:val="0"/>
+          <w:sz w:val="22"/>
+          <w:szCs w:val="22"/>
+          <w:lang w:val="pt-PT"/>
+        </w:rPr>
+        <w:t xml:space="preserve"> de </w:t>
+      </w:r>
+      <w:r>
+        <w:rPr>
+          <w:rFonts w:ascii="Calibri" w:hAnsi="Calibri" w:eastAsia="Calibri" w:cs="Calibri"/>
+          <w:b w:val="1"/>
+          <w:bCs w:val="1"/>
+          <w:noProof w:val="0"/>
+          <w:sz w:val="22"/>
+          <w:szCs w:val="22"/>
+          <w:lang w:val="pt-PT"/>
+        </w:rPr>
+        <w:t>S</w:t>
+      </w:r>
+      <w:r>
+        <w:rPr>
+          <w:rFonts w:ascii="Calibri" w:hAnsi="Calibri" w:eastAsia="Calibri" w:cs="Calibri"/>
+          <w:b w:val="1"/>
+          <w:bCs w:val="1"/>
+          <w:noProof w:val="0"/>
+          <w:sz w:val="22"/>
+          <w:szCs w:val="22"/>
+          <w:lang w:val="pt-PT"/>
+        </w:rPr>
+        <w:t>etembro</w:t>
+      </w:r>
+      <w:r>
+        <w:rPr>
+          <w:rFonts w:ascii="Calibri" w:hAnsi="Calibri" w:eastAsia="Calibri" w:cs="Calibri"/>
+          <w:b w:val="1"/>
+          <w:bCs w:val="1"/>
+          <w:noProof w:val="0"/>
+          <w:sz w:val="22"/>
+          <w:szCs w:val="22"/>
+          <w:lang w:val="pt-PT"/>
+        </w:rPr>
+        <w:t xml:space="preserve"> e de </w:t>
+      </w:r>
+      <w:r>
+        <w:rPr>
+          <w:rFonts w:ascii="Calibri" w:hAnsi="Calibri" w:eastAsia="Calibri" w:cs="Calibri"/>
+          <w:b w:val="1"/>
+          <w:bCs w:val="1"/>
+          <w:noProof w:val="0"/>
+          <w:sz w:val="22"/>
+          <w:szCs w:val="22"/>
+          <w:lang w:val="pt-PT"/>
+        </w:rPr>
+        <w:t>21</w:t>
+      </w:r>
+      <w:r>
+        <w:rPr>
+          <w:rFonts w:ascii="Calibri" w:hAnsi="Calibri" w:eastAsia="Calibri" w:cs="Calibri"/>
+          <w:b w:val="1"/>
+          <w:bCs w:val="1"/>
+          <w:noProof w:val="0"/>
+          <w:sz w:val="22"/>
+          <w:szCs w:val="22"/>
+          <w:lang w:val="pt-PT"/>
+        </w:rPr>
+        <w:t xml:space="preserve"> a </w:t>
+      </w:r>
+      <w:r>
+        <w:rPr>
+          <w:rFonts w:ascii="Calibri" w:hAnsi="Calibri" w:eastAsia="Calibri" w:cs="Calibri"/>
+          <w:b w:val="1"/>
+          <w:bCs w:val="1"/>
+          <w:noProof w:val="0"/>
+          <w:sz w:val="22"/>
+          <w:szCs w:val="22"/>
+          <w:lang w:val="pt-PT"/>
+        </w:rPr>
+        <w:t>25</w:t>
+      </w:r>
+      <w:r>
+        <w:rPr>
+          <w:rFonts w:ascii="Calibri" w:hAnsi="Calibri" w:eastAsia="Calibri" w:cs="Calibri"/>
+          <w:b w:val="1"/>
+          <w:bCs w:val="1"/>
+          <w:noProof w:val="0"/>
+          <w:sz w:val="22"/>
+          <w:szCs w:val="22"/>
+          <w:lang w:val="pt-PT"/>
+        </w:rPr>
+        <w:t xml:space="preserve"> de </w:t>
+      </w:r>
+      <w:r>
+        <w:rPr>
+          <w:rFonts w:ascii="Calibri" w:hAnsi="Calibri" w:eastAsia="Calibri" w:cs="Calibri"/>
+          <w:b w:val="1"/>
+          <w:bCs w:val="1"/>
+          <w:noProof w:val="0"/>
+          <w:sz w:val="22"/>
+          <w:szCs w:val="22"/>
+          <w:lang w:val="pt-PT"/>
+        </w:rPr>
+        <w:t>S</w:t>
+      </w:r>
+      <w:r>
+        <w:rPr>
+          <w:rFonts w:ascii="Calibri" w:hAnsi="Calibri" w:eastAsia="Calibri" w:cs="Calibri"/>
+          <w:b w:val="1"/>
+          <w:bCs w:val="1"/>
+          <w:noProof w:val="0"/>
+          <w:sz w:val="22"/>
+          <w:szCs w:val="22"/>
+          <w:lang w:val="pt-PT"/>
+        </w:rPr>
+        <w:t>etembro</w:t>
+      </w:r>
+      <w:r>
+        <w:rPr>
+          <w:rFonts w:ascii="Calibri" w:hAnsi="Calibri" w:eastAsia="Calibri" w:cs="Calibri"/>
+          <w:b w:val="0"/>
+          <w:bCs w:val="0"/>
+          <w:noProof w:val="0"/>
+          <w:sz w:val="22"/>
+          <w:szCs w:val="22"/>
+          <w:lang w:val="pt-PT"/>
+        </w:rPr>
+        <w:t xml:space="preserve"> de modo a ambas as equipas terem tempo </w:t>
+      </w:r>
+      <w:r>
+        <w:rPr>
+          <w:rFonts w:ascii="Calibri" w:hAnsi="Calibri" w:eastAsia="Calibri" w:cs="Calibri"/>
+          <w:b w:val="0"/>
+          <w:bCs w:val="0"/>
+          <w:noProof w:val="0"/>
+          <w:sz w:val="22"/>
+          <w:szCs w:val="22"/>
+          <w:lang w:val="pt-PT"/>
+        </w:rPr>
+        <w:t xml:space="preserve">de reunir, preparar e garantir a disponibilidade dos participantes. </w:t>
+      </w:r>
+      <w:commentRangeEnd w:id="901086748"/>
+      <w:r>
+        <w:rPr>
+          <w:rStyle w:val="CommentReference"/>
+        </w:rPr>
+        <w:commentReference w:id="901086748"/>
+      </w:r>
+      <w:commentRangeEnd w:id="657502438"/>
+      <w:r>
+        <w:rPr>
+          <w:rStyle w:val="CommentReference"/>
+        </w:rPr>
+        <w:commentReference w:id="657502438"/>
       </w:r>
     </w:p>
     <w:p>
       <w:pPr>
-        <w:pStyle w:val="ListNumber"/>
+        <w:pStyle w:val="Normal"/>
+        <w:rPr>
+          <w:rFonts w:ascii="Calibri" w:hAnsi="Calibri" w:eastAsia="Calibri" w:cs="Calibri"/>
+          <w:noProof w:val="0"/>
+          <w:sz w:val="22"/>
+          <w:szCs w:val="22"/>
+          <w:lang w:val="pt-PT"/>
+        </w:rPr>
+      </w:pPr>
+    </w:p>
+    <w:p xmlns:wp14="http://schemas.microsoft.com/office/word/2010/wordml" wp14:textId="6207E95A">
+      <w:pPr>
+        <w:pStyle w:val="Normal"/>
+        <w:rPr>
+          <w:noProof w:val="0"/>
+          <w:lang w:val="pt-PT"/>
+        </w:rPr>
       </w:pPr>
       <w:r>
         <w:rPr>
-          <w:b/>
+          <w:noProof w:val="0"/>
+          <w:lang w:val="pt-PT"/>
+        </w:rPr>
+        <w:t>Em resumo: durante duas semanas vamos compreender os vossos proce</w:t>
+      </w:r>
+      <w:r>
+        <w:rPr>
+          <w:noProof w:val="0"/>
+          <w:lang w:val="pt-PT"/>
+        </w:rPr>
+        <w:t xml:space="preserve">dimentos </w:t>
+      </w:r>
+      <w:r>
+        <w:rPr>
+          <w:noProof w:val="0"/>
+          <w:lang w:val="pt-PT"/>
+        </w:rPr>
+        <w:t xml:space="preserve">de </w:t>
+      </w:r>
+      <w:r>
+        <w:rPr>
+          <w:noProof w:val="0"/>
+          <w:lang w:val="pt-PT"/>
+        </w:rPr>
+        <w:t>P</w:t>
+      </w:r>
+      <w:r>
+        <w:rPr>
+          <w:noProof w:val="0"/>
+          <w:lang w:val="pt-PT"/>
+        </w:rPr>
+        <w:t>rocurement</w:t>
+      </w:r>
+      <w:r>
+        <w:rPr>
+          <w:noProof w:val="0"/>
+          <w:lang w:val="pt-PT"/>
+        </w:rPr>
+        <w:t xml:space="preserve"> </w:t>
+      </w:r>
+      <w:r>
+        <w:rPr>
+          <w:noProof w:val="0"/>
+          <w:lang w:val="pt-PT"/>
+        </w:rPr>
+        <w:t>e, em parceria, identificar por onde faz mais sentido começar</w:t>
+      </w:r>
+      <w:r>
+        <w:rPr>
+          <w:noProof w:val="0"/>
+          <w:lang w:val="pt-PT"/>
+        </w:rPr>
+        <w:t xml:space="preserve"> </w:t>
+      </w:r>
+      <w:r>
+        <w:rPr>
+          <w:rFonts w:ascii="Calibri" w:hAnsi="Calibri" w:eastAsia="Calibri" w:cs="Calibri"/>
+          <w:b w:val="0"/>
+          <w:bCs w:val="0"/>
+          <w:i w:val="0"/>
+          <w:iCs w:val="0"/>
+          <w:caps w:val="0"/>
+          <w:smallCaps w:val="0"/>
+          <w:noProof w:val="0"/>
+          <w:color w:val="212B2A"/>
+          <w:sz w:val="21"/>
+          <w:szCs w:val="21"/>
+          <w:lang w:val="pt-PT"/>
+        </w:rPr>
+        <w:t>a implementar</w:t>
+      </w:r>
+      <w:r>
+        <w:rPr>
+          <w:rFonts w:ascii="Calibri" w:hAnsi="Calibri" w:eastAsia="Calibri" w:cs="Calibri"/>
+          <w:b w:val="0"/>
+          <w:bCs w:val="0"/>
+          <w:i w:val="0"/>
+          <w:iCs w:val="0"/>
+          <w:caps w:val="0"/>
+          <w:smallCaps w:val="0"/>
+          <w:noProof w:val="0"/>
+          <w:color w:val="212B2A"/>
+          <w:sz w:val="21"/>
+          <w:szCs w:val="21"/>
+          <w:lang w:val="pt-PT"/>
+        </w:rPr>
+        <w:t xml:space="preserve"> processos de transformação e capacitação com Inteligência Artificial</w:t>
+      </w:r>
+      <w:commentRangeStart w:id="577665834"/>
+      <w:commentRangeStart w:id="516790725"/>
+      <w:r>
+        <w:rPr>
+          <w:noProof w:val="0"/>
+          <w:lang w:val="pt-PT"/>
+        </w:rPr>
+        <w:t>.</w:t>
+      </w:r>
+      <w:commentRangeEnd w:id="577665834"/>
+      <w:r>
+        <w:rPr>
+          <w:rStyle w:val="CommentReference"/>
+        </w:rPr>
+        <w:commentReference w:id="577665834"/>
+      </w:r>
+      <w:commentRangeEnd w:id="516790725"/>
+      <w:r>
+        <w:rPr>
+          <w:rStyle w:val="CommentReference"/>
+        </w:rPr>
+        <w:commentReference w:id="516790725"/>
+      </w:r>
+      <w:r>
+        <w:rPr>
+          <w:noProof w:val="0"/>
+          <w:lang w:val="pt-PT"/>
+        </w:rPr>
+        <w:t xml:space="preserve"> </w:t>
+      </w:r>
+      <w:r>
+        <w:rPr>
+          <w:rFonts w:ascii="Calibri" w:hAnsi="Calibri" w:eastAsia="Calibri" w:cs="Calibri"/>
+          <w:noProof w:val="0"/>
+          <w:sz w:val="22"/>
+          <w:szCs w:val="22"/>
+          <w:lang w:val="pt-PT"/>
+        </w:rPr>
+        <w:t xml:space="preserve">Sugerimos que cada semana inclua </w:t>
+      </w:r>
+      <w:r>
+        <w:rPr>
+          <w:b w:val="1"/>
+          <w:bCs w:val="1"/>
+          <w:noProof w:val="0"/>
+          <w:lang w:val="pt-PT"/>
+        </w:rPr>
+        <w:t>2 dias presenciais</w:t>
+      </w:r>
+      <w:r>
+        <w:rPr>
+          <w:noProof w:val="0"/>
+          <w:lang w:val="pt-PT"/>
+        </w:rPr>
+        <w:t xml:space="preserve"> com workshops e 3 dias de consolidação, e fecha com uma </w:t>
+      </w:r>
+      <w:r>
+        <w:rPr>
+          <w:noProof w:val="0"/>
+          <w:lang w:val="pt-PT"/>
+        </w:rPr>
+        <w:t>sessão de revisão</w:t>
+      </w:r>
+      <w:r>
+        <w:rPr>
+          <w:noProof w:val="0"/>
+          <w:lang w:val="pt-PT"/>
+        </w:rPr>
+        <w:t xml:space="preserve"> </w:t>
+      </w:r>
+      <w:r>
+        <w:rPr>
+          <w:noProof w:val="0"/>
+          <w:lang w:val="pt-PT"/>
+        </w:rPr>
+        <w:t xml:space="preserve">com os principais </w:t>
+      </w:r>
+      <w:r>
+        <w:rPr>
+          <w:noProof w:val="0"/>
+          <w:lang w:val="pt-PT"/>
+        </w:rPr>
+        <w:t>stakeholders</w:t>
+      </w:r>
+      <w:r>
+        <w:rPr>
+          <w:noProof w:val="0"/>
+          <w:lang w:val="pt-PT"/>
+        </w:rPr>
+        <w:t>. No fim, saímos com o fluxo atual documentado, um</w:t>
+      </w:r>
+      <w:r>
+        <w:rPr>
+          <w:noProof w:val="0"/>
+          <w:lang w:val="pt-PT"/>
+        </w:rPr>
+        <w:t xml:space="preserve"> ponto de partida</w:t>
+      </w:r>
+      <w:r>
+        <w:rPr>
+          <w:noProof w:val="0"/>
+          <w:lang w:val="pt-PT"/>
+        </w:rPr>
+        <w:t xml:space="preserve"> quantificad</w:t>
+      </w:r>
+      <w:r>
+        <w:rPr>
+          <w:noProof w:val="0"/>
+          <w:lang w:val="pt-PT"/>
+        </w:rPr>
+        <w:t>o</w:t>
+      </w:r>
+      <w:r>
+        <w:rPr>
+          <w:noProof w:val="0"/>
+          <w:lang w:val="pt-PT"/>
+        </w:rPr>
+        <w:t xml:space="preserve">, o âmbito do piloto fechado, os </w:t>
+      </w:r>
+      <w:r>
+        <w:rPr>
+          <w:noProof w:val="0"/>
+          <w:lang w:val="pt-PT"/>
+        </w:rPr>
+        <w:t>KPIs</w:t>
+      </w:r>
+      <w:r>
+        <w:rPr>
+          <w:noProof w:val="0"/>
+          <w:lang w:val="pt-PT"/>
+        </w:rPr>
+        <w:t xml:space="preserve"> definidos e um plano de implementação faseado. A implementação arranca logo na semana seguinte.</w:t>
+      </w:r>
+    </w:p>
+    <w:p xmlns:wp14="http://schemas.microsoft.com/office/word/2010/wordml" wp14:textId="47D08218">
+      <w:pPr>
+        <w:rPr>
+          <w:noProof w:val="0"/>
+          <w:lang w:val="pt-PT"/>
+        </w:rPr>
+      </w:pPr>
+      <w:r>
+        <w:rPr>
+          <w:noProof w:val="0"/>
+          <w:lang w:val="pt-PT"/>
+        </w:rPr>
+        <w:t>Para que tudo corra sem bloqueios, precisamos do vosso apoio em alguns pontos</w:t>
+      </w:r>
+      <w:r>
+        <w:rPr>
+          <w:noProof w:val="0"/>
+          <w:lang w:val="pt-PT"/>
+        </w:rPr>
+        <w:t xml:space="preserve"> mais imediatos a confirmar até </w:t>
+      </w:r>
+      <w:r>
+        <w:rPr>
+          <w:b w:val="1"/>
+          <w:bCs w:val="1"/>
+          <w:noProof w:val="0"/>
+          <w:lang w:val="pt-PT"/>
+        </w:rPr>
+        <w:t>uma semana antes do início dos trabalhos</w:t>
+      </w:r>
+      <w:r>
+        <w:rPr>
+          <w:noProof w:val="0"/>
+          <w:lang w:val="pt-PT"/>
+        </w:rPr>
+        <w:t>:</w:t>
+      </w:r>
+    </w:p>
+    <w:p xmlns:wp14="http://schemas.microsoft.com/office/word/2010/wordml" wp14:textId="353BC7CE">
+      <w:pPr>
+        <w:pStyle w:val="ListNumber"/>
+        <w:rPr>
+          <w:noProof w:val="0"/>
+          <w:lang w:val="pt-PT"/>
+        </w:rPr>
+      </w:pPr>
+      <w:commentRangeStart w:id="261106470"/>
+      <w:commentRangeStart w:id="1267231977"/>
+      <w:r>
+        <w:rPr>
+          <w:b w:val="1"/>
+          <w:bCs w:val="1"/>
+          <w:noProof w:val="0"/>
+          <w:lang w:val="pt-PT"/>
         </w:rPr>
         <w:t xml:space="preserve">Intervenientes e responsáveis: </w:t>
       </w:r>
       <w:r>
-        <w:t>o plano inclui uma lista dos responsáveis e intervenientes que assumimos necessários em cada sessão. Esta lista é uma assunção da nossa parte; pedimos a vossa ajuda para confirmar quem deve estar presente em cada sessão.</w:t>
+        <w:rPr>
+          <w:noProof w:val="0"/>
+          <w:lang w:val="pt-PT"/>
+        </w:rPr>
+        <w:t>o plano inclui uma lista d</w:t>
+      </w:r>
+      <w:r>
+        <w:rPr>
+          <w:noProof w:val="0"/>
+          <w:lang w:val="pt-PT"/>
+        </w:rPr>
+        <w:t xml:space="preserve">as funções </w:t>
+      </w:r>
+      <w:r>
+        <w:rPr>
+          <w:noProof w:val="0"/>
+          <w:lang w:val="pt-PT"/>
+        </w:rPr>
+        <w:t>responsáveis que assumimos necessários em cada sessão.</w:t>
+      </w:r>
+      <w:commentRangeEnd w:id="261106470"/>
+      <w:r>
+        <w:rPr>
+          <w:rStyle w:val="CommentReference"/>
+        </w:rPr>
+        <w:commentReference w:id="261106470"/>
+      </w:r>
+      <w:commentRangeEnd w:id="1267231977"/>
+      <w:r>
+        <w:rPr>
+          <w:rStyle w:val="CommentReference"/>
+        </w:rPr>
+        <w:commentReference w:id="1267231977"/>
+      </w:r>
+      <w:r>
+        <w:rPr>
+          <w:noProof w:val="0"/>
+          <w:lang w:val="pt-PT"/>
+        </w:rPr>
+        <w:t xml:space="preserve"> </w:t>
+      </w:r>
+      <w:r>
+        <w:rPr>
+          <w:noProof w:val="0"/>
+          <w:lang w:val="pt-PT"/>
+        </w:rPr>
+        <w:t>P</w:t>
+      </w:r>
+      <w:r>
+        <w:rPr>
+          <w:noProof w:val="0"/>
+          <w:lang w:val="pt-PT"/>
+        </w:rPr>
+        <w:t xml:space="preserve">edimos a vossa ajuda para confirmar quem </w:t>
+      </w:r>
+      <w:commentRangeStart w:id="56316265"/>
+      <w:r>
+        <w:rPr>
+          <w:noProof w:val="0"/>
+          <w:lang w:val="pt-PT"/>
+        </w:rPr>
+        <w:t>deve estar presente em cada sessão.</w:t>
+      </w:r>
+      <w:r>
+        <w:rPr>
+          <w:noProof w:val="0"/>
+          <w:lang w:val="pt-PT"/>
+        </w:rPr>
+        <w:t xml:space="preserve"> </w:t>
+      </w:r>
+      <w:commentRangeEnd w:id="56316265"/>
+      <w:r>
+        <w:rPr>
+          <w:rStyle w:val="CommentReference"/>
+        </w:rPr>
+        <w:commentReference w:id="56316265"/>
       </w:r>
     </w:p>
-    <w:p>
+    <w:p xmlns:wp14="http://schemas.microsoft.com/office/word/2010/wordml" wp14:textId="3940AF87">
       <w:pPr>
         <w:pStyle w:val="ListNumber"/>
+        <w:rPr>
+          <w:noProof w:val="0"/>
+          <w:lang w:val="pt-PT"/>
+        </w:rPr>
+      </w:pPr>
+      <w:commentRangeStart w:id="312102949"/>
+      <w:r>
+        <w:rPr>
+          <w:b w:val="1"/>
+          <w:bCs w:val="1"/>
+          <w:noProof w:val="0"/>
+          <w:lang w:val="pt-PT"/>
+        </w:rPr>
+        <w:t>Responsável</w:t>
+      </w:r>
+      <w:r>
+        <w:rPr>
+          <w:b w:val="1"/>
+          <w:bCs w:val="1"/>
+          <w:noProof w:val="0"/>
+          <w:lang w:val="pt-PT"/>
+        </w:rPr>
+        <w:t xml:space="preserve"> </w:t>
+      </w:r>
+      <w:r>
+        <w:rPr>
+          <w:b w:val="1"/>
+          <w:bCs w:val="1"/>
+          <w:noProof w:val="0"/>
+          <w:lang w:val="pt-PT"/>
+        </w:rPr>
+        <w:t>dos processos de aquisição</w:t>
+      </w:r>
+      <w:commentRangeEnd w:id="312102949"/>
+      <w:r>
+        <w:rPr>
+          <w:rStyle w:val="CommentReference"/>
+        </w:rPr>
+        <w:commentReference w:id="312102949"/>
+      </w:r>
+      <w:r>
+        <w:rPr>
+          <w:b w:val="1"/>
+          <w:bCs w:val="1"/>
+          <w:noProof w:val="0"/>
+          <w:lang w:val="pt-PT"/>
+        </w:rPr>
+        <w:t xml:space="preserve">: </w:t>
+      </w:r>
+      <w:r>
+        <w:rPr>
+          <w:noProof w:val="0"/>
+          <w:lang w:val="pt-PT"/>
+        </w:rPr>
+        <w:t xml:space="preserve">um </w:t>
+      </w:r>
+      <w:r>
+        <w:rPr>
+          <w:noProof w:val="0"/>
+          <w:lang w:val="pt-PT"/>
+        </w:rPr>
+        <w:t>responsável</w:t>
+      </w:r>
+      <w:r>
+        <w:rPr>
+          <w:noProof w:val="0"/>
+          <w:lang w:val="pt-PT"/>
+        </w:rPr>
+        <w:t xml:space="preserve"> </w:t>
+      </w:r>
+      <w:r>
+        <w:rPr>
+          <w:noProof w:val="0"/>
+          <w:lang w:val="pt-PT"/>
+        </w:rPr>
+        <w:t>do departamento de P</w:t>
+      </w:r>
+      <w:r>
+        <w:rPr>
+          <w:noProof w:val="0"/>
+          <w:lang w:val="pt-PT"/>
+        </w:rPr>
+        <w:t>rocurement</w:t>
+      </w:r>
+      <w:r>
+        <w:rPr>
+          <w:noProof w:val="0"/>
+          <w:lang w:val="pt-PT"/>
+        </w:rPr>
+        <w:t xml:space="preserve"> </w:t>
+      </w:r>
+      <w:r>
+        <w:rPr>
+          <w:noProof w:val="0"/>
+          <w:lang w:val="pt-PT"/>
+        </w:rPr>
+        <w:t>nomeado</w:t>
+      </w:r>
+      <w:r>
+        <w:rPr>
+          <w:noProof w:val="0"/>
+          <w:lang w:val="pt-PT"/>
+        </w:rPr>
+        <w:t xml:space="preserve"> do </w:t>
+      </w:r>
+      <w:r>
+        <w:rPr>
+          <w:noProof w:val="0"/>
+          <w:lang w:val="pt-PT"/>
+        </w:rPr>
+        <w:t>vosso</w:t>
+      </w:r>
+      <w:r>
+        <w:rPr>
+          <w:noProof w:val="0"/>
+          <w:lang w:val="pt-PT"/>
+        </w:rPr>
+        <w:t xml:space="preserve"> </w:t>
+      </w:r>
+      <w:r>
+        <w:rPr>
+          <w:noProof w:val="0"/>
+          <w:lang w:val="pt-PT"/>
+        </w:rPr>
+        <w:t>lado</w:t>
+      </w:r>
+      <w:r>
+        <w:rPr>
+          <w:noProof w:val="0"/>
+          <w:lang w:val="pt-PT"/>
+        </w:rPr>
+        <w:t>.</w:t>
+      </w:r>
+    </w:p>
+    <w:p xmlns:wp14="http://schemas.microsoft.com/office/word/2010/wordml" wp14:textId="41488223">
+      <w:pPr>
+        <w:pStyle w:val="ListNumber"/>
+        <w:rPr>
+          <w:b w:val="0"/>
+          <w:bCs w:val="0"/>
+          <w:noProof w:val="0"/>
+          <w:lang w:val="pt-PT"/>
+        </w:rPr>
       </w:pPr>
       <w:r>
         <w:rPr>
-          <w:b/>
-        </w:rPr>
-        <w:t xml:space="preserve">Responsável do workflow: </w:t>
-      </w:r>
-      <w:r>
-        <w:t>um responsável do workflow de Procurement nomeado do vosso lado, com ownership desde o primeiro dia.</w:t>
-      </w:r>
-    </w:p>
-    <w:p>
-      <w:pPr>
-        <w:pStyle w:val="ListNumber"/>
-      </w:pPr>
-      <w:r>
-        <w:rPr>
-          <w:b/>
+          <w:b w:val="1"/>
+          <w:bCs w:val="1"/>
+          <w:noProof w:val="0"/>
+          <w:lang w:val="pt-PT"/>
         </w:rPr>
         <w:t xml:space="preserve">Disponibilidade das equipas: </w:t>
       </w:r>
       <w:r>
-        <w:t>Procurement, Comercial, Financeiro, Compliance, Qualidade e IT, nos dias das sessões.</w:t>
+        <w:rPr>
+          <w:b w:val="0"/>
+          <w:bCs w:val="0"/>
+          <w:noProof w:val="0"/>
+          <w:lang w:val="pt-PT"/>
+        </w:rPr>
+        <w:t>Procurement</w:t>
+      </w:r>
+      <w:r>
+        <w:rPr>
+          <w:b w:val="0"/>
+          <w:bCs w:val="0"/>
+          <w:noProof w:val="0"/>
+          <w:lang w:val="pt-PT"/>
+        </w:rPr>
+        <w:t>, Comercial, Financeiro, Compliance, Qualidade e IT, nos dias das sessões.</w:t>
+      </w:r>
+      <w:r>
+        <w:rPr>
+          <w:b w:val="0"/>
+          <w:bCs w:val="0"/>
+          <w:noProof w:val="0"/>
+          <w:lang w:val="pt-PT"/>
+        </w:rPr>
+        <w:t xml:space="preserve"> (Cada sessão terá uma duração de 1 a 2 horas.)</w:t>
       </w:r>
     </w:p>
-    <w:p>
+    <w:p xmlns:wp14="http://schemas.microsoft.com/office/word/2010/wordml" wp14:textId="77777777">
       <w:pPr>
         <w:pStyle w:val="ListNumber"/>
+        <w:rPr>
+          <w:noProof w:val="0"/>
+          <w:lang w:val="pt-PT"/>
+        </w:rPr>
       </w:pPr>
       <w:r>
         <w:rPr>
-          <w:b/>
-        </w:rPr>
-        <w:t xml:space="preserve">Amostra de tickets: </w:t>
-      </w:r>
-      <w:r>
-        <w:t>tickets de Procurement recentes, cobrindo compras de Projeto e de Armazém, incluindo pelo menos um ticket sem requisição SAP prévia e um caso de criação de um novo código de material.</w:t>
-      </w:r>
-    </w:p>
-    <w:p>
-      <w:pPr>
-        <w:pStyle w:val="ListNumber"/>
-      </w:pPr>
-      <w:r>
-        <w:rPr>
-          <w:b/>
+          <w:b w:val="1"/>
+          <w:bCs w:val="1"/>
+          <w:noProof w:val="0"/>
+          <w:lang w:val="pt-PT"/>
         </w:rPr>
         <w:t xml:space="preserve">Dias presenciais: </w:t>
       </w:r>
       <w:r>
+        <w:rPr>
+          <w:noProof w:val="0"/>
+          <w:lang w:val="pt-PT"/>
+        </w:rPr>
         <w:t>confirmação dos dias presenciais em Leça da Palmeira.</w:t>
       </w:r>
     </w:p>
     <w:p>
       <w:pPr>
-        <w:pStyle w:val="ListNumber"/>
+        <w:rPr>
+          <w:noProof w:val="0"/>
+          <w:lang w:val="pt-PT"/>
+        </w:rPr>
+      </w:pPr>
+      <w:r>
+        <w:br/>
+      </w:r>
+      <w:r>
+        <w:rPr>
+          <w:noProof w:val="0"/>
+          <w:lang w:val="pt-PT"/>
+        </w:rPr>
+        <w:t xml:space="preserve">Em anexo encontra-se o plano mais detalhado das atividades propostas, assim como um </w:t>
+      </w:r>
+      <w:r>
+        <w:rPr>
+          <w:noProof w:val="0"/>
+          <w:lang w:val="pt-PT"/>
+        </w:rPr>
+        <w:t>one</w:t>
+      </w:r>
+      <w:r>
+        <w:rPr>
+          <w:noProof w:val="0"/>
+          <w:lang w:val="pt-PT"/>
+        </w:rPr>
+        <w:t xml:space="preserve">-pager </w:t>
+      </w:r>
+      <w:r>
+        <w:rPr>
+          <w:noProof w:val="0"/>
+          <w:lang w:val="pt-PT"/>
+        </w:rPr>
+        <w:t>de resumo</w:t>
+      </w:r>
+      <w:r>
+        <w:rPr>
+          <w:noProof w:val="0"/>
+          <w:lang w:val="pt-PT"/>
+        </w:rPr>
+        <w:t xml:space="preserve"> das mesmas</w:t>
+      </w:r>
+      <w:r>
+        <w:rPr>
+          <w:noProof w:val="0"/>
+          <w:lang w:val="pt-PT"/>
+        </w:rPr>
+        <w:t xml:space="preserve"> para distribuição interna.</w:t>
+      </w:r>
+    </w:p>
+    <w:p xmlns:wp14="http://schemas.microsoft.com/office/word/2010/wordml" wp14:textId="4328C14B">
+      <w:commentRangeStart w:id="1148164570"/>
+      <w:r>
+        <w:rPr>
+          <w:noProof w:val="0"/>
+          <w:lang w:val="pt-PT"/>
+        </w:rPr>
+        <w:t xml:space="preserve">Sugerimos </w:t>
+      </w:r>
+      <w:r>
+        <w:rPr>
+          <w:noProof w:val="0"/>
+          <w:lang w:val="pt-PT"/>
+        </w:rPr>
+        <w:t xml:space="preserve">ainda </w:t>
+      </w:r>
+      <w:r>
+        <w:rPr>
+          <w:noProof w:val="0"/>
+          <w:lang w:val="pt-PT"/>
+        </w:rPr>
+        <w:t xml:space="preserve">a marcação de uma reunião na semana </w:t>
+      </w:r>
+      <w:r>
+        <w:rPr>
+          <w:b w:val="1"/>
+          <w:bCs w:val="1"/>
+          <w:noProof w:val="0"/>
+          <w:lang w:val="pt-PT"/>
+        </w:rPr>
+        <w:t>36 (31 Ago – 4 Set)</w:t>
+      </w:r>
+      <w:r>
+        <w:rPr>
+          <w:b w:val="1"/>
+          <w:bCs w:val="1"/>
+          <w:noProof w:val="0"/>
+          <w:lang w:val="pt-PT"/>
+        </w:rPr>
+        <w:t xml:space="preserve"> ou 37 (7 – 11 Set)</w:t>
+      </w:r>
+      <w:r>
+        <w:rPr>
+          <w:noProof w:val="0"/>
+          <w:lang w:val="pt-PT"/>
+        </w:rPr>
+        <w:t xml:space="preserve"> </w:t>
+      </w:r>
+      <w:r>
+        <w:rPr>
+          <w:noProof w:val="0"/>
+          <w:lang w:val="pt-PT"/>
+        </w:rPr>
+        <w:t xml:space="preserve">para alinharmos </w:t>
+      </w:r>
+      <w:r>
+        <w:rPr>
+          <w:noProof w:val="0"/>
+          <w:lang w:val="pt-PT"/>
+        </w:rPr>
+        <w:t xml:space="preserve">melhor </w:t>
+      </w:r>
+      <w:r>
+        <w:rPr>
+          <w:noProof w:val="0"/>
+          <w:lang w:val="pt-PT"/>
+        </w:rPr>
+        <w:t>o</w:t>
+      </w:r>
+      <w:r>
+        <w:rPr>
+          <w:noProof w:val="0"/>
+          <w:lang w:val="pt-PT"/>
+        </w:rPr>
+        <w:t xml:space="preserve"> arranque</w:t>
+      </w:r>
+      <w:r>
+        <w:rPr>
+          <w:noProof w:val="0"/>
+          <w:lang w:val="pt-PT"/>
+        </w:rPr>
+        <w:t xml:space="preserve"> </w:t>
+      </w:r>
+      <w:r>
+        <w:rPr>
+          <w:noProof w:val="0"/>
+          <w:lang w:val="pt-PT"/>
+        </w:rPr>
+        <w:t>desta primeira fase de colaboração</w:t>
+      </w:r>
+      <w:r>
+        <w:rPr>
+          <w:noProof w:val="0"/>
+          <w:lang w:val="pt-PT"/>
+        </w:rPr>
+        <w:t xml:space="preserve"> já a maioria destes detalhes definidos.</w:t>
+      </w:r>
+    </w:p>
+    <w:p xmlns:wp14="http://schemas.microsoft.com/office/word/2010/wordml" wp14:textId="4EC1C647">
+      <w:pPr>
+        <w:rPr>
+          <w:noProof w:val="0"/>
+          <w:lang w:val="pt-PT"/>
+        </w:rPr>
+      </w:pPr>
+      <w:r>
+        <w:br/>
+      </w:r>
+      <w:r>
+        <w:rPr>
+          <w:noProof w:val="0"/>
+          <w:lang w:val="pt-PT"/>
+        </w:rPr>
+        <w:t xml:space="preserve">Qualquer dúvida sobre o plano, estamos inteiramente </w:t>
+      </w:r>
+      <w:r>
+        <w:rPr>
+          <w:noProof w:val="0"/>
+          <w:lang w:val="pt-PT"/>
+        </w:rPr>
+        <w:t>à vossa disposição.</w:t>
+      </w:r>
+      <w:commentRangeEnd w:id="1148164570"/>
+      <w:r>
+        <w:rPr>
+          <w:rStyle w:val="CommentReference"/>
+        </w:rPr>
+        <w:commentReference w:id="1148164570"/>
+      </w:r>
+    </w:p>
+    <w:p xmlns:wp14="http://schemas.microsoft.com/office/word/2010/wordml" wp14:textId="4A309C70">
+      <w:pPr>
+        <w:rPr>
+          <w:noProof w:val="0"/>
+          <w:lang w:val="pt-PT"/>
+        </w:rPr>
       </w:pPr>
       <w:r>
         <w:rPr>
-          <w:b/>
+          <w:noProof w:val="0"/>
+          <w:lang w:val="pt-PT"/>
         </w:rPr>
-        <w:t xml:space="preserve">Comunicação e ferramentas: </w:t>
+        <w:t>Mel</w:t>
       </w:r>
       <w:r>
-        <w:t>onde comunicamos no dia a dia (Teams/Slack, email) e onde fica a documentação partilhada do projeto.</w:t>
+        <w:rPr>
+          <w:noProof w:val="0"/>
+          <w:lang w:val="pt-PT"/>
+        </w:rPr>
+        <w:t>hores cumprimentos</w:t>
+      </w:r>
+      <w:r>
+        <w:rPr>
+          <w:noProof w:val="0"/>
+          <w:lang w:val="pt-PT"/>
+        </w:rPr>
+        <w:t>,</w:t>
       </w:r>
     </w:p>
-    <w:p>
+    <w:p xmlns:wp14="http://schemas.microsoft.com/office/word/2010/wordml" wp14:textId="77777777">
       <w:pPr>
-        <w:pStyle w:val="ListNumber"/>
+        <w:rPr>
+          <w:noProof w:val="0"/>
+          <w:lang w:val="pt-PT"/>
+        </w:rPr>
       </w:pPr>
       <w:r>
         <w:rPr>
-          <w:b/>
+          <w:noProof w:val="0"/>
+          <w:lang w:val="pt-PT"/>
         </w:rPr>
-        <w:t xml:space="preserve">Acessos sandbox (SAP/SharePoint): </w:t>
+        <w:t>[Nome]</w:t>
       </w:r>
       <w:r>
-        <w:t>pedimos que os pedidos de acesso sejam submetidos durante a primeira semana, para que nada bloqueie o arranque da implementação.</w:t>
+        <w:br/>
       </w:r>
-    </w:p>
-    <w:p>
       <w:r>
-        <w:t>Qualquer dúvida sobre o plano, estamos inteiramente disponíveis para falar antes do kickoff.</w:t>
-      </w:r>
-    </w:p>
-    <w:p>
-      <w:r>
-        <w:t>Um abraço,</w:t>
-      </w:r>
-    </w:p>
-    <w:p>
-      <w:r>
-        <w:t>[Nome]</w:t>
-        <w:br/>
+        <w:rPr>
+          <w:noProof w:val="0"/>
+          <w:lang w:val="pt-PT"/>
+        </w:rPr>
         <w:t>synvert xgeeks</w:t>
       </w:r>
     </w:p>
     <w:sectPr>
-      <w:pgSz w:w="12240" w:h="15840"/>
+      <w:pgSz w:w="12240" w:h="15840" w:orient="portrait"/>
       <w:pgMar w:top="1134" w:right="1247" w:bottom="1134" w:left="1247" w:header="720" w:footer="720" w:gutter="0"/>
       <w:cols w:space="720"/>
       <w:docGrid w:linePitch="360"/>
@@ -156,8 +1331,421 @@
 </w:document>
 </file>
 
+<file path=word/comments.xml><?xml version="1.0" encoding="utf-8"?>
+<w:comments xmlns:w14="http://schemas.microsoft.com/office/word/2010/wordml" xmlns:w="http://schemas.openxmlformats.org/wordprocessingml/2006/main">
+  <w:comment xmlns:w="http://schemas.openxmlformats.org/wordprocessingml/2006/main" w:initials="AG" w:author="André Gonçalves" w:date="2026-08-19T14:36:34" w:id="901086748">
+    <w:p xmlns:w14="http://schemas.microsoft.com/office/word/2010/wordml" xmlns:w="http://schemas.openxmlformats.org/wordprocessingml/2006/main">
+      <w:pPr>
+        <w:pStyle w:val="CommentText"/>
+      </w:pPr>
+      <w:r>
+        <w:rPr>
+          <w:rStyle w:val="CommentReference"/>
+        </w:rPr>
+        <w:annotationRef/>
+      </w:r>
+      <w:r>
+        <w:t xml:space="preserve">não vamos assumir que é a realizar de 14-18 setembro, vamos dizer que as datas que proposmosp ara começar para dar tempo a ambos de reunir e organizar o tempo dos stakeholders é 14-18 de setembro. </w:t>
+      </w:r>
+    </w:p>
+    <w:p xmlns:w14="http://schemas.microsoft.com/office/word/2010/wordml" xmlns:w="http://schemas.openxmlformats.org/wordprocessingml/2006/main">
+      <w:pPr>
+        <w:pStyle w:val="CommentText"/>
+      </w:pPr>
+    </w:p>
+    <w:p xmlns:w14="http://schemas.microsoft.com/office/word/2010/wordml" xmlns:w="http://schemas.openxmlformats.org/wordprocessingml/2006/main">
+      <w:pPr>
+        <w:pStyle w:val="CommentText"/>
+      </w:pPr>
+      <w:r>
+        <w:t>contexto: nós concordamos com eles começar na primeira semana de setembro, mas nao ha problema de propormos outra data se usarmos este argumento</w:t>
+      </w:r>
+    </w:p>
+  </w:comment>
+  <w:comment xmlns:w="http://schemas.openxmlformats.org/wordprocessingml/2006/main" w:initials="GD" w:author="Gonçalo Dias" w:date="2026-08-19T15:00:32" w:id="657502438">
+    <w:p xmlns:w14="http://schemas.microsoft.com/office/word/2010/wordml" xmlns:w="http://schemas.openxmlformats.org/wordprocessingml/2006/main">
+      <w:pPr>
+        <w:pStyle w:val="CommentText"/>
+      </w:pPr>
+      <w:r>
+        <w:rPr>
+          <w:rStyle w:val="CommentReference"/>
+        </w:rPr>
+        <w:annotationRef/>
+      </w:r>
+      <w:r>
+        <w:t>check</w:t>
+      </w:r>
+    </w:p>
+  </w:comment>
+  <w:comment xmlns:w="http://schemas.openxmlformats.org/wordprocessingml/2006/main" w:initials="AG" w:author="André Gonçalves" w:date="2026-08-19T14:38:05" w:id="577665834">
+    <w:p xmlns:w14="http://schemas.microsoft.com/office/word/2010/wordml" xmlns:w="http://schemas.openxmlformats.org/wordprocessingml/2006/main">
+      <w:pPr>
+        <w:pStyle w:val="CommentText"/>
+      </w:pPr>
+      <w:r>
+        <w:rPr>
+          <w:rStyle w:val="CommentReference"/>
+        </w:rPr>
+        <w:annotationRef/>
+      </w:r>
+      <w:r>
+        <w:t xml:space="preserve">workflows the automacao? o trabalho todo é sobre ai-enablement, ai-native enablement. temos de identificar onde é que ai pode dar enable nos workflows deles, e como estruturar a basis para fazer isso tendo em conta que começamos pelos processos de procurement. </w:t>
+      </w:r>
+    </w:p>
+  </w:comment>
+  <w:comment xmlns:w="http://schemas.openxmlformats.org/wordprocessingml/2006/main" w:initials="GD" w:author="Gonçalo Dias" w:date="2026-08-19T15:03:37" w:id="516790725">
+    <w:p xmlns:w14="http://schemas.microsoft.com/office/word/2010/wordml" xmlns:w="http://schemas.openxmlformats.org/wordprocessingml/2006/main">
+      <w:pPr>
+        <w:pStyle w:val="CommentText"/>
+      </w:pPr>
+      <w:r>
+        <w:rPr>
+          <w:rStyle w:val="CommentReference"/>
+        </w:rPr>
+        <w:annotationRef/>
+      </w:r>
+      <w:r>
+        <w:t>check</w:t>
+      </w:r>
+    </w:p>
+  </w:comment>
+  <w:comment xmlns:w="http://schemas.openxmlformats.org/wordprocessingml/2006/main" w:initials="AG" w:author="André Gonçalves" w:date="2026-08-19T14:38:37" w:id="261106470">
+    <w:p xmlns:w14="http://schemas.microsoft.com/office/word/2010/wordml" xmlns:w="http://schemas.openxmlformats.org/wordprocessingml/2006/main">
+      <w:pPr>
+        <w:pStyle w:val="CommentText"/>
+      </w:pPr>
+      <w:r>
+        <w:rPr>
+          <w:rStyle w:val="CommentReference"/>
+        </w:rPr>
+        <w:annotationRef/>
+      </w:r>
+      <w:r>
+        <w:t xml:space="preserve">ainda inclui? </w:t>
+      </w:r>
+    </w:p>
+  </w:comment>
+  <w:comment xmlns:w="http://schemas.openxmlformats.org/wordprocessingml/2006/main" w:initials="GD" w:author="Gonçalo Dias" w:date="2026-08-19T15:05:21" w:id="1267231977">
+    <w:p xmlns:w14="http://schemas.microsoft.com/office/word/2010/wordml" xmlns:w="http://schemas.openxmlformats.org/wordprocessingml/2006/main">
+      <w:pPr>
+        <w:pStyle w:val="CommentText"/>
+      </w:pPr>
+      <w:r>
+        <w:rPr>
+          <w:rStyle w:val="CommentReference"/>
+        </w:rPr>
+        <w:annotationRef/>
+      </w:r>
+      <w:r>
+        <w:t>inclui o role, não tem nomes</w:t>
+      </w:r>
+    </w:p>
+  </w:comment>
+  <w:comment xmlns:w="http://schemas.openxmlformats.org/wordprocessingml/2006/main" w:initials="AG" w:author="André Gonçalves" w:date="2026-08-19T14:39:45" w:id="56316265">
+    <w:p xmlns:w14="http://schemas.microsoft.com/office/word/2010/wordml" xmlns:w="http://schemas.openxmlformats.org/wordprocessingml/2006/main">
+      <w:pPr>
+        <w:pStyle w:val="CommentText"/>
+      </w:pPr>
+      <w:r>
+        <w:rPr>
+          <w:rStyle w:val="CommentReference"/>
+        </w:rPr>
+        <w:annotationRef/>
+      </w:r>
+      <w:r>
+        <w:t xml:space="preserve">temos de pedir para responderem a isto pelo menos uma semana antes do inicio das semanas de discovery. tudo que seja todos imediatos para o cliente deviam ser uma section no fim do email. </w:t>
+      </w:r>
+    </w:p>
+  </w:comment>
+  <w:comment xmlns:w="http://schemas.openxmlformats.org/wordprocessingml/2006/main" w:initials="AG" w:author="André Gonçalves" w:date="2026-08-19T14:40:02" w:id="312102949">
+    <w:p xmlns:w14="http://schemas.microsoft.com/office/word/2010/wordml" xmlns:w="http://schemas.openxmlformats.org/wordprocessingml/2006/main">
+      <w:pPr>
+        <w:pStyle w:val="CommentText"/>
+      </w:pPr>
+      <w:r>
+        <w:rPr>
+          <w:rStyle w:val="CommentReference"/>
+        </w:rPr>
+        <w:annotationRef/>
+      </w:r>
+      <w:r>
+        <w:t>procurement é todo um departamento. não um workflow</w:t>
+      </w:r>
+    </w:p>
+  </w:comment>
+  <w:comment xmlns:w="http://schemas.openxmlformats.org/wordprocessingml/2006/main" w:initials="AG" w:author="André Gonçalves" w:date="2026-08-19T14:42:49" w:id="1148164570">
+    <w:p xmlns:w14="http://schemas.microsoft.com/office/word/2010/wordml" xmlns:w="http://schemas.openxmlformats.org/wordprocessingml/2006/main">
+      <w:pPr>
+        <w:pStyle w:val="CommentText"/>
+      </w:pPr>
+      <w:r>
+        <w:rPr>
+          <w:rStyle w:val="CommentReference"/>
+        </w:rPr>
+        <w:annotationRef/>
+      </w:r>
+      <w:r>
+        <w:t>na realidade deviamos propor duas datas para falarmos mesmo antes do kickoff. para alinhar todos estes detalhes</w:t>
+      </w:r>
+    </w:p>
+  </w:comment>
+</w:comments>
+</file>
+
+<file path=word/commentsExtended.xml><?xml version="1.0" encoding="utf-8"?>
+<w15:commentsEx xmlns:mc="http://schemas.openxmlformats.org/markup-compatibility/2006" xmlns:w15="http://schemas.microsoft.com/office/word/2012/wordml" mc:Ignorable="w15">
+  <w15:commentEx w15:done="0" w15:paraId="40C8DF2D"/>
+  <w15:commentEx w15:done="0" w15:paraId="1DD63C7D" w15:paraIdParent="40C8DF2D"/>
+  <w15:commentEx w15:done="0" w15:paraId="273BA005"/>
+  <w15:commentEx w15:done="0" w15:paraId="67E5481F" w15:paraIdParent="273BA005"/>
+  <w15:commentEx w15:done="0" w15:paraId="1E1B8CF3"/>
+  <w15:commentEx w15:done="0" w15:paraId="78804ADB" w15:paraIdParent="1E1B8CF3"/>
+  <w15:commentEx w15:done="0" w15:paraId="04782E31"/>
+  <w15:commentEx w15:done="0" w15:paraId="588B7A99"/>
+  <w15:commentEx w15:done="0" w15:paraId="7E133164"/>
+</w15:commentsEx>
+</file>
+
+<file path=word/commentsExtensible.xml><?xml version="1.0" encoding="utf-8"?>
+<w16cex:commentsExtensible xmlns:w16="http://schemas.microsoft.com/office/word/2018/wordml" xmlns:w16cex="http://schemas.microsoft.com/office/word/2018/wordml/cex" xmlns:mc="http://schemas.openxmlformats.org/markup-compatibility/2006" mc:Ignorable="w16 w16cex">
+  <w16cex:commentExtensible w16cex:durableId="49D1335B" w16cex:dateUtc="2026-08-19T13:36:34.923Z"/>
+  <w16cex:commentExtensible w16cex:durableId="1498E46B" w16cex:dateUtc="2026-08-19T14:00:32.462Z"/>
+  <w16cex:commentExtensible w16cex:durableId="2E0C9CA2" w16cex:dateUtc="2026-08-19T13:38:05.881Z"/>
+  <w16cex:commentExtensible w16cex:durableId="04C305EC" w16cex:dateUtc="2026-08-19T14:03:37.417Z"/>
+  <w16cex:commentExtensible w16cex:durableId="572A1C47" w16cex:dateUtc="2026-08-19T13:38:37.109Z"/>
+  <w16cex:commentExtensible w16cex:durableId="77FA4947" w16cex:dateUtc="2026-08-19T14:05:21.394Z"/>
+  <w16cex:commentExtensible w16cex:durableId="76D31C71" w16cex:dateUtc="2026-08-19T13:39:45.018Z"/>
+  <w16cex:commentExtensible w16cex:durableId="069D731D" w16cex:dateUtc="2026-08-19T13:40:02.892Z"/>
+  <w16cex:commentExtensible w16cex:durableId="7B97EA67" w16cex:dateUtc="2026-08-19T13:42:49.476Z">
+    <w16cex:extLst>
+      <w16:ext w16:uri="{CE6994B0-6A32-4C9F-8C6B-6E91EDA988CE}">
+        <cr:reactions xmlns:cr="http://schemas.microsoft.com/office/comments/2020/reactions">
+          <cr:reaction reactionType="1">
+            <cr:reactionInfo dateUtc="2026-08-19T14:30:19.082Z">
+              <cr:user userId="S::g.dias@xgeeks.com::a7ead17a-3aa2-4e5d-99bd-46ef1039e725" userProvider="AD" userName="Gonçalo Dias"/>
+            </cr:reactionInfo>
+          </cr:reaction>
+        </cr:reactions>
+      </w16:ext>
+    </w16cex:extLst>
+  </w16cex:commentExtensible>
+</w16cex:commentsExtensible>
+</file>
+
+<file path=word/commentsIds.xml><?xml version="1.0" encoding="utf-8"?>
+<w16cid:commentsIds xmlns:mc="http://schemas.openxmlformats.org/markup-compatibility/2006" xmlns:w16cid="http://schemas.microsoft.com/office/word/2016/wordml/cid" mc:Ignorable="w16cid">
+  <w16cid:commentId w16cid:paraId="40C8DF2D" w16cid:durableId="49D1335B"/>
+  <w16cid:commentId w16cid:paraId="1DD63C7D" w16cid:durableId="1498E46B"/>
+  <w16cid:commentId w16cid:paraId="273BA005" w16cid:durableId="2E0C9CA2"/>
+  <w16cid:commentId w16cid:paraId="67E5481F" w16cid:durableId="04C305EC"/>
+  <w16cid:commentId w16cid:paraId="1E1B8CF3" w16cid:durableId="572A1C47"/>
+  <w16cid:commentId w16cid:paraId="78804ADB" w16cid:durableId="77FA4947"/>
+  <w16cid:commentId w16cid:paraId="04782E31" w16cid:durableId="76D31C71"/>
+  <w16cid:commentId w16cid:paraId="588B7A99" w16cid:durableId="069D731D"/>
+  <w16cid:commentId w16cid:paraId="7E133164" w16cid:durableId="7B97EA67"/>
+</w16cid:commentsIds>
+</file>
+
 <file path=word/numbering.xml><?xml version="1.0" encoding="utf-8"?>
 <w:numbering xmlns:wpc="http://schemas.microsoft.com/office/word/2010/wordprocessingCanvas" xmlns:mo="http://schemas.microsoft.com/office/mac/office/2008/main" xmlns:mc="http://schemas.openxmlformats.org/markup-compatibility/2006" xmlns:mv="urn:schemas-microsoft-com:mac:vml" xmlns:o="urn:schemas-microsoft-com:office:office" xmlns:r="http://schemas.openxmlformats.org/officeDocument/2006/relationships" xmlns:m="http://schemas.openxmlformats.org/officeDocument/2006/math" xmlns:v="urn:schemas-microsoft-com:vml" xmlns:wp14="http://schemas.microsoft.com/office/word/2010/wordprocessingDrawing" xmlns:wp="http://schemas.openxmlformats.org/drawingml/2006/wordprocessingDrawing" xmlns:w10="urn:schemas-microsoft-com:office:word" xmlns:w="http://schemas.openxmlformats.org/wordprocessingml/2006/main" xmlns:w14="http://schemas.microsoft.com/office/word/2010/wordml" xmlns:wpg="http://schemas.microsoft.com/office/word/2010/wordprocessingGroup" xmlns:wpi="http://schemas.microsoft.com/office/word/2010/wordprocessingInk" xmlns:wne="http://schemas.microsoft.com/office/word/2006/wordml" xmlns:wps="http://schemas.microsoft.com/office/word/2010/wordprocessingShape" mc:Ignorable="w14 wp14">
+  <w:abstractNum xmlns:w="http://schemas.openxmlformats.org/wordprocessingml/2006/main" w:abstractNumId="10">
+    <w:nsid w:val="30c8c14f"/>
+    <w:multiLevelType xmlns:w="http://schemas.openxmlformats.org/wordprocessingml/2006/main" w:val="hybridMultilevel"/>
+    <w:lvl xmlns:w="http://schemas.openxmlformats.org/wordprocessingml/2006/main" w:ilvl="0">
+      <w:start w:val="1"/>
+      <w:numFmt w:val="bullet"/>
+      <w:lvlText w:val=""/>
+      <w:lvlJc w:val="left"/>
+      <w:pPr>
+        <w:ind w:left="720" w:hanging="360"/>
+      </w:pPr>
+      <w:rPr>
+        <w:rFonts w:hint="default" w:ascii="Symbol" w:hAnsi="Symbol"/>
+      </w:rPr>
+    </w:lvl>
+    <w:lvl xmlns:w="http://schemas.openxmlformats.org/wordprocessingml/2006/main" w:ilvl="1">
+      <w:start w:val="1"/>
+      <w:numFmt w:val="bullet"/>
+      <w:lvlText w:val="o"/>
+      <w:lvlJc w:val="left"/>
+      <w:pPr>
+        <w:ind w:left="1440" w:hanging="360"/>
+      </w:pPr>
+      <w:rPr>
+        <w:rFonts w:hint="default" w:ascii="Courier New" w:hAnsi="Courier New"/>
+      </w:rPr>
+    </w:lvl>
+    <w:lvl xmlns:w="http://schemas.openxmlformats.org/wordprocessingml/2006/main" w:ilvl="2">
+      <w:start w:val="1"/>
+      <w:numFmt w:val="bullet"/>
+      <w:lvlText w:val=""/>
+      <w:lvlJc w:val="left"/>
+      <w:pPr>
+        <w:ind w:left="2160" w:hanging="360"/>
+      </w:pPr>
+      <w:rPr>
+        <w:rFonts w:hint="default" w:ascii="Wingdings" w:hAnsi="Wingdings"/>
+      </w:rPr>
+    </w:lvl>
+    <w:lvl xmlns:w="http://schemas.openxmlformats.org/wordprocessingml/2006/main" w:ilvl="3">
+      <w:start w:val="1"/>
+      <w:numFmt w:val="bullet"/>
+      <w:lvlText w:val=""/>
+      <w:lvlJc w:val="left"/>
+      <w:pPr>
+        <w:ind w:left="2880" w:hanging="360"/>
+      </w:pPr>
+      <w:rPr>
+        <w:rFonts w:hint="default" w:ascii="Symbol" w:hAnsi="Symbol"/>
+      </w:rPr>
+    </w:lvl>
+    <w:lvl xmlns:w="http://schemas.openxmlformats.org/wordprocessingml/2006/main" w:ilvl="4">
+      <w:start w:val="1"/>
+      <w:numFmt w:val="bullet"/>
+      <w:lvlText w:val="o"/>
+      <w:lvlJc w:val="left"/>
+      <w:pPr>
+        <w:ind w:left="3600" w:hanging="360"/>
+      </w:pPr>
+      <w:rPr>
+        <w:rFonts w:hint="default" w:ascii="Courier New" w:hAnsi="Courier New"/>
+      </w:rPr>
+    </w:lvl>
+    <w:lvl xmlns:w="http://schemas.openxmlformats.org/wordprocessingml/2006/main" w:ilvl="5">
+      <w:start w:val="1"/>
+      <w:numFmt w:val="bullet"/>
+      <w:lvlText w:val=""/>
+      <w:lvlJc w:val="left"/>
+      <w:pPr>
+        <w:ind w:left="4320" w:hanging="360"/>
+      </w:pPr>
+      <w:rPr>
+        <w:rFonts w:hint="default" w:ascii="Wingdings" w:hAnsi="Wingdings"/>
+      </w:rPr>
+    </w:lvl>
+    <w:lvl xmlns:w="http://schemas.openxmlformats.org/wordprocessingml/2006/main" w:ilvl="6">
+      <w:start w:val="1"/>
+      <w:numFmt w:val="bullet"/>
+      <w:lvlText w:val=""/>
+      <w:lvlJc w:val="left"/>
+      <w:pPr>
+        <w:ind w:left="5040" w:hanging="360"/>
+      </w:pPr>
+      <w:rPr>
+        <w:rFonts w:hint="default" w:ascii="Symbol" w:hAnsi="Symbol"/>
+      </w:rPr>
+    </w:lvl>
+    <w:lvl xmlns:w="http://schemas.openxmlformats.org/wordprocessingml/2006/main" w:ilvl="7">
+      <w:start w:val="1"/>
+      <w:numFmt w:val="bullet"/>
+      <w:lvlText w:val="o"/>
+      <w:lvlJc w:val="left"/>
+      <w:pPr>
+        <w:ind w:left="5760" w:hanging="360"/>
+      </w:pPr>
+      <w:rPr>
+        <w:rFonts w:hint="default" w:ascii="Courier New" w:hAnsi="Courier New"/>
+      </w:rPr>
+    </w:lvl>
+    <w:lvl xmlns:w="http://schemas.openxmlformats.org/wordprocessingml/2006/main" w:ilvl="8">
+      <w:start w:val="1"/>
+      <w:numFmt w:val="bullet"/>
+      <w:lvlText w:val=""/>
+      <w:lvlJc w:val="left"/>
+      <w:pPr>
+        <w:ind w:left="6480" w:hanging="360"/>
+      </w:pPr>
+      <w:rPr>
+        <w:rFonts w:hint="default" w:ascii="Wingdings" w:hAnsi="Wingdings"/>
+      </w:rPr>
+    </w:lvl>
+  </w:abstractNum>
+  <w:abstractNum xmlns:w="http://schemas.openxmlformats.org/wordprocessingml/2006/main" w:abstractNumId="9">
+    <w:nsid w:val="e2af58b"/>
+    <w:multiLevelType xmlns:w="http://schemas.openxmlformats.org/wordprocessingml/2006/main" w:val="hybridMultilevel"/>
+    <w:lvl xmlns:w="http://schemas.openxmlformats.org/wordprocessingml/2006/main" w:ilvl="0">
+      <w:start w:val="1"/>
+      <w:numFmt w:val="decimal"/>
+      <w:lvlText w:val="%1."/>
+      <w:lvlJc w:val="left"/>
+      <w:pPr>
+        <w:ind w:left="720" w:hanging="360"/>
+      </w:pPr>
+    </w:lvl>
+    <w:lvl xmlns:w="http://schemas.openxmlformats.org/wordprocessingml/2006/main" w:ilvl="1">
+      <w:start w:val="1"/>
+      <w:numFmt w:val="lowerLetter"/>
+      <w:lvlText w:val="%2."/>
+      <w:lvlJc w:val="left"/>
+      <w:pPr>
+        <w:ind w:left="1440" w:hanging="360"/>
+      </w:pPr>
+    </w:lvl>
+    <w:lvl xmlns:w="http://schemas.openxmlformats.org/wordprocessingml/2006/main" w:ilvl="2">
+      <w:start w:val="1"/>
+      <w:numFmt w:val="lowerRoman"/>
+      <w:lvlText w:val="%3."/>
+      <w:lvlJc w:val="right"/>
+      <w:pPr>
+        <w:ind w:left="2160" w:hanging="180"/>
+      </w:pPr>
+    </w:lvl>
+    <w:lvl xmlns:w="http://schemas.openxmlformats.org/wordprocessingml/2006/main" w:ilvl="3">
+      <w:start w:val="1"/>
+      <w:numFmt w:val="decimal"/>
+      <w:lvlText w:val="%4."/>
+      <w:lvlJc w:val="left"/>
+      <w:pPr>
+        <w:ind w:left="2880" w:hanging="360"/>
+      </w:pPr>
+    </w:lvl>
+    <w:lvl xmlns:w="http://schemas.openxmlformats.org/wordprocessingml/2006/main" w:ilvl="4">
+      <w:start w:val="1"/>
+      <w:numFmt w:val="lowerLetter"/>
+      <w:lvlText w:val="%5."/>
+      <w:lvlJc w:val="left"/>
+      <w:pPr>
+        <w:ind w:left="3600" w:hanging="360"/>
+      </w:pPr>
+    </w:lvl>
+    <w:lvl xmlns:w="http://schemas.openxmlformats.org/wordprocessingml/2006/main" w:ilvl="5">
+      <w:start w:val="1"/>
+      <w:numFmt w:val="lowerRoman"/>
+      <w:lvlText w:val="%6."/>
+      <w:lvlJc w:val="right"/>
+      <w:pPr>
+        <w:ind w:left="4320" w:hanging="180"/>
+      </w:pPr>
+    </w:lvl>
+    <w:lvl xmlns:w="http://schemas.openxmlformats.org/wordprocessingml/2006/main" w:ilvl="6">
+      <w:start w:val="1"/>
+      <w:numFmt w:val="decimal"/>
+      <w:lvlText w:val="%7."/>
+      <w:lvlJc w:val="left"/>
+      <w:pPr>
+        <w:ind w:left="5040" w:hanging="360"/>
+      </w:pPr>
+    </w:lvl>
+    <w:lvl xmlns:w="http://schemas.openxmlformats.org/wordprocessingml/2006/main" w:ilvl="7">
+      <w:start w:val="1"/>
+      <w:numFmt w:val="lowerLetter"/>
+      <w:lvlText w:val="%8."/>
+      <w:lvlJc w:val="left"/>
+      <w:pPr>
+        <w:ind w:left="5760" w:hanging="360"/>
+      </w:pPr>
+    </w:lvl>
+    <w:lvl xmlns:w="http://schemas.openxmlformats.org/wordprocessingml/2006/main" w:ilvl="8">
+      <w:start w:val="1"/>
+      <w:numFmt w:val="lowerRoman"/>
+      <w:lvlText w:val="%9."/>
+      <w:lvlJc w:val="right"/>
+      <w:pPr>
+        <w:ind w:left="6480" w:hanging="180"/>
+      </w:pPr>
+    </w:lvl>
+  </w:abstractNum>
   <w:abstractNum w:abstractNumId="0">
     <w:nsid w:val="FFFFFF7C"/>
     <w:multiLevelType w:val="singleLevel"/>
@@ -244,7 +1832,7 @@
         <w:ind w:left="1440" w:hanging="360"/>
       </w:pPr>
       <w:rPr>
-        <w:rFonts w:ascii="Symbol" w:hAnsi="Symbol" w:hint="default"/>
+        <w:rFonts w:hint="default" w:ascii="Symbol" w:hAnsi="Symbol"/>
       </w:rPr>
     </w:lvl>
   </w:abstractNum>
@@ -265,7 +1853,7 @@
         <w:ind w:left="1080" w:hanging="360"/>
       </w:pPr>
       <w:rPr>
-        <w:rFonts w:ascii="Symbol" w:hAnsi="Symbol" w:hint="default"/>
+        <w:rFonts w:hint="default" w:ascii="Symbol" w:hAnsi="Symbol"/>
       </w:rPr>
     </w:lvl>
   </w:abstractNum>
@@ -286,7 +1874,7 @@
         <w:ind w:left="720" w:hanging="360"/>
       </w:pPr>
       <w:rPr>
-        <w:rFonts w:ascii="Symbol" w:hAnsi="Symbol" w:hint="default"/>
+        <w:rFonts w:hint="default" w:ascii="Symbol" w:hAnsi="Symbol"/>
       </w:rPr>
     </w:lvl>
   </w:abstractNum>
@@ -325,10 +1913,16 @@
         <w:ind w:left="360" w:hanging="360"/>
       </w:pPr>
       <w:rPr>
-        <w:rFonts w:ascii="Symbol" w:hAnsi="Symbol" w:hint="default"/>
+        <w:rFonts w:hint="default" w:ascii="Symbol" w:hAnsi="Symbol"/>
       </w:rPr>
     </w:lvl>
   </w:abstractNum>
+  <w:num w:numId="11">
+    <w:abstractNumId w:val="10"/>
+  </w:num>
+  <w:num w:numId="10">
+    <w:abstractNumId w:val="9"/>
+  </w:num>
   <w:num w:numId="1">
     <w:abstractNumId w:val="8"/>
   </w:num>
@@ -359,12 +1953,29 @@
 </w:numbering>
 </file>
 
+<file path=word/people.xml><?xml version="1.0" encoding="utf-8"?>
+<w15:people xmlns:mc="http://schemas.openxmlformats.org/markup-compatibility/2006" xmlns:w15="http://schemas.microsoft.com/office/word/2012/wordml" mc:Ignorable="w15">
+  <w15:person w15:author="André Gonçalves">
+    <w15:presenceInfo w15:providerId="AD" w15:userId="S::a.goncalves@xgeeks.com::127ef4bf-a3ba-47b8-b4b4-3287055a1545"/>
+  </w15:person>
+  <w15:person w15:author="André Gonçalves">
+    <w15:presenceInfo w15:providerId="AD" w15:userId="S::a.goncalves@xgeeks.com::127ef4bf-a3ba-47b8-b4b4-3287055a1545"/>
+  </w15:person>
+  <w15:person w15:author="Gonçalo Dias">
+    <w15:presenceInfo w15:providerId="AD" w15:userId="S::g.dias@xgeeks.com::a7ead17a-3aa2-4e5d-99bd-46ef1039e725"/>
+  </w15:person>
+  <w15:person w15:author="Gonçalo Dias">
+    <w15:presenceInfo w15:providerId="AD" w15:userId="S::g.dias@xgeeks.com::a7ead17a-3aa2-4e5d-99bd-46ef1039e725"/>
+  </w15:person>
+</w15:people>
+</file>
+
 <file path=word/styles.xml><?xml version="1.0" encoding="utf-8"?>
-<w:styles xmlns:mc="http://schemas.openxmlformats.org/markup-compatibility/2006" xmlns:r="http://schemas.openxmlformats.org/officeDocument/2006/relationships" xmlns:w="http://schemas.openxmlformats.org/wordprocessingml/2006/main" xmlns:w14="http://schemas.microsoft.com/office/word/2010/wordml" mc:Ignorable="w14">
+<w:styles xmlns:wp14="http://schemas.microsoft.com/office/word/2010/wordprocessingDrawing" xmlns:mc="http://schemas.openxmlformats.org/markup-compatibility/2006" xmlns:r="http://schemas.openxmlformats.org/officeDocument/2006/relationships" xmlns:w="http://schemas.openxmlformats.org/wordprocessingml/2006/main" xmlns:w14="http://schemas.microsoft.com/office/word/2010/wordml" mc:Ignorable="w14 wp14">
   <w:docDefaults>
     <w:rPrDefault>
       <w:rPr>
-        <w:rFonts w:asciiTheme="minorHAnsi" w:eastAsiaTheme="minorEastAsia" w:hAnsiTheme="minorHAnsi" w:cstheme="minorBidi"/>
+        <w:rFonts w:asciiTheme="minorHAnsi" w:hAnsiTheme="minorHAnsi" w:eastAsiaTheme="minorEastAsia" w:cstheme="minorBidi"/>
         <w:sz w:val="22"/>
         <w:szCs w:val="22"/>
         <w:lang w:val="en-US" w:eastAsia="en-US" w:bidi="ar-SA"/>
@@ -377,8 +1988,8 @@
     </w:pPrDefault>
   </w:docDefaults>
   <w:latentStyles w:defLockedState="0" w:defUIPriority="99" w:defSemiHidden="1" w:defUnhideWhenUsed="1" w:defQFormat="0" w:count="276">
-    <w:lsdException w:name="Normal" w:semiHidden="0" w:uiPriority="0" w:unhideWhenUsed="0" w:qFormat="1"/>
-    <w:lsdException w:name="heading 1" w:semiHidden="0" w:uiPriority="9" w:unhideWhenUsed="0" w:qFormat="1"/>
+    <w:lsdException w:name="Normal" w:uiPriority="0" w:semiHidden="0" w:unhideWhenUsed="0" w:qFormat="1"/>
+    <w:lsdException w:name="heading 1" w:uiPriority="9" w:semiHidden="0" w:unhideWhenUsed="0" w:qFormat="1"/>
     <w:lsdException w:name="heading 2" w:uiPriority="9" w:qFormat="1"/>
     <w:lsdException w:name="heading 3" w:uiPriority="9" w:qFormat="1"/>
     <w:lsdException w:name="heading 4" w:uiPriority="9" w:qFormat="1"/>
@@ -397,125 +2008,125 @@
     <w:lsdException w:name="toc 8" w:uiPriority="39"/>
     <w:lsdException w:name="toc 9" w:uiPriority="39"/>
     <w:lsdException w:name="caption" w:uiPriority="35" w:qFormat="1"/>
-    <w:lsdException w:name="Title" w:semiHidden="0" w:uiPriority="10" w:unhideWhenUsed="0" w:qFormat="1"/>
+    <w:lsdException w:name="Title" w:uiPriority="10" w:semiHidden="0" w:unhideWhenUsed="0" w:qFormat="1"/>
     <w:lsdException w:name="Default Paragraph Font" w:uiPriority="1"/>
-    <w:lsdException w:name="Subtitle" w:semiHidden="0" w:uiPriority="11" w:unhideWhenUsed="0" w:qFormat="1"/>
-    <w:lsdException w:name="Strong" w:semiHidden="0" w:uiPriority="22" w:unhideWhenUsed="0" w:qFormat="1"/>
-    <w:lsdException w:name="Emphasis" w:semiHidden="0" w:uiPriority="20" w:unhideWhenUsed="0" w:qFormat="1"/>
-    <w:lsdException w:name="Table Grid" w:semiHidden="0" w:uiPriority="59" w:unhideWhenUsed="0"/>
+    <w:lsdException w:name="Subtitle" w:uiPriority="11" w:semiHidden="0" w:unhideWhenUsed="0" w:qFormat="1"/>
+    <w:lsdException w:name="Strong" w:uiPriority="22" w:semiHidden="0" w:unhideWhenUsed="0" w:qFormat="1"/>
+    <w:lsdException w:name="Emphasis" w:uiPriority="20" w:semiHidden="0" w:unhideWhenUsed="0" w:qFormat="1"/>
+    <w:lsdException w:name="Table Grid" w:uiPriority="59" w:semiHidden="0" w:unhideWhenUsed="0"/>
     <w:lsdException w:name="Placeholder Text" w:unhideWhenUsed="0"/>
-    <w:lsdException w:name="No Spacing" w:semiHidden="0" w:uiPriority="1" w:unhideWhenUsed="0" w:qFormat="1"/>
-    <w:lsdException w:name="Light Shading" w:semiHidden="0" w:uiPriority="60" w:unhideWhenUsed="0"/>
-    <w:lsdException w:name="Light List" w:semiHidden="0" w:uiPriority="61" w:unhideWhenUsed="0"/>
-    <w:lsdException w:name="Light Grid" w:semiHidden="0" w:uiPriority="62" w:unhideWhenUsed="0"/>
-    <w:lsdException w:name="Medium Shading 1" w:semiHidden="0" w:uiPriority="63" w:unhideWhenUsed="0"/>
-    <w:lsdException w:name="Medium Shading 2" w:semiHidden="0" w:uiPriority="64" w:unhideWhenUsed="0"/>
-    <w:lsdException w:name="Medium List 1" w:semiHidden="0" w:uiPriority="65" w:unhideWhenUsed="0"/>
-    <w:lsdException w:name="Medium List 2" w:semiHidden="0" w:uiPriority="66" w:unhideWhenUsed="0"/>
-    <w:lsdException w:name="Medium Grid 1" w:semiHidden="0" w:uiPriority="67" w:unhideWhenUsed="0"/>
-    <w:lsdException w:name="Medium Grid 2" w:semiHidden="0" w:uiPriority="68" w:unhideWhenUsed="0"/>
-    <w:lsdException w:name="Medium Grid 3" w:semiHidden="0" w:uiPriority="69" w:unhideWhenUsed="0"/>
-    <w:lsdException w:name="Dark List" w:semiHidden="0" w:uiPriority="70" w:unhideWhenUsed="0"/>
-    <w:lsdException w:name="Colorful Shading" w:semiHidden="0" w:uiPriority="71" w:unhideWhenUsed="0"/>
-    <w:lsdException w:name="Colorful List" w:semiHidden="0" w:uiPriority="72" w:unhideWhenUsed="0"/>
-    <w:lsdException w:name="Colorful Grid" w:semiHidden="0" w:uiPriority="73" w:unhideWhenUsed="0"/>
-    <w:lsdException w:name="Light Shading Accent 1" w:semiHidden="0" w:uiPriority="60" w:unhideWhenUsed="0"/>
-    <w:lsdException w:name="Light List Accent 1" w:semiHidden="0" w:uiPriority="61" w:unhideWhenUsed="0"/>
-    <w:lsdException w:name="Light Grid Accent 1" w:semiHidden="0" w:uiPriority="62" w:unhideWhenUsed="0"/>
-    <w:lsdException w:name="Medium Shading 1 Accent 1" w:semiHidden="0" w:uiPriority="63" w:unhideWhenUsed="0"/>
-    <w:lsdException w:name="Medium Shading 2 Accent 1" w:semiHidden="0" w:uiPriority="64" w:unhideWhenUsed="0"/>
-    <w:lsdException w:name="Medium List 1 Accent 1" w:semiHidden="0" w:uiPriority="65" w:unhideWhenUsed="0"/>
+    <w:lsdException w:name="No Spacing" w:uiPriority="1" w:semiHidden="0" w:unhideWhenUsed="0" w:qFormat="1"/>
+    <w:lsdException w:name="Light Shading" w:uiPriority="60" w:semiHidden="0" w:unhideWhenUsed="0"/>
+    <w:lsdException w:name="Light List" w:uiPriority="61" w:semiHidden="0" w:unhideWhenUsed="0"/>
+    <w:lsdException w:name="Light Grid" w:uiPriority="62" w:semiHidden="0" w:unhideWhenUsed="0"/>
+    <w:lsdException w:name="Medium Shading 1" w:uiPriority="63" w:semiHidden="0" w:unhideWhenUsed="0"/>
+    <w:lsdException w:name="Medium Shading 2" w:uiPriority="64" w:semiHidden="0" w:unhideWhenUsed="0"/>
+    <w:lsdException w:name="Medium List 1" w:uiPriority="65" w:semiHidden="0" w:unhideWhenUsed="0"/>
+    <w:lsdException w:name="Medium List 2" w:uiPriority="66" w:semiHidden="0" w:unhideWhenUsed="0"/>
+    <w:lsdException w:name="Medium Grid 1" w:uiPriority="67" w:semiHidden="0" w:unhideWhenUsed="0"/>
+    <w:lsdException w:name="Medium Grid 2" w:uiPriority="68" w:semiHidden="0" w:unhideWhenUsed="0"/>
+    <w:lsdException w:name="Medium Grid 3" w:uiPriority="69" w:semiHidden="0" w:unhideWhenUsed="0"/>
+    <w:lsdException w:name="Dark List" w:uiPriority="70" w:semiHidden="0" w:unhideWhenUsed="0"/>
+    <w:lsdException w:name="Colorful Shading" w:uiPriority="71" w:semiHidden="0" w:unhideWhenUsed="0"/>
+    <w:lsdException w:name="Colorful List" w:uiPriority="72" w:semiHidden="0" w:unhideWhenUsed="0"/>
+    <w:lsdException w:name="Colorful Grid" w:uiPriority="73" w:semiHidden="0" w:unhideWhenUsed="0"/>
+    <w:lsdException w:name="Light Shading Accent 1" w:uiPriority="60" w:semiHidden="0" w:unhideWhenUsed="0"/>
+    <w:lsdException w:name="Light List Accent 1" w:uiPriority="61" w:semiHidden="0" w:unhideWhenUsed="0"/>
+    <w:lsdException w:name="Light Grid Accent 1" w:uiPriority="62" w:semiHidden="0" w:unhideWhenUsed="0"/>
+    <w:lsdException w:name="Medium Shading 1 Accent 1" w:uiPriority="63" w:semiHidden="0" w:unhideWhenUsed="0"/>
+    <w:lsdException w:name="Medium Shading 2 Accent 1" w:uiPriority="64" w:semiHidden="0" w:unhideWhenUsed="0"/>
+    <w:lsdException w:name="Medium List 1 Accent 1" w:uiPriority="65" w:semiHidden="0" w:unhideWhenUsed="0"/>
     <w:lsdException w:name="Revision" w:unhideWhenUsed="0"/>
-    <w:lsdException w:name="List Paragraph" w:semiHidden="0" w:uiPriority="34" w:unhideWhenUsed="0" w:qFormat="1"/>
-    <w:lsdException w:name="Quote" w:semiHidden="0" w:uiPriority="29" w:unhideWhenUsed="0" w:qFormat="1"/>
-    <w:lsdException w:name="Intense Quote" w:semiHidden="0" w:uiPriority="30" w:unhideWhenUsed="0" w:qFormat="1"/>
-    <w:lsdException w:name="Medium List 2 Accent 1" w:semiHidden="0" w:uiPriority="66" w:unhideWhenUsed="0"/>
-    <w:lsdException w:name="Medium Grid 1 Accent 1" w:semiHidden="0" w:uiPriority="67" w:unhideWhenUsed="0"/>
-    <w:lsdException w:name="Medium Grid 2 Accent 1" w:semiHidden="0" w:uiPriority="68" w:unhideWhenUsed="0"/>
-    <w:lsdException w:name="Medium Grid 3 Accent 1" w:semiHidden="0" w:uiPriority="69" w:unhideWhenUsed="0"/>
-    <w:lsdException w:name="Dark List Accent 1" w:semiHidden="0" w:uiPriority="70" w:unhideWhenUsed="0"/>
-    <w:lsdException w:name="Colorful Shading Accent 1" w:semiHidden="0" w:uiPriority="71" w:unhideWhenUsed="0"/>
-    <w:lsdException w:name="Colorful List Accent 1" w:semiHidden="0" w:uiPriority="72" w:unhideWhenUsed="0"/>
-    <w:lsdException w:name="Colorful Grid Accent 1" w:semiHidden="0" w:uiPriority="73" w:unhideWhenUsed="0"/>
-    <w:lsdException w:name="Light Shading Accent 2" w:semiHidden="0" w:uiPriority="60" w:unhideWhenUsed="0"/>
-    <w:lsdException w:name="Light List Accent 2" w:semiHidden="0" w:uiPriority="61" w:unhideWhenUsed="0"/>
-    <w:lsdException w:name="Light Grid Accent 2" w:semiHidden="0" w:uiPriority="62" w:unhideWhenUsed="0"/>
-    <w:lsdException w:name="Medium Shading 1 Accent 2" w:semiHidden="0" w:uiPriority="63" w:unhideWhenUsed="0"/>
-    <w:lsdException w:name="Medium Shading 2 Accent 2" w:semiHidden="0" w:uiPriority="64" w:unhideWhenUsed="0"/>
-    <w:lsdException w:name="Medium List 1 Accent 2" w:semiHidden="0" w:uiPriority="65" w:unhideWhenUsed="0"/>
-    <w:lsdException w:name="Medium List 2 Accent 2" w:semiHidden="0" w:uiPriority="66" w:unhideWhenUsed="0"/>
-    <w:lsdException w:name="Medium Grid 1 Accent 2" w:semiHidden="0" w:uiPriority="67" w:unhideWhenUsed="0"/>
-    <w:lsdException w:name="Medium Grid 2 Accent 2" w:semiHidden="0" w:uiPriority="68" w:unhideWhenUsed="0"/>
-    <w:lsdException w:name="Medium Grid 3 Accent 2" w:semiHidden="0" w:uiPriority="69" w:unhideWhenUsed="0"/>
-    <w:lsdException w:name="Dark List Accent 2" w:semiHidden="0" w:uiPriority="70" w:unhideWhenUsed="0"/>
-    <w:lsdException w:name="Colorful Shading Accent 2" w:semiHidden="0" w:uiPriority="71" w:unhideWhenUsed="0"/>
-    <w:lsdException w:name="Colorful List Accent 2" w:semiHidden="0" w:uiPriority="72" w:unhideWhenUsed="0"/>
-    <w:lsdException w:name="Colorful Grid Accent 2" w:semiHidden="0" w:uiPriority="73" w:unhideWhenUsed="0"/>
-    <w:lsdException w:name="Light Shading Accent 3" w:semiHidden="0" w:uiPriority="60" w:unhideWhenUsed="0"/>
-    <w:lsdException w:name="Light List Accent 3" w:semiHidden="0" w:uiPriority="61" w:unhideWhenUsed="0"/>
-    <w:lsdException w:name="Light Grid Accent 3" w:semiHidden="0" w:uiPriority="62" w:unhideWhenUsed="0"/>
-    <w:lsdException w:name="Medium Shading 1 Accent 3" w:semiHidden="0" w:uiPriority="63" w:unhideWhenUsed="0"/>
-    <w:lsdException w:name="Medium Shading 2 Accent 3" w:semiHidden="0" w:uiPriority="64" w:unhideWhenUsed="0"/>
-    <w:lsdException w:name="Medium List 1 Accent 3" w:semiHidden="0" w:uiPriority="65" w:unhideWhenUsed="0"/>
-    <w:lsdException w:name="Medium List 2 Accent 3" w:semiHidden="0" w:uiPriority="66" w:unhideWhenUsed="0"/>
-    <w:lsdException w:name="Medium Grid 1 Accent 3" w:semiHidden="0" w:uiPriority="67" w:unhideWhenUsed="0"/>
-    <w:lsdException w:name="Medium Grid 2 Accent 3" w:semiHidden="0" w:uiPriority="68" w:unhideWhenUsed="0"/>
-    <w:lsdException w:name="Medium Grid 3 Accent 3" w:semiHidden="0" w:uiPriority="69" w:unhideWhenUsed="0"/>
-    <w:lsdException w:name="Dark List Accent 3" w:semiHidden="0" w:uiPriority="70" w:unhideWhenUsed="0"/>
-    <w:lsdException w:name="Colorful Shading Accent 3" w:semiHidden="0" w:uiPriority="71" w:unhideWhenUsed="0"/>
-    <w:lsdException w:name="Colorful List Accent 3" w:semiHidden="0" w:uiPriority="72" w:unhideWhenUsed="0"/>
-    <w:lsdException w:name="Colorful Grid Accent 3" w:semiHidden="0" w:uiPriority="73" w:unhideWhenUsed="0"/>
-    <w:lsdException w:name="Light Shading Accent 4" w:semiHidden="0" w:uiPriority="60" w:unhideWhenUsed="0"/>
-    <w:lsdException w:name="Light List Accent 4" w:semiHidden="0" w:uiPriority="61" w:unhideWhenUsed="0"/>
-    <w:lsdException w:name="Light Grid Accent 4" w:semiHidden="0" w:uiPriority="62" w:unhideWhenUsed="0"/>
-    <w:lsdException w:name="Medium Shading 1 Accent 4" w:semiHidden="0" w:uiPriority="63" w:unhideWhenUsed="0"/>
-    <w:lsdException w:name="Medium Shading 2 Accent 4" w:semiHidden="0" w:uiPriority="64" w:unhideWhenUsed="0"/>
-    <w:lsdException w:name="Medium List 1 Accent 4" w:semiHidden="0" w:uiPriority="65" w:unhideWhenUsed="0"/>
-    <w:lsdException w:name="Medium List 2 Accent 4" w:semiHidden="0" w:uiPriority="66" w:unhideWhenUsed="0"/>
-    <w:lsdException w:name="Medium Grid 1 Accent 4" w:semiHidden="0" w:uiPriority="67" w:unhideWhenUsed="0"/>
-    <w:lsdException w:name="Medium Grid 2 Accent 4" w:semiHidden="0" w:uiPriority="68" w:unhideWhenUsed="0"/>
-    <w:lsdException w:name="Medium Grid 3 Accent 4" w:semiHidden="0" w:uiPriority="69" w:unhideWhenUsed="0"/>
-    <w:lsdException w:name="Dark List Accent 4" w:semiHidden="0" w:uiPriority="70" w:unhideWhenUsed="0"/>
-    <w:lsdException w:name="Colorful Shading Accent 4" w:semiHidden="0" w:uiPriority="71" w:unhideWhenUsed="0"/>
-    <w:lsdException w:name="Colorful List Accent 4" w:semiHidden="0" w:uiPriority="72" w:unhideWhenUsed="0"/>
-    <w:lsdException w:name="Colorful Grid Accent 4" w:semiHidden="0" w:uiPriority="73" w:unhideWhenUsed="0"/>
-    <w:lsdException w:name="Light Shading Accent 5" w:semiHidden="0" w:uiPriority="60" w:unhideWhenUsed="0"/>
-    <w:lsdException w:name="Light List Accent 5" w:semiHidden="0" w:uiPriority="61" w:unhideWhenUsed="0"/>
-    <w:lsdException w:name="Light Grid Accent 5" w:semiHidden="0" w:uiPriority="62" w:unhideWhenUsed="0"/>
-    <w:lsdException w:name="Medium Shading 1 Accent 5" w:semiHidden="0" w:uiPriority="63" w:unhideWhenUsed="0"/>
-    <w:lsdException w:name="Medium Shading 2 Accent 5" w:semiHidden="0" w:uiPriority="64" w:unhideWhenUsed="0"/>
-    <w:lsdException w:name="Medium List 1 Accent 5" w:semiHidden="0" w:uiPriority="65" w:unhideWhenUsed="0"/>
-    <w:lsdException w:name="Medium List 2 Accent 5" w:semiHidden="0" w:uiPriority="66" w:unhideWhenUsed="0"/>
-    <w:lsdException w:name="Medium Grid 1 Accent 5" w:semiHidden="0" w:uiPriority="67" w:unhideWhenUsed="0"/>
-    <w:lsdException w:name="Medium Grid 2 Accent 5" w:semiHidden="0" w:uiPriority="68" w:unhideWhenUsed="0"/>
-    <w:lsdException w:name="Medium Grid 3 Accent 5" w:semiHidden="0" w:uiPriority="69" w:unhideWhenUsed="0"/>
-    <w:lsdException w:name="Dark List Accent 5" w:semiHidden="0" w:uiPriority="70" w:unhideWhenUsed="0"/>
-    <w:lsdException w:name="Colorful Shading Accent 5" w:semiHidden="0" w:uiPriority="71" w:unhideWhenUsed="0"/>
-    <w:lsdException w:name="Colorful List Accent 5" w:semiHidden="0" w:uiPriority="72" w:unhideWhenUsed="0"/>
-    <w:lsdException w:name="Colorful Grid Accent 5" w:semiHidden="0" w:uiPriority="73" w:unhideWhenUsed="0"/>
-    <w:lsdException w:name="Light Shading Accent 6" w:semiHidden="0" w:uiPriority="60" w:unhideWhenUsed="0"/>
-    <w:lsdException w:name="Light List Accent 6" w:semiHidden="0" w:uiPriority="61" w:unhideWhenUsed="0"/>
-    <w:lsdException w:name="Light Grid Accent 6" w:semiHidden="0" w:uiPriority="62" w:unhideWhenUsed="0"/>
-    <w:lsdException w:name="Medium Shading 1 Accent 6" w:semiHidden="0" w:uiPriority="63" w:unhideWhenUsed="0"/>
-    <w:lsdException w:name="Medium Shading 2 Accent 6" w:semiHidden="0" w:uiPriority="64" w:unhideWhenUsed="0"/>
-    <w:lsdException w:name="Medium List 1 Accent 6" w:semiHidden="0" w:uiPriority="65" w:unhideWhenUsed="0"/>
-    <w:lsdException w:name="Medium List 2 Accent 6" w:semiHidden="0" w:uiPriority="66" w:unhideWhenUsed="0"/>
-    <w:lsdException w:name="Medium Grid 1 Accent 6" w:semiHidden="0" w:uiPriority="67" w:unhideWhenUsed="0"/>
-    <w:lsdException w:name="Medium Grid 2 Accent 6" w:semiHidden="0" w:uiPriority="68" w:unhideWhenUsed="0"/>
-    <w:lsdException w:name="Medium Grid 3 Accent 6" w:semiHidden="0" w:uiPriority="69" w:unhideWhenUsed="0"/>
-    <w:lsdException w:name="Dark List Accent 6" w:semiHidden="0" w:uiPriority="70" w:unhideWhenUsed="0"/>
-    <w:lsdException w:name="Colorful Shading Accent 6" w:semiHidden="0" w:uiPriority="71" w:unhideWhenUsed="0"/>
-    <w:lsdException w:name="Colorful List Accent 6" w:semiHidden="0" w:uiPriority="72" w:unhideWhenUsed="0"/>
-    <w:lsdException w:name="Colorful Grid Accent 6" w:semiHidden="0" w:uiPriority="73" w:unhideWhenUsed="0"/>
-    <w:lsdException w:name="Subtle Emphasis" w:semiHidden="0" w:uiPriority="19" w:unhideWhenUsed="0" w:qFormat="1"/>
-    <w:lsdException w:name="Intense Emphasis" w:semiHidden="0" w:uiPriority="21" w:unhideWhenUsed="0" w:qFormat="1"/>
-    <w:lsdException w:name="Subtle Reference" w:semiHidden="0" w:uiPriority="31" w:unhideWhenUsed="0" w:qFormat="1"/>
-    <w:lsdException w:name="Intense Reference" w:semiHidden="0" w:uiPriority="32" w:unhideWhenUsed="0" w:qFormat="1"/>
-    <w:lsdException w:name="Book Title" w:semiHidden="0" w:uiPriority="33" w:unhideWhenUsed="0" w:qFormat="1"/>
+    <w:lsdException w:name="List Paragraph" w:uiPriority="34" w:semiHidden="0" w:unhideWhenUsed="0" w:qFormat="1"/>
+    <w:lsdException w:name="Quote" w:uiPriority="29" w:semiHidden="0" w:unhideWhenUsed="0" w:qFormat="1"/>
+    <w:lsdException w:name="Intense Quote" w:uiPriority="30" w:semiHidden="0" w:unhideWhenUsed="0" w:qFormat="1"/>
+    <w:lsdException w:name="Medium List 2 Accent 1" w:uiPriority="66" w:semiHidden="0" w:unhideWhenUsed="0"/>
+    <w:lsdException w:name="Medium Grid 1 Accent 1" w:uiPriority="67" w:semiHidden="0" w:unhideWhenUsed="0"/>
+    <w:lsdException w:name="Medium Grid 2 Accent 1" w:uiPriority="68" w:semiHidden="0" w:unhideWhenUsed="0"/>
+    <w:lsdException w:name="Medium Grid 3 Accent 1" w:uiPriority="69" w:semiHidden="0" w:unhideWhenUsed="0"/>
+    <w:lsdException w:name="Dark List Accent 1" w:uiPriority="70" w:semiHidden="0" w:unhideWhenUsed="0"/>
+    <w:lsdException w:name="Colorful Shading Accent 1" w:uiPriority="71" w:semiHidden="0" w:unhideWhenUsed="0"/>
+    <w:lsdException w:name="Colorful List Accent 1" w:uiPriority="72" w:semiHidden="0" w:unhideWhenUsed="0"/>
+    <w:lsdException w:name="Colorful Grid Accent 1" w:uiPriority="73" w:semiHidden="0" w:unhideWhenUsed="0"/>
+    <w:lsdException w:name="Light Shading Accent 2" w:uiPriority="60" w:semiHidden="0" w:unhideWhenUsed="0"/>
+    <w:lsdException w:name="Light List Accent 2" w:uiPriority="61" w:semiHidden="0" w:unhideWhenUsed="0"/>
+    <w:lsdException w:name="Light Grid Accent 2" w:uiPriority="62" w:semiHidden="0" w:unhideWhenUsed="0"/>
+    <w:lsdException w:name="Medium Shading 1 Accent 2" w:uiPriority="63" w:semiHidden="0" w:unhideWhenUsed="0"/>
+    <w:lsdException w:name="Medium Shading 2 Accent 2" w:uiPriority="64" w:semiHidden="0" w:unhideWhenUsed="0"/>
+    <w:lsdException w:name="Medium List 1 Accent 2" w:uiPriority="65" w:semiHidden="0" w:unhideWhenUsed="0"/>
+    <w:lsdException w:name="Medium List 2 Accent 2" w:uiPriority="66" w:semiHidden="0" w:unhideWhenUsed="0"/>
+    <w:lsdException w:name="Medium Grid 1 Accent 2" w:uiPriority="67" w:semiHidden="0" w:unhideWhenUsed="0"/>
+    <w:lsdException w:name="Medium Grid 2 Accent 2" w:uiPriority="68" w:semiHidden="0" w:unhideWhenUsed="0"/>
+    <w:lsdException w:name="Medium Grid 3 Accent 2" w:uiPriority="69" w:semiHidden="0" w:unhideWhenUsed="0"/>
+    <w:lsdException w:name="Dark List Accent 2" w:uiPriority="70" w:semiHidden="0" w:unhideWhenUsed="0"/>
+    <w:lsdException w:name="Colorful Shading Accent 2" w:uiPriority="71" w:semiHidden="0" w:unhideWhenUsed="0"/>
+    <w:lsdException w:name="Colorful List Accent 2" w:uiPriority="72" w:semiHidden="0" w:unhideWhenUsed="0"/>
+    <w:lsdException w:name="Colorful Grid Accent 2" w:uiPriority="73" w:semiHidden="0" w:unhideWhenUsed="0"/>
+    <w:lsdException w:name="Light Shading Accent 3" w:uiPriority="60" w:semiHidden="0" w:unhideWhenUsed="0"/>
+    <w:lsdException w:name="Light List Accent 3" w:uiPriority="61" w:semiHidden="0" w:unhideWhenUsed="0"/>
+    <w:lsdException w:name="Light Grid Accent 3" w:uiPriority="62" w:semiHidden="0" w:unhideWhenUsed="0"/>
+    <w:lsdException w:name="Medium Shading 1 Accent 3" w:uiPriority="63" w:semiHidden="0" w:unhideWhenUsed="0"/>
+    <w:lsdException w:name="Medium Shading 2 Accent 3" w:uiPriority="64" w:semiHidden="0" w:unhideWhenUsed="0"/>
+    <w:lsdException w:name="Medium List 1 Accent 3" w:uiPriority="65" w:semiHidden="0" w:unhideWhenUsed="0"/>
+    <w:lsdException w:name="Medium List 2 Accent 3" w:uiPriority="66" w:semiHidden="0" w:unhideWhenUsed="0"/>
+    <w:lsdException w:name="Medium Grid 1 Accent 3" w:uiPriority="67" w:semiHidden="0" w:unhideWhenUsed="0"/>
+    <w:lsdException w:name="Medium Grid 2 Accent 3" w:uiPriority="68" w:semiHidden="0" w:unhideWhenUsed="0"/>
+    <w:lsdException w:name="Medium Grid 3 Accent 3" w:uiPriority="69" w:semiHidden="0" w:unhideWhenUsed="0"/>
+    <w:lsdException w:name="Dark List Accent 3" w:uiPriority="70" w:semiHidden="0" w:unhideWhenUsed="0"/>
+    <w:lsdException w:name="Colorful Shading Accent 3" w:uiPriority="71" w:semiHidden="0" w:unhideWhenUsed="0"/>
+    <w:lsdException w:name="Colorful List Accent 3" w:uiPriority="72" w:semiHidden="0" w:unhideWhenUsed="0"/>
+    <w:lsdException w:name="Colorful Grid Accent 3" w:uiPriority="73" w:semiHidden="0" w:unhideWhenUsed="0"/>
+    <w:lsdException w:name="Light Shading Accent 4" w:uiPriority="60" w:semiHidden="0" w:unhideWhenUsed="0"/>
+    <w:lsdException w:name="Light List Accent 4" w:uiPriority="61" w:semiHidden="0" w:unhideWhenUsed="0"/>
+    <w:lsdException w:name="Light Grid Accent 4" w:uiPriority="62" w:semiHidden="0" w:unhideWhenUsed="0"/>
+    <w:lsdException w:name="Medium Shading 1 Accent 4" w:uiPriority="63" w:semiHidden="0" w:unhideWhenUsed="0"/>
+    <w:lsdException w:name="Medium Shading 2 Accent 4" w:uiPriority="64" w:semiHidden="0" w:unhideWhenUsed="0"/>
+    <w:lsdException w:name="Medium List 1 Accent 4" w:uiPriority="65" w:semiHidden="0" w:unhideWhenUsed="0"/>
+    <w:lsdException w:name="Medium List 2 Accent 4" w:uiPriority="66" w:semiHidden="0" w:unhideWhenUsed="0"/>
+    <w:lsdException w:name="Medium Grid 1 Accent 4" w:uiPriority="67" w:semiHidden="0" w:unhideWhenUsed="0"/>
+    <w:lsdException w:name="Medium Grid 2 Accent 4" w:uiPriority="68" w:semiHidden="0" w:unhideWhenUsed="0"/>
+    <w:lsdException w:name="Medium Grid 3 Accent 4" w:uiPriority="69" w:semiHidden="0" w:unhideWhenUsed="0"/>
+    <w:lsdException w:name="Dark List Accent 4" w:uiPriority="70" w:semiHidden="0" w:unhideWhenUsed="0"/>
+    <w:lsdException w:name="Colorful Shading Accent 4" w:uiPriority="71" w:semiHidden="0" w:unhideWhenUsed="0"/>
+    <w:lsdException w:name="Colorful List Accent 4" w:uiPriority="72" w:semiHidden="0" w:unhideWhenUsed="0"/>
+    <w:lsdException w:name="Colorful Grid Accent 4" w:uiPriority="73" w:semiHidden="0" w:unhideWhenUsed="0"/>
+    <w:lsdException w:name="Light Shading Accent 5" w:uiPriority="60" w:semiHidden="0" w:unhideWhenUsed="0"/>
+    <w:lsdException w:name="Light List Accent 5" w:uiPriority="61" w:semiHidden="0" w:unhideWhenUsed="0"/>
+    <w:lsdException w:name="Light Grid Accent 5" w:uiPriority="62" w:semiHidden="0" w:unhideWhenUsed="0"/>
+    <w:lsdException w:name="Medium Shading 1 Accent 5" w:uiPriority="63" w:semiHidden="0" w:unhideWhenUsed="0"/>
+    <w:lsdException w:name="Medium Shading 2 Accent 5" w:uiPriority="64" w:semiHidden="0" w:unhideWhenUsed="0"/>
+    <w:lsdException w:name="Medium List 1 Accent 5" w:uiPriority="65" w:semiHidden="0" w:unhideWhenUsed="0"/>
+    <w:lsdException w:name="Medium List 2 Accent 5" w:uiPriority="66" w:semiHidden="0" w:unhideWhenUsed="0"/>
+    <w:lsdException w:name="Medium Grid 1 Accent 5" w:uiPriority="67" w:semiHidden="0" w:unhideWhenUsed="0"/>
+    <w:lsdException w:name="Medium Grid 2 Accent 5" w:uiPriority="68" w:semiHidden="0" w:unhideWhenUsed="0"/>
+    <w:lsdException w:name="Medium Grid 3 Accent 5" w:uiPriority="69" w:semiHidden="0" w:unhideWhenUsed="0"/>
+    <w:lsdException w:name="Dark List Accent 5" w:uiPriority="70" w:semiHidden="0" w:unhideWhenUsed="0"/>
+    <w:lsdException w:name="Colorful Shading Accent 5" w:uiPriority="71" w:semiHidden="0" w:unhideWhenUsed="0"/>
+    <w:lsdException w:name="Colorful List Accent 5" w:uiPriority="72" w:semiHidden="0" w:unhideWhenUsed="0"/>
+    <w:lsdException w:name="Colorful Grid Accent 5" w:uiPriority="73" w:semiHidden="0" w:unhideWhenUsed="0"/>
+    <w:lsdException w:name="Light Shading Accent 6" w:uiPriority="60" w:semiHidden="0" w:unhideWhenUsed="0"/>
+    <w:lsdException w:name="Light List Accent 6" w:uiPriority="61" w:semiHidden="0" w:unhideWhenUsed="0"/>
+    <w:lsdException w:name="Light Grid Accent 6" w:uiPriority="62" w:semiHidden="0" w:unhideWhenUsed="0"/>
+    <w:lsdException w:name="Medium Shading 1 Accent 6" w:uiPriority="63" w:semiHidden="0" w:unhideWhenUsed="0"/>
+    <w:lsdException w:name="Medium Shading 2 Accent 6" w:uiPriority="64" w:semiHidden="0" w:unhideWhenUsed="0"/>
+    <w:lsdException w:name="Medium List 1 Accent 6" w:uiPriority="65" w:semiHidden="0" w:unhideWhenUsed="0"/>
+    <w:lsdException w:name="Medium List 2 Accent 6" w:uiPriority="66" w:semiHidden="0" w:unhideWhenUsed="0"/>
+    <w:lsdException w:name="Medium Grid 1 Accent 6" w:uiPriority="67" w:semiHidden="0" w:unhideWhenUsed="0"/>
+    <w:lsdException w:name="Medium Grid 2 Accent 6" w:uiPriority="68" w:semiHidden="0" w:unhideWhenUsed="0"/>
+    <w:lsdException w:name="Medium Grid 3 Accent 6" w:uiPriority="69" w:semiHidden="0" w:unhideWhenUsed="0"/>
+    <w:lsdException w:name="Dark List Accent 6" w:uiPriority="70" w:semiHidden="0" w:unhideWhenUsed="0"/>
+    <w:lsdException w:name="Colorful Shading Accent 6" w:uiPriority="71" w:semiHidden="0" w:unhideWhenUsed="0"/>
+    <w:lsdException w:name="Colorful List Accent 6" w:uiPriority="72" w:semiHidden="0" w:unhideWhenUsed="0"/>
+    <w:lsdException w:name="Colorful Grid Accent 6" w:uiPriority="73" w:semiHidden="0" w:unhideWhenUsed="0"/>
+    <w:lsdException w:name="Subtle Emphasis" w:uiPriority="19" w:semiHidden="0" w:unhideWhenUsed="0" w:qFormat="1"/>
+    <w:lsdException w:name="Intense Emphasis" w:uiPriority="21" w:semiHidden="0" w:unhideWhenUsed="0" w:qFormat="1"/>
+    <w:lsdException w:name="Subtle Reference" w:uiPriority="31" w:semiHidden="0" w:unhideWhenUsed="0" w:qFormat="1"/>
+    <w:lsdException w:name="Intense Reference" w:uiPriority="32" w:semiHidden="0" w:unhideWhenUsed="0" w:qFormat="1"/>
+    <w:lsdException w:name="Book Title" w:uiPriority="33" w:semiHidden="0" w:unhideWhenUsed="0" w:qFormat="1"/>
     <w:lsdException w:name="Bibliography" w:uiPriority="37"/>
     <w:lsdException w:name="TOC Heading" w:uiPriority="39" w:qFormat="1"/>
   </w:latentStyles>
-  <w:style w:type="paragraph" w:default="1" w:styleId="Normal">
+  <w:style w:type="paragraph" w:styleId="Normal" w:default="1">
     <w:name w:val="Normal"/>
     <w:qFormat/>
     <w:rsid w:val="00FC693F"/>
@@ -543,7 +2154,7 @@
       <w:spacing w:after="0" w:line="240" w:lineRule="auto"/>
     </w:pPr>
   </w:style>
-  <w:style w:type="character" w:customStyle="1" w:styleId="HeaderChar">
+  <w:style w:type="character" w:styleId="HeaderChar" w:customStyle="1">
     <w:name w:val="Header Char"/>
     <w:basedOn w:val="DefaultParagraphFont"/>
     <w:link w:val="Header"/>
@@ -565,7 +2176,7 @@
       <w:spacing w:after="0" w:line="240" w:lineRule="auto"/>
     </w:pPr>
   </w:style>
-  <w:style w:type="character" w:customStyle="1" w:styleId="FooterChar">
+  <w:style w:type="character" w:styleId="FooterChar" w:customStyle="1">
     <w:name w:val="Footer Char"/>
     <w:basedOn w:val="DefaultParagraphFont"/>
     <w:link w:val="Footer"/>
@@ -587,7 +2198,7 @@
       <w:outlineLvl w:val="0"/>
     </w:pPr>
     <w:rPr>
-      <w:rFonts w:asciiTheme="majorHAnsi" w:eastAsiaTheme="majorEastAsia" w:hAnsiTheme="majorHAnsi" w:cstheme="majorBidi"/>
+      <w:rFonts w:asciiTheme="majorHAnsi" w:hAnsiTheme="majorHAnsi" w:eastAsiaTheme="majorEastAsia" w:cstheme="majorBidi"/>
       <w:b/>
       <w:bCs/>
       <w:color w:val="365F91" w:themeColor="accent1" w:themeShade="BF"/>
@@ -611,7 +2222,7 @@
       <w:outlineLvl w:val="1"/>
     </w:pPr>
     <w:rPr>
-      <w:rFonts w:asciiTheme="majorHAnsi" w:eastAsiaTheme="majorEastAsia" w:hAnsiTheme="majorHAnsi" w:cstheme="majorBidi"/>
+      <w:rFonts w:asciiTheme="majorHAnsi" w:hAnsiTheme="majorHAnsi" w:eastAsiaTheme="majorEastAsia" w:cstheme="majorBidi"/>
       <w:b/>
       <w:bCs/>
       <w:color w:val="4F81BD" w:themeColor="accent1"/>
@@ -635,7 +2246,7 @@
       <w:outlineLvl w:val="2"/>
     </w:pPr>
     <w:rPr>
-      <w:rFonts w:asciiTheme="majorHAnsi" w:eastAsiaTheme="majorEastAsia" w:hAnsiTheme="majorHAnsi" w:cstheme="majorBidi"/>
+      <w:rFonts w:asciiTheme="majorHAnsi" w:hAnsiTheme="majorHAnsi" w:eastAsiaTheme="majorEastAsia" w:cstheme="majorBidi"/>
       <w:b/>
       <w:bCs/>
       <w:color w:val="4F81BD" w:themeColor="accent1"/>
@@ -658,7 +2269,7 @@
       <w:outlineLvl w:val="3"/>
     </w:pPr>
     <w:rPr>
-      <w:rFonts w:asciiTheme="majorHAnsi" w:eastAsiaTheme="majorEastAsia" w:hAnsiTheme="majorHAnsi" w:cstheme="majorBidi"/>
+      <w:rFonts w:asciiTheme="majorHAnsi" w:hAnsiTheme="majorHAnsi" w:eastAsiaTheme="majorEastAsia" w:cstheme="majorBidi"/>
       <w:b/>
       <w:bCs/>
       <w:i/>
@@ -683,7 +2294,7 @@
       <w:outlineLvl w:val="4"/>
     </w:pPr>
     <w:rPr>
-      <w:rFonts w:asciiTheme="majorHAnsi" w:eastAsiaTheme="majorEastAsia" w:hAnsiTheme="majorHAnsi" w:cstheme="majorBidi"/>
+      <w:rFonts w:asciiTheme="majorHAnsi" w:hAnsiTheme="majorHAnsi" w:eastAsiaTheme="majorEastAsia" w:cstheme="majorBidi"/>
       <w:color w:val="243F60" w:themeColor="accent1" w:themeShade="7F"/>
     </w:rPr>
   </w:style>
@@ -704,7 +2315,7 @@
       <w:outlineLvl w:val="5"/>
     </w:pPr>
     <w:rPr>
-      <w:rFonts w:asciiTheme="majorHAnsi" w:eastAsiaTheme="majorEastAsia" w:hAnsiTheme="majorHAnsi" w:cstheme="majorBidi"/>
+      <w:rFonts w:asciiTheme="majorHAnsi" w:hAnsiTheme="majorHAnsi" w:eastAsiaTheme="majorEastAsia" w:cstheme="majorBidi"/>
       <w:i/>
       <w:iCs/>
       <w:color w:val="243F60" w:themeColor="accent1" w:themeShade="7F"/>
@@ -727,7 +2338,7 @@
       <w:outlineLvl w:val="6"/>
     </w:pPr>
     <w:rPr>
-      <w:rFonts w:asciiTheme="majorHAnsi" w:eastAsiaTheme="majorEastAsia" w:hAnsiTheme="majorHAnsi" w:cstheme="majorBidi"/>
+      <w:rFonts w:asciiTheme="majorHAnsi" w:hAnsiTheme="majorHAnsi" w:eastAsiaTheme="majorEastAsia" w:cstheme="majorBidi"/>
       <w:i/>
       <w:iCs/>
       <w:color w:val="404040" w:themeColor="text1" w:themeTint="BF"/>
@@ -750,7 +2361,7 @@
       <w:outlineLvl w:val="7"/>
     </w:pPr>
     <w:rPr>
-      <w:rFonts w:asciiTheme="majorHAnsi" w:eastAsiaTheme="majorEastAsia" w:hAnsiTheme="majorHAnsi" w:cstheme="majorBidi"/>
+      <w:rFonts w:asciiTheme="majorHAnsi" w:hAnsiTheme="majorHAnsi" w:eastAsiaTheme="majorEastAsia" w:cstheme="majorBidi"/>
       <w:color w:val="4F81BD" w:themeColor="accent1"/>
       <w:sz w:val="20"/>
       <w:szCs w:val="20"/>
@@ -773,7 +2384,7 @@
       <w:outlineLvl w:val="8"/>
     </w:pPr>
     <w:rPr>
-      <w:rFonts w:asciiTheme="majorHAnsi" w:eastAsiaTheme="majorEastAsia" w:hAnsiTheme="majorHAnsi" w:cstheme="majorBidi"/>
+      <w:rFonts w:asciiTheme="majorHAnsi" w:hAnsiTheme="majorHAnsi" w:eastAsiaTheme="majorEastAsia" w:cstheme="majorBidi"/>
       <w:i/>
       <w:iCs/>
       <w:color w:val="404040" w:themeColor="text1" w:themeTint="BF"/>
@@ -781,13 +2392,13 @@
       <w:szCs w:val="20"/>
     </w:rPr>
   </w:style>
-  <w:style w:type="character" w:default="1" w:styleId="DefaultParagraphFont">
+  <w:style w:type="character" w:styleId="DefaultParagraphFont" w:default="1">
     <w:name w:val="Default Paragraph Font"/>
     <w:uiPriority w:val="1"/>
     <w:semiHidden/>
     <w:unhideWhenUsed/>
   </w:style>
-  <w:style w:type="table" w:default="1" w:styleId="TableNormal">
+  <w:style w:type="table" w:styleId="TableNormal" w:default="1">
     <w:name w:val="Normal Table"/>
     <w:uiPriority w:val="99"/>
     <w:semiHidden/>
@@ -802,7 +2413,7 @@
       </w:tblCellMar>
     </w:tblPr>
   </w:style>
-  <w:style w:type="numbering" w:default="1" w:styleId="NoList">
+  <w:style w:type="numbering" w:styleId="NoList" w:default="1">
     <w:name w:val="No List"/>
     <w:uiPriority w:val="99"/>
     <w:semiHidden/>
@@ -817,14 +2428,14 @@
       <w:spacing w:after="0" w:line="240" w:lineRule="auto"/>
     </w:pPr>
   </w:style>
-  <w:style w:type="character" w:customStyle="1" w:styleId="Heading1Char">
+  <w:style w:type="character" w:styleId="Heading1Char" w:customStyle="1">
     <w:name w:val="Heading 1 Char"/>
     <w:basedOn w:val="DefaultParagraphFont"/>
     <w:link w:val="Heading1"/>
     <w:uiPriority w:val="9"/>
     <w:rsid w:val="00FC693F"/>
     <w:rPr>
-      <w:rFonts w:asciiTheme="majorHAnsi" w:eastAsiaTheme="majorEastAsia" w:hAnsiTheme="majorHAnsi" w:cstheme="majorBidi"/>
+      <w:rFonts w:asciiTheme="majorHAnsi" w:hAnsiTheme="majorHAnsi" w:eastAsiaTheme="majorEastAsia" w:cstheme="majorBidi"/>
       <w:b/>
       <w:bCs/>
       <w:color w:val="365F91" w:themeColor="accent1" w:themeShade="BF"/>
@@ -832,14 +2443,14 @@
       <w:szCs w:val="28"/>
     </w:rPr>
   </w:style>
-  <w:style w:type="character" w:customStyle="1" w:styleId="Heading2Char">
+  <w:style w:type="character" w:styleId="Heading2Char" w:customStyle="1">
     <w:name w:val="Heading 2 Char"/>
     <w:basedOn w:val="DefaultParagraphFont"/>
     <w:link w:val="Heading2"/>
     <w:uiPriority w:val="9"/>
     <w:rsid w:val="00FC693F"/>
     <w:rPr>
-      <w:rFonts w:asciiTheme="majorHAnsi" w:eastAsiaTheme="majorEastAsia" w:hAnsiTheme="majorHAnsi" w:cstheme="majorBidi"/>
+      <w:rFonts w:asciiTheme="majorHAnsi" w:hAnsiTheme="majorHAnsi" w:eastAsiaTheme="majorEastAsia" w:cstheme="majorBidi"/>
       <w:b/>
       <w:bCs/>
       <w:color w:val="4F81BD" w:themeColor="accent1"/>
@@ -847,14 +2458,14 @@
       <w:szCs w:val="26"/>
     </w:rPr>
   </w:style>
-  <w:style w:type="character" w:customStyle="1" w:styleId="Heading3Char">
+  <w:style w:type="character" w:styleId="Heading3Char" w:customStyle="1">
     <w:name w:val="Heading 3 Char"/>
     <w:basedOn w:val="DefaultParagraphFont"/>
     <w:link w:val="Heading3"/>
     <w:uiPriority w:val="9"/>
     <w:rsid w:val="00FC693F"/>
     <w:rPr>
-      <w:rFonts w:asciiTheme="majorHAnsi" w:eastAsiaTheme="majorEastAsia" w:hAnsiTheme="majorHAnsi" w:cstheme="majorBidi"/>
+      <w:rFonts w:asciiTheme="majorHAnsi" w:hAnsiTheme="majorHAnsi" w:eastAsiaTheme="majorEastAsia" w:cstheme="majorBidi"/>
       <w:b/>
       <w:bCs/>
       <w:color w:val="4F81BD" w:themeColor="accent1"/>
@@ -870,13 +2481,13 @@
     <w:rsid w:val="00FC693F"/>
     <w:pPr>
       <w:pBdr>
-        <w:bottom w:val="single" w:sz="8" w:space="4" w:color="4F81BD" w:themeColor="accent1"/>
+        <w:bottom w:val="single" w:color="4F81BD" w:themeColor="accent1" w:sz="8" w:space="4"/>
       </w:pBdr>
       <w:spacing w:after="300" w:line="240" w:lineRule="auto"/>
       <w:contextualSpacing/>
     </w:pPr>
     <w:rPr>
-      <w:rFonts w:asciiTheme="majorHAnsi" w:eastAsiaTheme="majorEastAsia" w:hAnsiTheme="majorHAnsi" w:cstheme="majorBidi"/>
+      <w:rFonts w:asciiTheme="majorHAnsi" w:hAnsiTheme="majorHAnsi" w:eastAsiaTheme="majorEastAsia" w:cstheme="majorBidi"/>
       <w:color w:val="17365D" w:themeColor="text2" w:themeShade="BF"/>
       <w:spacing w:val="5"/>
       <w:kern w:val="28"/>
@@ -884,14 +2495,14 @@
       <w:szCs w:val="52"/>
     </w:rPr>
   </w:style>
-  <w:style w:type="character" w:customStyle="1" w:styleId="TitleChar">
+  <w:style w:type="character" w:styleId="TitleChar" w:customStyle="1">
     <w:name w:val="Title Char"/>
     <w:basedOn w:val="DefaultParagraphFont"/>
     <w:link w:val="Title"/>
     <w:uiPriority w:val="10"/>
     <w:rsid w:val="00FC693F"/>
     <w:rPr>
-      <w:rFonts w:asciiTheme="majorHAnsi" w:eastAsiaTheme="majorEastAsia" w:hAnsiTheme="majorHAnsi" w:cstheme="majorBidi"/>
+      <w:rFonts w:asciiTheme="majorHAnsi" w:hAnsiTheme="majorHAnsi" w:eastAsiaTheme="majorEastAsia" w:cstheme="majorBidi"/>
       <w:color w:val="17365D" w:themeColor="text2" w:themeShade="BF"/>
       <w:spacing w:val="5"/>
       <w:kern w:val="28"/>
@@ -913,7 +2524,7 @@
       </w:numPr>
     </w:pPr>
     <w:rPr>
-      <w:rFonts w:asciiTheme="majorHAnsi" w:eastAsiaTheme="majorEastAsia" w:hAnsiTheme="majorHAnsi" w:cstheme="majorBidi"/>
+      <w:rFonts w:asciiTheme="majorHAnsi" w:hAnsiTheme="majorHAnsi" w:eastAsiaTheme="majorEastAsia" w:cstheme="majorBidi"/>
       <w:i/>
       <w:iCs/>
       <w:color w:val="4F81BD" w:themeColor="accent1"/>
@@ -922,14 +2533,14 @@
       <w:szCs w:val="24"/>
     </w:rPr>
   </w:style>
-  <w:style w:type="character" w:customStyle="1" w:styleId="SubtitleChar">
+  <w:style w:type="character" w:styleId="SubtitleChar" w:customStyle="1">
     <w:name w:val="Subtitle Char"/>
     <w:basedOn w:val="DefaultParagraphFont"/>
     <w:link w:val="Subtitle"/>
     <w:uiPriority w:val="11"/>
     <w:rsid w:val="00FC693F"/>
     <w:rPr>
-      <w:rFonts w:asciiTheme="majorHAnsi" w:eastAsiaTheme="majorEastAsia" w:hAnsiTheme="majorHAnsi" w:cstheme="majorBidi"/>
+      <w:rFonts w:asciiTheme="majorHAnsi" w:hAnsiTheme="majorHAnsi" w:eastAsiaTheme="majorEastAsia" w:cstheme="majorBidi"/>
       <w:i/>
       <w:iCs/>
       <w:color w:val="4F81BD" w:themeColor="accent1"/>
@@ -960,7 +2571,7 @@
       <w:spacing w:after="120"/>
     </w:pPr>
   </w:style>
-  <w:style w:type="character" w:customStyle="1" w:styleId="BodyTextChar">
+  <w:style w:type="character" w:styleId="BodyTextChar" w:customStyle="1">
     <w:name w:val="Body Text Char"/>
     <w:basedOn w:val="DefaultParagraphFont"/>
     <w:link w:val="BodyText"/>
@@ -978,7 +2589,7 @@
       <w:spacing w:after="120" w:line="480" w:lineRule="auto"/>
     </w:pPr>
   </w:style>
-  <w:style w:type="character" w:customStyle="1" w:styleId="BodyText2Char">
+  <w:style w:type="character" w:styleId="BodyText2Char" w:customStyle="1">
     <w:name w:val="Body Text 2 Char"/>
     <w:basedOn w:val="DefaultParagraphFont"/>
     <w:link w:val="BodyText2"/>
@@ -1000,7 +2611,7 @@
       <w:szCs w:val="16"/>
     </w:rPr>
   </w:style>
-  <w:style w:type="character" w:customStyle="1" w:styleId="BodyText3Char">
+  <w:style w:type="character" w:styleId="BodyText3Char" w:customStyle="1">
     <w:name w:val="Body Text 3 Char"/>
     <w:basedOn w:val="DefaultParagraphFont"/>
     <w:link w:val="BodyText3"/>
@@ -1181,7 +2792,7 @@
       <w:szCs w:val="20"/>
     </w:rPr>
   </w:style>
-  <w:style w:type="character" w:customStyle="1" w:styleId="MacroTextChar">
+  <w:style w:type="character" w:styleId="MacroTextChar" w:customStyle="1">
     <w:name w:val="Macro Text Char"/>
     <w:basedOn w:val="DefaultParagraphFont"/>
     <w:link w:val="MacroText"/>
@@ -1207,7 +2818,7 @@
       <w:color w:val="000000" w:themeColor="text1"/>
     </w:rPr>
   </w:style>
-  <w:style w:type="character" w:customStyle="1" w:styleId="QuoteChar">
+  <w:style w:type="character" w:styleId="QuoteChar" w:customStyle="1">
     <w:name w:val="Quote Char"/>
     <w:basedOn w:val="DefaultParagraphFont"/>
     <w:link w:val="Quote"/>
@@ -1219,7 +2830,7 @@
       <w:color w:val="000000" w:themeColor="text1"/>
     </w:rPr>
   </w:style>
-  <w:style w:type="character" w:customStyle="1" w:styleId="Heading4Char">
+  <w:style w:type="character" w:styleId="Heading4Char" w:customStyle="1">
     <w:name w:val="Heading 4 Char"/>
     <w:basedOn w:val="DefaultParagraphFont"/>
     <w:link w:val="Heading4"/>
@@ -1227,7 +2838,7 @@
     <w:semiHidden/>
     <w:rsid w:val="00FC693F"/>
     <w:rPr>
-      <w:rFonts w:asciiTheme="majorHAnsi" w:eastAsiaTheme="majorEastAsia" w:hAnsiTheme="majorHAnsi" w:cstheme="majorBidi"/>
+      <w:rFonts w:asciiTheme="majorHAnsi" w:hAnsiTheme="majorHAnsi" w:eastAsiaTheme="majorEastAsia" w:cstheme="majorBidi"/>
       <w:b/>
       <w:bCs/>
       <w:i/>
@@ -1235,7 +2846,7 @@
       <w:color w:val="4F81BD" w:themeColor="accent1"/>
     </w:rPr>
   </w:style>
-  <w:style w:type="character" w:customStyle="1" w:styleId="Heading5Char">
+  <w:style w:type="character" w:styleId="Heading5Char" w:customStyle="1">
     <w:name w:val="Heading 5 Char"/>
     <w:basedOn w:val="DefaultParagraphFont"/>
     <w:link w:val="Heading5"/>
@@ -1243,11 +2854,11 @@
     <w:semiHidden/>
     <w:rsid w:val="00FC693F"/>
     <w:rPr>
-      <w:rFonts w:asciiTheme="majorHAnsi" w:eastAsiaTheme="majorEastAsia" w:hAnsiTheme="majorHAnsi" w:cstheme="majorBidi"/>
+      <w:rFonts w:asciiTheme="majorHAnsi" w:hAnsiTheme="majorHAnsi" w:eastAsiaTheme="majorEastAsia" w:cstheme="majorBidi"/>
       <w:color w:val="243F60" w:themeColor="accent1" w:themeShade="7F"/>
     </w:rPr>
   </w:style>
-  <w:style w:type="character" w:customStyle="1" w:styleId="Heading6Char">
+  <w:style w:type="character" w:styleId="Heading6Char" w:customStyle="1">
     <w:name w:val="Heading 6 Char"/>
     <w:basedOn w:val="DefaultParagraphFont"/>
     <w:link w:val="Heading6"/>
@@ -1255,13 +2866,13 @@
     <w:semiHidden/>
     <w:rsid w:val="00FC693F"/>
     <w:rPr>
-      <w:rFonts w:asciiTheme="majorHAnsi" w:eastAsiaTheme="majorEastAsia" w:hAnsiTheme="majorHAnsi" w:cstheme="majorBidi"/>
+      <w:rFonts w:asciiTheme="majorHAnsi" w:hAnsiTheme="majorHAnsi" w:eastAsiaTheme="majorEastAsia" w:cstheme="majorBidi"/>
       <w:i/>
       <w:iCs/>
       <w:color w:val="243F60" w:themeColor="accent1" w:themeShade="7F"/>
     </w:rPr>
   </w:style>
-  <w:style w:type="character" w:customStyle="1" w:styleId="Heading7Char">
+  <w:style w:type="character" w:styleId="Heading7Char" w:customStyle="1">
     <w:name w:val="Heading 7 Char"/>
     <w:basedOn w:val="DefaultParagraphFont"/>
     <w:link w:val="Heading7"/>
@@ -1269,13 +2880,13 @@
     <w:semiHidden/>
     <w:rsid w:val="00FC693F"/>
     <w:rPr>
-      <w:rFonts w:asciiTheme="majorHAnsi" w:eastAsiaTheme="majorEastAsia" w:hAnsiTheme="majorHAnsi" w:cstheme="majorBidi"/>
+      <w:rFonts w:asciiTheme="majorHAnsi" w:hAnsiTheme="majorHAnsi" w:eastAsiaTheme="majorEastAsia" w:cstheme="majorBidi"/>
       <w:i/>
       <w:iCs/>
       <w:color w:val="404040" w:themeColor="text1" w:themeTint="BF"/>
     </w:rPr>
   </w:style>
-  <w:style w:type="character" w:customStyle="1" w:styleId="Heading8Char">
+  <w:style w:type="character" w:styleId="Heading8Char" w:customStyle="1">
     <w:name w:val="Heading 8 Char"/>
     <w:basedOn w:val="DefaultParagraphFont"/>
     <w:link w:val="Heading8"/>
@@ -1283,13 +2894,13 @@
     <w:semiHidden/>
     <w:rsid w:val="00FC693F"/>
     <w:rPr>
-      <w:rFonts w:asciiTheme="majorHAnsi" w:eastAsiaTheme="majorEastAsia" w:hAnsiTheme="majorHAnsi" w:cstheme="majorBidi"/>
+      <w:rFonts w:asciiTheme="majorHAnsi" w:hAnsiTheme="majorHAnsi" w:eastAsiaTheme="majorEastAsia" w:cstheme="majorBidi"/>
       <w:color w:val="4F81BD" w:themeColor="accent1"/>
       <w:sz w:val="20"/>
       <w:szCs w:val="20"/>
     </w:rPr>
   </w:style>
-  <w:style w:type="character" w:customStyle="1" w:styleId="Heading9Char">
+  <w:style w:type="character" w:styleId="Heading9Char" w:customStyle="1">
     <w:name w:val="Heading 9 Char"/>
     <w:basedOn w:val="DefaultParagraphFont"/>
     <w:link w:val="Heading9"/>
@@ -1297,7 +2908,7 @@
     <w:semiHidden/>
     <w:rsid w:val="00FC693F"/>
     <w:rPr>
-      <w:rFonts w:asciiTheme="majorHAnsi" w:eastAsiaTheme="majorEastAsia" w:hAnsiTheme="majorHAnsi" w:cstheme="majorBidi"/>
+      <w:rFonts w:asciiTheme="majorHAnsi" w:hAnsiTheme="majorHAnsi" w:eastAsiaTheme="majorEastAsia" w:cstheme="majorBidi"/>
       <w:i/>
       <w:iCs/>
       <w:color w:val="404040" w:themeColor="text1" w:themeTint="BF"/>
@@ -1357,7 +2968,7 @@
     <w:rsid w:val="00FC693F"/>
     <w:pPr>
       <w:pBdr>
-        <w:bottom w:val="single" w:sz="4" w:space="4" w:color="4F81BD" w:themeColor="accent1"/>
+        <w:bottom w:val="single" w:color="4F81BD" w:themeColor="accent1" w:sz="4" w:space="4"/>
       </w:pBdr>
       <w:spacing w:before="200" w:after="280"/>
       <w:ind w:left="936" w:right="936"/>
@@ -1370,7 +2981,7 @@
       <w:color w:val="4F81BD" w:themeColor="accent1"/>
     </w:rPr>
   </w:style>
-  <w:style w:type="character" w:customStyle="1" w:styleId="IntenseQuoteChar">
+  <w:style w:type="character" w:styleId="IntenseQuoteChar" w:customStyle="1">
     <w:name w:val="Intense Quote Char"/>
     <w:basedOn w:val="DefaultParagraphFont"/>
     <w:link w:val="IntenseQuote"/>
@@ -1474,12 +3085,12 @@
     <w:tblPr>
       <w:tblInd w:w="0" w:type="dxa"/>
       <w:tblBorders>
-        <w:top w:val="single" w:sz="4" w:space="0" w:color="auto"/>
-        <w:left w:val="single" w:sz="4" w:space="0" w:color="auto"/>
-        <w:bottom w:val="single" w:sz="4" w:space="0" w:color="auto"/>
-        <w:right w:val="single" w:sz="4" w:space="0" w:color="auto"/>
-        <w:insideH w:val="single" w:sz="4" w:space="0" w:color="auto"/>
-        <w:insideV w:val="single" w:sz="4" w:space="0" w:color="auto"/>
+        <w:top w:val="single" w:color="auto" w:sz="4" w:space="0"/>
+        <w:left w:val="single" w:color="auto" w:sz="4" w:space="0"/>
+        <w:bottom w:val="single" w:color="auto" w:sz="4" w:space="0"/>
+        <w:right w:val="single" w:color="auto" w:sz="4" w:space="0"/>
+        <w:insideH w:val="single" w:color="auto" w:sz="4" w:space="0"/>
+        <w:insideV w:val="single" w:color="auto" w:sz="4" w:space="0"/>
       </w:tblBorders>
       <w:tblCellMar>
         <w:top w:w="0" w:type="dxa"/>
@@ -1505,8 +3116,8 @@
       <w:tblStyleColBandSize w:val="1"/>
       <w:tblInd w:w="0" w:type="dxa"/>
       <w:tblBorders>
-        <w:top w:val="single" w:sz="8" w:space="0" w:color="000000" w:themeColor="text1"/>
-        <w:bottom w:val="single" w:sz="8" w:space="0" w:color="000000" w:themeColor="text1"/>
+        <w:top w:val="single" w:color="000000" w:themeColor="text1" w:sz="8" w:space="0"/>
+        <w:bottom w:val="single" w:color="000000" w:themeColor="text1" w:sz="8" w:space="0"/>
       </w:tblBorders>
       <w:tblCellMar>
         <w:top w:w="0" w:type="dxa"/>
@@ -1526,9 +3137,9 @@
       <w:tblPr/>
       <w:tcPr>
         <w:tcBorders>
-          <w:top w:val="single" w:sz="8" w:space="0" w:color="000000" w:themeColor="text1"/>
-          <w:left w:val="nil"/>
-          <w:bottom w:val="single" w:sz="8" w:space="0" w:color="000000" w:themeColor="text1"/>
+          <w:top w:val="single" w:color="000000" w:themeColor="text1" w:sz="8" w:space="0"/>
+          <w:left w:val="nil"/>
+          <w:bottom w:val="single" w:color="000000" w:themeColor="text1" w:sz="8" w:space="0"/>
           <w:right w:val="nil"/>
           <w:insideH w:val="nil"/>
           <w:insideV w:val="nil"/>
@@ -1546,9 +3157,9 @@
       <w:tblPr/>
       <w:tcPr>
         <w:tcBorders>
-          <w:top w:val="single" w:sz="8" w:space="0" w:color="000000" w:themeColor="text1"/>
-          <w:left w:val="nil"/>
-          <w:bottom w:val="single" w:sz="8" w:space="0" w:color="000000" w:themeColor="text1"/>
+          <w:top w:val="single" w:color="000000" w:themeColor="text1" w:sz="8" w:space="0"/>
+          <w:left w:val="nil"/>
+          <w:bottom w:val="single" w:color="000000" w:themeColor="text1" w:sz="8" w:space="0"/>
           <w:right w:val="nil"/>
           <w:insideH w:val="nil"/>
           <w:insideV w:val="nil"/>
@@ -1608,8 +3219,8 @@
       <w:tblStyleColBandSize w:val="1"/>
       <w:tblInd w:w="0" w:type="dxa"/>
       <w:tblBorders>
-        <w:top w:val="single" w:sz="8" w:space="0" w:color="4F81BD" w:themeColor="accent1"/>
-        <w:bottom w:val="single" w:sz="8" w:space="0" w:color="4F81BD" w:themeColor="accent1"/>
+        <w:top w:val="single" w:color="4F81BD" w:themeColor="accent1" w:sz="8" w:space="0"/>
+        <w:bottom w:val="single" w:color="4F81BD" w:themeColor="accent1" w:sz="8" w:space="0"/>
       </w:tblBorders>
       <w:tblCellMar>
         <w:top w:w="0" w:type="dxa"/>
@@ -1629,9 +3240,9 @@
       <w:tblPr/>
       <w:tcPr>
         <w:tcBorders>
-          <w:top w:val="single" w:sz="8" w:space="0" w:color="4F81BD" w:themeColor="accent1"/>
-          <w:left w:val="nil"/>
-          <w:bottom w:val="single" w:sz="8" w:space="0" w:color="4F81BD" w:themeColor="accent1"/>
+          <w:top w:val="single" w:color="4F81BD" w:themeColor="accent1" w:sz="8" w:space="0"/>
+          <w:left w:val="nil"/>
+          <w:bottom w:val="single" w:color="4F81BD" w:themeColor="accent1" w:sz="8" w:space="0"/>
           <w:right w:val="nil"/>
           <w:insideH w:val="nil"/>
           <w:insideV w:val="nil"/>
@@ -1649,9 +3260,9 @@
       <w:tblPr/>
       <w:tcPr>
         <w:tcBorders>
-          <w:top w:val="single" w:sz="8" w:space="0" w:color="4F81BD" w:themeColor="accent1"/>
-          <w:left w:val="nil"/>
-          <w:bottom w:val="single" w:sz="8" w:space="0" w:color="4F81BD" w:themeColor="accent1"/>
+          <w:top w:val="single" w:color="4F81BD" w:themeColor="accent1" w:sz="8" w:space="0"/>
+          <w:left w:val="nil"/>
+          <w:bottom w:val="single" w:color="4F81BD" w:themeColor="accent1" w:sz="8" w:space="0"/>
           <w:right w:val="nil"/>
           <w:insideH w:val="nil"/>
           <w:insideV w:val="nil"/>
@@ -1711,8 +3322,8 @@
       <w:tblStyleColBandSize w:val="1"/>
       <w:tblInd w:w="0" w:type="dxa"/>
       <w:tblBorders>
-        <w:top w:val="single" w:sz="8" w:space="0" w:color="C0504D" w:themeColor="accent2"/>
-        <w:bottom w:val="single" w:sz="8" w:space="0" w:color="C0504D" w:themeColor="accent2"/>
+        <w:top w:val="single" w:color="C0504D" w:themeColor="accent2" w:sz="8" w:space="0"/>
+        <w:bottom w:val="single" w:color="C0504D" w:themeColor="accent2" w:sz="8" w:space="0"/>
       </w:tblBorders>
       <w:tblCellMar>
         <w:top w:w="0" w:type="dxa"/>
@@ -1732,9 +3343,9 @@
       <w:tblPr/>
       <w:tcPr>
         <w:tcBorders>
-          <w:top w:val="single" w:sz="8" w:space="0" w:color="C0504D" w:themeColor="accent2"/>
-          <w:left w:val="nil"/>
-          <w:bottom w:val="single" w:sz="8" w:space="0" w:color="C0504D" w:themeColor="accent2"/>
+          <w:top w:val="single" w:color="C0504D" w:themeColor="accent2" w:sz="8" w:space="0"/>
+          <w:left w:val="nil"/>
+          <w:bottom w:val="single" w:color="C0504D" w:themeColor="accent2" w:sz="8" w:space="0"/>
           <w:right w:val="nil"/>
           <w:insideH w:val="nil"/>
           <w:insideV w:val="nil"/>
@@ -1752,9 +3363,9 @@
       <w:tblPr/>
       <w:tcPr>
         <w:tcBorders>
-          <w:top w:val="single" w:sz="8" w:space="0" w:color="C0504D" w:themeColor="accent2"/>
-          <w:left w:val="nil"/>
-          <w:bottom w:val="single" w:sz="8" w:space="0" w:color="C0504D" w:themeColor="accent2"/>
+          <w:top w:val="single" w:color="C0504D" w:themeColor="accent2" w:sz="8" w:space="0"/>
+          <w:left w:val="nil"/>
+          <w:bottom w:val="single" w:color="C0504D" w:themeColor="accent2" w:sz="8" w:space="0"/>
           <w:right w:val="nil"/>
           <w:insideH w:val="nil"/>
           <w:insideV w:val="nil"/>
@@ -1814,8 +3425,8 @@
       <w:tblStyleColBandSize w:val="1"/>
       <w:tblInd w:w="0" w:type="dxa"/>
       <w:tblBorders>
-        <w:top w:val="single" w:sz="8" w:space="0" w:color="9BBB59" w:themeColor="accent3"/>
-        <w:bottom w:val="single" w:sz="8" w:space="0" w:color="9BBB59" w:themeColor="accent3"/>
+        <w:top w:val="single" w:color="9BBB59" w:themeColor="accent3" w:sz="8" w:space="0"/>
+        <w:bottom w:val="single" w:color="9BBB59" w:themeColor="accent3" w:sz="8" w:space="0"/>
       </w:tblBorders>
       <w:tblCellMar>
         <w:top w:w="0" w:type="dxa"/>
@@ -1835,9 +3446,9 @@
       <w:tblPr/>
       <w:tcPr>
         <w:tcBorders>
-          <w:top w:val="single" w:sz="8" w:space="0" w:color="9BBB59" w:themeColor="accent3"/>
-          <w:left w:val="nil"/>
-          <w:bottom w:val="single" w:sz="8" w:space="0" w:color="9BBB59" w:themeColor="accent3"/>
+          <w:top w:val="single" w:color="9BBB59" w:themeColor="accent3" w:sz="8" w:space="0"/>
+          <w:left w:val="nil"/>
+          <w:bottom w:val="single" w:color="9BBB59" w:themeColor="accent3" w:sz="8" w:space="0"/>
           <w:right w:val="nil"/>
           <w:insideH w:val="nil"/>
           <w:insideV w:val="nil"/>
@@ -1855,9 +3466,9 @@
       <w:tblPr/>
       <w:tcPr>
         <w:tcBorders>
-          <w:top w:val="single" w:sz="8" w:space="0" w:color="9BBB59" w:themeColor="accent3"/>
-          <w:left w:val="nil"/>
-          <w:bottom w:val="single" w:sz="8" w:space="0" w:color="9BBB59" w:themeColor="accent3"/>
+          <w:top w:val="single" w:color="9BBB59" w:themeColor="accent3" w:sz="8" w:space="0"/>
+          <w:left w:val="nil"/>
+          <w:bottom w:val="single" w:color="9BBB59" w:themeColor="accent3" w:sz="8" w:space="0"/>
           <w:right w:val="nil"/>
           <w:insideH w:val="nil"/>
           <w:insideV w:val="nil"/>
@@ -1917,8 +3528,8 @@
       <w:tblStyleColBandSize w:val="1"/>
       <w:tblInd w:w="0" w:type="dxa"/>
       <w:tblBorders>
-        <w:top w:val="single" w:sz="8" w:space="0" w:color="8064A2" w:themeColor="accent4"/>
-        <w:bottom w:val="single" w:sz="8" w:space="0" w:color="8064A2" w:themeColor="accent4"/>
+        <w:top w:val="single" w:color="8064A2" w:themeColor="accent4" w:sz="8" w:space="0"/>
+        <w:bottom w:val="single" w:color="8064A2" w:themeColor="accent4" w:sz="8" w:space="0"/>
       </w:tblBorders>
       <w:tblCellMar>
         <w:top w:w="0" w:type="dxa"/>
@@ -1938,9 +3549,9 @@
       <w:tblPr/>
       <w:tcPr>
         <w:tcBorders>
-          <w:top w:val="single" w:sz="8" w:space="0" w:color="8064A2" w:themeColor="accent4"/>
-          <w:left w:val="nil"/>
-          <w:bottom w:val="single" w:sz="8" w:space="0" w:color="8064A2" w:themeColor="accent4"/>
+          <w:top w:val="single" w:color="8064A2" w:themeColor="accent4" w:sz="8" w:space="0"/>
+          <w:left w:val="nil"/>
+          <w:bottom w:val="single" w:color="8064A2" w:themeColor="accent4" w:sz="8" w:space="0"/>
           <w:right w:val="nil"/>
           <w:insideH w:val="nil"/>
           <w:insideV w:val="nil"/>
@@ -1958,9 +3569,9 @@
       <w:tblPr/>
       <w:tcPr>
         <w:tcBorders>
-          <w:top w:val="single" w:sz="8" w:space="0" w:color="8064A2" w:themeColor="accent4"/>
-          <w:left w:val="nil"/>
-          <w:bottom w:val="single" w:sz="8" w:space="0" w:color="8064A2" w:themeColor="accent4"/>
+          <w:top w:val="single" w:color="8064A2" w:themeColor="accent4" w:sz="8" w:space="0"/>
+          <w:left w:val="nil"/>
+          <w:bottom w:val="single" w:color="8064A2" w:themeColor="accent4" w:sz="8" w:space="0"/>
           <w:right w:val="nil"/>
           <w:insideH w:val="nil"/>
           <w:insideV w:val="nil"/>
@@ -2020,8 +3631,8 @@
       <w:tblStyleColBandSize w:val="1"/>
       <w:tblInd w:w="0" w:type="dxa"/>
       <w:tblBorders>
-        <w:top w:val="single" w:sz="8" w:space="0" w:color="4BACC6" w:themeColor="accent5"/>
-        <w:bottom w:val="single" w:sz="8" w:space="0" w:color="4BACC6" w:themeColor="accent5"/>
+        <w:top w:val="single" w:color="4BACC6" w:themeColor="accent5" w:sz="8" w:space="0"/>
+        <w:bottom w:val="single" w:color="4BACC6" w:themeColor="accent5" w:sz="8" w:space="0"/>
       </w:tblBorders>
       <w:tblCellMar>
         <w:top w:w="0" w:type="dxa"/>
@@ -2041,9 +3652,9 @@
       <w:tblPr/>
       <w:tcPr>
         <w:tcBorders>
-          <w:top w:val="single" w:sz="8" w:space="0" w:color="4BACC6" w:themeColor="accent5"/>
-          <w:left w:val="nil"/>
-          <w:bottom w:val="single" w:sz="8" w:space="0" w:color="4BACC6" w:themeColor="accent5"/>
+          <w:top w:val="single" w:color="4BACC6" w:themeColor="accent5" w:sz="8" w:space="0"/>
+          <w:left w:val="nil"/>
+          <w:bottom w:val="single" w:color="4BACC6" w:themeColor="accent5" w:sz="8" w:space="0"/>
           <w:right w:val="nil"/>
           <w:insideH w:val="nil"/>
           <w:insideV w:val="nil"/>
@@ -2061,9 +3672,9 @@
       <w:tblPr/>
       <w:tcPr>
         <w:tcBorders>
-          <w:top w:val="single" w:sz="8" w:space="0" w:color="4BACC6" w:themeColor="accent5"/>
-          <w:left w:val="nil"/>
-          <w:bottom w:val="single" w:sz="8" w:space="0" w:color="4BACC6" w:themeColor="accent5"/>
+          <w:top w:val="single" w:color="4BACC6" w:themeColor="accent5" w:sz="8" w:space="0"/>
+          <w:left w:val="nil"/>
+          <w:bottom w:val="single" w:color="4BACC6" w:themeColor="accent5" w:sz="8" w:space="0"/>
           <w:right w:val="nil"/>
           <w:insideH w:val="nil"/>
           <w:insideV w:val="nil"/>
@@ -2123,8 +3734,8 @@
       <w:tblStyleColBandSize w:val="1"/>
       <w:tblInd w:w="0" w:type="dxa"/>
       <w:tblBorders>
-        <w:top w:val="single" w:sz="8" w:space="0" w:color="F79646" w:themeColor="accent6"/>
-        <w:bottom w:val="single" w:sz="8" w:space="0" w:color="F79646" w:themeColor="accent6"/>
+        <w:top w:val="single" w:color="F79646" w:themeColor="accent6" w:sz="8" w:space="0"/>
+        <w:bottom w:val="single" w:color="F79646" w:themeColor="accent6" w:sz="8" w:space="0"/>
       </w:tblBorders>
       <w:tblCellMar>
         <w:top w:w="0" w:type="dxa"/>
@@ -2144,9 +3755,9 @@
       <w:tblPr/>
       <w:tcPr>
         <w:tcBorders>
-          <w:top w:val="single" w:sz="8" w:space="0" w:color="F79646" w:themeColor="accent6"/>
-          <w:left w:val="nil"/>
-          <w:bottom w:val="single" w:sz="8" w:space="0" w:color="F79646" w:themeColor="accent6"/>
+          <w:top w:val="single" w:color="F79646" w:themeColor="accent6" w:sz="8" w:space="0"/>
+          <w:left w:val="nil"/>
+          <w:bottom w:val="single" w:color="F79646" w:themeColor="accent6" w:sz="8" w:space="0"/>
           <w:right w:val="nil"/>
           <w:insideH w:val="nil"/>
           <w:insideV w:val="nil"/>
@@ -2164,9 +3775,9 @@
       <w:tblPr/>
       <w:tcPr>
         <w:tcBorders>
-          <w:top w:val="single" w:sz="8" w:space="0" w:color="F79646" w:themeColor="accent6"/>
-          <w:left w:val="nil"/>
-          <w:bottom w:val="single" w:sz="8" w:space="0" w:color="F79646" w:themeColor="accent6"/>
+          <w:top w:val="single" w:color="F79646" w:themeColor="accent6" w:sz="8" w:space="0"/>
+          <w:left w:val="nil"/>
+          <w:bottom w:val="single" w:color="F79646" w:themeColor="accent6" w:sz="8" w:space="0"/>
           <w:right w:val="nil"/>
           <w:insideH w:val="nil"/>
           <w:insideV w:val="nil"/>
@@ -2223,10 +3834,10 @@
       <w:tblStyleColBandSize w:val="1"/>
       <w:tblInd w:w="0" w:type="dxa"/>
       <w:tblBorders>
-        <w:top w:val="single" w:sz="8" w:space="0" w:color="000000" w:themeColor="text1"/>
-        <w:left w:val="single" w:sz="8" w:space="0" w:color="000000" w:themeColor="text1"/>
-        <w:bottom w:val="single" w:sz="8" w:space="0" w:color="000000" w:themeColor="text1"/>
-        <w:right w:val="single" w:sz="8" w:space="0" w:color="000000" w:themeColor="text1"/>
+        <w:top w:val="single" w:color="000000" w:themeColor="text1" w:sz="8" w:space="0"/>
+        <w:left w:val="single" w:color="000000" w:themeColor="text1" w:sz="8" w:space="0"/>
+        <w:bottom w:val="single" w:color="000000" w:themeColor="text1" w:sz="8" w:space="0"/>
+        <w:right w:val="single" w:color="000000" w:themeColor="text1" w:sz="8" w:space="0"/>
       </w:tblBorders>
       <w:tblCellMar>
         <w:top w:w="0" w:type="dxa"/>
@@ -2260,10 +3871,10 @@
       <w:tblPr/>
       <w:tcPr>
         <w:tcBorders>
-          <w:top w:val="double" w:sz="6" w:space="0" w:color="000000" w:themeColor="text1"/>
-          <w:left w:val="single" w:sz="8" w:space="0" w:color="000000" w:themeColor="text1"/>
-          <w:bottom w:val="single" w:sz="8" w:space="0" w:color="000000" w:themeColor="text1"/>
-          <w:right w:val="single" w:sz="8" w:space="0" w:color="000000" w:themeColor="text1"/>
+          <w:top w:val="double" w:color="000000" w:themeColor="text1" w:sz="6" w:space="0"/>
+          <w:left w:val="single" w:color="000000" w:themeColor="text1" w:sz="8" w:space="0"/>
+          <w:bottom w:val="single" w:color="000000" w:themeColor="text1" w:sz="8" w:space="0"/>
+          <w:right w:val="single" w:color="000000" w:themeColor="text1" w:sz="8" w:space="0"/>
         </w:tcBorders>
       </w:tcPr>
     </w:tblStylePr>
@@ -2283,10 +3894,10 @@
       <w:tblPr/>
       <w:tcPr>
         <w:tcBorders>
-          <w:top w:val="single" w:sz="8" w:space="0" w:color="000000" w:themeColor="text1"/>
-          <w:left w:val="single" w:sz="8" w:space="0" w:color="000000" w:themeColor="text1"/>
-          <w:bottom w:val="single" w:sz="8" w:space="0" w:color="000000" w:themeColor="text1"/>
-          <w:right w:val="single" w:sz="8" w:space="0" w:color="000000" w:themeColor="text1"/>
+          <w:top w:val="single" w:color="000000" w:themeColor="text1" w:sz="8" w:space="0"/>
+          <w:left w:val="single" w:color="000000" w:themeColor="text1" w:sz="8" w:space="0"/>
+          <w:bottom w:val="single" w:color="000000" w:themeColor="text1" w:sz="8" w:space="0"/>
+          <w:right w:val="single" w:color="000000" w:themeColor="text1" w:sz="8" w:space="0"/>
         </w:tcBorders>
       </w:tcPr>
     </w:tblStylePr>
@@ -2294,10 +3905,10 @@
       <w:tblPr/>
       <w:tcPr>
         <w:tcBorders>
-          <w:top w:val="single" w:sz="8" w:space="0" w:color="000000" w:themeColor="text1"/>
-          <w:left w:val="single" w:sz="8" w:space="0" w:color="000000" w:themeColor="text1"/>
-          <w:bottom w:val="single" w:sz="8" w:space="0" w:color="000000" w:themeColor="text1"/>
-          <w:right w:val="single" w:sz="8" w:space="0" w:color="000000" w:themeColor="text1"/>
+          <w:top w:val="single" w:color="000000" w:themeColor="text1" w:sz="8" w:space="0"/>
+          <w:left w:val="single" w:color="000000" w:themeColor="text1" w:sz="8" w:space="0"/>
+          <w:bottom w:val="single" w:color="000000" w:themeColor="text1" w:sz="8" w:space="0"/>
+          <w:right w:val="single" w:color="000000" w:themeColor="text1" w:sz="8" w:space="0"/>
         </w:tcBorders>
       </w:tcPr>
     </w:tblStylePr>
@@ -2315,10 +3926,10 @@
       <w:tblStyleColBandSize w:val="1"/>
       <w:tblInd w:w="0" w:type="dxa"/>
       <w:tblBorders>
-        <w:top w:val="single" w:sz="8" w:space="0" w:color="4F81BD" w:themeColor="accent1"/>
-        <w:left w:val="single" w:sz="8" w:space="0" w:color="4F81BD" w:themeColor="accent1"/>
-        <w:bottom w:val="single" w:sz="8" w:space="0" w:color="4F81BD" w:themeColor="accent1"/>
-        <w:right w:val="single" w:sz="8" w:space="0" w:color="4F81BD" w:themeColor="accent1"/>
+        <w:top w:val="single" w:color="4F81BD" w:themeColor="accent1" w:sz="8" w:space="0"/>
+        <w:left w:val="single" w:color="4F81BD" w:themeColor="accent1" w:sz="8" w:space="0"/>
+        <w:bottom w:val="single" w:color="4F81BD" w:themeColor="accent1" w:sz="8" w:space="0"/>
+        <w:right w:val="single" w:color="4F81BD" w:themeColor="accent1" w:sz="8" w:space="0"/>
       </w:tblBorders>
       <w:tblCellMar>
         <w:top w:w="0" w:type="dxa"/>
@@ -2352,10 +3963,10 @@
       <w:tblPr/>
       <w:tcPr>
         <w:tcBorders>
-          <w:top w:val="double" w:sz="6" w:space="0" w:color="4F81BD" w:themeColor="accent1"/>
-          <w:left w:val="single" w:sz="8" w:space="0" w:color="4F81BD" w:themeColor="accent1"/>
-          <w:bottom w:val="single" w:sz="8" w:space="0" w:color="4F81BD" w:themeColor="accent1"/>
-          <w:right w:val="single" w:sz="8" w:space="0" w:color="4F81BD" w:themeColor="accent1"/>
+          <w:top w:val="double" w:color="4F81BD" w:themeColor="accent1" w:sz="6" w:space="0"/>
+          <w:left w:val="single" w:color="4F81BD" w:themeColor="accent1" w:sz="8" w:space="0"/>
+          <w:bottom w:val="single" w:color="4F81BD" w:themeColor="accent1" w:sz="8" w:space="0"/>
+          <w:right w:val="single" w:color="4F81BD" w:themeColor="accent1" w:sz="8" w:space="0"/>
         </w:tcBorders>
       </w:tcPr>
     </w:tblStylePr>
@@ -2375,10 +3986,10 @@
       <w:tblPr/>
       <w:tcPr>
         <w:tcBorders>
-          <w:top w:val="single" w:sz="8" w:space="0" w:color="4F81BD" w:themeColor="accent1"/>
-          <w:left w:val="single" w:sz="8" w:space="0" w:color="4F81BD" w:themeColor="accent1"/>
-          <w:bottom w:val="single" w:sz="8" w:space="0" w:color="4F81BD" w:themeColor="accent1"/>
-          <w:right w:val="single" w:sz="8" w:space="0" w:color="4F81BD" w:themeColor="accent1"/>
+          <w:top w:val="single" w:color="4F81BD" w:themeColor="accent1" w:sz="8" w:space="0"/>
+          <w:left w:val="single" w:color="4F81BD" w:themeColor="accent1" w:sz="8" w:space="0"/>
+          <w:bottom w:val="single" w:color="4F81BD" w:themeColor="accent1" w:sz="8" w:space="0"/>
+          <w:right w:val="single" w:color="4F81BD" w:themeColor="accent1" w:sz="8" w:space="0"/>
         </w:tcBorders>
       </w:tcPr>
     </w:tblStylePr>
@@ -2386,10 +3997,10 @@
       <w:tblPr/>
       <w:tcPr>
         <w:tcBorders>
-          <w:top w:val="single" w:sz="8" w:space="0" w:color="4F81BD" w:themeColor="accent1"/>
-          <w:left w:val="single" w:sz="8" w:space="0" w:color="4F81BD" w:themeColor="accent1"/>
-          <w:bottom w:val="single" w:sz="8" w:space="0" w:color="4F81BD" w:themeColor="accent1"/>
-          <w:right w:val="single" w:sz="8" w:space="0" w:color="4F81BD" w:themeColor="accent1"/>
+          <w:top w:val="single" w:color="4F81BD" w:themeColor="accent1" w:sz="8" w:space="0"/>
+          <w:left w:val="single" w:color="4F81BD" w:themeColor="accent1" w:sz="8" w:space="0"/>
+          <w:bottom w:val="single" w:color="4F81BD" w:themeColor="accent1" w:sz="8" w:space="0"/>
+          <w:right w:val="single" w:color="4F81BD" w:themeColor="accent1" w:sz="8" w:space="0"/>
         </w:tcBorders>
       </w:tcPr>
     </w:tblStylePr>
@@ -2407,10 +4018,10 @@
       <w:tblStyleColBandSize w:val="1"/>
       <w:tblInd w:w="0" w:type="dxa"/>
       <w:tblBorders>
-        <w:top w:val="single" w:sz="8" w:space="0" w:color="C0504D" w:themeColor="accent2"/>
-        <w:left w:val="single" w:sz="8" w:space="0" w:color="C0504D" w:themeColor="accent2"/>
-        <w:bottom w:val="single" w:sz="8" w:space="0" w:color="C0504D" w:themeColor="accent2"/>
-        <w:right w:val="single" w:sz="8" w:space="0" w:color="C0504D" w:themeColor="accent2"/>
+        <w:top w:val="single" w:color="C0504D" w:themeColor="accent2" w:sz="8" w:space="0"/>
+        <w:left w:val="single" w:color="C0504D" w:themeColor="accent2" w:sz="8" w:space="0"/>
+        <w:bottom w:val="single" w:color="C0504D" w:themeColor="accent2" w:sz="8" w:space="0"/>
+        <w:right w:val="single" w:color="C0504D" w:themeColor="accent2" w:sz="8" w:space="0"/>
       </w:tblBorders>
       <w:tblCellMar>
         <w:top w:w="0" w:type="dxa"/>
@@ -2444,10 +4055,10 @@
       <w:tblPr/>
       <w:tcPr>
         <w:tcBorders>
-          <w:top w:val="double" w:sz="6" w:space="0" w:color="C0504D" w:themeColor="accent2"/>
-          <w:left w:val="single" w:sz="8" w:space="0" w:color="C0504D" w:themeColor="accent2"/>
-          <w:bottom w:val="single" w:sz="8" w:space="0" w:color="C0504D" w:themeColor="accent2"/>
-          <w:right w:val="single" w:sz="8" w:space="0" w:color="C0504D" w:themeColor="accent2"/>
+          <w:top w:val="double" w:color="C0504D" w:themeColor="accent2" w:sz="6" w:space="0"/>
+          <w:left w:val="single" w:color="C0504D" w:themeColor="accent2" w:sz="8" w:space="0"/>
+          <w:bottom w:val="single" w:color="C0504D" w:themeColor="accent2" w:sz="8" w:space="0"/>
+          <w:right w:val="single" w:color="C0504D" w:themeColor="accent2" w:sz="8" w:space="0"/>
         </w:tcBorders>
       </w:tcPr>
     </w:tblStylePr>
@@ -2467,10 +4078,10 @@
       <w:tblPr/>
       <w:tcPr>
         <w:tcBorders>
-          <w:top w:val="single" w:sz="8" w:space="0" w:color="C0504D" w:themeColor="accent2"/>
-          <w:left w:val="single" w:sz="8" w:space="0" w:color="C0504D" w:themeColor="accent2"/>
-          <w:bottom w:val="single" w:sz="8" w:space="0" w:color="C0504D" w:themeColor="accent2"/>
-          <w:right w:val="single" w:sz="8" w:space="0" w:color="C0504D" w:themeColor="accent2"/>
+          <w:top w:val="single" w:color="C0504D" w:themeColor="accent2" w:sz="8" w:space="0"/>
+          <w:left w:val="single" w:color="C0504D" w:themeColor="accent2" w:sz="8" w:space="0"/>
+          <w:bottom w:val="single" w:color="C0504D" w:themeColor="accent2" w:sz="8" w:space="0"/>
+          <w:right w:val="single" w:color="C0504D" w:themeColor="accent2" w:sz="8" w:space="0"/>
         </w:tcBorders>
       </w:tcPr>
     </w:tblStylePr>
@@ -2478,10 +4089,10 @@
       <w:tblPr/>
       <w:tcPr>
         <w:tcBorders>
-          <w:top w:val="single" w:sz="8" w:space="0" w:color="C0504D" w:themeColor="accent2"/>
-          <w:left w:val="single" w:sz="8" w:space="0" w:color="C0504D" w:themeColor="accent2"/>
-          <w:bottom w:val="single" w:sz="8" w:space="0" w:color="C0504D" w:themeColor="accent2"/>
-          <w:right w:val="single" w:sz="8" w:space="0" w:color="C0504D" w:themeColor="accent2"/>
+          <w:top w:val="single" w:color="C0504D" w:themeColor="accent2" w:sz="8" w:space="0"/>
+          <w:left w:val="single" w:color="C0504D" w:themeColor="accent2" w:sz="8" w:space="0"/>
+          <w:bottom w:val="single" w:color="C0504D" w:themeColor="accent2" w:sz="8" w:space="0"/>
+          <w:right w:val="single" w:color="C0504D" w:themeColor="accent2" w:sz="8" w:space="0"/>
         </w:tcBorders>
       </w:tcPr>
     </w:tblStylePr>
@@ -2499,10 +4110,10 @@
       <w:tblStyleColBandSize w:val="1"/>
       <w:tblInd w:w="0" w:type="dxa"/>
       <w:tblBorders>
-        <w:top w:val="single" w:sz="8" w:space="0" w:color="9BBB59" w:themeColor="accent3"/>
-        <w:left w:val="single" w:sz="8" w:space="0" w:color="9BBB59" w:themeColor="accent3"/>
-        <w:bottom w:val="single" w:sz="8" w:space="0" w:color="9BBB59" w:themeColor="accent3"/>
-        <w:right w:val="single" w:sz="8" w:space="0" w:color="9BBB59" w:themeColor="accent3"/>
+        <w:top w:val="single" w:color="9BBB59" w:themeColor="accent3" w:sz="8" w:space="0"/>
+        <w:left w:val="single" w:color="9BBB59" w:themeColor="accent3" w:sz="8" w:space="0"/>
+        <w:bottom w:val="single" w:color="9BBB59" w:themeColor="accent3" w:sz="8" w:space="0"/>
+        <w:right w:val="single" w:color="9BBB59" w:themeColor="accent3" w:sz="8" w:space="0"/>
       </w:tblBorders>
       <w:tblCellMar>
         <w:top w:w="0" w:type="dxa"/>
@@ -2536,10 +4147,10 @@
       <w:tblPr/>
       <w:tcPr>
         <w:tcBorders>
-          <w:top w:val="double" w:sz="6" w:space="0" w:color="9BBB59" w:themeColor="accent3"/>
-          <w:left w:val="single" w:sz="8" w:space="0" w:color="9BBB59" w:themeColor="accent3"/>
-          <w:bottom w:val="single" w:sz="8" w:space="0" w:color="9BBB59" w:themeColor="accent3"/>
-          <w:right w:val="single" w:sz="8" w:space="0" w:color="9BBB59" w:themeColor="accent3"/>
+          <w:top w:val="double" w:color="9BBB59" w:themeColor="accent3" w:sz="6" w:space="0"/>
+          <w:left w:val="single" w:color="9BBB59" w:themeColor="accent3" w:sz="8" w:space="0"/>
+          <w:bottom w:val="single" w:color="9BBB59" w:themeColor="accent3" w:sz="8" w:space="0"/>
+          <w:right w:val="single" w:color="9BBB59" w:themeColor="accent3" w:sz="8" w:space="0"/>
         </w:tcBorders>
       </w:tcPr>
     </w:tblStylePr>
@@ -2559,10 +4170,10 @@
       <w:tblPr/>
       <w:tcPr>
         <w:tcBorders>
-          <w:top w:val="single" w:sz="8" w:space="0" w:color="9BBB59" w:themeColor="accent3"/>
-          <w:left w:val="single" w:sz="8" w:space="0" w:color="9BBB59" w:themeColor="accent3"/>
-          <w:bottom w:val="single" w:sz="8" w:space="0" w:color="9BBB59" w:themeColor="accent3"/>
-          <w:right w:val="single" w:sz="8" w:space="0" w:color="9BBB59" w:themeColor="accent3"/>
+          <w:top w:val="single" w:color="9BBB59" w:themeColor="accent3" w:sz="8" w:space="0"/>
+          <w:left w:val="single" w:color="9BBB59" w:themeColor="accent3" w:sz="8" w:space="0"/>
+          <w:bottom w:val="single" w:color="9BBB59" w:themeColor="accent3" w:sz="8" w:space="0"/>
+          <w:right w:val="single" w:color="9BBB59" w:themeColor="accent3" w:sz="8" w:space="0"/>
         </w:tcBorders>
       </w:tcPr>
     </w:tblStylePr>
@@ -2570,10 +4181,10 @@
       <w:tblPr/>
       <w:tcPr>
         <w:tcBorders>
-          <w:top w:val="single" w:sz="8" w:space="0" w:color="9BBB59" w:themeColor="accent3"/>
-          <w:left w:val="single" w:sz="8" w:space="0" w:color="9BBB59" w:themeColor="accent3"/>
-          <w:bottom w:val="single" w:sz="8" w:space="0" w:color="9BBB59" w:themeColor="accent3"/>
-          <w:right w:val="single" w:sz="8" w:space="0" w:color="9BBB59" w:themeColor="accent3"/>
+          <w:top w:val="single" w:color="9BBB59" w:themeColor="accent3" w:sz="8" w:space="0"/>
+          <w:left w:val="single" w:color="9BBB59" w:themeColor="accent3" w:sz="8" w:space="0"/>
+          <w:bottom w:val="single" w:color="9BBB59" w:themeColor="accent3" w:sz="8" w:space="0"/>
+          <w:right w:val="single" w:color="9BBB59" w:themeColor="accent3" w:sz="8" w:space="0"/>
         </w:tcBorders>
       </w:tcPr>
     </w:tblStylePr>
@@ -2591,10 +4202,10 @@
       <w:tblStyleColBandSize w:val="1"/>
       <w:tblInd w:w="0" w:type="dxa"/>
       <w:tblBorders>
-        <w:top w:val="single" w:sz="8" w:space="0" w:color="8064A2" w:themeColor="accent4"/>
-        <w:left w:val="single" w:sz="8" w:space="0" w:color="8064A2" w:themeColor="accent4"/>
-        <w:bottom w:val="single" w:sz="8" w:space="0" w:color="8064A2" w:themeColor="accent4"/>
-        <w:right w:val="single" w:sz="8" w:space="0" w:color="8064A2" w:themeColor="accent4"/>
+        <w:top w:val="single" w:color="8064A2" w:themeColor="accent4" w:sz="8" w:space="0"/>
+        <w:left w:val="single" w:color="8064A2" w:themeColor="accent4" w:sz="8" w:space="0"/>
+        <w:bottom w:val="single" w:color="8064A2" w:themeColor="accent4" w:sz="8" w:space="0"/>
+        <w:right w:val="single" w:color="8064A2" w:themeColor="accent4" w:sz="8" w:space="0"/>
       </w:tblBorders>
       <w:tblCellMar>
         <w:top w:w="0" w:type="dxa"/>
@@ -2628,10 +4239,10 @@
       <w:tblPr/>
       <w:tcPr>
         <w:tcBorders>
-          <w:top w:val="double" w:sz="6" w:space="0" w:color="8064A2" w:themeColor="accent4"/>
-          <w:left w:val="single" w:sz="8" w:space="0" w:color="8064A2" w:themeColor="accent4"/>
-          <w:bottom w:val="single" w:sz="8" w:space="0" w:color="8064A2" w:themeColor="accent4"/>
-          <w:right w:val="single" w:sz="8" w:space="0" w:color="8064A2" w:themeColor="accent4"/>
+          <w:top w:val="double" w:color="8064A2" w:themeColor="accent4" w:sz="6" w:space="0"/>
+          <w:left w:val="single" w:color="8064A2" w:themeColor="accent4" w:sz="8" w:space="0"/>
+          <w:bottom w:val="single" w:color="8064A2" w:themeColor="accent4" w:sz="8" w:space="0"/>
+          <w:right w:val="single" w:color="8064A2" w:themeColor="accent4" w:sz="8" w:space="0"/>
         </w:tcBorders>
       </w:tcPr>
     </w:tblStylePr>
@@ -2651,10 +4262,10 @@
       <w:tblPr/>
       <w:tcPr>
         <w:tcBorders>
-          <w:top w:val="single" w:sz="8" w:space="0" w:color="8064A2" w:themeColor="accent4"/>
-          <w:left w:val="single" w:sz="8" w:space="0" w:color="8064A2" w:themeColor="accent4"/>
-          <w:bottom w:val="single" w:sz="8" w:space="0" w:color="8064A2" w:themeColor="accent4"/>
-          <w:right w:val="single" w:sz="8" w:space="0" w:color="8064A2" w:themeColor="accent4"/>
+          <w:top w:val="single" w:color="8064A2" w:themeColor="accent4" w:sz="8" w:space="0"/>
+          <w:left w:val="single" w:color="8064A2" w:themeColor="accent4" w:sz="8" w:space="0"/>
+          <w:bottom w:val="single" w:color="8064A2" w:themeColor="accent4" w:sz="8" w:space="0"/>
+          <w:right w:val="single" w:color="8064A2" w:themeColor="accent4" w:sz="8" w:space="0"/>
         </w:tcBorders>
       </w:tcPr>
     </w:tblStylePr>
@@ -2662,10 +4273,10 @@
       <w:tblPr/>
       <w:tcPr>
         <w:tcBorders>
-          <w:top w:val="single" w:sz="8" w:space="0" w:color="8064A2" w:themeColor="accent4"/>
-          <w:left w:val="single" w:sz="8" w:space="0" w:color="8064A2" w:themeColor="accent4"/>
-          <w:bottom w:val="single" w:sz="8" w:space="0" w:color="8064A2" w:themeColor="accent4"/>
-          <w:right w:val="single" w:sz="8" w:space="0" w:color="8064A2" w:themeColor="accent4"/>
+          <w:top w:val="single" w:color="8064A2" w:themeColor="accent4" w:sz="8" w:space="0"/>
+          <w:left w:val="single" w:color="8064A2" w:themeColor="accent4" w:sz="8" w:space="0"/>
+          <w:bottom w:val="single" w:color="8064A2" w:themeColor="accent4" w:sz="8" w:space="0"/>
+          <w:right w:val="single" w:color="8064A2" w:themeColor="accent4" w:sz="8" w:space="0"/>
         </w:tcBorders>
       </w:tcPr>
     </w:tblStylePr>
@@ -2683,10 +4294,10 @@
       <w:tblStyleColBandSize w:val="1"/>
       <w:tblInd w:w="0" w:type="dxa"/>
       <w:tblBorders>
-        <w:top w:val="single" w:sz="8" w:space="0" w:color="4BACC6" w:themeColor="accent5"/>
-        <w:left w:val="single" w:sz="8" w:space="0" w:color="4BACC6" w:themeColor="accent5"/>
-        <w:bottom w:val="single" w:sz="8" w:space="0" w:color="4BACC6" w:themeColor="accent5"/>
-        <w:right w:val="single" w:sz="8" w:space="0" w:color="4BACC6" w:themeColor="accent5"/>
+        <w:top w:val="single" w:color="4BACC6" w:themeColor="accent5" w:sz="8" w:space="0"/>
+        <w:left w:val="single" w:color="4BACC6" w:themeColor="accent5" w:sz="8" w:space="0"/>
+        <w:bottom w:val="single" w:color="4BACC6" w:themeColor="accent5" w:sz="8" w:space="0"/>
+        <w:right w:val="single" w:color="4BACC6" w:themeColor="accent5" w:sz="8" w:space="0"/>
       </w:tblBorders>
       <w:tblCellMar>
         <w:top w:w="0" w:type="dxa"/>
@@ -2720,10 +4331,10 @@
       <w:tblPr/>
       <w:tcPr>
         <w:tcBorders>
-          <w:top w:val="double" w:sz="6" w:space="0" w:color="4BACC6" w:themeColor="accent5"/>
-          <w:left w:val="single" w:sz="8" w:space="0" w:color="4BACC6" w:themeColor="accent5"/>
-          <w:bottom w:val="single" w:sz="8" w:space="0" w:color="4BACC6" w:themeColor="accent5"/>
-          <w:right w:val="single" w:sz="8" w:space="0" w:color="4BACC6" w:themeColor="accent5"/>
+          <w:top w:val="double" w:color="4BACC6" w:themeColor="accent5" w:sz="6" w:space="0"/>
+          <w:left w:val="single" w:color="4BACC6" w:themeColor="accent5" w:sz="8" w:space="0"/>
+          <w:bottom w:val="single" w:color="4BACC6" w:themeColor="accent5" w:sz="8" w:space="0"/>
+          <w:right w:val="single" w:color="4BACC6" w:themeColor="accent5" w:sz="8" w:space="0"/>
         </w:tcBorders>
       </w:tcPr>
     </w:tblStylePr>
@@ -2743,10 +4354,10 @@
       <w:tblPr/>
       <w:tcPr>
         <w:tcBorders>
-          <w:top w:val="single" w:sz="8" w:space="0" w:color="4BACC6" w:themeColor="accent5"/>
-          <w:left w:val="single" w:sz="8" w:space="0" w:color="4BACC6" w:themeColor="accent5"/>
-          <w:bottom w:val="single" w:sz="8" w:space="0" w:color="4BACC6" w:themeColor="accent5"/>
-          <w:right w:val="single" w:sz="8" w:space="0" w:color="4BACC6" w:themeColor="accent5"/>
+          <w:top w:val="single" w:color="4BACC6" w:themeColor="accent5" w:sz="8" w:space="0"/>
+          <w:left w:val="single" w:color="4BACC6" w:themeColor="accent5" w:sz="8" w:space="0"/>
+          <w:bottom w:val="single" w:color="4BACC6" w:themeColor="accent5" w:sz="8" w:space="0"/>
+          <w:right w:val="single" w:color="4BACC6" w:themeColor="accent5" w:sz="8" w:space="0"/>
         </w:tcBorders>
       </w:tcPr>
     </w:tblStylePr>
@@ -2754,10 +4365,10 @@
       <w:tblPr/>
       <w:tcPr>
         <w:tcBorders>
-          <w:top w:val="single" w:sz="8" w:space="0" w:color="4BACC6" w:themeColor="accent5"/>
-          <w:left w:val="single" w:sz="8" w:space="0" w:color="4BACC6" w:themeColor="accent5"/>
-          <w:bottom w:val="single" w:sz="8" w:space="0" w:color="4BACC6" w:themeColor="accent5"/>
-          <w:right w:val="single" w:sz="8" w:space="0" w:color="4BACC6" w:themeColor="accent5"/>
+          <w:top w:val="single" w:color="4BACC6" w:themeColor="accent5" w:sz="8" w:space="0"/>
+          <w:left w:val="single" w:color="4BACC6" w:themeColor="accent5" w:sz="8" w:space="0"/>
+          <w:bottom w:val="single" w:color="4BACC6" w:themeColor="accent5" w:sz="8" w:space="0"/>
+          <w:right w:val="single" w:color="4BACC6" w:themeColor="accent5" w:sz="8" w:space="0"/>
         </w:tcBorders>
       </w:tcPr>
     </w:tblStylePr>
@@ -2775,10 +4386,10 @@
       <w:tblStyleColBandSize w:val="1"/>
       <w:tblInd w:w="0" w:type="dxa"/>
       <w:tblBorders>
-        <w:top w:val="single" w:sz="8" w:space="0" w:color="F79646" w:themeColor="accent6"/>
-        <w:left w:val="single" w:sz="8" w:space="0" w:color="F79646" w:themeColor="accent6"/>
-        <w:bottom w:val="single" w:sz="8" w:space="0" w:color="F79646" w:themeColor="accent6"/>
-        <w:right w:val="single" w:sz="8" w:space="0" w:color="F79646" w:themeColor="accent6"/>
+        <w:top w:val="single" w:color="F79646" w:themeColor="accent6" w:sz="8" w:space="0"/>
+        <w:left w:val="single" w:color="F79646" w:themeColor="accent6" w:sz="8" w:space="0"/>
+        <w:bottom w:val="single" w:color="F79646" w:themeColor="accent6" w:sz="8" w:space="0"/>
+        <w:right w:val="single" w:color="F79646" w:themeColor="accent6" w:sz="8" w:space="0"/>
       </w:tblBorders>
       <w:tblCellMar>
         <w:top w:w="0" w:type="dxa"/>
@@ -2812,10 +4423,10 @@
       <w:tblPr/>
       <w:tcPr>
         <w:tcBorders>
-          <w:top w:val="double" w:sz="6" w:space="0" w:color="F79646" w:themeColor="accent6"/>
-          <w:left w:val="single" w:sz="8" w:space="0" w:color="F79646" w:themeColor="accent6"/>
-          <w:bottom w:val="single" w:sz="8" w:space="0" w:color="F79646" w:themeColor="accent6"/>
-          <w:right w:val="single" w:sz="8" w:space="0" w:color="F79646" w:themeColor="accent6"/>
+          <w:top w:val="double" w:color="F79646" w:themeColor="accent6" w:sz="6" w:space="0"/>
+          <w:left w:val="single" w:color="F79646" w:themeColor="accent6" w:sz="8" w:space="0"/>
+          <w:bottom w:val="single" w:color="F79646" w:themeColor="accent6" w:sz="8" w:space="0"/>
+          <w:right w:val="single" w:color="F79646" w:themeColor="accent6" w:sz="8" w:space="0"/>
         </w:tcBorders>
       </w:tcPr>
     </w:tblStylePr>
@@ -2835,10 +4446,10 @@
       <w:tblPr/>
       <w:tcPr>
         <w:tcBorders>
-          <w:top w:val="single" w:sz="8" w:space="0" w:color="F79646" w:themeColor="accent6"/>
-          <w:left w:val="single" w:sz="8" w:space="0" w:color="F79646" w:themeColor="accent6"/>
-          <w:bottom w:val="single" w:sz="8" w:space="0" w:color="F79646" w:themeColor="accent6"/>
-          <w:right w:val="single" w:sz="8" w:space="0" w:color="F79646" w:themeColor="accent6"/>
+          <w:top w:val="single" w:color="F79646" w:themeColor="accent6" w:sz="8" w:space="0"/>
+          <w:left w:val="single" w:color="F79646" w:themeColor="accent6" w:sz="8" w:space="0"/>
+          <w:bottom w:val="single" w:color="F79646" w:themeColor="accent6" w:sz="8" w:space="0"/>
+          <w:right w:val="single" w:color="F79646" w:themeColor="accent6" w:sz="8" w:space="0"/>
         </w:tcBorders>
       </w:tcPr>
     </w:tblStylePr>
@@ -2846,10 +4457,10 @@
       <w:tblPr/>
       <w:tcPr>
         <w:tcBorders>
-          <w:top w:val="single" w:sz="8" w:space="0" w:color="F79646" w:themeColor="accent6"/>
-          <w:left w:val="single" w:sz="8" w:space="0" w:color="F79646" w:themeColor="accent6"/>
-          <w:bottom w:val="single" w:sz="8" w:space="0" w:color="F79646" w:themeColor="accent6"/>
-          <w:right w:val="single" w:sz="8" w:space="0" w:color="F79646" w:themeColor="accent6"/>
+          <w:top w:val="single" w:color="F79646" w:themeColor="accent6" w:sz="8" w:space="0"/>
+          <w:left w:val="single" w:color="F79646" w:themeColor="accent6" w:sz="8" w:space="0"/>
+          <w:bottom w:val="single" w:color="F79646" w:themeColor="accent6" w:sz="8" w:space="0"/>
+          <w:right w:val="single" w:color="F79646" w:themeColor="accent6" w:sz="8" w:space="0"/>
         </w:tcBorders>
       </w:tcPr>
     </w:tblStylePr>
@@ -2867,12 +4478,12 @@
       <w:tblStyleColBandSize w:val="1"/>
       <w:tblInd w:w="0" w:type="dxa"/>
       <w:tblBorders>
-        <w:top w:val="single" w:sz="8" w:space="0" w:color="000000" w:themeColor="text1"/>
-        <w:left w:val="single" w:sz="8" w:space="0" w:color="000000" w:themeColor="text1"/>
-        <w:bottom w:val="single" w:sz="8" w:space="0" w:color="000000" w:themeColor="text1"/>
-        <w:right w:val="single" w:sz="8" w:space="0" w:color="000000" w:themeColor="text1"/>
-        <w:insideH w:val="single" w:sz="8" w:space="0" w:color="000000" w:themeColor="text1"/>
-        <w:insideV w:val="single" w:sz="8" w:space="0" w:color="000000" w:themeColor="text1"/>
+        <w:top w:val="single" w:color="000000" w:themeColor="text1" w:sz="8" w:space="0"/>
+        <w:left w:val="single" w:color="000000" w:themeColor="text1" w:sz="8" w:space="0"/>
+        <w:bottom w:val="single" w:color="000000" w:themeColor="text1" w:sz="8" w:space="0"/>
+        <w:right w:val="single" w:color="000000" w:themeColor="text1" w:sz="8" w:space="0"/>
+        <w:insideH w:val="single" w:color="000000" w:themeColor="text1" w:sz="8" w:space="0"/>
+        <w:insideV w:val="single" w:color="000000" w:themeColor="text1" w:sz="8" w:space="0"/>
       </w:tblBorders>
       <w:tblCellMar>
         <w:top w:w="0" w:type="dxa"/>
@@ -2886,19 +4497,19 @@
         <w:spacing w:before="0" w:after="0" w:line="240" w:lineRule="auto"/>
       </w:pPr>
       <w:rPr>
-        <w:rFonts w:asciiTheme="majorHAnsi" w:eastAsiaTheme="majorEastAsia" w:hAnsiTheme="majorHAnsi" w:cstheme="majorBidi"/>
-        <w:b/>
-        <w:bCs/>
-      </w:rPr>
-      <w:tblPr/>
-      <w:tcPr>
-        <w:tcBorders>
-          <w:top w:val="single" w:sz="8" w:space="0" w:color="000000" w:themeColor="text1"/>
-          <w:left w:val="single" w:sz="8" w:space="0" w:color="000000" w:themeColor="text1"/>
-          <w:bottom w:val="single" w:sz="18" w:space="0" w:color="000000" w:themeColor="text1"/>
-          <w:right w:val="single" w:sz="8" w:space="0" w:color="000000" w:themeColor="text1"/>
-          <w:insideH w:val="nil"/>
-          <w:insideV w:val="single" w:sz="8" w:space="0" w:color="000000" w:themeColor="text1"/>
+        <w:rFonts w:asciiTheme="majorHAnsi" w:hAnsiTheme="majorHAnsi" w:eastAsiaTheme="majorEastAsia" w:cstheme="majorBidi"/>
+        <w:b/>
+        <w:bCs/>
+      </w:rPr>
+      <w:tblPr/>
+      <w:tcPr>
+        <w:tcBorders>
+          <w:top w:val="single" w:color="000000" w:themeColor="text1" w:sz="8" w:space="0"/>
+          <w:left w:val="single" w:color="000000" w:themeColor="text1" w:sz="8" w:space="0"/>
+          <w:bottom w:val="single" w:color="000000" w:themeColor="text1" w:sz="18" w:space="0"/>
+          <w:right w:val="single" w:color="000000" w:themeColor="text1" w:sz="8" w:space="0"/>
+          <w:insideH w:val="nil"/>
+          <w:insideV w:val="single" w:color="000000" w:themeColor="text1" w:sz="8" w:space="0"/>
         </w:tcBorders>
       </w:tcPr>
     </w:tblStylePr>
@@ -2907,42 +4518,42 @@
         <w:spacing w:before="0" w:after="0" w:line="240" w:lineRule="auto"/>
       </w:pPr>
       <w:rPr>
-        <w:rFonts w:asciiTheme="majorHAnsi" w:eastAsiaTheme="majorEastAsia" w:hAnsiTheme="majorHAnsi" w:cstheme="majorBidi"/>
-        <w:b/>
-        <w:bCs/>
-      </w:rPr>
-      <w:tblPr/>
-      <w:tcPr>
-        <w:tcBorders>
-          <w:top w:val="double" w:sz="6" w:space="0" w:color="000000" w:themeColor="text1"/>
-          <w:left w:val="single" w:sz="8" w:space="0" w:color="000000" w:themeColor="text1"/>
-          <w:bottom w:val="single" w:sz="8" w:space="0" w:color="000000" w:themeColor="text1"/>
-          <w:right w:val="single" w:sz="8" w:space="0" w:color="000000" w:themeColor="text1"/>
-          <w:insideH w:val="nil"/>
-          <w:insideV w:val="single" w:sz="8" w:space="0" w:color="000000" w:themeColor="text1"/>
+        <w:rFonts w:asciiTheme="majorHAnsi" w:hAnsiTheme="majorHAnsi" w:eastAsiaTheme="majorEastAsia" w:cstheme="majorBidi"/>
+        <w:b/>
+        <w:bCs/>
+      </w:rPr>
+      <w:tblPr/>
+      <w:tcPr>
+        <w:tcBorders>
+          <w:top w:val="double" w:color="000000" w:themeColor="text1" w:sz="6" w:space="0"/>
+          <w:left w:val="single" w:color="000000" w:themeColor="text1" w:sz="8" w:space="0"/>
+          <w:bottom w:val="single" w:color="000000" w:themeColor="text1" w:sz="8" w:space="0"/>
+          <w:right w:val="single" w:color="000000" w:themeColor="text1" w:sz="8" w:space="0"/>
+          <w:insideH w:val="nil"/>
+          <w:insideV w:val="single" w:color="000000" w:themeColor="text1" w:sz="8" w:space="0"/>
         </w:tcBorders>
       </w:tcPr>
     </w:tblStylePr>
     <w:tblStylePr w:type="firstCol">
       <w:rPr>
-        <w:rFonts w:asciiTheme="majorHAnsi" w:eastAsiaTheme="majorEastAsia" w:hAnsiTheme="majorHAnsi" w:cstheme="majorBidi"/>
+        <w:rFonts w:asciiTheme="majorHAnsi" w:hAnsiTheme="majorHAnsi" w:eastAsiaTheme="majorEastAsia" w:cstheme="majorBidi"/>
         <w:b/>
         <w:bCs/>
       </w:rPr>
     </w:tblStylePr>
     <w:tblStylePr w:type="lastCol">
       <w:rPr>
-        <w:rFonts w:asciiTheme="majorHAnsi" w:eastAsiaTheme="majorEastAsia" w:hAnsiTheme="majorHAnsi" w:cstheme="majorBidi"/>
-        <w:b/>
-        <w:bCs/>
-      </w:rPr>
-      <w:tblPr/>
-      <w:tcPr>
-        <w:tcBorders>
-          <w:top w:val="single" w:sz="8" w:space="0" w:color="000000" w:themeColor="text1"/>
-          <w:left w:val="single" w:sz="8" w:space="0" w:color="000000" w:themeColor="text1"/>
-          <w:bottom w:val="single" w:sz="8" w:space="0" w:color="000000" w:themeColor="text1"/>
-          <w:right w:val="single" w:sz="8" w:space="0" w:color="000000" w:themeColor="text1"/>
+        <w:rFonts w:asciiTheme="majorHAnsi" w:hAnsiTheme="majorHAnsi" w:eastAsiaTheme="majorEastAsia" w:cstheme="majorBidi"/>
+        <w:b/>
+        <w:bCs/>
+      </w:rPr>
+      <w:tblPr/>
+      <w:tcPr>
+        <w:tcBorders>
+          <w:top w:val="single" w:color="000000" w:themeColor="text1" w:sz="8" w:space="0"/>
+          <w:left w:val="single" w:color="000000" w:themeColor="text1" w:sz="8" w:space="0"/>
+          <w:bottom w:val="single" w:color="000000" w:themeColor="text1" w:sz="8" w:space="0"/>
+          <w:right w:val="single" w:color="000000" w:themeColor="text1" w:sz="8" w:space="0"/>
         </w:tcBorders>
       </w:tcPr>
     </w:tblStylePr>
@@ -2950,10 +4561,10 @@
       <w:tblPr/>
       <w:tcPr>
         <w:tcBorders>
-          <w:top w:val="single" w:sz="8" w:space="0" w:color="000000" w:themeColor="text1"/>
-          <w:left w:val="single" w:sz="8" w:space="0" w:color="000000" w:themeColor="text1"/>
-          <w:bottom w:val="single" w:sz="8" w:space="0" w:color="000000" w:themeColor="text1"/>
-          <w:right w:val="single" w:sz="8" w:space="0" w:color="000000" w:themeColor="text1"/>
+          <w:top w:val="single" w:color="000000" w:themeColor="text1" w:sz="8" w:space="0"/>
+          <w:left w:val="single" w:color="000000" w:themeColor="text1" w:sz="8" w:space="0"/>
+          <w:bottom w:val="single" w:color="000000" w:themeColor="text1" w:sz="8" w:space="0"/>
+          <w:right w:val="single" w:color="000000" w:themeColor="text1" w:sz="8" w:space="0"/>
         </w:tcBorders>
         <w:shd w:val="clear" w:color="auto" w:fill="C0C0C0" w:themeFill="text1" w:themeFillTint="3F"/>
       </w:tcPr>
@@ -2962,11 +4573,11 @@
       <w:tblPr/>
       <w:tcPr>
         <w:tcBorders>
-          <w:top w:val="single" w:sz="8" w:space="0" w:color="000000" w:themeColor="text1"/>
-          <w:left w:val="single" w:sz="8" w:space="0" w:color="000000" w:themeColor="text1"/>
-          <w:bottom w:val="single" w:sz="8" w:space="0" w:color="000000" w:themeColor="text1"/>
-          <w:right w:val="single" w:sz="8" w:space="0" w:color="000000" w:themeColor="text1"/>
-          <w:insideV w:val="single" w:sz="8" w:space="0" w:color="000000" w:themeColor="text1"/>
+          <w:top w:val="single" w:color="000000" w:themeColor="text1" w:sz="8" w:space="0"/>
+          <w:left w:val="single" w:color="000000" w:themeColor="text1" w:sz="8" w:space="0"/>
+          <w:bottom w:val="single" w:color="000000" w:themeColor="text1" w:sz="8" w:space="0"/>
+          <w:right w:val="single" w:color="000000" w:themeColor="text1" w:sz="8" w:space="0"/>
+          <w:insideV w:val="single" w:color="000000" w:themeColor="text1" w:sz="8" w:space="0"/>
         </w:tcBorders>
         <w:shd w:val="clear" w:color="auto" w:fill="C0C0C0" w:themeFill="text1" w:themeFillTint="3F"/>
       </w:tcPr>
@@ -2975,11 +4586,11 @@
       <w:tblPr/>
       <w:tcPr>
         <w:tcBorders>
-          <w:top w:val="single" w:sz="8" w:space="0" w:color="000000" w:themeColor="text1"/>
-          <w:left w:val="single" w:sz="8" w:space="0" w:color="000000" w:themeColor="text1"/>
-          <w:bottom w:val="single" w:sz="8" w:space="0" w:color="000000" w:themeColor="text1"/>
-          <w:right w:val="single" w:sz="8" w:space="0" w:color="000000" w:themeColor="text1"/>
-          <w:insideV w:val="single" w:sz="8" w:space="0" w:color="000000" w:themeColor="text1"/>
+          <w:top w:val="single" w:color="000000" w:themeColor="text1" w:sz="8" w:space="0"/>
+          <w:left w:val="single" w:color="000000" w:themeColor="text1" w:sz="8" w:space="0"/>
+          <w:bottom w:val="single" w:color="000000" w:themeColor="text1" w:sz="8" w:space="0"/>
+          <w:right w:val="single" w:color="000000" w:themeColor="text1" w:sz="8" w:space="0"/>
+          <w:insideV w:val="single" w:color="000000" w:themeColor="text1" w:sz="8" w:space="0"/>
         </w:tcBorders>
       </w:tcPr>
     </w:tblStylePr>
@@ -2997,12 +4608,12 @@
       <w:tblStyleColBandSize w:val="1"/>
       <w:tblInd w:w="0" w:type="dxa"/>
       <w:tblBorders>
-        <w:top w:val="single" w:sz="8" w:space="0" w:color="4F81BD" w:themeColor="accent1"/>
-        <w:left w:val="single" w:sz="8" w:space="0" w:color="4F81BD" w:themeColor="accent1"/>
-        <w:bottom w:val="single" w:sz="8" w:space="0" w:color="4F81BD" w:themeColor="accent1"/>
-        <w:right w:val="single" w:sz="8" w:space="0" w:color="4F81BD" w:themeColor="accent1"/>
-        <w:insideH w:val="single" w:sz="8" w:space="0" w:color="4F81BD" w:themeColor="accent1"/>
-        <w:insideV w:val="single" w:sz="8" w:space="0" w:color="4F81BD" w:themeColor="accent1"/>
+        <w:top w:val="single" w:color="4F81BD" w:themeColor="accent1" w:sz="8" w:space="0"/>
+        <w:left w:val="single" w:color="4F81BD" w:themeColor="accent1" w:sz="8" w:space="0"/>
+        <w:bottom w:val="single" w:color="4F81BD" w:themeColor="accent1" w:sz="8" w:space="0"/>
+        <w:right w:val="single" w:color="4F81BD" w:themeColor="accent1" w:sz="8" w:space="0"/>
+        <w:insideH w:val="single" w:color="4F81BD" w:themeColor="accent1" w:sz="8" w:space="0"/>
+        <w:insideV w:val="single" w:color="4F81BD" w:themeColor="accent1" w:sz="8" w:space="0"/>
       </w:tblBorders>
       <w:tblCellMar>
         <w:top w:w="0" w:type="dxa"/>
@@ -3016,19 +4627,19 @@
         <w:spacing w:before="0" w:after="0" w:line="240" w:lineRule="auto"/>
       </w:pPr>
       <w:rPr>
-        <w:rFonts w:asciiTheme="majorHAnsi" w:eastAsiaTheme="majorEastAsia" w:hAnsiTheme="majorHAnsi" w:cstheme="majorBidi"/>
-        <w:b/>
-        <w:bCs/>
-      </w:rPr>
-      <w:tblPr/>
-      <w:tcPr>
-        <w:tcBorders>
-          <w:top w:val="single" w:sz="8" w:space="0" w:color="4F81BD" w:themeColor="accent1"/>
-          <w:left w:val="single" w:sz="8" w:space="0" w:color="4F81BD" w:themeColor="accent1"/>
-          <w:bottom w:val="single" w:sz="18" w:space="0" w:color="4F81BD" w:themeColor="accent1"/>
-          <w:right w:val="single" w:sz="8" w:space="0" w:color="4F81BD" w:themeColor="accent1"/>
-          <w:insideH w:val="nil"/>
-          <w:insideV w:val="single" w:sz="8" w:space="0" w:color="4F81BD" w:themeColor="accent1"/>
+        <w:rFonts w:asciiTheme="majorHAnsi" w:hAnsiTheme="majorHAnsi" w:eastAsiaTheme="majorEastAsia" w:cstheme="majorBidi"/>
+        <w:b/>
+        <w:bCs/>
+      </w:rPr>
+      <w:tblPr/>
+      <w:tcPr>
+        <w:tcBorders>
+          <w:top w:val="single" w:color="4F81BD" w:themeColor="accent1" w:sz="8" w:space="0"/>
+          <w:left w:val="single" w:color="4F81BD" w:themeColor="accent1" w:sz="8" w:space="0"/>
+          <w:bottom w:val="single" w:color="4F81BD" w:themeColor="accent1" w:sz="18" w:space="0"/>
+          <w:right w:val="single" w:color="4F81BD" w:themeColor="accent1" w:sz="8" w:space="0"/>
+          <w:insideH w:val="nil"/>
+          <w:insideV w:val="single" w:color="4F81BD" w:themeColor="accent1" w:sz="8" w:space="0"/>
         </w:tcBorders>
       </w:tcPr>
     </w:tblStylePr>
@@ -3037,42 +4648,42 @@
         <w:spacing w:before="0" w:after="0" w:line="240" w:lineRule="auto"/>
       </w:pPr>
       <w:rPr>
-        <w:rFonts w:asciiTheme="majorHAnsi" w:eastAsiaTheme="majorEastAsia" w:hAnsiTheme="majorHAnsi" w:cstheme="majorBidi"/>
-        <w:b/>
-        <w:bCs/>
-      </w:rPr>
-      <w:tblPr/>
-      <w:tcPr>
-        <w:tcBorders>
-          <w:top w:val="double" w:sz="6" w:space="0" w:color="4F81BD" w:themeColor="accent1"/>
-          <w:left w:val="single" w:sz="8" w:space="0" w:color="4F81BD" w:themeColor="accent1"/>
-          <w:bottom w:val="single" w:sz="8" w:space="0" w:color="4F81BD" w:themeColor="accent1"/>
-          <w:right w:val="single" w:sz="8" w:space="0" w:color="4F81BD" w:themeColor="accent1"/>
-          <w:insideH w:val="nil"/>
-          <w:insideV w:val="single" w:sz="8" w:space="0" w:color="4F81BD" w:themeColor="accent1"/>
+        <w:rFonts w:asciiTheme="majorHAnsi" w:hAnsiTheme="majorHAnsi" w:eastAsiaTheme="majorEastAsia" w:cstheme="majorBidi"/>
+        <w:b/>
+        <w:bCs/>
+      </w:rPr>
+      <w:tblPr/>
+      <w:tcPr>
+        <w:tcBorders>
+          <w:top w:val="double" w:color="4F81BD" w:themeColor="accent1" w:sz="6" w:space="0"/>
+          <w:left w:val="single" w:color="4F81BD" w:themeColor="accent1" w:sz="8" w:space="0"/>
+          <w:bottom w:val="single" w:color="4F81BD" w:themeColor="accent1" w:sz="8" w:space="0"/>
+          <w:right w:val="single" w:color="4F81BD" w:themeColor="accent1" w:sz="8" w:space="0"/>
+          <w:insideH w:val="nil"/>
+          <w:insideV w:val="single" w:color="4F81BD" w:themeColor="accent1" w:sz="8" w:space="0"/>
         </w:tcBorders>
       </w:tcPr>
     </w:tblStylePr>
     <w:tblStylePr w:type="firstCol">
       <w:rPr>
-        <w:rFonts w:asciiTheme="majorHAnsi" w:eastAsiaTheme="majorEastAsia" w:hAnsiTheme="majorHAnsi" w:cstheme="majorBidi"/>
+        <w:rFonts w:asciiTheme="majorHAnsi" w:hAnsiTheme="majorHAnsi" w:eastAsiaTheme="majorEastAsia" w:cstheme="majorBidi"/>
         <w:b/>
         <w:bCs/>
       </w:rPr>
     </w:tblStylePr>
     <w:tblStylePr w:type="lastCol">
       <w:rPr>
-        <w:rFonts w:asciiTheme="majorHAnsi" w:eastAsiaTheme="majorEastAsia" w:hAnsiTheme="majorHAnsi" w:cstheme="majorBidi"/>
-        <w:b/>
-        <w:bCs/>
-      </w:rPr>
-      <w:tblPr/>
-      <w:tcPr>
-        <w:tcBorders>
-          <w:top w:val="single" w:sz="8" w:space="0" w:color="4F81BD" w:themeColor="accent1"/>
-          <w:left w:val="single" w:sz="8" w:space="0" w:color="4F81BD" w:themeColor="accent1"/>
-          <w:bottom w:val="single" w:sz="8" w:space="0" w:color="4F81BD" w:themeColor="accent1"/>
-          <w:right w:val="single" w:sz="8" w:space="0" w:color="4F81BD" w:themeColor="accent1"/>
+        <w:rFonts w:asciiTheme="majorHAnsi" w:hAnsiTheme="majorHAnsi" w:eastAsiaTheme="majorEastAsia" w:cstheme="majorBidi"/>
+        <w:b/>
+        <w:bCs/>
+      </w:rPr>
+      <w:tblPr/>
+      <w:tcPr>
+        <w:tcBorders>
+          <w:top w:val="single" w:color="4F81BD" w:themeColor="accent1" w:sz="8" w:space="0"/>
+          <w:left w:val="single" w:color="4F81BD" w:themeColor="accent1" w:sz="8" w:space="0"/>
+          <w:bottom w:val="single" w:color="4F81BD" w:themeColor="accent1" w:sz="8" w:space="0"/>
+          <w:right w:val="single" w:color="4F81BD" w:themeColor="accent1" w:sz="8" w:space="0"/>
         </w:tcBorders>
       </w:tcPr>
     </w:tblStylePr>
@@ -3080,10 +4691,10 @@
       <w:tblPr/>
       <w:tcPr>
         <w:tcBorders>
-          <w:top w:val="single" w:sz="8" w:space="0" w:color="4F81BD" w:themeColor="accent1"/>
-          <w:left w:val="single" w:sz="8" w:space="0" w:color="4F81BD" w:themeColor="accent1"/>
-          <w:bottom w:val="single" w:sz="8" w:space="0" w:color="4F81BD" w:themeColor="accent1"/>
-          <w:right w:val="single" w:sz="8" w:space="0" w:color="4F81BD" w:themeColor="accent1"/>
+          <w:top w:val="single" w:color="4F81BD" w:themeColor="accent1" w:sz="8" w:space="0"/>
+          <w:left w:val="single" w:color="4F81BD" w:themeColor="accent1" w:sz="8" w:space="0"/>
+          <w:bottom w:val="single" w:color="4F81BD" w:themeColor="accent1" w:sz="8" w:space="0"/>
+          <w:right w:val="single" w:color="4F81BD" w:themeColor="accent1" w:sz="8" w:space="0"/>
         </w:tcBorders>
         <w:shd w:val="clear" w:color="auto" w:fill="D3DFEE" w:themeFill="accent1" w:themeFillTint="3F"/>
       </w:tcPr>
@@ -3092,11 +4703,11 @@
       <w:tblPr/>
       <w:tcPr>
         <w:tcBorders>
-          <w:top w:val="single" w:sz="8" w:space="0" w:color="4F81BD" w:themeColor="accent1"/>
-          <w:left w:val="single" w:sz="8" w:space="0" w:color="4F81BD" w:themeColor="accent1"/>
-          <w:bottom w:val="single" w:sz="8" w:space="0" w:color="4F81BD" w:themeColor="accent1"/>
-          <w:right w:val="single" w:sz="8" w:space="0" w:color="4F81BD" w:themeColor="accent1"/>
-          <w:insideV w:val="single" w:sz="8" w:space="0" w:color="4F81BD" w:themeColor="accent1"/>
+          <w:top w:val="single" w:color="4F81BD" w:themeColor="accent1" w:sz="8" w:space="0"/>
+          <w:left w:val="single" w:color="4F81BD" w:themeColor="accent1" w:sz="8" w:space="0"/>
+          <w:bottom w:val="single" w:color="4F81BD" w:themeColor="accent1" w:sz="8" w:space="0"/>
+          <w:right w:val="single" w:color="4F81BD" w:themeColor="accent1" w:sz="8" w:space="0"/>
+          <w:insideV w:val="single" w:color="4F81BD" w:themeColor="accent1" w:sz="8" w:space="0"/>
         </w:tcBorders>
         <w:shd w:val="clear" w:color="auto" w:fill="D3DFEE" w:themeFill="accent1" w:themeFillTint="3F"/>
       </w:tcPr>
@@ -3105,11 +4716,11 @@
       <w:tblPr/>
       <w:tcPr>
         <w:tcBorders>
-          <w:top w:val="single" w:sz="8" w:space="0" w:color="4F81BD" w:themeColor="accent1"/>
-          <w:left w:val="single" w:sz="8" w:space="0" w:color="4F81BD" w:themeColor="accent1"/>
-          <w:bottom w:val="single" w:sz="8" w:space="0" w:color="4F81BD" w:themeColor="accent1"/>
-          <w:right w:val="single" w:sz="8" w:space="0" w:color="4F81BD" w:themeColor="accent1"/>
-          <w:insideV w:val="single" w:sz="8" w:space="0" w:color="4F81BD" w:themeColor="accent1"/>
+          <w:top w:val="single" w:color="4F81BD" w:themeColor="accent1" w:sz="8" w:space="0"/>
+          <w:left w:val="single" w:color="4F81BD" w:themeColor="accent1" w:sz="8" w:space="0"/>
+          <w:bottom w:val="single" w:color="4F81BD" w:themeColor="accent1" w:sz="8" w:space="0"/>
+          <w:right w:val="single" w:color="4F81BD" w:themeColor="accent1" w:sz="8" w:space="0"/>
+          <w:insideV w:val="single" w:color="4F81BD" w:themeColor="accent1" w:sz="8" w:space="0"/>
         </w:tcBorders>
       </w:tcPr>
     </w:tblStylePr>
@@ -3127,12 +4738,12 @@
       <w:tblStyleColBandSize w:val="1"/>
       <w:tblInd w:w="0" w:type="dxa"/>
       <w:tblBorders>
-        <w:top w:val="single" w:sz="8" w:space="0" w:color="C0504D" w:themeColor="accent2"/>
-        <w:left w:val="single" w:sz="8" w:space="0" w:color="C0504D" w:themeColor="accent2"/>
-        <w:bottom w:val="single" w:sz="8" w:space="0" w:color="C0504D" w:themeColor="accent2"/>
-        <w:right w:val="single" w:sz="8" w:space="0" w:color="C0504D" w:themeColor="accent2"/>
-        <w:insideH w:val="single" w:sz="8" w:space="0" w:color="C0504D" w:themeColor="accent2"/>
-        <w:insideV w:val="single" w:sz="8" w:space="0" w:color="C0504D" w:themeColor="accent2"/>
+        <w:top w:val="single" w:color="C0504D" w:themeColor="accent2" w:sz="8" w:space="0"/>
+        <w:left w:val="single" w:color="C0504D" w:themeColor="accent2" w:sz="8" w:space="0"/>
+        <w:bottom w:val="single" w:color="C0504D" w:themeColor="accent2" w:sz="8" w:space="0"/>
+        <w:right w:val="single" w:color="C0504D" w:themeColor="accent2" w:sz="8" w:space="0"/>
+        <w:insideH w:val="single" w:color="C0504D" w:themeColor="accent2" w:sz="8" w:space="0"/>
+        <w:insideV w:val="single" w:color="C0504D" w:themeColor="accent2" w:sz="8" w:space="0"/>
       </w:tblBorders>
       <w:tblCellMar>
         <w:top w:w="0" w:type="dxa"/>
@@ -3146,19 +4757,19 @@
         <w:spacing w:before="0" w:after="0" w:line="240" w:lineRule="auto"/>
       </w:pPr>
       <w:rPr>
-        <w:rFonts w:asciiTheme="majorHAnsi" w:eastAsiaTheme="majorEastAsia" w:hAnsiTheme="majorHAnsi" w:cstheme="majorBidi"/>
-        <w:b/>
-        <w:bCs/>
-      </w:rPr>
-      <w:tblPr/>
-      <w:tcPr>
-        <w:tcBorders>
-          <w:top w:val="single" w:sz="8" w:space="0" w:color="C0504D" w:themeColor="accent2"/>
-          <w:left w:val="single" w:sz="8" w:space="0" w:color="C0504D" w:themeColor="accent2"/>
-          <w:bottom w:val="single" w:sz="18" w:space="0" w:color="C0504D" w:themeColor="accent2"/>
-          <w:right w:val="single" w:sz="8" w:space="0" w:color="C0504D" w:themeColor="accent2"/>
-          <w:insideH w:val="nil"/>
-          <w:insideV w:val="single" w:sz="8" w:space="0" w:color="C0504D" w:themeColor="accent2"/>
+        <w:rFonts w:asciiTheme="majorHAnsi" w:hAnsiTheme="majorHAnsi" w:eastAsiaTheme="majorEastAsia" w:cstheme="majorBidi"/>
+        <w:b/>
+        <w:bCs/>
+      </w:rPr>
+      <w:tblPr/>
+      <w:tcPr>
+        <w:tcBorders>
+          <w:top w:val="single" w:color="C0504D" w:themeColor="accent2" w:sz="8" w:space="0"/>
+          <w:left w:val="single" w:color="C0504D" w:themeColor="accent2" w:sz="8" w:space="0"/>
+          <w:bottom w:val="single" w:color="C0504D" w:themeColor="accent2" w:sz="18" w:space="0"/>
+          <w:right w:val="single" w:color="C0504D" w:themeColor="accent2" w:sz="8" w:space="0"/>
+          <w:insideH w:val="nil"/>
+          <w:insideV w:val="single" w:color="C0504D" w:themeColor="accent2" w:sz="8" w:space="0"/>
         </w:tcBorders>
       </w:tcPr>
     </w:tblStylePr>
@@ -3167,42 +4778,42 @@
         <w:spacing w:before="0" w:after="0" w:line="240" w:lineRule="auto"/>
       </w:pPr>
       <w:rPr>
-        <w:rFonts w:asciiTheme="majorHAnsi" w:eastAsiaTheme="majorEastAsia" w:hAnsiTheme="majorHAnsi" w:cstheme="majorBidi"/>
-        <w:b/>
-        <w:bCs/>
-      </w:rPr>
-      <w:tblPr/>
-      <w:tcPr>
-        <w:tcBorders>
-          <w:top w:val="double" w:sz="6" w:space="0" w:color="C0504D" w:themeColor="accent2"/>
-          <w:left w:val="single" w:sz="8" w:space="0" w:color="C0504D" w:themeColor="accent2"/>
-          <w:bottom w:val="single" w:sz="8" w:space="0" w:color="C0504D" w:themeColor="accent2"/>
-          <w:right w:val="single" w:sz="8" w:space="0" w:color="C0504D" w:themeColor="accent2"/>
-          <w:insideH w:val="nil"/>
-          <w:insideV w:val="single" w:sz="8" w:space="0" w:color="C0504D" w:themeColor="accent2"/>
+        <w:rFonts w:asciiTheme="majorHAnsi" w:hAnsiTheme="majorHAnsi" w:eastAsiaTheme="majorEastAsia" w:cstheme="majorBidi"/>
+        <w:b/>
+        <w:bCs/>
+      </w:rPr>
+      <w:tblPr/>
+      <w:tcPr>
+        <w:tcBorders>
+          <w:top w:val="double" w:color="C0504D" w:themeColor="accent2" w:sz="6" w:space="0"/>
+          <w:left w:val="single" w:color="C0504D" w:themeColor="accent2" w:sz="8" w:space="0"/>
+          <w:bottom w:val="single" w:color="C0504D" w:themeColor="accent2" w:sz="8" w:space="0"/>
+          <w:right w:val="single" w:color="C0504D" w:themeColor="accent2" w:sz="8" w:space="0"/>
+          <w:insideH w:val="nil"/>
+          <w:insideV w:val="single" w:color="C0504D" w:themeColor="accent2" w:sz="8" w:space="0"/>
         </w:tcBorders>
       </w:tcPr>
     </w:tblStylePr>
     <w:tblStylePr w:type="firstCol">
       <w:rPr>
-        <w:rFonts w:asciiTheme="majorHAnsi" w:eastAsiaTheme="majorEastAsia" w:hAnsiTheme="majorHAnsi" w:cstheme="majorBidi"/>
+        <w:rFonts w:asciiTheme="majorHAnsi" w:hAnsiTheme="majorHAnsi" w:eastAsiaTheme="majorEastAsia" w:cstheme="majorBidi"/>
         <w:b/>
         <w:bCs/>
       </w:rPr>
     </w:tblStylePr>
     <w:tblStylePr w:type="lastCol">
       <w:rPr>
-        <w:rFonts w:asciiTheme="majorHAnsi" w:eastAsiaTheme="majorEastAsia" w:hAnsiTheme="majorHAnsi" w:cstheme="majorBidi"/>
-        <w:b/>
-        <w:bCs/>
-      </w:rPr>
-      <w:tblPr/>
-      <w:tcPr>
-        <w:tcBorders>
-          <w:top w:val="single" w:sz="8" w:space="0" w:color="C0504D" w:themeColor="accent2"/>
-          <w:left w:val="single" w:sz="8" w:space="0" w:color="C0504D" w:themeColor="accent2"/>
-          <w:bottom w:val="single" w:sz="8" w:space="0" w:color="C0504D" w:themeColor="accent2"/>
-          <w:right w:val="single" w:sz="8" w:space="0" w:color="C0504D" w:themeColor="accent2"/>
+        <w:rFonts w:asciiTheme="majorHAnsi" w:hAnsiTheme="majorHAnsi" w:eastAsiaTheme="majorEastAsia" w:cstheme="majorBidi"/>
+        <w:b/>
+        <w:bCs/>
+      </w:rPr>
+      <w:tblPr/>
+      <w:tcPr>
+        <w:tcBorders>
+          <w:top w:val="single" w:color="C0504D" w:themeColor="accent2" w:sz="8" w:space="0"/>
+          <w:left w:val="single" w:color="C0504D" w:themeColor="accent2" w:sz="8" w:space="0"/>
+          <w:bottom w:val="single" w:color="C0504D" w:themeColor="accent2" w:sz="8" w:space="0"/>
+          <w:right w:val="single" w:color="C0504D" w:themeColor="accent2" w:sz="8" w:space="0"/>
         </w:tcBorders>
       </w:tcPr>
     </w:tblStylePr>
@@ -3210,10 +4821,10 @@
       <w:tblPr/>
       <w:tcPr>
         <w:tcBorders>
-          <w:top w:val="single" w:sz="8" w:space="0" w:color="C0504D" w:themeColor="accent2"/>
-          <w:left w:val="single" w:sz="8" w:space="0" w:color="C0504D" w:themeColor="accent2"/>
-          <w:bottom w:val="single" w:sz="8" w:space="0" w:color="C0504D" w:themeColor="accent2"/>
-          <w:right w:val="single" w:sz="8" w:space="0" w:color="C0504D" w:themeColor="accent2"/>
+          <w:top w:val="single" w:color="C0504D" w:themeColor="accent2" w:sz="8" w:space="0"/>
+          <w:left w:val="single" w:color="C0504D" w:themeColor="accent2" w:sz="8" w:space="0"/>
+          <w:bottom w:val="single" w:color="C0504D" w:themeColor="accent2" w:sz="8" w:space="0"/>
+          <w:right w:val="single" w:color="C0504D" w:themeColor="accent2" w:sz="8" w:space="0"/>
         </w:tcBorders>
         <w:shd w:val="clear" w:color="auto" w:fill="EFD3D2" w:themeFill="accent2" w:themeFillTint="3F"/>
       </w:tcPr>
@@ -3222,11 +4833,11 @@
       <w:tblPr/>
       <w:tcPr>
         <w:tcBorders>
-          <w:top w:val="single" w:sz="8" w:space="0" w:color="C0504D" w:themeColor="accent2"/>
-          <w:left w:val="single" w:sz="8" w:space="0" w:color="C0504D" w:themeColor="accent2"/>
-          <w:bottom w:val="single" w:sz="8" w:space="0" w:color="C0504D" w:themeColor="accent2"/>
-          <w:right w:val="single" w:sz="8" w:space="0" w:color="C0504D" w:themeColor="accent2"/>
-          <w:insideV w:val="single" w:sz="8" w:space="0" w:color="C0504D" w:themeColor="accent2"/>
+          <w:top w:val="single" w:color="C0504D" w:themeColor="accent2" w:sz="8" w:space="0"/>
+          <w:left w:val="single" w:color="C0504D" w:themeColor="accent2" w:sz="8" w:space="0"/>
+          <w:bottom w:val="single" w:color="C0504D" w:themeColor="accent2" w:sz="8" w:space="0"/>
+          <w:right w:val="single" w:color="C0504D" w:themeColor="accent2" w:sz="8" w:space="0"/>
+          <w:insideV w:val="single" w:color="C0504D" w:themeColor="accent2" w:sz="8" w:space="0"/>
         </w:tcBorders>
         <w:shd w:val="clear" w:color="auto" w:fill="EFD3D2" w:themeFill="accent2" w:themeFillTint="3F"/>
       </w:tcPr>
@@ -3235,11 +4846,11 @@
       <w:tblPr/>
       <w:tcPr>
         <w:tcBorders>
-          <w:top w:val="single" w:sz="8" w:space="0" w:color="C0504D" w:themeColor="accent2"/>
-          <w:left w:val="single" w:sz="8" w:space="0" w:color="C0504D" w:themeColor="accent2"/>
-          <w:bottom w:val="single" w:sz="8" w:space="0" w:color="C0504D" w:themeColor="accent2"/>
-          <w:right w:val="single" w:sz="8" w:space="0" w:color="C0504D" w:themeColor="accent2"/>
-          <w:insideV w:val="single" w:sz="8" w:space="0" w:color="C0504D" w:themeColor="accent2"/>
+          <w:top w:val="single" w:color="C0504D" w:themeColor="accent2" w:sz="8" w:space="0"/>
+          <w:left w:val="single" w:color="C0504D" w:themeColor="accent2" w:sz="8" w:space="0"/>
+          <w:bottom w:val="single" w:color="C0504D" w:themeColor="accent2" w:sz="8" w:space="0"/>
+          <w:right w:val="single" w:color="C0504D" w:themeColor="accent2" w:sz="8" w:space="0"/>
+          <w:insideV w:val="single" w:color="C0504D" w:themeColor="accent2" w:sz="8" w:space="0"/>
         </w:tcBorders>
       </w:tcPr>
     </w:tblStylePr>
@@ -3257,12 +4868,12 @@
       <w:tblStyleColBandSize w:val="1"/>
       <w:tblInd w:w="0" w:type="dxa"/>
       <w:tblBorders>
-        <w:top w:val="single" w:sz="8" w:space="0" w:color="9BBB59" w:themeColor="accent3"/>
-        <w:left w:val="single" w:sz="8" w:space="0" w:color="9BBB59" w:themeColor="accent3"/>
-        <w:bottom w:val="single" w:sz="8" w:space="0" w:color="9BBB59" w:themeColor="accent3"/>
-        <w:right w:val="single" w:sz="8" w:space="0" w:color="9BBB59" w:themeColor="accent3"/>
-        <w:insideH w:val="single" w:sz="8" w:space="0" w:color="9BBB59" w:themeColor="accent3"/>
-        <w:insideV w:val="single" w:sz="8" w:space="0" w:color="9BBB59" w:themeColor="accent3"/>
+        <w:top w:val="single" w:color="9BBB59" w:themeColor="accent3" w:sz="8" w:space="0"/>
+        <w:left w:val="single" w:color="9BBB59" w:themeColor="accent3" w:sz="8" w:space="0"/>
+        <w:bottom w:val="single" w:color="9BBB59" w:themeColor="accent3" w:sz="8" w:space="0"/>
+        <w:right w:val="single" w:color="9BBB59" w:themeColor="accent3" w:sz="8" w:space="0"/>
+        <w:insideH w:val="single" w:color="9BBB59" w:themeColor="accent3" w:sz="8" w:space="0"/>
+        <w:insideV w:val="single" w:color="9BBB59" w:themeColor="accent3" w:sz="8" w:space="0"/>
       </w:tblBorders>
       <w:tblCellMar>
         <w:top w:w="0" w:type="dxa"/>
@@ -3276,19 +4887,19 @@
         <w:spacing w:before="0" w:after="0" w:line="240" w:lineRule="auto"/>
       </w:pPr>
       <w:rPr>
-        <w:rFonts w:asciiTheme="majorHAnsi" w:eastAsiaTheme="majorEastAsia" w:hAnsiTheme="majorHAnsi" w:cstheme="majorBidi"/>
-        <w:b/>
-        <w:bCs/>
-      </w:rPr>
-      <w:tblPr/>
-      <w:tcPr>
-        <w:tcBorders>
-          <w:top w:val="single" w:sz="8" w:space="0" w:color="9BBB59" w:themeColor="accent3"/>
-          <w:left w:val="single" w:sz="8" w:space="0" w:color="9BBB59" w:themeColor="accent3"/>
-          <w:bottom w:val="single" w:sz="18" w:space="0" w:color="9BBB59" w:themeColor="accent3"/>
-          <w:right w:val="single" w:sz="8" w:space="0" w:color="9BBB59" w:themeColor="accent3"/>
-          <w:insideH w:val="nil"/>
-          <w:insideV w:val="single" w:sz="8" w:space="0" w:color="9BBB59" w:themeColor="accent3"/>
+        <w:rFonts w:asciiTheme="majorHAnsi" w:hAnsiTheme="majorHAnsi" w:eastAsiaTheme="majorEastAsia" w:cstheme="majorBidi"/>
+        <w:b/>
+        <w:bCs/>
+      </w:rPr>
+      <w:tblPr/>
+      <w:tcPr>
+        <w:tcBorders>
+          <w:top w:val="single" w:color="9BBB59" w:themeColor="accent3" w:sz="8" w:space="0"/>
+          <w:left w:val="single" w:color="9BBB59" w:themeColor="accent3" w:sz="8" w:space="0"/>
+          <w:bottom w:val="single" w:color="9BBB59" w:themeColor="accent3" w:sz="18" w:space="0"/>
+          <w:right w:val="single" w:color="9BBB59" w:themeColor="accent3" w:sz="8" w:space="0"/>
+          <w:insideH w:val="nil"/>
+          <w:insideV w:val="single" w:color="9BBB59" w:themeColor="accent3" w:sz="8" w:space="0"/>
         </w:tcBorders>
       </w:tcPr>
     </w:tblStylePr>
@@ -3297,42 +4908,42 @@
         <w:spacing w:before="0" w:after="0" w:line="240" w:lineRule="auto"/>
       </w:pPr>
       <w:rPr>
-        <w:rFonts w:asciiTheme="majorHAnsi" w:eastAsiaTheme="majorEastAsia" w:hAnsiTheme="majorHAnsi" w:cstheme="majorBidi"/>
-        <w:b/>
-        <w:bCs/>
-      </w:rPr>
-      <w:tblPr/>
-      <w:tcPr>
-        <w:tcBorders>
-          <w:top w:val="double" w:sz="6" w:space="0" w:color="9BBB59" w:themeColor="accent3"/>
-          <w:left w:val="single" w:sz="8" w:space="0" w:color="9BBB59" w:themeColor="accent3"/>
-          <w:bottom w:val="single" w:sz="8" w:space="0" w:color="9BBB59" w:themeColor="accent3"/>
-          <w:right w:val="single" w:sz="8" w:space="0" w:color="9BBB59" w:themeColor="accent3"/>
-          <w:insideH w:val="nil"/>
-          <w:insideV w:val="single" w:sz="8" w:space="0" w:color="9BBB59" w:themeColor="accent3"/>
+        <w:rFonts w:asciiTheme="majorHAnsi" w:hAnsiTheme="majorHAnsi" w:eastAsiaTheme="majorEastAsia" w:cstheme="majorBidi"/>
+        <w:b/>
+        <w:bCs/>
+      </w:rPr>
+      <w:tblPr/>
+      <w:tcPr>
+        <w:tcBorders>
+          <w:top w:val="double" w:color="9BBB59" w:themeColor="accent3" w:sz="6" w:space="0"/>
+          <w:left w:val="single" w:color="9BBB59" w:themeColor="accent3" w:sz="8" w:space="0"/>
+          <w:bottom w:val="single" w:color="9BBB59" w:themeColor="accent3" w:sz="8" w:space="0"/>
+          <w:right w:val="single" w:color="9BBB59" w:themeColor="accent3" w:sz="8" w:space="0"/>
+          <w:insideH w:val="nil"/>
+          <w:insideV w:val="single" w:color="9BBB59" w:themeColor="accent3" w:sz="8" w:space="0"/>
         </w:tcBorders>
       </w:tcPr>
     </w:tblStylePr>
     <w:tblStylePr w:type="firstCol">
       <w:rPr>
-        <w:rFonts w:asciiTheme="majorHAnsi" w:eastAsiaTheme="majorEastAsia" w:hAnsiTheme="majorHAnsi" w:cstheme="majorBidi"/>
+        <w:rFonts w:asciiTheme="majorHAnsi" w:hAnsiTheme="majorHAnsi" w:eastAsiaTheme="majorEastAsia" w:cstheme="majorBidi"/>
         <w:b/>
         <w:bCs/>
       </w:rPr>
     </w:tblStylePr>
     <w:tblStylePr w:type="lastCol">
       <w:rPr>
-        <w:rFonts w:asciiTheme="majorHAnsi" w:eastAsiaTheme="majorEastAsia" w:hAnsiTheme="majorHAnsi" w:cstheme="majorBidi"/>
-        <w:b/>
-        <w:bCs/>
-      </w:rPr>
-      <w:tblPr/>
-      <w:tcPr>
-        <w:tcBorders>
-          <w:top w:val="single" w:sz="8" w:space="0" w:color="9BBB59" w:themeColor="accent3"/>
-          <w:left w:val="single" w:sz="8" w:space="0" w:color="9BBB59" w:themeColor="accent3"/>
-          <w:bottom w:val="single" w:sz="8" w:space="0" w:color="9BBB59" w:themeColor="accent3"/>
-          <w:right w:val="single" w:sz="8" w:space="0" w:color="9BBB59" w:themeColor="accent3"/>
+        <w:rFonts w:asciiTheme="majorHAnsi" w:hAnsiTheme="majorHAnsi" w:eastAsiaTheme="majorEastAsia" w:cstheme="majorBidi"/>
+        <w:b/>
+        <w:bCs/>
+      </w:rPr>
+      <w:tblPr/>
+      <w:tcPr>
+        <w:tcBorders>
+          <w:top w:val="single" w:color="9BBB59" w:themeColor="accent3" w:sz="8" w:space="0"/>
+          <w:left w:val="single" w:color="9BBB59" w:themeColor="accent3" w:sz="8" w:space="0"/>
+          <w:bottom w:val="single" w:color="9BBB59" w:themeColor="accent3" w:sz="8" w:space="0"/>
+          <w:right w:val="single" w:color="9BBB59" w:themeColor="accent3" w:sz="8" w:space="0"/>
         </w:tcBorders>
       </w:tcPr>
     </w:tblStylePr>
@@ -3340,10 +4951,10 @@
       <w:tblPr/>
       <w:tcPr>
         <w:tcBorders>
-          <w:top w:val="single" w:sz="8" w:space="0" w:color="9BBB59" w:themeColor="accent3"/>
-          <w:left w:val="single" w:sz="8" w:space="0" w:color="9BBB59" w:themeColor="accent3"/>
-          <w:bottom w:val="single" w:sz="8" w:space="0" w:color="9BBB59" w:themeColor="accent3"/>
-          <w:right w:val="single" w:sz="8" w:space="0" w:color="9BBB59" w:themeColor="accent3"/>
+          <w:top w:val="single" w:color="9BBB59" w:themeColor="accent3" w:sz="8" w:space="0"/>
+          <w:left w:val="single" w:color="9BBB59" w:themeColor="accent3" w:sz="8" w:space="0"/>
+          <w:bottom w:val="single" w:color="9BBB59" w:themeColor="accent3" w:sz="8" w:space="0"/>
+          <w:right w:val="single" w:color="9BBB59" w:themeColor="accent3" w:sz="8" w:space="0"/>
         </w:tcBorders>
         <w:shd w:val="clear" w:color="auto" w:fill="E6EED5" w:themeFill="accent3" w:themeFillTint="3F"/>
       </w:tcPr>
@@ -3352,11 +4963,11 @@
       <w:tblPr/>
       <w:tcPr>
         <w:tcBorders>
-          <w:top w:val="single" w:sz="8" w:space="0" w:color="9BBB59" w:themeColor="accent3"/>
-          <w:left w:val="single" w:sz="8" w:space="0" w:color="9BBB59" w:themeColor="accent3"/>
-          <w:bottom w:val="single" w:sz="8" w:space="0" w:color="9BBB59" w:themeColor="accent3"/>
-          <w:right w:val="single" w:sz="8" w:space="0" w:color="9BBB59" w:themeColor="accent3"/>
-          <w:insideV w:val="single" w:sz="8" w:space="0" w:color="9BBB59" w:themeColor="accent3"/>
+          <w:top w:val="single" w:color="9BBB59" w:themeColor="accent3" w:sz="8" w:space="0"/>
+          <w:left w:val="single" w:color="9BBB59" w:themeColor="accent3" w:sz="8" w:space="0"/>
+          <w:bottom w:val="single" w:color="9BBB59" w:themeColor="accent3" w:sz="8" w:space="0"/>
+          <w:right w:val="single" w:color="9BBB59" w:themeColor="accent3" w:sz="8" w:space="0"/>
+          <w:insideV w:val="single" w:color="9BBB59" w:themeColor="accent3" w:sz="8" w:space="0"/>
         </w:tcBorders>
         <w:shd w:val="clear" w:color="auto" w:fill="E6EED5" w:themeFill="accent3" w:themeFillTint="3F"/>
       </w:tcPr>
@@ -3365,11 +4976,11 @@
       <w:tblPr/>
       <w:tcPr>
         <w:tcBorders>
-          <w:top w:val="single" w:sz="8" w:space="0" w:color="9BBB59" w:themeColor="accent3"/>
-          <w:left w:val="single" w:sz="8" w:space="0" w:color="9BBB59" w:themeColor="accent3"/>
-          <w:bottom w:val="single" w:sz="8" w:space="0" w:color="9BBB59" w:themeColor="accent3"/>
-          <w:right w:val="single" w:sz="8" w:space="0" w:color="9BBB59" w:themeColor="accent3"/>
-          <w:insideV w:val="single" w:sz="8" w:space="0" w:color="9BBB59" w:themeColor="accent3"/>
+          <w:top w:val="single" w:color="9BBB59" w:themeColor="accent3" w:sz="8" w:space="0"/>
+          <w:left w:val="single" w:color="9BBB59" w:themeColor="accent3" w:sz="8" w:space="0"/>
+          <w:bottom w:val="single" w:color="9BBB59" w:themeColor="accent3" w:sz="8" w:space="0"/>
+          <w:right w:val="single" w:color="9BBB59" w:themeColor="accent3" w:sz="8" w:space="0"/>
+          <w:insideV w:val="single" w:color="9BBB59" w:themeColor="accent3" w:sz="8" w:space="0"/>
         </w:tcBorders>
       </w:tcPr>
     </w:tblStylePr>
@@ -3387,12 +4998,12 @@
       <w:tblStyleColBandSize w:val="1"/>
       <w:tblInd w:w="0" w:type="dxa"/>
       <w:tblBorders>
-        <w:top w:val="single" w:sz="8" w:space="0" w:color="8064A2" w:themeColor="accent4"/>
-        <w:left w:val="single" w:sz="8" w:space="0" w:color="8064A2" w:themeColor="accent4"/>
-        <w:bottom w:val="single" w:sz="8" w:space="0" w:color="8064A2" w:themeColor="accent4"/>
-        <w:right w:val="single" w:sz="8" w:space="0" w:color="8064A2" w:themeColor="accent4"/>
-        <w:insideH w:val="single" w:sz="8" w:space="0" w:color="8064A2" w:themeColor="accent4"/>
-        <w:insideV w:val="single" w:sz="8" w:space="0" w:color="8064A2" w:themeColor="accent4"/>
+        <w:top w:val="single" w:color="8064A2" w:themeColor="accent4" w:sz="8" w:space="0"/>
+        <w:left w:val="single" w:color="8064A2" w:themeColor="accent4" w:sz="8" w:space="0"/>
+        <w:bottom w:val="single" w:color="8064A2" w:themeColor="accent4" w:sz="8" w:space="0"/>
+        <w:right w:val="single" w:color="8064A2" w:themeColor="accent4" w:sz="8" w:space="0"/>
+        <w:insideH w:val="single" w:color="8064A2" w:themeColor="accent4" w:sz="8" w:space="0"/>
+        <w:insideV w:val="single" w:color="8064A2" w:themeColor="accent4" w:sz="8" w:space="0"/>
       </w:tblBorders>
       <w:tblCellMar>
         <w:top w:w="0" w:type="dxa"/>
@@ -3406,19 +5017,19 @@
         <w:spacing w:before="0" w:after="0" w:line="240" w:lineRule="auto"/>
       </w:pPr>
       <w:rPr>
-        <w:rFonts w:asciiTheme="majorHAnsi" w:eastAsiaTheme="majorEastAsia" w:hAnsiTheme="majorHAnsi" w:cstheme="majorBidi"/>
-        <w:b/>
-        <w:bCs/>
-      </w:rPr>
-      <w:tblPr/>
-      <w:tcPr>
-        <w:tcBorders>
-          <w:top w:val="single" w:sz="8" w:space="0" w:color="8064A2" w:themeColor="accent4"/>
-          <w:left w:val="single" w:sz="8" w:space="0" w:color="8064A2" w:themeColor="accent4"/>
-          <w:bottom w:val="single" w:sz="18" w:space="0" w:color="8064A2" w:themeColor="accent4"/>
-          <w:right w:val="single" w:sz="8" w:space="0" w:color="8064A2" w:themeColor="accent4"/>
-          <w:insideH w:val="nil"/>
-          <w:insideV w:val="single" w:sz="8" w:space="0" w:color="8064A2" w:themeColor="accent4"/>
+        <w:rFonts w:asciiTheme="majorHAnsi" w:hAnsiTheme="majorHAnsi" w:eastAsiaTheme="majorEastAsia" w:cstheme="majorBidi"/>
+        <w:b/>
+        <w:bCs/>
+      </w:rPr>
+      <w:tblPr/>
+      <w:tcPr>
+        <w:tcBorders>
+          <w:top w:val="single" w:color="8064A2" w:themeColor="accent4" w:sz="8" w:space="0"/>
+          <w:left w:val="single" w:color="8064A2" w:themeColor="accent4" w:sz="8" w:space="0"/>
+          <w:bottom w:val="single" w:color="8064A2" w:themeColor="accent4" w:sz="18" w:space="0"/>
+          <w:right w:val="single" w:color="8064A2" w:themeColor="accent4" w:sz="8" w:space="0"/>
+          <w:insideH w:val="nil"/>
+          <w:insideV w:val="single" w:color="8064A2" w:themeColor="accent4" w:sz="8" w:space="0"/>
         </w:tcBorders>
       </w:tcPr>
     </w:tblStylePr>
@@ -3427,42 +5038,42 @@
         <w:spacing w:before="0" w:after="0" w:line="240" w:lineRule="auto"/>
       </w:pPr>
       <w:rPr>
-        <w:rFonts w:asciiTheme="majorHAnsi" w:eastAsiaTheme="majorEastAsia" w:hAnsiTheme="majorHAnsi" w:cstheme="majorBidi"/>
-        <w:b/>
-        <w:bCs/>
-      </w:rPr>
-      <w:tblPr/>
-      <w:tcPr>
-        <w:tcBorders>
-          <w:top w:val="double" w:sz="6" w:space="0" w:color="8064A2" w:themeColor="accent4"/>
-          <w:left w:val="single" w:sz="8" w:space="0" w:color="8064A2" w:themeColor="accent4"/>
-          <w:bottom w:val="single" w:sz="8" w:space="0" w:color="8064A2" w:themeColor="accent4"/>
-          <w:right w:val="single" w:sz="8" w:space="0" w:color="8064A2" w:themeColor="accent4"/>
-          <w:insideH w:val="nil"/>
-          <w:insideV w:val="single" w:sz="8" w:space="0" w:color="8064A2" w:themeColor="accent4"/>
+        <w:rFonts w:asciiTheme="majorHAnsi" w:hAnsiTheme="majorHAnsi" w:eastAsiaTheme="majorEastAsia" w:cstheme="majorBidi"/>
+        <w:b/>
+        <w:bCs/>
+      </w:rPr>
+      <w:tblPr/>
+      <w:tcPr>
+        <w:tcBorders>
+          <w:top w:val="double" w:color="8064A2" w:themeColor="accent4" w:sz="6" w:space="0"/>
+          <w:left w:val="single" w:color="8064A2" w:themeColor="accent4" w:sz="8" w:space="0"/>
+          <w:bottom w:val="single" w:color="8064A2" w:themeColor="accent4" w:sz="8" w:space="0"/>
+          <w:right w:val="single" w:color="8064A2" w:themeColor="accent4" w:sz="8" w:space="0"/>
+          <w:insideH w:val="nil"/>
+          <w:insideV w:val="single" w:color="8064A2" w:themeColor="accent4" w:sz="8" w:space="0"/>
         </w:tcBorders>
       </w:tcPr>
     </w:tblStylePr>
     <w:tblStylePr w:type="firstCol">
       <w:rPr>
-        <w:rFonts w:asciiTheme="majorHAnsi" w:eastAsiaTheme="majorEastAsia" w:hAnsiTheme="majorHAnsi" w:cstheme="majorBidi"/>
+        <w:rFonts w:asciiTheme="majorHAnsi" w:hAnsiTheme="majorHAnsi" w:eastAsiaTheme="majorEastAsia" w:cstheme="majorBidi"/>
         <w:b/>
         <w:bCs/>
       </w:rPr>
     </w:tblStylePr>
     <w:tblStylePr w:type="lastCol">
       <w:rPr>
-        <w:rFonts w:asciiTheme="majorHAnsi" w:eastAsiaTheme="majorEastAsia" w:hAnsiTheme="majorHAnsi" w:cstheme="majorBidi"/>
-        <w:b/>
-        <w:bCs/>
-      </w:rPr>
-      <w:tblPr/>
-      <w:tcPr>
-        <w:tcBorders>
-          <w:top w:val="single" w:sz="8" w:space="0" w:color="8064A2" w:themeColor="accent4"/>
-          <w:left w:val="single" w:sz="8" w:space="0" w:color="8064A2" w:themeColor="accent4"/>
-          <w:bottom w:val="single" w:sz="8" w:space="0" w:color="8064A2" w:themeColor="accent4"/>
-          <w:right w:val="single" w:sz="8" w:space="0" w:color="8064A2" w:themeColor="accent4"/>
+        <w:rFonts w:asciiTheme="majorHAnsi" w:hAnsiTheme="majorHAnsi" w:eastAsiaTheme="majorEastAsia" w:cstheme="majorBidi"/>
+        <w:b/>
+        <w:bCs/>
+      </w:rPr>
+      <w:tblPr/>
+      <w:tcPr>
+        <w:tcBorders>
+          <w:top w:val="single" w:color="8064A2" w:themeColor="accent4" w:sz="8" w:space="0"/>
+          <w:left w:val="single" w:color="8064A2" w:themeColor="accent4" w:sz="8" w:space="0"/>
+          <w:bottom w:val="single" w:color="8064A2" w:themeColor="accent4" w:sz="8" w:space="0"/>
+          <w:right w:val="single" w:color="8064A2" w:themeColor="accent4" w:sz="8" w:space="0"/>
         </w:tcBorders>
       </w:tcPr>
     </w:tblStylePr>
@@ -3470,10 +5081,10 @@
       <w:tblPr/>
       <w:tcPr>
         <w:tcBorders>
-          <w:top w:val="single" w:sz="8" w:space="0" w:color="8064A2" w:themeColor="accent4"/>
-          <w:left w:val="single" w:sz="8" w:space="0" w:color="8064A2" w:themeColor="accent4"/>
-          <w:bottom w:val="single" w:sz="8" w:space="0" w:color="8064A2" w:themeColor="accent4"/>
-          <w:right w:val="single" w:sz="8" w:space="0" w:color="8064A2" w:themeColor="accent4"/>
+          <w:top w:val="single" w:color="8064A2" w:themeColor="accent4" w:sz="8" w:space="0"/>
+          <w:left w:val="single" w:color="8064A2" w:themeColor="accent4" w:sz="8" w:space="0"/>
+          <w:bottom w:val="single" w:color="8064A2" w:themeColor="accent4" w:sz="8" w:space="0"/>
+          <w:right w:val="single" w:color="8064A2" w:themeColor="accent4" w:sz="8" w:space="0"/>
         </w:tcBorders>
         <w:shd w:val="clear" w:color="auto" w:fill="DFD8E8" w:themeFill="accent4" w:themeFillTint="3F"/>
       </w:tcPr>
@@ -3482,11 +5093,11 @@
       <w:tblPr/>
       <w:tcPr>
         <w:tcBorders>
-          <w:top w:val="single" w:sz="8" w:space="0" w:color="8064A2" w:themeColor="accent4"/>
-          <w:left w:val="single" w:sz="8" w:space="0" w:color="8064A2" w:themeColor="accent4"/>
-          <w:bottom w:val="single" w:sz="8" w:space="0" w:color="8064A2" w:themeColor="accent4"/>
-          <w:right w:val="single" w:sz="8" w:space="0" w:color="8064A2" w:themeColor="accent4"/>
-          <w:insideV w:val="single" w:sz="8" w:space="0" w:color="8064A2" w:themeColor="accent4"/>
+          <w:top w:val="single" w:color="8064A2" w:themeColor="accent4" w:sz="8" w:space="0"/>
+          <w:left w:val="single" w:color="8064A2" w:themeColor="accent4" w:sz="8" w:space="0"/>
+          <w:bottom w:val="single" w:color="8064A2" w:themeColor="accent4" w:sz="8" w:space="0"/>
+          <w:right w:val="single" w:color="8064A2" w:themeColor="accent4" w:sz="8" w:space="0"/>
+          <w:insideV w:val="single" w:color="8064A2" w:themeColor="accent4" w:sz="8" w:space="0"/>
         </w:tcBorders>
         <w:shd w:val="clear" w:color="auto" w:fill="DFD8E8" w:themeFill="accent4" w:themeFillTint="3F"/>
       </w:tcPr>
@@ -3495,11 +5106,11 @@
       <w:tblPr/>
       <w:tcPr>
         <w:tcBorders>
-          <w:top w:val="single" w:sz="8" w:space="0" w:color="8064A2" w:themeColor="accent4"/>
-          <w:left w:val="single" w:sz="8" w:space="0" w:color="8064A2" w:themeColor="accent4"/>
-          <w:bottom w:val="single" w:sz="8" w:space="0" w:color="8064A2" w:themeColor="accent4"/>
-          <w:right w:val="single" w:sz="8" w:space="0" w:color="8064A2" w:themeColor="accent4"/>
-          <w:insideV w:val="single" w:sz="8" w:space="0" w:color="8064A2" w:themeColor="accent4"/>
+          <w:top w:val="single" w:color="8064A2" w:themeColor="accent4" w:sz="8" w:space="0"/>
+          <w:left w:val="single" w:color="8064A2" w:themeColor="accent4" w:sz="8" w:space="0"/>
+          <w:bottom w:val="single" w:color="8064A2" w:themeColor="accent4" w:sz="8" w:space="0"/>
+          <w:right w:val="single" w:color="8064A2" w:themeColor="accent4" w:sz="8" w:space="0"/>
+          <w:insideV w:val="single" w:color="8064A2" w:themeColor="accent4" w:sz="8" w:space="0"/>
         </w:tcBorders>
       </w:tcPr>
     </w:tblStylePr>
@@ -3517,12 +5128,12 @@
       <w:tblStyleColBandSize w:val="1"/>
       <w:tblInd w:w="0" w:type="dxa"/>
       <w:tblBorders>
-        <w:top w:val="single" w:sz="8" w:space="0" w:color="4BACC6" w:themeColor="accent5"/>
-        <w:left w:val="single" w:sz="8" w:space="0" w:color="4BACC6" w:themeColor="accent5"/>
-        <w:bottom w:val="single" w:sz="8" w:space="0" w:color="4BACC6" w:themeColor="accent5"/>
-        <w:right w:val="single" w:sz="8" w:space="0" w:color="4BACC6" w:themeColor="accent5"/>
-        <w:insideH w:val="single" w:sz="8" w:space="0" w:color="4BACC6" w:themeColor="accent5"/>
-        <w:insideV w:val="single" w:sz="8" w:space="0" w:color="4BACC6" w:themeColor="accent5"/>
+        <w:top w:val="single" w:color="4BACC6" w:themeColor="accent5" w:sz="8" w:space="0"/>
+        <w:left w:val="single" w:color="4BACC6" w:themeColor="accent5" w:sz="8" w:space="0"/>
+        <w:bottom w:val="single" w:color="4BACC6" w:themeColor="accent5" w:sz="8" w:space="0"/>
+        <w:right w:val="single" w:color="4BACC6" w:themeColor="accent5" w:sz="8" w:space="0"/>
+        <w:insideH w:val="single" w:color="4BACC6" w:themeColor="accent5" w:sz="8" w:space="0"/>
+        <w:insideV w:val="single" w:color="4BACC6" w:themeColor="accent5" w:sz="8" w:space="0"/>
       </w:tblBorders>
       <w:tblCellMar>
         <w:top w:w="0" w:type="dxa"/>
@@ -3536,19 +5147,19 @@
         <w:spacing w:before="0" w:after="0" w:line="240" w:lineRule="auto"/>
       </w:pPr>
       <w:rPr>
-        <w:rFonts w:asciiTheme="majorHAnsi" w:eastAsiaTheme="majorEastAsia" w:hAnsiTheme="majorHAnsi" w:cstheme="majorBidi"/>
-        <w:b/>
-        <w:bCs/>
-      </w:rPr>
-      <w:tblPr/>
-      <w:tcPr>
-        <w:tcBorders>
-          <w:top w:val="single" w:sz="8" w:space="0" w:color="4BACC6" w:themeColor="accent5"/>
-          <w:left w:val="single" w:sz="8" w:space="0" w:color="4BACC6" w:themeColor="accent5"/>
-          <w:bottom w:val="single" w:sz="18" w:space="0" w:color="4BACC6" w:themeColor="accent5"/>
-          <w:right w:val="single" w:sz="8" w:space="0" w:color="4BACC6" w:themeColor="accent5"/>
-          <w:insideH w:val="nil"/>
-          <w:insideV w:val="single" w:sz="8" w:space="0" w:color="4BACC6" w:themeColor="accent5"/>
+        <w:rFonts w:asciiTheme="majorHAnsi" w:hAnsiTheme="majorHAnsi" w:eastAsiaTheme="majorEastAsia" w:cstheme="majorBidi"/>
+        <w:b/>
+        <w:bCs/>
+      </w:rPr>
+      <w:tblPr/>
+      <w:tcPr>
+        <w:tcBorders>
+          <w:top w:val="single" w:color="4BACC6" w:themeColor="accent5" w:sz="8" w:space="0"/>
+          <w:left w:val="single" w:color="4BACC6" w:themeColor="accent5" w:sz="8" w:space="0"/>
+          <w:bottom w:val="single" w:color="4BACC6" w:themeColor="accent5" w:sz="18" w:space="0"/>
+          <w:right w:val="single" w:color="4BACC6" w:themeColor="accent5" w:sz="8" w:space="0"/>
+          <w:insideH w:val="nil"/>
+          <w:insideV w:val="single" w:color="4BACC6" w:themeColor="accent5" w:sz="8" w:space="0"/>
         </w:tcBorders>
       </w:tcPr>
     </w:tblStylePr>
@@ -3557,42 +5168,42 @@
         <w:spacing w:before="0" w:after="0" w:line="240" w:lineRule="auto"/>
       </w:pPr>
       <w:rPr>
-        <w:rFonts w:asciiTheme="majorHAnsi" w:eastAsiaTheme="majorEastAsia" w:hAnsiTheme="majorHAnsi" w:cstheme="majorBidi"/>
-        <w:b/>
-        <w:bCs/>
-      </w:rPr>
-      <w:tblPr/>
-      <w:tcPr>
-        <w:tcBorders>
-          <w:top w:val="double" w:sz="6" w:space="0" w:color="4BACC6" w:themeColor="accent5"/>
-          <w:left w:val="single" w:sz="8" w:space="0" w:color="4BACC6" w:themeColor="accent5"/>
-          <w:bottom w:val="single" w:sz="8" w:space="0" w:color="4BACC6" w:themeColor="accent5"/>
-          <w:right w:val="single" w:sz="8" w:space="0" w:color="4BACC6" w:themeColor="accent5"/>
-          <w:insideH w:val="nil"/>
-          <w:insideV w:val="single" w:sz="8" w:space="0" w:color="4BACC6" w:themeColor="accent5"/>
+        <w:rFonts w:asciiTheme="majorHAnsi" w:hAnsiTheme="majorHAnsi" w:eastAsiaTheme="majorEastAsia" w:cstheme="majorBidi"/>
+        <w:b/>
+        <w:bCs/>
+      </w:rPr>
+      <w:tblPr/>
+      <w:tcPr>
+        <w:tcBorders>
+          <w:top w:val="double" w:color="4BACC6" w:themeColor="accent5" w:sz="6" w:space="0"/>
+          <w:left w:val="single" w:color="4BACC6" w:themeColor="accent5" w:sz="8" w:space="0"/>
+          <w:bottom w:val="single" w:color="4BACC6" w:themeColor="accent5" w:sz="8" w:space="0"/>
+          <w:right w:val="single" w:color="4BACC6" w:themeColor="accent5" w:sz="8" w:space="0"/>
+          <w:insideH w:val="nil"/>
+          <w:insideV w:val="single" w:color="4BACC6" w:themeColor="accent5" w:sz="8" w:space="0"/>
         </w:tcBorders>
       </w:tcPr>
     </w:tblStylePr>
     <w:tblStylePr w:type="firstCol">
       <w:rPr>
-        <w:rFonts w:asciiTheme="majorHAnsi" w:eastAsiaTheme="majorEastAsia" w:hAnsiTheme="majorHAnsi" w:cstheme="majorBidi"/>
+        <w:rFonts w:asciiTheme="majorHAnsi" w:hAnsiTheme="majorHAnsi" w:eastAsiaTheme="majorEastAsia" w:cstheme="majorBidi"/>
         <w:b/>
         <w:bCs/>
       </w:rPr>
     </w:tblStylePr>
     <w:tblStylePr w:type="lastCol">
       <w:rPr>
-        <w:rFonts w:asciiTheme="majorHAnsi" w:eastAsiaTheme="majorEastAsia" w:hAnsiTheme="majorHAnsi" w:cstheme="majorBidi"/>
-        <w:b/>
-        <w:bCs/>
-      </w:rPr>
-      <w:tblPr/>
-      <w:tcPr>
-        <w:tcBorders>
-          <w:top w:val="single" w:sz="8" w:space="0" w:color="4BACC6" w:themeColor="accent5"/>
-          <w:left w:val="single" w:sz="8" w:space="0" w:color="4BACC6" w:themeColor="accent5"/>
-          <w:bottom w:val="single" w:sz="8" w:space="0" w:color="4BACC6" w:themeColor="accent5"/>
-          <w:right w:val="single" w:sz="8" w:space="0" w:color="4BACC6" w:themeColor="accent5"/>
+        <w:rFonts w:asciiTheme="majorHAnsi" w:hAnsiTheme="majorHAnsi" w:eastAsiaTheme="majorEastAsia" w:cstheme="majorBidi"/>
+        <w:b/>
+        <w:bCs/>
+      </w:rPr>
+      <w:tblPr/>
+      <w:tcPr>
+        <w:tcBorders>
+          <w:top w:val="single" w:color="4BACC6" w:themeColor="accent5" w:sz="8" w:space="0"/>
+          <w:left w:val="single" w:color="4BACC6" w:themeColor="accent5" w:sz="8" w:space="0"/>
+          <w:bottom w:val="single" w:color="4BACC6" w:themeColor="accent5" w:sz="8" w:space="0"/>
+          <w:right w:val="single" w:color="4BACC6" w:themeColor="accent5" w:sz="8" w:space="0"/>
         </w:tcBorders>
       </w:tcPr>
     </w:tblStylePr>
@@ -3600,10 +5211,10 @@
       <w:tblPr/>
       <w:tcPr>
         <w:tcBorders>
-          <w:top w:val="single" w:sz="8" w:space="0" w:color="4BACC6" w:themeColor="accent5"/>
-          <w:left w:val="single" w:sz="8" w:space="0" w:color="4BACC6" w:themeColor="accent5"/>
-          <w:bottom w:val="single" w:sz="8" w:space="0" w:color="4BACC6" w:themeColor="accent5"/>
-          <w:right w:val="single" w:sz="8" w:space="0" w:color="4BACC6" w:themeColor="accent5"/>
+          <w:top w:val="single" w:color="4BACC6" w:themeColor="accent5" w:sz="8" w:space="0"/>
+          <w:left w:val="single" w:color="4BACC6" w:themeColor="accent5" w:sz="8" w:space="0"/>
+          <w:bottom w:val="single" w:color="4BACC6" w:themeColor="accent5" w:sz="8" w:space="0"/>
+          <w:right w:val="single" w:color="4BACC6" w:themeColor="accent5" w:sz="8" w:space="0"/>
         </w:tcBorders>
         <w:shd w:val="clear" w:color="auto" w:fill="D2EAF1" w:themeFill="accent5" w:themeFillTint="3F"/>
       </w:tcPr>
@@ -3612,11 +5223,11 @@
       <w:tblPr/>
       <w:tcPr>
         <w:tcBorders>
-          <w:top w:val="single" w:sz="8" w:space="0" w:color="4BACC6" w:themeColor="accent5"/>
-          <w:left w:val="single" w:sz="8" w:space="0" w:color="4BACC6" w:themeColor="accent5"/>
-          <w:bottom w:val="single" w:sz="8" w:space="0" w:color="4BACC6" w:themeColor="accent5"/>
-          <w:right w:val="single" w:sz="8" w:space="0" w:color="4BACC6" w:themeColor="accent5"/>
-          <w:insideV w:val="single" w:sz="8" w:space="0" w:color="4BACC6" w:themeColor="accent5"/>
+          <w:top w:val="single" w:color="4BACC6" w:themeColor="accent5" w:sz="8" w:space="0"/>
+          <w:left w:val="single" w:color="4BACC6" w:themeColor="accent5" w:sz="8" w:space="0"/>
+          <w:bottom w:val="single" w:color="4BACC6" w:themeColor="accent5" w:sz="8" w:space="0"/>
+          <w:right w:val="single" w:color="4BACC6" w:themeColor="accent5" w:sz="8" w:space="0"/>
+          <w:insideV w:val="single" w:color="4BACC6" w:themeColor="accent5" w:sz="8" w:space="0"/>
         </w:tcBorders>
         <w:shd w:val="clear" w:color="auto" w:fill="D2EAF1" w:themeFill="accent5" w:themeFillTint="3F"/>
       </w:tcPr>
@@ -3625,11 +5236,11 @@
       <w:tblPr/>
       <w:tcPr>
         <w:tcBorders>
-          <w:top w:val="single" w:sz="8" w:space="0" w:color="4BACC6" w:themeColor="accent5"/>
-          <w:left w:val="single" w:sz="8" w:space="0" w:color="4BACC6" w:themeColor="accent5"/>
-          <w:bottom w:val="single" w:sz="8" w:space="0" w:color="4BACC6" w:themeColor="accent5"/>
-          <w:right w:val="single" w:sz="8" w:space="0" w:color="4BACC6" w:themeColor="accent5"/>
-          <w:insideV w:val="single" w:sz="8" w:space="0" w:color="4BACC6" w:themeColor="accent5"/>
+          <w:top w:val="single" w:color="4BACC6" w:themeColor="accent5" w:sz="8" w:space="0"/>
+          <w:left w:val="single" w:color="4BACC6" w:themeColor="accent5" w:sz="8" w:space="0"/>
+          <w:bottom w:val="single" w:color="4BACC6" w:themeColor="accent5" w:sz="8" w:space="0"/>
+          <w:right w:val="single" w:color="4BACC6" w:themeColor="accent5" w:sz="8" w:space="0"/>
+          <w:insideV w:val="single" w:color="4BACC6" w:themeColor="accent5" w:sz="8" w:space="0"/>
         </w:tcBorders>
       </w:tcPr>
     </w:tblStylePr>
@@ -3647,12 +5258,12 @@
       <w:tblStyleColBandSize w:val="1"/>
       <w:tblInd w:w="0" w:type="dxa"/>
       <w:tblBorders>
-        <w:top w:val="single" w:sz="8" w:space="0" w:color="F79646" w:themeColor="accent6"/>
-        <w:left w:val="single" w:sz="8" w:space="0" w:color="F79646" w:themeColor="accent6"/>
-        <w:bottom w:val="single" w:sz="8" w:space="0" w:color="F79646" w:themeColor="accent6"/>
-        <w:right w:val="single" w:sz="8" w:space="0" w:color="F79646" w:themeColor="accent6"/>
-        <w:insideH w:val="single" w:sz="8" w:space="0" w:color="F79646" w:themeColor="accent6"/>
-        <w:insideV w:val="single" w:sz="8" w:space="0" w:color="F79646" w:themeColor="accent6"/>
+        <w:top w:val="single" w:color="F79646" w:themeColor="accent6" w:sz="8" w:space="0"/>
+        <w:left w:val="single" w:color="F79646" w:themeColor="accent6" w:sz="8" w:space="0"/>
+        <w:bottom w:val="single" w:color="F79646" w:themeColor="accent6" w:sz="8" w:space="0"/>
+        <w:right w:val="single" w:color="F79646" w:themeColor="accent6" w:sz="8" w:space="0"/>
+        <w:insideH w:val="single" w:color="F79646" w:themeColor="accent6" w:sz="8" w:space="0"/>
+        <w:insideV w:val="single" w:color="F79646" w:themeColor="accent6" w:sz="8" w:space="0"/>
       </w:tblBorders>
       <w:tblCellMar>
         <w:top w:w="0" w:type="dxa"/>
@@ -3666,19 +5277,19 @@
         <w:spacing w:before="0" w:after="0" w:line="240" w:lineRule="auto"/>
       </w:pPr>
       <w:rPr>
-        <w:rFonts w:asciiTheme="majorHAnsi" w:eastAsiaTheme="majorEastAsia" w:hAnsiTheme="majorHAnsi" w:cstheme="majorBidi"/>
-        <w:b/>
-        <w:bCs/>
-      </w:rPr>
-      <w:tblPr/>
-      <w:tcPr>
-        <w:tcBorders>
-          <w:top w:val="single" w:sz="8" w:space="0" w:color="F79646" w:themeColor="accent6"/>
-          <w:left w:val="single" w:sz="8" w:space="0" w:color="F79646" w:themeColor="accent6"/>
-          <w:bottom w:val="single" w:sz="18" w:space="0" w:color="F79646" w:themeColor="accent6"/>
-          <w:right w:val="single" w:sz="8" w:space="0" w:color="F79646" w:themeColor="accent6"/>
-          <w:insideH w:val="nil"/>
-          <w:insideV w:val="single" w:sz="8" w:space="0" w:color="F79646" w:themeColor="accent6"/>
+        <w:rFonts w:asciiTheme="majorHAnsi" w:hAnsiTheme="majorHAnsi" w:eastAsiaTheme="majorEastAsia" w:cstheme="majorBidi"/>
+        <w:b/>
+        <w:bCs/>
+      </w:rPr>
+      <w:tblPr/>
+      <w:tcPr>
+        <w:tcBorders>
+          <w:top w:val="single" w:color="F79646" w:themeColor="accent6" w:sz="8" w:space="0"/>
+          <w:left w:val="single" w:color="F79646" w:themeColor="accent6" w:sz="8" w:space="0"/>
+          <w:bottom w:val="single" w:color="F79646" w:themeColor="accent6" w:sz="18" w:space="0"/>
+          <w:right w:val="single" w:color="F79646" w:themeColor="accent6" w:sz="8" w:space="0"/>
+          <w:insideH w:val="nil"/>
+          <w:insideV w:val="single" w:color="F79646" w:themeColor="accent6" w:sz="8" w:space="0"/>
         </w:tcBorders>
       </w:tcPr>
     </w:tblStylePr>
@@ -3687,42 +5298,42 @@
         <w:spacing w:before="0" w:after="0" w:line="240" w:lineRule="auto"/>
       </w:pPr>
       <w:rPr>
-        <w:rFonts w:asciiTheme="majorHAnsi" w:eastAsiaTheme="majorEastAsia" w:hAnsiTheme="majorHAnsi" w:cstheme="majorBidi"/>
-        <w:b/>
-        <w:bCs/>
-      </w:rPr>
-      <w:tblPr/>
-      <w:tcPr>
-        <w:tcBorders>
-          <w:top w:val="double" w:sz="6" w:space="0" w:color="F79646" w:themeColor="accent6"/>
-          <w:left w:val="single" w:sz="8" w:space="0" w:color="F79646" w:themeColor="accent6"/>
-          <w:bottom w:val="single" w:sz="8" w:space="0" w:color="F79646" w:themeColor="accent6"/>
-          <w:right w:val="single" w:sz="8" w:space="0" w:color="F79646" w:themeColor="accent6"/>
-          <w:insideH w:val="nil"/>
-          <w:insideV w:val="single" w:sz="8" w:space="0" w:color="F79646" w:themeColor="accent6"/>
+        <w:rFonts w:asciiTheme="majorHAnsi" w:hAnsiTheme="majorHAnsi" w:eastAsiaTheme="majorEastAsia" w:cstheme="majorBidi"/>
+        <w:b/>
+        <w:bCs/>
+      </w:rPr>
+      <w:tblPr/>
+      <w:tcPr>
+        <w:tcBorders>
+          <w:top w:val="double" w:color="F79646" w:themeColor="accent6" w:sz="6" w:space="0"/>
+          <w:left w:val="single" w:color="F79646" w:themeColor="accent6" w:sz="8" w:space="0"/>
+          <w:bottom w:val="single" w:color="F79646" w:themeColor="accent6" w:sz="8" w:space="0"/>
+          <w:right w:val="single" w:color="F79646" w:themeColor="accent6" w:sz="8" w:space="0"/>
+          <w:insideH w:val="nil"/>
+          <w:insideV w:val="single" w:color="F79646" w:themeColor="accent6" w:sz="8" w:space="0"/>
         </w:tcBorders>
       </w:tcPr>
     </w:tblStylePr>
     <w:tblStylePr w:type="firstCol">
       <w:rPr>
-        <w:rFonts w:asciiTheme="majorHAnsi" w:eastAsiaTheme="majorEastAsia" w:hAnsiTheme="majorHAnsi" w:cstheme="majorBidi"/>
+        <w:rFonts w:asciiTheme="majorHAnsi" w:hAnsiTheme="majorHAnsi" w:eastAsiaTheme="majorEastAsia" w:cstheme="majorBidi"/>
         <w:b/>
         <w:bCs/>
       </w:rPr>
     </w:tblStylePr>
     <w:tblStylePr w:type="lastCol">
       <w:rPr>
-        <w:rFonts w:asciiTheme="majorHAnsi" w:eastAsiaTheme="majorEastAsia" w:hAnsiTheme="majorHAnsi" w:cstheme="majorBidi"/>
-        <w:b/>
-        <w:bCs/>
-      </w:rPr>
-      <w:tblPr/>
-      <w:tcPr>
-        <w:tcBorders>
-          <w:top w:val="single" w:sz="8" w:space="0" w:color="F79646" w:themeColor="accent6"/>
-          <w:left w:val="single" w:sz="8" w:space="0" w:color="F79646" w:themeColor="accent6"/>
-          <w:bottom w:val="single" w:sz="8" w:space="0" w:color="F79646" w:themeColor="accent6"/>
-          <w:right w:val="single" w:sz="8" w:space="0" w:color="F79646" w:themeColor="accent6"/>
+        <w:rFonts w:asciiTheme="majorHAnsi" w:hAnsiTheme="majorHAnsi" w:eastAsiaTheme="majorEastAsia" w:cstheme="majorBidi"/>
+        <w:b/>
+        <w:bCs/>
+      </w:rPr>
+      <w:tblPr/>
+      <w:tcPr>
+        <w:tcBorders>
+          <w:top w:val="single" w:color="F79646" w:themeColor="accent6" w:sz="8" w:space="0"/>
+          <w:left w:val="single" w:color="F79646" w:themeColor="accent6" w:sz="8" w:space="0"/>
+          <w:bottom w:val="single" w:color="F79646" w:themeColor="accent6" w:sz="8" w:space="0"/>
+          <w:right w:val="single" w:color="F79646" w:themeColor="accent6" w:sz="8" w:space="0"/>
         </w:tcBorders>
       </w:tcPr>
     </w:tblStylePr>
@@ -3730,10 +5341,10 @@
       <w:tblPr/>
       <w:tcPr>
         <w:tcBorders>
-          <w:top w:val="single" w:sz="8" w:space="0" w:color="F79646" w:themeColor="accent6"/>
-          <w:left w:val="single" w:sz="8" w:space="0" w:color="F79646" w:themeColor="accent6"/>
-          <w:bottom w:val="single" w:sz="8" w:space="0" w:color="F79646" w:themeColor="accent6"/>
-          <w:right w:val="single" w:sz="8" w:space="0" w:color="F79646" w:themeColor="accent6"/>
+          <w:top w:val="single" w:color="F79646" w:themeColor="accent6" w:sz="8" w:space="0"/>
+          <w:left w:val="single" w:color="F79646" w:themeColor="accent6" w:sz="8" w:space="0"/>
+          <w:bottom w:val="single" w:color="F79646" w:themeColor="accent6" w:sz="8" w:space="0"/>
+          <w:right w:val="single" w:color="F79646" w:themeColor="accent6" w:sz="8" w:space="0"/>
         </w:tcBorders>
         <w:shd w:val="clear" w:color="auto" w:fill="FDE4D0" w:themeFill="accent6" w:themeFillTint="3F"/>
       </w:tcPr>
@@ -3742,11 +5353,11 @@
       <w:tblPr/>
       <w:tcPr>
         <w:tcBorders>
-          <w:top w:val="single" w:sz="8" w:space="0" w:color="F79646" w:themeColor="accent6"/>
-          <w:left w:val="single" w:sz="8" w:space="0" w:color="F79646" w:themeColor="accent6"/>
-          <w:bottom w:val="single" w:sz="8" w:space="0" w:color="F79646" w:themeColor="accent6"/>
-          <w:right w:val="single" w:sz="8" w:space="0" w:color="F79646" w:themeColor="accent6"/>
-          <w:insideV w:val="single" w:sz="8" w:space="0" w:color="F79646" w:themeColor="accent6"/>
+          <w:top w:val="single" w:color="F79646" w:themeColor="accent6" w:sz="8" w:space="0"/>
+          <w:left w:val="single" w:color="F79646" w:themeColor="accent6" w:sz="8" w:space="0"/>
+          <w:bottom w:val="single" w:color="F79646" w:themeColor="accent6" w:sz="8" w:space="0"/>
+          <w:right w:val="single" w:color="F79646" w:themeColor="accent6" w:sz="8" w:space="0"/>
+          <w:insideV w:val="single" w:color="F79646" w:themeColor="accent6" w:sz="8" w:space="0"/>
         </w:tcBorders>
         <w:shd w:val="clear" w:color="auto" w:fill="FDE4D0" w:themeFill="accent6" w:themeFillTint="3F"/>
       </w:tcPr>
@@ -3755,11 +5366,11 @@
       <w:tblPr/>
       <w:tcPr>
         <w:tcBorders>
-          <w:top w:val="single" w:sz="8" w:space="0" w:color="F79646" w:themeColor="accent6"/>
-          <w:left w:val="single" w:sz="8" w:space="0" w:color="F79646" w:themeColor="accent6"/>
-          <w:bottom w:val="single" w:sz="8" w:space="0" w:color="F79646" w:themeColor="accent6"/>
-          <w:right w:val="single" w:sz="8" w:space="0" w:color="F79646" w:themeColor="accent6"/>
-          <w:insideV w:val="single" w:sz="8" w:space="0" w:color="F79646" w:themeColor="accent6"/>
+          <w:top w:val="single" w:color="F79646" w:themeColor="accent6" w:sz="8" w:space="0"/>
+          <w:left w:val="single" w:color="F79646" w:themeColor="accent6" w:sz="8" w:space="0"/>
+          <w:bottom w:val="single" w:color="F79646" w:themeColor="accent6" w:sz="8" w:space="0"/>
+          <w:right w:val="single" w:color="F79646" w:themeColor="accent6" w:sz="8" w:space="0"/>
+          <w:insideV w:val="single" w:color="F79646" w:themeColor="accent6" w:sz="8" w:space="0"/>
         </w:tcBorders>
       </w:tcPr>
     </w:tblStylePr>
@@ -3777,11 +5388,11 @@
       <w:tblStyleColBandSize w:val="1"/>
       <w:tblInd w:w="0" w:type="dxa"/>
       <w:tblBorders>
-        <w:top w:val="single" w:sz="8" w:space="0" w:color="404040" w:themeColor="text1" w:themeTint="BF"/>
-        <w:left w:val="single" w:sz="8" w:space="0" w:color="404040" w:themeColor="text1" w:themeTint="BF"/>
-        <w:bottom w:val="single" w:sz="8" w:space="0" w:color="404040" w:themeColor="text1" w:themeTint="BF"/>
-        <w:right w:val="single" w:sz="8" w:space="0" w:color="404040" w:themeColor="text1" w:themeTint="BF"/>
-        <w:insideH w:val="single" w:sz="8" w:space="0" w:color="404040" w:themeColor="text1" w:themeTint="BF"/>
+        <w:top w:val="single" w:color="404040" w:themeColor="text1" w:themeTint="BF" w:sz="8" w:space="0"/>
+        <w:left w:val="single" w:color="404040" w:themeColor="text1" w:themeTint="BF" w:sz="8" w:space="0"/>
+        <w:bottom w:val="single" w:color="404040" w:themeColor="text1" w:themeTint="BF" w:sz="8" w:space="0"/>
+        <w:right w:val="single" w:color="404040" w:themeColor="text1" w:themeTint="BF" w:sz="8" w:space="0"/>
+        <w:insideH w:val="single" w:color="404040" w:themeColor="text1" w:themeTint="BF" w:sz="8" w:space="0"/>
       </w:tblBorders>
       <w:tblCellMar>
         <w:top w:w="0" w:type="dxa"/>
@@ -3802,10 +5413,10 @@
       <w:tblPr/>
       <w:tcPr>
         <w:tcBorders>
-          <w:top w:val="single" w:sz="8" w:space="0" w:color="404040" w:themeColor="text1" w:themeTint="BF"/>
-          <w:left w:val="single" w:sz="8" w:space="0" w:color="404040" w:themeColor="text1" w:themeTint="BF"/>
-          <w:bottom w:val="single" w:sz="8" w:space="0" w:color="404040" w:themeColor="text1" w:themeTint="BF"/>
-          <w:right w:val="single" w:sz="8" w:space="0" w:color="404040" w:themeColor="text1" w:themeTint="BF"/>
+          <w:top w:val="single" w:color="404040" w:themeColor="text1" w:themeTint="BF" w:sz="8" w:space="0"/>
+          <w:left w:val="single" w:color="404040" w:themeColor="text1" w:themeTint="BF" w:sz="8" w:space="0"/>
+          <w:bottom w:val="single" w:color="404040" w:themeColor="text1" w:themeTint="BF" w:sz="8" w:space="0"/>
+          <w:right w:val="single" w:color="404040" w:themeColor="text1" w:themeTint="BF" w:sz="8" w:space="0"/>
           <w:insideH w:val="nil"/>
           <w:insideV w:val="nil"/>
         </w:tcBorders>
@@ -3823,10 +5434,10 @@
       <w:tblPr/>
       <w:tcPr>
         <w:tcBorders>
-          <w:top w:val="double" w:sz="6" w:space="0" w:color="404040" w:themeColor="text1" w:themeTint="BF"/>
-          <w:left w:val="single" w:sz="8" w:space="0" w:color="404040" w:themeColor="text1" w:themeTint="BF"/>
-          <w:bottom w:val="single" w:sz="8" w:space="0" w:color="404040" w:themeColor="text1" w:themeTint="BF"/>
-          <w:right w:val="single" w:sz="8" w:space="0" w:color="404040" w:themeColor="text1" w:themeTint="BF"/>
+          <w:top w:val="double" w:color="404040" w:themeColor="text1" w:themeTint="BF" w:sz="6" w:space="0"/>
+          <w:left w:val="single" w:color="404040" w:themeColor="text1" w:themeTint="BF" w:sz="8" w:space="0"/>
+          <w:bottom w:val="single" w:color="404040" w:themeColor="text1" w:themeTint="BF" w:sz="8" w:space="0"/>
+          <w:right w:val="single" w:color="404040" w:themeColor="text1" w:themeTint="BF" w:sz="8" w:space="0"/>
           <w:insideH w:val="nil"/>
           <w:insideV w:val="nil"/>
         </w:tcBorders>
@@ -3883,11 +5494,11 @@
       <w:tblStyleColBandSize w:val="1"/>
       <w:tblInd w:w="0" w:type="dxa"/>
       <w:tblBorders>
-        <w:top w:val="single" w:sz="8" w:space="0" w:color="7BA0CD" w:themeColor="accent1" w:themeTint="BF"/>
-        <w:left w:val="single" w:sz="8" w:space="0" w:color="7BA0CD" w:themeColor="accent1" w:themeTint="BF"/>
-        <w:bottom w:val="single" w:sz="8" w:space="0" w:color="7BA0CD" w:themeColor="accent1" w:themeTint="BF"/>
-        <w:right w:val="single" w:sz="8" w:space="0" w:color="7BA0CD" w:themeColor="accent1" w:themeTint="BF"/>
-        <w:insideH w:val="single" w:sz="8" w:space="0" w:color="7BA0CD" w:themeColor="accent1" w:themeTint="BF"/>
+        <w:top w:val="single" w:color="7BA0CD" w:themeColor="accent1" w:themeTint="BF" w:sz="8" w:space="0"/>
+        <w:left w:val="single" w:color="7BA0CD" w:themeColor="accent1" w:themeTint="BF" w:sz="8" w:space="0"/>
+        <w:bottom w:val="single" w:color="7BA0CD" w:themeColor="accent1" w:themeTint="BF" w:sz="8" w:space="0"/>
+        <w:right w:val="single" w:color="7BA0CD" w:themeColor="accent1" w:themeTint="BF" w:sz="8" w:space="0"/>
+        <w:insideH w:val="single" w:color="7BA0CD" w:themeColor="accent1" w:themeTint="BF" w:sz="8" w:space="0"/>
       </w:tblBorders>
       <w:tblCellMar>
         <w:top w:w="0" w:type="dxa"/>
@@ -3908,10 +5519,10 @@
       <w:tblPr/>
       <w:tcPr>
         <w:tcBorders>
-          <w:top w:val="single" w:sz="8" w:space="0" w:color="7BA0CD" w:themeColor="accent1" w:themeTint="BF"/>
-          <w:left w:val="single" w:sz="8" w:space="0" w:color="7BA0CD" w:themeColor="accent1" w:themeTint="BF"/>
-          <w:bottom w:val="single" w:sz="8" w:space="0" w:color="7BA0CD" w:themeColor="accent1" w:themeTint="BF"/>
-          <w:right w:val="single" w:sz="8" w:space="0" w:color="7BA0CD" w:themeColor="accent1" w:themeTint="BF"/>
+          <w:top w:val="single" w:color="7BA0CD" w:themeColor="accent1" w:themeTint="BF" w:sz="8" w:space="0"/>
+          <w:left w:val="single" w:color="7BA0CD" w:themeColor="accent1" w:themeTint="BF" w:sz="8" w:space="0"/>
+          <w:bottom w:val="single" w:color="7BA0CD" w:themeColor="accent1" w:themeTint="BF" w:sz="8" w:space="0"/>
+          <w:right w:val="single" w:color="7BA0CD" w:themeColor="accent1" w:themeTint="BF" w:sz="8" w:space="0"/>
           <w:insideH w:val="nil"/>
           <w:insideV w:val="nil"/>
         </w:tcBorders>
@@ -3929,10 +5540,10 @@
       <w:tblPr/>
       <w:tcPr>
         <w:tcBorders>
-          <w:top w:val="double" w:sz="6" w:space="0" w:color="7BA0CD" w:themeColor="accent1" w:themeTint="BF"/>
-          <w:left w:val="single" w:sz="8" w:space="0" w:color="7BA0CD" w:themeColor="accent1" w:themeTint="BF"/>
-          <w:bottom w:val="single" w:sz="8" w:space="0" w:color="7BA0CD" w:themeColor="accent1" w:themeTint="BF"/>
-          <w:right w:val="single" w:sz="8" w:space="0" w:color="7BA0CD" w:themeColor="accent1" w:themeTint="BF"/>
+          <w:top w:val="double" w:color="7BA0CD" w:themeColor="accent1" w:themeTint="BF" w:sz="6" w:space="0"/>
+          <w:left w:val="single" w:color="7BA0CD" w:themeColor="accent1" w:themeTint="BF" w:sz="8" w:space="0"/>
+          <w:bottom w:val="single" w:color="7BA0CD" w:themeColor="accent1" w:themeTint="BF" w:sz="8" w:space="0"/>
+          <w:right w:val="single" w:color="7BA0CD" w:themeColor="accent1" w:themeTint="BF" w:sz="8" w:space="0"/>
           <w:insideH w:val="nil"/>
           <w:insideV w:val="nil"/>
         </w:tcBorders>
@@ -3989,11 +5600,11 @@
       <w:tblStyleColBandSize w:val="1"/>
       <w:tblInd w:w="0" w:type="dxa"/>
       <w:tblBorders>
-        <w:top w:val="single" w:sz="8" w:space="0" w:color="CF7B79" w:themeColor="accent2" w:themeTint="BF"/>
-        <w:left w:val="single" w:sz="8" w:space="0" w:color="CF7B79" w:themeColor="accent2" w:themeTint="BF"/>
-        <w:bottom w:val="single" w:sz="8" w:space="0" w:color="CF7B79" w:themeColor="accent2" w:themeTint="BF"/>
-        <w:right w:val="single" w:sz="8" w:space="0" w:color="CF7B79" w:themeColor="accent2" w:themeTint="BF"/>
-        <w:insideH w:val="single" w:sz="8" w:space="0" w:color="CF7B79" w:themeColor="accent2" w:themeTint="BF"/>
+        <w:top w:val="single" w:color="CF7B79" w:themeColor="accent2" w:themeTint="BF" w:sz="8" w:space="0"/>
+        <w:left w:val="single" w:color="CF7B79" w:themeColor="accent2" w:themeTint="BF" w:sz="8" w:space="0"/>
+        <w:bottom w:val="single" w:color="CF7B79" w:themeColor="accent2" w:themeTint="BF" w:sz="8" w:space="0"/>
+        <w:right w:val="single" w:color="CF7B79" w:themeColor="accent2" w:themeTint="BF" w:sz="8" w:space="0"/>
+        <w:insideH w:val="single" w:color="CF7B79" w:themeColor="accent2" w:themeTint="BF" w:sz="8" w:space="0"/>
       </w:tblBorders>
       <w:tblCellMar>
         <w:top w:w="0" w:type="dxa"/>
@@ -4014,10 +5625,10 @@
       <w:tblPr/>
       <w:tcPr>
         <w:tcBorders>
-          <w:top w:val="single" w:sz="8" w:space="0" w:color="CF7B79" w:themeColor="accent2" w:themeTint="BF"/>
-          <w:left w:val="single" w:sz="8" w:space="0" w:color="CF7B79" w:themeColor="accent2" w:themeTint="BF"/>
-          <w:bottom w:val="single" w:sz="8" w:space="0" w:color="CF7B79" w:themeColor="accent2" w:themeTint="BF"/>
-          <w:right w:val="single" w:sz="8" w:space="0" w:color="CF7B79" w:themeColor="accent2" w:themeTint="BF"/>
+          <w:top w:val="single" w:color="CF7B79" w:themeColor="accent2" w:themeTint="BF" w:sz="8" w:space="0"/>
+          <w:left w:val="single" w:color="CF7B79" w:themeColor="accent2" w:themeTint="BF" w:sz="8" w:space="0"/>
+          <w:bottom w:val="single" w:color="CF7B79" w:themeColor="accent2" w:themeTint="BF" w:sz="8" w:space="0"/>
+          <w:right w:val="single" w:color="CF7B79" w:themeColor="accent2" w:themeTint="BF" w:sz="8" w:space="0"/>
           <w:insideH w:val="nil"/>
           <w:insideV w:val="nil"/>
         </w:tcBorders>
@@ -4035,10 +5646,10 @@
       <w:tblPr/>
       <w:tcPr>
         <w:tcBorders>
-          <w:top w:val="double" w:sz="6" w:space="0" w:color="CF7B79" w:themeColor="accent2" w:themeTint="BF"/>
-          <w:left w:val="single" w:sz="8" w:space="0" w:color="CF7B79" w:themeColor="accent2" w:themeTint="BF"/>
-          <w:bottom w:val="single" w:sz="8" w:space="0" w:color="CF7B79" w:themeColor="accent2" w:themeTint="BF"/>
-          <w:right w:val="single" w:sz="8" w:space="0" w:color="CF7B79" w:themeColor="accent2" w:themeTint="BF"/>
+          <w:top w:val="double" w:color="CF7B79" w:themeColor="accent2" w:themeTint="BF" w:sz="6" w:space="0"/>
+          <w:left w:val="single" w:color="CF7B79" w:themeColor="accent2" w:themeTint="BF" w:sz="8" w:space="0"/>
+          <w:bottom w:val="single" w:color="CF7B79" w:themeColor="accent2" w:themeTint="BF" w:sz="8" w:space="0"/>
+          <w:right w:val="single" w:color="CF7B79" w:themeColor="accent2" w:themeTint="BF" w:sz="8" w:space="0"/>
           <w:insideH w:val="nil"/>
           <w:insideV w:val="nil"/>
         </w:tcBorders>
@@ -4095,11 +5706,11 @@
       <w:tblStyleColBandSize w:val="1"/>
       <w:tblInd w:w="0" w:type="dxa"/>
       <w:tblBorders>
-        <w:top w:val="single" w:sz="8" w:space="0" w:color="B3CC82" w:themeColor="accent3" w:themeTint="BF"/>
-        <w:left w:val="single" w:sz="8" w:space="0" w:color="B3CC82" w:themeColor="accent3" w:themeTint="BF"/>
-        <w:bottom w:val="single" w:sz="8" w:space="0" w:color="B3CC82" w:themeColor="accent3" w:themeTint="BF"/>
-        <w:right w:val="single" w:sz="8" w:space="0" w:color="B3CC82" w:themeColor="accent3" w:themeTint="BF"/>
-        <w:insideH w:val="single" w:sz="8" w:space="0" w:color="B3CC82" w:themeColor="accent3" w:themeTint="BF"/>
+        <w:top w:val="single" w:color="B3CC82" w:themeColor="accent3" w:themeTint="BF" w:sz="8" w:space="0"/>
+        <w:left w:val="single" w:color="B3CC82" w:themeColor="accent3" w:themeTint="BF" w:sz="8" w:space="0"/>
+        <w:bottom w:val="single" w:color="B3CC82" w:themeColor="accent3" w:themeTint="BF" w:sz="8" w:space="0"/>
+        <w:right w:val="single" w:color="B3CC82" w:themeColor="accent3" w:themeTint="BF" w:sz="8" w:space="0"/>
+        <w:insideH w:val="single" w:color="B3CC82" w:themeColor="accent3" w:themeTint="BF" w:sz="8" w:space="0"/>
       </w:tblBorders>
       <w:tblCellMar>
         <w:top w:w="0" w:type="dxa"/>
@@ -4120,10 +5731,10 @@
       <w:tblPr/>
       <w:tcPr>
         <w:tcBorders>
-          <w:top w:val="single" w:sz="8" w:space="0" w:color="B3CC82" w:themeColor="accent3" w:themeTint="BF"/>
-          <w:left w:val="single" w:sz="8" w:space="0" w:color="B3CC82" w:themeColor="accent3" w:themeTint="BF"/>
-          <w:bottom w:val="single" w:sz="8" w:space="0" w:color="B3CC82" w:themeColor="accent3" w:themeTint="BF"/>
-          <w:right w:val="single" w:sz="8" w:space="0" w:color="B3CC82" w:themeColor="accent3" w:themeTint="BF"/>
+          <w:top w:val="single" w:color="B3CC82" w:themeColor="accent3" w:themeTint="BF" w:sz="8" w:space="0"/>
+          <w:left w:val="single" w:color="B3CC82" w:themeColor="accent3" w:themeTint="BF" w:sz="8" w:space="0"/>
+          <w:bottom w:val="single" w:color="B3CC82" w:themeColor="accent3" w:themeTint="BF" w:sz="8" w:space="0"/>
+          <w:right w:val="single" w:color="B3CC82" w:themeColor="accent3" w:themeTint="BF" w:sz="8" w:space="0"/>
           <w:insideH w:val="nil"/>
           <w:insideV w:val="nil"/>
         </w:tcBorders>
@@ -4141,10 +5752,10 @@
       <w:tblPr/>
       <w:tcPr>
         <w:tcBorders>
-          <w:top w:val="double" w:sz="6" w:space="0" w:color="B3CC82" w:themeColor="accent3" w:themeTint="BF"/>
-          <w:left w:val="single" w:sz="8" w:space="0" w:color="B3CC82" w:themeColor="accent3" w:themeTint="BF"/>
-          <w:bottom w:val="single" w:sz="8" w:space="0" w:color="B3CC82" w:themeColor="accent3" w:themeTint="BF"/>
-          <w:right w:val="single" w:sz="8" w:space="0" w:color="B3CC82" w:themeColor="accent3" w:themeTint="BF"/>
+          <w:top w:val="double" w:color="B3CC82" w:themeColor="accent3" w:themeTint="BF" w:sz="6" w:space="0"/>
+          <w:left w:val="single" w:color="B3CC82" w:themeColor="accent3" w:themeTint="BF" w:sz="8" w:space="0"/>
+          <w:bottom w:val="single" w:color="B3CC82" w:themeColor="accent3" w:themeTint="BF" w:sz="8" w:space="0"/>
+          <w:right w:val="single" w:color="B3CC82" w:themeColor="accent3" w:themeTint="BF" w:sz="8" w:space="0"/>
           <w:insideH w:val="nil"/>
           <w:insideV w:val="nil"/>
         </w:tcBorders>
@@ -4201,11 +5812,11 @@
       <w:tblStyleColBandSize w:val="1"/>
       <w:tblInd w:w="0" w:type="dxa"/>
       <w:tblBorders>
-        <w:top w:val="single" w:sz="8" w:space="0" w:color="9F8AB9" w:themeColor="accent4" w:themeTint="BF"/>
-        <w:left w:val="single" w:sz="8" w:space="0" w:color="9F8AB9" w:themeColor="accent4" w:themeTint="BF"/>
-        <w:bottom w:val="single" w:sz="8" w:space="0" w:color="9F8AB9" w:themeColor="accent4" w:themeTint="BF"/>
-        <w:right w:val="single" w:sz="8" w:space="0" w:color="9F8AB9" w:themeColor="accent4" w:themeTint="BF"/>
-        <w:insideH w:val="single" w:sz="8" w:space="0" w:color="9F8AB9" w:themeColor="accent4" w:themeTint="BF"/>
+        <w:top w:val="single" w:color="9F8AB9" w:themeColor="accent4" w:themeTint="BF" w:sz="8" w:space="0"/>
+        <w:left w:val="single" w:color="9F8AB9" w:themeColor="accent4" w:themeTint="BF" w:sz="8" w:space="0"/>
+        <w:bottom w:val="single" w:color="9F8AB9" w:themeColor="accent4" w:themeTint="BF" w:sz="8" w:space="0"/>
+        <w:right w:val="single" w:color="9F8AB9" w:themeColor="accent4" w:themeTint="BF" w:sz="8" w:space="0"/>
+        <w:insideH w:val="single" w:color="9F8AB9" w:themeColor="accent4" w:themeTint="BF" w:sz="8" w:space="0"/>
       </w:tblBorders>
       <w:tblCellMar>
         <w:top w:w="0" w:type="dxa"/>
@@ -4226,10 +5837,10 @@
       <w:tblPr/>
       <w:tcPr>
         <w:tcBorders>
-          <w:top w:val="single" w:sz="8" w:space="0" w:color="9F8AB9" w:themeColor="accent4" w:themeTint="BF"/>
-          <w:left w:val="single" w:sz="8" w:space="0" w:color="9F8AB9" w:themeColor="accent4" w:themeTint="BF"/>
-          <w:bottom w:val="single" w:sz="8" w:space="0" w:color="9F8AB9" w:themeColor="accent4" w:themeTint="BF"/>
-          <w:right w:val="single" w:sz="8" w:space="0" w:color="9F8AB9" w:themeColor="accent4" w:themeTint="BF"/>
+          <w:top w:val="single" w:color="9F8AB9" w:themeColor="accent4" w:themeTint="BF" w:sz="8" w:space="0"/>
+          <w:left w:val="single" w:color="9F8AB9" w:themeColor="accent4" w:themeTint="BF" w:sz="8" w:space="0"/>
+          <w:bottom w:val="single" w:color="9F8AB9" w:themeColor="accent4" w:themeTint="BF" w:sz="8" w:space="0"/>
+          <w:right w:val="single" w:color="9F8AB9" w:themeColor="accent4" w:themeTint="BF" w:sz="8" w:space="0"/>
           <w:insideH w:val="nil"/>
           <w:insideV w:val="nil"/>
         </w:tcBorders>
@@ -4247,10 +5858,10 @@
       <w:tblPr/>
       <w:tcPr>
         <w:tcBorders>
-          <w:top w:val="double" w:sz="6" w:space="0" w:color="9F8AB9" w:themeColor="accent4" w:themeTint="BF"/>
-          <w:left w:val="single" w:sz="8" w:space="0" w:color="9F8AB9" w:themeColor="accent4" w:themeTint="BF"/>
-          <w:bottom w:val="single" w:sz="8" w:space="0" w:color="9F8AB9" w:themeColor="accent4" w:themeTint="BF"/>
-          <w:right w:val="single" w:sz="8" w:space="0" w:color="9F8AB9" w:themeColor="accent4" w:themeTint="BF"/>
+          <w:top w:val="double" w:color="9F8AB9" w:themeColor="accent4" w:themeTint="BF" w:sz="6" w:space="0"/>
+          <w:left w:val="single" w:color="9F8AB9" w:themeColor="accent4" w:themeTint="BF" w:sz="8" w:space="0"/>
+          <w:bottom w:val="single" w:color="9F8AB9" w:themeColor="accent4" w:themeTint="BF" w:sz="8" w:space="0"/>
+          <w:right w:val="single" w:color="9F8AB9" w:themeColor="accent4" w:themeTint="BF" w:sz="8" w:space="0"/>
           <w:insideH w:val="nil"/>
           <w:insideV w:val="nil"/>
         </w:tcBorders>
@@ -4307,11 +5918,11 @@
       <w:tblStyleColBandSize w:val="1"/>
       <w:tblInd w:w="0" w:type="dxa"/>
       <w:tblBorders>
-        <w:top w:val="single" w:sz="8" w:space="0" w:color="78C0D4" w:themeColor="accent5" w:themeTint="BF"/>
-        <w:left w:val="single" w:sz="8" w:space="0" w:color="78C0D4" w:themeColor="accent5" w:themeTint="BF"/>
-        <w:bottom w:val="single" w:sz="8" w:space="0" w:color="78C0D4" w:themeColor="accent5" w:themeTint="BF"/>
-        <w:right w:val="single" w:sz="8" w:space="0" w:color="78C0D4" w:themeColor="accent5" w:themeTint="BF"/>
-        <w:insideH w:val="single" w:sz="8" w:space="0" w:color="78C0D4" w:themeColor="accent5" w:themeTint="BF"/>
+        <w:top w:val="single" w:color="78C0D4" w:themeColor="accent5" w:themeTint="BF" w:sz="8" w:space="0"/>
+        <w:left w:val="single" w:color="78C0D4" w:themeColor="accent5" w:themeTint="BF" w:sz="8" w:space="0"/>
+        <w:bottom w:val="single" w:color="78C0D4" w:themeColor="accent5" w:themeTint="BF" w:sz="8" w:space="0"/>
+        <w:right w:val="single" w:color="78C0D4" w:themeColor="accent5" w:themeTint="BF" w:sz="8" w:space="0"/>
+        <w:insideH w:val="single" w:color="78C0D4" w:themeColor="accent5" w:themeTint="BF" w:sz="8" w:space="0"/>
       </w:tblBorders>
       <w:tblCellMar>
         <w:top w:w="0" w:type="dxa"/>
@@ -4332,10 +5943,10 @@
       <w:tblPr/>
       <w:tcPr>
         <w:tcBorders>
-          <w:top w:val="single" w:sz="8" w:space="0" w:color="78C0D4" w:themeColor="accent5" w:themeTint="BF"/>
-          <w:left w:val="single" w:sz="8" w:space="0" w:color="78C0D4" w:themeColor="accent5" w:themeTint="BF"/>
-          <w:bottom w:val="single" w:sz="8" w:space="0" w:color="78C0D4" w:themeColor="accent5" w:themeTint="BF"/>
-          <w:right w:val="single" w:sz="8" w:space="0" w:color="78C0D4" w:themeColor="accent5" w:themeTint="BF"/>
+          <w:top w:val="single" w:color="78C0D4" w:themeColor="accent5" w:themeTint="BF" w:sz="8" w:space="0"/>
+          <w:left w:val="single" w:color="78C0D4" w:themeColor="accent5" w:themeTint="BF" w:sz="8" w:space="0"/>
+          <w:bottom w:val="single" w:color="78C0D4" w:themeColor="accent5" w:themeTint="BF" w:sz="8" w:space="0"/>
+          <w:right w:val="single" w:color="78C0D4" w:themeColor="accent5" w:themeTint="BF" w:sz="8" w:space="0"/>
           <w:insideH w:val="nil"/>
           <w:insideV w:val="nil"/>
         </w:tcBorders>
@@ -4353,10 +5964,10 @@
       <w:tblPr/>
       <w:tcPr>
         <w:tcBorders>
-          <w:top w:val="double" w:sz="6" w:space="0" w:color="78C0D4" w:themeColor="accent5" w:themeTint="BF"/>
-          <w:left w:val="single" w:sz="8" w:space="0" w:color="78C0D4" w:themeColor="accent5" w:themeTint="BF"/>
-          <w:bottom w:val="single" w:sz="8" w:space="0" w:color="78C0D4" w:themeColor="accent5" w:themeTint="BF"/>
-          <w:right w:val="single" w:sz="8" w:space="0" w:color="78C0D4" w:themeColor="accent5" w:themeTint="BF"/>
+          <w:top w:val="double" w:color="78C0D4" w:themeColor="accent5" w:themeTint="BF" w:sz="6" w:space="0"/>
+          <w:left w:val="single" w:color="78C0D4" w:themeColor="accent5" w:themeTint="BF" w:sz="8" w:space="0"/>
+          <w:bottom w:val="single" w:color="78C0D4" w:themeColor="accent5" w:themeTint="BF" w:sz="8" w:space="0"/>
+          <w:right w:val="single" w:color="78C0D4" w:themeColor="accent5" w:themeTint="BF" w:sz="8" w:space="0"/>
           <w:insideH w:val="nil"/>
           <w:insideV w:val="nil"/>
         </w:tcBorders>
@@ -4413,11 +6024,11 @@
       <w:tblStyleColBandSize w:val="1"/>
       <w:tblInd w:w="0" w:type="dxa"/>
       <w:tblBorders>
-        <w:top w:val="single" w:sz="8" w:space="0" w:color="F9B074" w:themeColor="accent6" w:themeTint="BF"/>
-        <w:left w:val="single" w:sz="8" w:space="0" w:color="F9B074" w:themeColor="accent6" w:themeTint="BF"/>
-        <w:bottom w:val="single" w:sz="8" w:space="0" w:color="F9B074" w:themeColor="accent6" w:themeTint="BF"/>
-        <w:right w:val="single" w:sz="8" w:space="0" w:color="F9B074" w:themeColor="accent6" w:themeTint="BF"/>
-        <w:insideH w:val="single" w:sz="8" w:space="0" w:color="F9B074" w:themeColor="accent6" w:themeTint="BF"/>
+        <w:top w:val="single" w:color="F9B074" w:themeColor="accent6" w:themeTint="BF" w:sz="8" w:space="0"/>
+        <w:left w:val="single" w:color="F9B074" w:themeColor="accent6" w:themeTint="BF" w:sz="8" w:space="0"/>
+        <w:bottom w:val="single" w:color="F9B074" w:themeColor="accent6" w:themeTint="BF" w:sz="8" w:space="0"/>
+        <w:right w:val="single" w:color="F9B074" w:themeColor="accent6" w:themeTint="BF" w:sz="8" w:space="0"/>
+        <w:insideH w:val="single" w:color="F9B074" w:themeColor="accent6" w:themeTint="BF" w:sz="8" w:space="0"/>
       </w:tblBorders>
       <w:tblCellMar>
         <w:top w:w="0" w:type="dxa"/>
@@ -4438,10 +6049,10 @@
       <w:tblPr/>
       <w:tcPr>
         <w:tcBorders>
-          <w:top w:val="single" w:sz="8" w:space="0" w:color="F9B074" w:themeColor="accent6" w:themeTint="BF"/>
-          <w:left w:val="single" w:sz="8" w:space="0" w:color="F9B074" w:themeColor="accent6" w:themeTint="BF"/>
-          <w:bottom w:val="single" w:sz="8" w:space="0" w:color="F9B074" w:themeColor="accent6" w:themeTint="BF"/>
-          <w:right w:val="single" w:sz="8" w:space="0" w:color="F9B074" w:themeColor="accent6" w:themeTint="BF"/>
+          <w:top w:val="single" w:color="F9B074" w:themeColor="accent6" w:themeTint="BF" w:sz="8" w:space="0"/>
+          <w:left w:val="single" w:color="F9B074" w:themeColor="accent6" w:themeTint="BF" w:sz="8" w:space="0"/>
+          <w:bottom w:val="single" w:color="F9B074" w:themeColor="accent6" w:themeTint="BF" w:sz="8" w:space="0"/>
+          <w:right w:val="single" w:color="F9B074" w:themeColor="accent6" w:themeTint="BF" w:sz="8" w:space="0"/>
           <w:insideH w:val="nil"/>
           <w:insideV w:val="nil"/>
         </w:tcBorders>
@@ -4459,10 +6070,10 @@
       <w:tblPr/>
       <w:tcPr>
         <w:tcBorders>
-          <w:top w:val="double" w:sz="6" w:space="0" w:color="F9B074" w:themeColor="accent6" w:themeTint="BF"/>
-          <w:left w:val="single" w:sz="8" w:space="0" w:color="F9B074" w:themeColor="accent6" w:themeTint="BF"/>
-          <w:bottom w:val="single" w:sz="8" w:space="0" w:color="F9B074" w:themeColor="accent6" w:themeTint="BF"/>
-          <w:right w:val="single" w:sz="8" w:space="0" w:color="F9B074" w:themeColor="accent6" w:themeTint="BF"/>
+          <w:top w:val="double" w:color="F9B074" w:themeColor="accent6" w:themeTint="BF" w:sz="6" w:space="0"/>
+          <w:left w:val="single" w:color="F9B074" w:themeColor="accent6" w:themeTint="BF" w:sz="8" w:space="0"/>
+          <w:bottom w:val="single" w:color="F9B074" w:themeColor="accent6" w:themeTint="BF" w:sz="8" w:space="0"/>
+          <w:right w:val="single" w:color="F9B074" w:themeColor="accent6" w:themeTint="BF" w:sz="8" w:space="0"/>
           <w:insideH w:val="nil"/>
           <w:insideV w:val="nil"/>
         </w:tcBorders>
@@ -4519,8 +6130,8 @@
       <w:tblStyleColBandSize w:val="1"/>
       <w:tblInd w:w="0" w:type="dxa"/>
       <w:tblBorders>
-        <w:top w:val="single" w:sz="18" w:space="0" w:color="auto"/>
-        <w:bottom w:val="single" w:sz="18" w:space="0" w:color="auto"/>
+        <w:top w:val="single" w:color="auto" w:sz="18" w:space="0"/>
+        <w:bottom w:val="single" w:color="auto" w:sz="18" w:space="0"/>
       </w:tblBorders>
       <w:tblCellMar>
         <w:top w:w="0" w:type="dxa"/>
@@ -4541,9 +6152,9 @@
       <w:tblPr/>
       <w:tcPr>
         <w:tcBorders>
-          <w:top w:val="single" w:sz="18" w:space="0" w:color="auto"/>
-          <w:left w:val="nil"/>
-          <w:bottom w:val="single" w:sz="18" w:space="0" w:color="auto"/>
+          <w:top w:val="single" w:color="auto" w:sz="18" w:space="0"/>
+          <w:left w:val="nil"/>
+          <w:bottom w:val="single" w:color="auto" w:sz="18" w:space="0"/>
           <w:right w:val="nil"/>
           <w:insideH w:val="nil"/>
           <w:insideV w:val="nil"/>
@@ -4561,9 +6172,9 @@
       <w:tblPr/>
       <w:tcPr>
         <w:tcBorders>
-          <w:top w:val="double" w:sz="6" w:space="0" w:color="auto"/>
-          <w:left w:val="nil"/>
-          <w:bottom w:val="single" w:sz="18" w:space="0" w:color="auto"/>
+          <w:top w:val="double" w:color="auto" w:sz="6" w:space="0"/>
+          <w:left w:val="nil"/>
+          <w:bottom w:val="single" w:color="auto" w:sz="18" w:space="0"/>
           <w:right w:val="nil"/>
           <w:insideH w:val="nil"/>
           <w:insideV w:val="nil"/>
@@ -4582,7 +6193,7 @@
         <w:tcBorders>
           <w:top w:val="nil"/>
           <w:left w:val="nil"/>
-          <w:bottom w:val="single" w:sz="18" w:space="0" w:color="auto"/>
+          <w:bottom w:val="single" w:color="auto" w:sz="18" w:space="0"/>
           <w:right w:val="nil"/>
           <w:insideH w:val="nil"/>
           <w:insideV w:val="nil"/>
@@ -4629,9 +6240,9 @@
       <w:tblPr/>
       <w:tcPr>
         <w:tcBorders>
-          <w:top w:val="single" w:sz="18" w:space="0" w:color="auto"/>
-          <w:left w:val="nil"/>
-          <w:bottom w:val="single" w:sz="18" w:space="0" w:color="auto"/>
+          <w:top w:val="single" w:color="auto" w:sz="18" w:space="0"/>
+          <w:left w:val="nil"/>
+          <w:bottom w:val="single" w:color="auto" w:sz="18" w:space="0"/>
           <w:right w:val="nil"/>
           <w:insideH w:val="nil"/>
           <w:insideV w:val="nil"/>
@@ -4645,9 +6256,9 @@
       <w:tblPr/>
       <w:tcPr>
         <w:tcBorders>
-          <w:top w:val="single" w:sz="18" w:space="0" w:color="auto"/>
-          <w:left w:val="nil"/>
-          <w:bottom w:val="single" w:sz="18" w:space="0" w:color="auto"/>
+          <w:top w:val="single" w:color="auto" w:sz="18" w:space="0"/>
+          <w:left w:val="nil"/>
+          <w:bottom w:val="single" w:color="auto" w:sz="18" w:space="0"/>
           <w:right w:val="nil"/>
           <w:insideH w:val="nil"/>
           <w:insideV w:val="nil"/>
@@ -4668,8 +6279,8 @@
       <w:tblStyleColBandSize w:val="1"/>
       <w:tblInd w:w="0" w:type="dxa"/>
       <w:tblBorders>
-        <w:top w:val="single" w:sz="18" w:space="0" w:color="auto"/>
-        <w:bottom w:val="single" w:sz="18" w:space="0" w:color="auto"/>
+        <w:top w:val="single" w:color="auto" w:sz="18" w:space="0"/>
+        <w:bottom w:val="single" w:color="auto" w:sz="18" w:space="0"/>
       </w:tblBorders>
       <w:tblCellMar>
         <w:top w:w="0" w:type="dxa"/>
@@ -4690,9 +6301,9 @@
       <w:tblPr/>
       <w:tcPr>
         <w:tcBorders>
-          <w:top w:val="single" w:sz="18" w:space="0" w:color="auto"/>
-          <w:left w:val="nil"/>
-          <w:bottom w:val="single" w:sz="18" w:space="0" w:color="auto"/>
+          <w:top w:val="single" w:color="auto" w:sz="18" w:space="0"/>
+          <w:left w:val="nil"/>
+          <w:bottom w:val="single" w:color="auto" w:sz="18" w:space="0"/>
           <w:right w:val="nil"/>
           <w:insideH w:val="nil"/>
           <w:insideV w:val="nil"/>
@@ -4710,9 +6321,9 @@
       <w:tblPr/>
       <w:tcPr>
         <w:tcBorders>
-          <w:top w:val="double" w:sz="6" w:space="0" w:color="auto"/>
-          <w:left w:val="nil"/>
-          <w:bottom w:val="single" w:sz="18" w:space="0" w:color="auto"/>
+          <w:top w:val="double" w:color="auto" w:sz="6" w:space="0"/>
+          <w:left w:val="nil"/>
+          <w:bottom w:val="single" w:color="auto" w:sz="18" w:space="0"/>
           <w:right w:val="nil"/>
           <w:insideH w:val="nil"/>
           <w:insideV w:val="nil"/>
@@ -4731,7 +6342,7 @@
         <w:tcBorders>
           <w:top w:val="nil"/>
           <w:left w:val="nil"/>
-          <w:bottom w:val="single" w:sz="18" w:space="0" w:color="auto"/>
+          <w:bottom w:val="single" w:color="auto" w:sz="18" w:space="0"/>
           <w:right w:val="nil"/>
           <w:insideH w:val="nil"/>
           <w:insideV w:val="nil"/>
@@ -4778,9 +6389,9 @@
       <w:tblPr/>
       <w:tcPr>
         <w:tcBorders>
-          <w:top w:val="single" w:sz="18" w:space="0" w:color="auto"/>
-          <w:left w:val="nil"/>
-          <w:bottom w:val="single" w:sz="18" w:space="0" w:color="auto"/>
+          <w:top w:val="single" w:color="auto" w:sz="18" w:space="0"/>
+          <w:left w:val="nil"/>
+          <w:bottom w:val="single" w:color="auto" w:sz="18" w:space="0"/>
           <w:right w:val="nil"/>
           <w:insideH w:val="nil"/>
           <w:insideV w:val="nil"/>
@@ -4794,9 +6405,9 @@
       <w:tblPr/>
       <w:tcPr>
         <w:tcBorders>
-          <w:top w:val="single" w:sz="18" w:space="0" w:color="auto"/>
-          <w:left w:val="nil"/>
-          <w:bottom w:val="single" w:sz="18" w:space="0" w:color="auto"/>
+          <w:top w:val="single" w:color="auto" w:sz="18" w:space="0"/>
+          <w:left w:val="nil"/>
+          <w:bottom w:val="single" w:color="auto" w:sz="18" w:space="0"/>
           <w:right w:val="nil"/>
           <w:insideH w:val="nil"/>
           <w:insideV w:val="nil"/>
@@ -4817,8 +6428,8 @@
       <w:tblStyleColBandSize w:val="1"/>
       <w:tblInd w:w="0" w:type="dxa"/>
       <w:tblBorders>
-        <w:top w:val="single" w:sz="18" w:space="0" w:color="auto"/>
-        <w:bottom w:val="single" w:sz="18" w:space="0" w:color="auto"/>
+        <w:top w:val="single" w:color="auto" w:sz="18" w:space="0"/>
+        <w:bottom w:val="single" w:color="auto" w:sz="18" w:space="0"/>
       </w:tblBorders>
       <w:tblCellMar>
         <w:top w:w="0" w:type="dxa"/>
@@ -4839,9 +6450,9 @@
       <w:tblPr/>
       <w:tcPr>
         <w:tcBorders>
-          <w:top w:val="single" w:sz="18" w:space="0" w:color="auto"/>
-          <w:left w:val="nil"/>
-          <w:bottom w:val="single" w:sz="18" w:space="0" w:color="auto"/>
+          <w:top w:val="single" w:color="auto" w:sz="18" w:space="0"/>
+          <w:left w:val="nil"/>
+          <w:bottom w:val="single" w:color="auto" w:sz="18" w:space="0"/>
           <w:right w:val="nil"/>
           <w:insideH w:val="nil"/>
           <w:insideV w:val="nil"/>
@@ -4859,9 +6470,9 @@
       <w:tblPr/>
       <w:tcPr>
         <w:tcBorders>
-          <w:top w:val="double" w:sz="6" w:space="0" w:color="auto"/>
-          <w:left w:val="nil"/>
-          <w:bottom w:val="single" w:sz="18" w:space="0" w:color="auto"/>
+          <w:top w:val="double" w:color="auto" w:sz="6" w:space="0"/>
+          <w:left w:val="nil"/>
+          <w:bottom w:val="single" w:color="auto" w:sz="18" w:space="0"/>
           <w:right w:val="nil"/>
           <w:insideH w:val="nil"/>
           <w:insideV w:val="nil"/>
@@ -4880,7 +6491,7 @@
         <w:tcBorders>
           <w:top w:val="nil"/>
           <w:left w:val="nil"/>
-          <w:bottom w:val="single" w:sz="18" w:space="0" w:color="auto"/>
+          <w:bottom w:val="single" w:color="auto" w:sz="18" w:space="0"/>
           <w:right w:val="nil"/>
           <w:insideH w:val="nil"/>
           <w:insideV w:val="nil"/>
@@ -4927,9 +6538,9 @@
       <w:tblPr/>
       <w:tcPr>
         <w:tcBorders>
-          <w:top w:val="single" w:sz="18" w:space="0" w:color="auto"/>
-          <w:left w:val="nil"/>
-          <w:bottom w:val="single" w:sz="18" w:space="0" w:color="auto"/>
+          <w:top w:val="single" w:color="auto" w:sz="18" w:space="0"/>
+          <w:left w:val="nil"/>
+          <w:bottom w:val="single" w:color="auto" w:sz="18" w:space="0"/>
           <w:right w:val="nil"/>
           <w:insideH w:val="nil"/>
           <w:insideV w:val="nil"/>
@@ -4943,9 +6554,9 @@
       <w:tblPr/>
       <w:tcPr>
         <w:tcBorders>
-          <w:top w:val="single" w:sz="18" w:space="0" w:color="auto"/>
-          <w:left w:val="nil"/>
-          <w:bottom w:val="single" w:sz="18" w:space="0" w:color="auto"/>
+          <w:top w:val="single" w:color="auto" w:sz="18" w:space="0"/>
+          <w:left w:val="nil"/>
+          <w:bottom w:val="single" w:color="auto" w:sz="18" w:space="0"/>
           <w:right w:val="nil"/>
           <w:insideH w:val="nil"/>
           <w:insideV w:val="nil"/>
@@ -4966,8 +6577,8 @@
       <w:tblStyleColBandSize w:val="1"/>
       <w:tblInd w:w="0" w:type="dxa"/>
       <w:tblBorders>
-        <w:top w:val="single" w:sz="18" w:space="0" w:color="auto"/>
-        <w:bottom w:val="single" w:sz="18" w:space="0" w:color="auto"/>
+        <w:top w:val="single" w:color="auto" w:sz="18" w:space="0"/>
+        <w:bottom w:val="single" w:color="auto" w:sz="18" w:space="0"/>
       </w:tblBorders>
       <w:tblCellMar>
         <w:top w:w="0" w:type="dxa"/>
@@ -4988,9 +6599,9 @@
       <w:tblPr/>
       <w:tcPr>
         <w:tcBorders>
-          <w:top w:val="single" w:sz="18" w:space="0" w:color="auto"/>
-          <w:left w:val="nil"/>
-          <w:bottom w:val="single" w:sz="18" w:space="0" w:color="auto"/>
+          <w:top w:val="single" w:color="auto" w:sz="18" w:space="0"/>
+          <w:left w:val="nil"/>
+          <w:bottom w:val="single" w:color="auto" w:sz="18" w:space="0"/>
           <w:right w:val="nil"/>
           <w:insideH w:val="nil"/>
           <w:insideV w:val="nil"/>
@@ -5008,9 +6619,9 @@
       <w:tblPr/>
       <w:tcPr>
         <w:tcBorders>
-          <w:top w:val="double" w:sz="6" w:space="0" w:color="auto"/>
-          <w:left w:val="nil"/>
-          <w:bottom w:val="single" w:sz="18" w:space="0" w:color="auto"/>
+          <w:top w:val="double" w:color="auto" w:sz="6" w:space="0"/>
+          <w:left w:val="nil"/>
+          <w:bottom w:val="single" w:color="auto" w:sz="18" w:space="0"/>
           <w:right w:val="nil"/>
           <w:insideH w:val="nil"/>
           <w:insideV w:val="nil"/>
@@ -5029,7 +6640,7 @@
         <w:tcBorders>
           <w:top w:val="nil"/>
           <w:left w:val="nil"/>
-          <w:bottom w:val="single" w:sz="18" w:space="0" w:color="auto"/>
+          <w:bottom w:val="single" w:color="auto" w:sz="18" w:space="0"/>
           <w:right w:val="nil"/>
           <w:insideH w:val="nil"/>
           <w:insideV w:val="nil"/>
@@ -5076,9 +6687,9 @@
       <w:tblPr/>
       <w:tcPr>
         <w:tcBorders>
-          <w:top w:val="single" w:sz="18" w:space="0" w:color="auto"/>
-          <w:left w:val="nil"/>
-          <w:bottom w:val="single" w:sz="18" w:space="0" w:color="auto"/>
+          <w:top w:val="single" w:color="auto" w:sz="18" w:space="0"/>
+          <w:left w:val="nil"/>
+          <w:bottom w:val="single" w:color="auto" w:sz="18" w:space="0"/>
           <w:right w:val="nil"/>
           <w:insideH w:val="nil"/>
           <w:insideV w:val="nil"/>
@@ -5092,9 +6703,9 @@
       <w:tblPr/>
       <w:tcPr>
         <w:tcBorders>
-          <w:top w:val="single" w:sz="18" w:space="0" w:color="auto"/>
-          <w:left w:val="nil"/>
-          <w:bottom w:val="single" w:sz="18" w:space="0" w:color="auto"/>
+          <w:top w:val="single" w:color="auto" w:sz="18" w:space="0"/>
+          <w:left w:val="nil"/>
+          <w:bottom w:val="single" w:color="auto" w:sz="18" w:space="0"/>
           <w:right w:val="nil"/>
           <w:insideH w:val="nil"/>
           <w:insideV w:val="nil"/>
@@ -5115,8 +6726,8 @@
       <w:tblStyleColBandSize w:val="1"/>
       <w:tblInd w:w="0" w:type="dxa"/>
       <w:tblBorders>
-        <w:top w:val="single" w:sz="18" w:space="0" w:color="auto"/>
-        <w:bottom w:val="single" w:sz="18" w:space="0" w:color="auto"/>
+        <w:top w:val="single" w:color="auto" w:sz="18" w:space="0"/>
+        <w:bottom w:val="single" w:color="auto" w:sz="18" w:space="0"/>
       </w:tblBorders>
       <w:tblCellMar>
         <w:top w:w="0" w:type="dxa"/>
@@ -5137,9 +6748,9 @@
       <w:tblPr/>
       <w:tcPr>
         <w:tcBorders>
-          <w:top w:val="single" w:sz="18" w:space="0" w:color="auto"/>
-          <w:left w:val="nil"/>
-          <w:bottom w:val="single" w:sz="18" w:space="0" w:color="auto"/>
+          <w:top w:val="single" w:color="auto" w:sz="18" w:space="0"/>
+          <w:left w:val="nil"/>
+          <w:bottom w:val="single" w:color="auto" w:sz="18" w:space="0"/>
           <w:right w:val="nil"/>
           <w:insideH w:val="nil"/>
           <w:insideV w:val="nil"/>
@@ -5157,9 +6768,9 @@
       <w:tblPr/>
       <w:tcPr>
         <w:tcBorders>
-          <w:top w:val="double" w:sz="6" w:space="0" w:color="auto"/>
-          <w:left w:val="nil"/>
-          <w:bottom w:val="single" w:sz="18" w:space="0" w:color="auto"/>
+          <w:top w:val="double" w:color="auto" w:sz="6" w:space="0"/>
+          <w:left w:val="nil"/>
+          <w:bottom w:val="single" w:color="auto" w:sz="18" w:space="0"/>
           <w:right w:val="nil"/>
           <w:insideH w:val="nil"/>
           <w:insideV w:val="nil"/>
@@ -5178,7 +6789,7 @@
         <w:tcBorders>
           <w:top w:val="nil"/>
           <w:left w:val="nil"/>
-          <w:bottom w:val="single" w:sz="18" w:space="0" w:color="auto"/>
+          <w:bottom w:val="single" w:color="auto" w:sz="18" w:space="0"/>
           <w:right w:val="nil"/>
           <w:insideH w:val="nil"/>
           <w:insideV w:val="nil"/>
@@ -5225,9 +6836,9 @@
       <w:tblPr/>
       <w:tcPr>
         <w:tcBorders>
-          <w:top w:val="single" w:sz="18" w:space="0" w:color="auto"/>
-          <w:left w:val="nil"/>
-          <w:bottom w:val="single" w:sz="18" w:space="0" w:color="auto"/>
+          <w:top w:val="single" w:color="auto" w:sz="18" w:space="0"/>
+          <w:left w:val="nil"/>
+          <w:bottom w:val="single" w:color="auto" w:sz="18" w:space="0"/>
           <w:right w:val="nil"/>
           <w:insideH w:val="nil"/>
           <w:insideV w:val="nil"/>
@@ -5241,9 +6852,9 @@
       <w:tblPr/>
       <w:tcPr>
         <w:tcBorders>
-          <w:top w:val="single" w:sz="18" w:space="0" w:color="auto"/>
-          <w:left w:val="nil"/>
-          <w:bottom w:val="single" w:sz="18" w:space="0" w:color="auto"/>
+          <w:top w:val="single" w:color="auto" w:sz="18" w:space="0"/>
+          <w:left w:val="nil"/>
+          <w:bottom w:val="single" w:color="auto" w:sz="18" w:space="0"/>
           <w:right w:val="nil"/>
           <w:insideH w:val="nil"/>
           <w:insideV w:val="nil"/>
@@ -5264,8 +6875,8 @@
       <w:tblStyleColBandSize w:val="1"/>
       <w:tblInd w:w="0" w:type="dxa"/>
       <w:tblBorders>
-        <w:top w:val="single" w:sz="18" w:space="0" w:color="auto"/>
-        <w:bottom w:val="single" w:sz="18" w:space="0" w:color="auto"/>
+        <w:top w:val="single" w:color="auto" w:sz="18" w:space="0"/>
+        <w:bottom w:val="single" w:color="auto" w:sz="18" w:space="0"/>
       </w:tblBorders>
       <w:tblCellMar>
         <w:top w:w="0" w:type="dxa"/>
@@ -5286,9 +6897,9 @@
       <w:tblPr/>
       <w:tcPr>
         <w:tcBorders>
-          <w:top w:val="single" w:sz="18" w:space="0" w:color="auto"/>
-          <w:left w:val="nil"/>
-          <w:bottom w:val="single" w:sz="18" w:space="0" w:color="auto"/>
+          <w:top w:val="single" w:color="auto" w:sz="18" w:space="0"/>
+          <w:left w:val="nil"/>
+          <w:bottom w:val="single" w:color="auto" w:sz="18" w:space="0"/>
           <w:right w:val="nil"/>
           <w:insideH w:val="nil"/>
           <w:insideV w:val="nil"/>
@@ -5306,9 +6917,9 @@
       <w:tblPr/>
       <w:tcPr>
         <w:tcBorders>
-          <w:top w:val="double" w:sz="6" w:space="0" w:color="auto"/>
-          <w:left w:val="nil"/>
-          <w:bottom w:val="single" w:sz="18" w:space="0" w:color="auto"/>
+          <w:top w:val="double" w:color="auto" w:sz="6" w:space="0"/>
+          <w:left w:val="nil"/>
+          <w:bottom w:val="single" w:color="auto" w:sz="18" w:space="0"/>
           <w:right w:val="nil"/>
           <w:insideH w:val="nil"/>
           <w:insideV w:val="nil"/>
@@ -5327,7 +6938,7 @@
         <w:tcBorders>
           <w:top w:val="nil"/>
           <w:left w:val="nil"/>
-          <w:bottom w:val="single" w:sz="18" w:space="0" w:color="auto"/>
+          <w:bottom w:val="single" w:color="auto" w:sz="18" w:space="0"/>
           <w:right w:val="nil"/>
           <w:insideH w:val="nil"/>
           <w:insideV w:val="nil"/>
@@ -5374,9 +6985,9 @@
       <w:tblPr/>
       <w:tcPr>
         <w:tcBorders>
-          <w:top w:val="single" w:sz="18" w:space="0" w:color="auto"/>
-          <w:left w:val="nil"/>
-          <w:bottom w:val="single" w:sz="18" w:space="0" w:color="auto"/>
+          <w:top w:val="single" w:color="auto" w:sz="18" w:space="0"/>
+          <w:left w:val="nil"/>
+          <w:bottom w:val="single" w:color="auto" w:sz="18" w:space="0"/>
           <w:right w:val="nil"/>
           <w:insideH w:val="nil"/>
           <w:insideV w:val="nil"/>
@@ -5390,9 +7001,9 @@
       <w:tblPr/>
       <w:tcPr>
         <w:tcBorders>
-          <w:top w:val="single" w:sz="18" w:space="0" w:color="auto"/>
-          <w:left w:val="nil"/>
-          <w:bottom w:val="single" w:sz="18" w:space="0" w:color="auto"/>
+          <w:top w:val="single" w:color="auto" w:sz="18" w:space="0"/>
+          <w:left w:val="nil"/>
+          <w:bottom w:val="single" w:color="auto" w:sz="18" w:space="0"/>
           <w:right w:val="nil"/>
           <w:insideH w:val="nil"/>
           <w:insideV w:val="nil"/>
@@ -5413,8 +7024,8 @@
       <w:tblStyleColBandSize w:val="1"/>
       <w:tblInd w:w="0" w:type="dxa"/>
       <w:tblBorders>
-        <w:top w:val="single" w:sz="18" w:space="0" w:color="auto"/>
-        <w:bottom w:val="single" w:sz="18" w:space="0" w:color="auto"/>
+        <w:top w:val="single" w:color="auto" w:sz="18" w:space="0"/>
+        <w:bottom w:val="single" w:color="auto" w:sz="18" w:space="0"/>
       </w:tblBorders>
       <w:tblCellMar>
         <w:top w:w="0" w:type="dxa"/>
@@ -5435,9 +7046,9 @@
       <w:tblPr/>
       <w:tcPr>
         <w:tcBorders>
-          <w:top w:val="single" w:sz="18" w:space="0" w:color="auto"/>
-          <w:left w:val="nil"/>
-          <w:bottom w:val="single" w:sz="18" w:space="0" w:color="auto"/>
+          <w:top w:val="single" w:color="auto" w:sz="18" w:space="0"/>
+          <w:left w:val="nil"/>
+          <w:bottom w:val="single" w:color="auto" w:sz="18" w:space="0"/>
           <w:right w:val="nil"/>
           <w:insideH w:val="nil"/>
           <w:insideV w:val="nil"/>
@@ -5455,9 +7066,9 @@
       <w:tblPr/>
       <w:tcPr>
         <w:tcBorders>
-          <w:top w:val="double" w:sz="6" w:space="0" w:color="auto"/>
-          <w:left w:val="nil"/>
-          <w:bottom w:val="single" w:sz="18" w:space="0" w:color="auto"/>
+          <w:top w:val="double" w:color="auto" w:sz="6" w:space="0"/>
+          <w:left w:val="nil"/>
+          <w:bottom w:val="single" w:color="auto" w:sz="18" w:space="0"/>
           <w:right w:val="nil"/>
           <w:insideH w:val="nil"/>
           <w:insideV w:val="nil"/>
@@ -5476,7 +7087,7 @@
         <w:tcBorders>
           <w:top w:val="nil"/>
           <w:left w:val="nil"/>
-          <w:bottom w:val="single" w:sz="18" w:space="0" w:color="auto"/>
+          <w:bottom w:val="single" w:color="auto" w:sz="18" w:space="0"/>
           <w:right w:val="nil"/>
           <w:insideH w:val="nil"/>
           <w:insideV w:val="nil"/>
@@ -5523,9 +7134,9 @@
       <w:tblPr/>
       <w:tcPr>
         <w:tcBorders>
-          <w:top w:val="single" w:sz="18" w:space="0" w:color="auto"/>
-          <w:left w:val="nil"/>
-          <w:bottom w:val="single" w:sz="18" w:space="0" w:color="auto"/>
+          <w:top w:val="single" w:color="auto" w:sz="18" w:space="0"/>
+          <w:left w:val="nil"/>
+          <w:bottom w:val="single" w:color="auto" w:sz="18" w:space="0"/>
           <w:right w:val="nil"/>
           <w:insideH w:val="nil"/>
           <w:insideV w:val="nil"/>
@@ -5539,9 +7150,9 @@
       <w:tblPr/>
       <w:tcPr>
         <w:tcBorders>
-          <w:top w:val="single" w:sz="18" w:space="0" w:color="auto"/>
-          <w:left w:val="nil"/>
-          <w:bottom w:val="single" w:sz="18" w:space="0" w:color="auto"/>
+          <w:top w:val="single" w:color="auto" w:sz="18" w:space="0"/>
+          <w:left w:val="nil"/>
+          <w:bottom w:val="single" w:color="auto" w:sz="18" w:space="0"/>
           <w:right w:val="nil"/>
           <w:insideH w:val="nil"/>
           <w:insideV w:val="nil"/>
@@ -5565,8 +7176,8 @@
       <w:tblStyleColBandSize w:val="1"/>
       <w:tblInd w:w="0" w:type="dxa"/>
       <w:tblBorders>
-        <w:top w:val="single" w:sz="8" w:space="0" w:color="000000" w:themeColor="text1"/>
-        <w:bottom w:val="single" w:sz="8" w:space="0" w:color="000000" w:themeColor="text1"/>
+        <w:top w:val="single" w:color="000000" w:themeColor="text1" w:sz="8" w:space="0"/>
+        <w:bottom w:val="single" w:color="000000" w:themeColor="text1" w:sz="8" w:space="0"/>
       </w:tblBorders>
       <w:tblCellMar>
         <w:top w:w="0" w:type="dxa"/>
@@ -5577,13 +7188,13 @@
     </w:tblPr>
     <w:tblStylePr w:type="firstRow">
       <w:rPr>
-        <w:rFonts w:asciiTheme="majorHAnsi" w:eastAsiaTheme="majorEastAsia" w:hAnsiTheme="majorHAnsi" w:cstheme="majorBidi"/>
-      </w:rPr>
-      <w:tblPr/>
-      <w:tcPr>
-        <w:tcBorders>
-          <w:top w:val="nil"/>
-          <w:bottom w:val="single" w:sz="8" w:space="0" w:color="000000" w:themeColor="text1"/>
+        <w:rFonts w:asciiTheme="majorHAnsi" w:hAnsiTheme="majorHAnsi" w:eastAsiaTheme="majorEastAsia" w:cstheme="majorBidi"/>
+      </w:rPr>
+      <w:tblPr/>
+      <w:tcPr>
+        <w:tcBorders>
+          <w:top w:val="nil"/>
+          <w:bottom w:val="single" w:color="000000" w:themeColor="text1" w:sz="8" w:space="0"/>
         </w:tcBorders>
       </w:tcPr>
     </w:tblStylePr>
@@ -5596,8 +7207,8 @@
       <w:tblPr/>
       <w:tcPr>
         <w:tcBorders>
-          <w:top w:val="single" w:sz="8" w:space="0" w:color="000000" w:themeColor="text1"/>
-          <w:bottom w:val="single" w:sz="8" w:space="0" w:color="000000" w:themeColor="text1"/>
+          <w:top w:val="single" w:color="000000" w:themeColor="text1" w:sz="8" w:space="0"/>
+          <w:bottom w:val="single" w:color="000000" w:themeColor="text1" w:sz="8" w:space="0"/>
         </w:tcBorders>
       </w:tcPr>
     </w:tblStylePr>
@@ -5615,8 +7226,8 @@
       <w:tblPr/>
       <w:tcPr>
         <w:tcBorders>
-          <w:top w:val="single" w:sz="8" w:space="0" w:color="000000" w:themeColor="text1"/>
-          <w:bottom w:val="single" w:sz="8" w:space="0" w:color="000000" w:themeColor="text1"/>
+          <w:top w:val="single" w:color="000000" w:themeColor="text1" w:sz="8" w:space="0"/>
+          <w:bottom w:val="single" w:color="000000" w:themeColor="text1" w:sz="8" w:space="0"/>
         </w:tcBorders>
       </w:tcPr>
     </w:tblStylePr>
@@ -5649,8 +7260,8 @@
       <w:tblStyleColBandSize w:val="1"/>
       <w:tblInd w:w="0" w:type="dxa"/>
       <w:tblBorders>
-        <w:top w:val="single" w:sz="8" w:space="0" w:color="4F81BD" w:themeColor="accent1"/>
-        <w:bottom w:val="single" w:sz="8" w:space="0" w:color="4F81BD" w:themeColor="accent1"/>
+        <w:top w:val="single" w:color="4F81BD" w:themeColor="accent1" w:sz="8" w:space="0"/>
+        <w:bottom w:val="single" w:color="4F81BD" w:themeColor="accent1" w:sz="8" w:space="0"/>
       </w:tblBorders>
       <w:tblCellMar>
         <w:top w:w="0" w:type="dxa"/>
@@ -5661,13 +7272,13 @@
     </w:tblPr>
     <w:tblStylePr w:type="firstRow">
       <w:rPr>
-        <w:rFonts w:asciiTheme="majorHAnsi" w:eastAsiaTheme="majorEastAsia" w:hAnsiTheme="majorHAnsi" w:cstheme="majorBidi"/>
-      </w:rPr>
-      <w:tblPr/>
-      <w:tcPr>
-        <w:tcBorders>
-          <w:top w:val="nil"/>
-          <w:bottom w:val="single" w:sz="8" w:space="0" w:color="4F81BD" w:themeColor="accent1"/>
+        <w:rFonts w:asciiTheme="majorHAnsi" w:hAnsiTheme="majorHAnsi" w:eastAsiaTheme="majorEastAsia" w:cstheme="majorBidi"/>
+      </w:rPr>
+      <w:tblPr/>
+      <w:tcPr>
+        <w:tcBorders>
+          <w:top w:val="nil"/>
+          <w:bottom w:val="single" w:color="4F81BD" w:themeColor="accent1" w:sz="8" w:space="0"/>
         </w:tcBorders>
       </w:tcPr>
     </w:tblStylePr>
@@ -5680,8 +7291,8 @@
       <w:tblPr/>
       <w:tcPr>
         <w:tcBorders>
-          <w:top w:val="single" w:sz="8" w:space="0" w:color="4F81BD" w:themeColor="accent1"/>
-          <w:bottom w:val="single" w:sz="8" w:space="0" w:color="4F81BD" w:themeColor="accent1"/>
+          <w:top w:val="single" w:color="4F81BD" w:themeColor="accent1" w:sz="8" w:space="0"/>
+          <w:bottom w:val="single" w:color="4F81BD" w:themeColor="accent1" w:sz="8" w:space="0"/>
         </w:tcBorders>
       </w:tcPr>
     </w:tblStylePr>
@@ -5699,8 +7310,8 @@
       <w:tblPr/>
       <w:tcPr>
         <w:tcBorders>
-          <w:top w:val="single" w:sz="8" w:space="0" w:color="4F81BD" w:themeColor="accent1"/>
-          <w:bottom w:val="single" w:sz="8" w:space="0" w:color="4F81BD" w:themeColor="accent1"/>
+          <w:top w:val="single" w:color="4F81BD" w:themeColor="accent1" w:sz="8" w:space="0"/>
+          <w:bottom w:val="single" w:color="4F81BD" w:themeColor="accent1" w:sz="8" w:space="0"/>
         </w:tcBorders>
       </w:tcPr>
     </w:tblStylePr>
@@ -5733,8 +7344,8 @@
       <w:tblStyleColBandSize w:val="1"/>
       <w:tblInd w:w="0" w:type="dxa"/>
       <w:tblBorders>
-        <w:top w:val="single" w:sz="8" w:space="0" w:color="C0504D" w:themeColor="accent2"/>
-        <w:bottom w:val="single" w:sz="8" w:space="0" w:color="C0504D" w:themeColor="accent2"/>
+        <w:top w:val="single" w:color="C0504D" w:themeColor="accent2" w:sz="8" w:space="0"/>
+        <w:bottom w:val="single" w:color="C0504D" w:themeColor="accent2" w:sz="8" w:space="0"/>
       </w:tblBorders>
       <w:tblCellMar>
         <w:top w:w="0" w:type="dxa"/>
@@ -5745,13 +7356,13 @@
     </w:tblPr>
     <w:tblStylePr w:type="firstRow">
       <w:rPr>
-        <w:rFonts w:asciiTheme="majorHAnsi" w:eastAsiaTheme="majorEastAsia" w:hAnsiTheme="majorHAnsi" w:cstheme="majorBidi"/>
-      </w:rPr>
-      <w:tblPr/>
-      <w:tcPr>
-        <w:tcBorders>
-          <w:top w:val="nil"/>
-          <w:bottom w:val="single" w:sz="8" w:space="0" w:color="C0504D" w:themeColor="accent2"/>
+        <w:rFonts w:asciiTheme="majorHAnsi" w:hAnsiTheme="majorHAnsi" w:eastAsiaTheme="majorEastAsia" w:cstheme="majorBidi"/>
+      </w:rPr>
+      <w:tblPr/>
+      <w:tcPr>
+        <w:tcBorders>
+          <w:top w:val="nil"/>
+          <w:bottom w:val="single" w:color="C0504D" w:themeColor="accent2" w:sz="8" w:space="0"/>
         </w:tcBorders>
       </w:tcPr>
     </w:tblStylePr>
@@ -5764,8 +7375,8 @@
       <w:tblPr/>
       <w:tcPr>
         <w:tcBorders>
-          <w:top w:val="single" w:sz="8" w:space="0" w:color="C0504D" w:themeColor="accent2"/>
-          <w:bottom w:val="single" w:sz="8" w:space="0" w:color="C0504D" w:themeColor="accent2"/>
+          <w:top w:val="single" w:color="C0504D" w:themeColor="accent2" w:sz="8" w:space="0"/>
+          <w:bottom w:val="single" w:color="C0504D" w:themeColor="accent2" w:sz="8" w:space="0"/>
         </w:tcBorders>
       </w:tcPr>
     </w:tblStylePr>
@@ -5783,8 +7394,8 @@
       <w:tblPr/>
       <w:tcPr>
         <w:tcBorders>
-          <w:top w:val="single" w:sz="8" w:space="0" w:color="C0504D" w:themeColor="accent2"/>
-          <w:bottom w:val="single" w:sz="8" w:space="0" w:color="C0504D" w:themeColor="accent2"/>
+          <w:top w:val="single" w:color="C0504D" w:themeColor="accent2" w:sz="8" w:space="0"/>
+          <w:bottom w:val="single" w:color="C0504D" w:themeColor="accent2" w:sz="8" w:space="0"/>
         </w:tcBorders>
       </w:tcPr>
     </w:tblStylePr>
@@ -5817,8 +7428,8 @@
       <w:tblStyleColBandSize w:val="1"/>
       <w:tblInd w:w="0" w:type="dxa"/>
       <w:tblBorders>
-        <w:top w:val="single" w:sz="8" w:space="0" w:color="9BBB59" w:themeColor="accent3"/>
-        <w:bottom w:val="single" w:sz="8" w:space="0" w:color="9BBB59" w:themeColor="accent3"/>
+        <w:top w:val="single" w:color="9BBB59" w:themeColor="accent3" w:sz="8" w:space="0"/>
+        <w:bottom w:val="single" w:color="9BBB59" w:themeColor="accent3" w:sz="8" w:space="0"/>
       </w:tblBorders>
       <w:tblCellMar>
         <w:top w:w="0" w:type="dxa"/>
@@ -5829,13 +7440,13 @@
     </w:tblPr>
     <w:tblStylePr w:type="firstRow">
       <w:rPr>
-        <w:rFonts w:asciiTheme="majorHAnsi" w:eastAsiaTheme="majorEastAsia" w:hAnsiTheme="majorHAnsi" w:cstheme="majorBidi"/>
-      </w:rPr>
-      <w:tblPr/>
-      <w:tcPr>
-        <w:tcBorders>
-          <w:top w:val="nil"/>
-          <w:bottom w:val="single" w:sz="8" w:space="0" w:color="9BBB59" w:themeColor="accent3"/>
+        <w:rFonts w:asciiTheme="majorHAnsi" w:hAnsiTheme="majorHAnsi" w:eastAsiaTheme="majorEastAsia" w:cstheme="majorBidi"/>
+      </w:rPr>
+      <w:tblPr/>
+      <w:tcPr>
+        <w:tcBorders>
+          <w:top w:val="nil"/>
+          <w:bottom w:val="single" w:color="9BBB59" w:themeColor="accent3" w:sz="8" w:space="0"/>
         </w:tcBorders>
       </w:tcPr>
     </w:tblStylePr>
@@ -5848,8 +7459,8 @@
       <w:tblPr/>
       <w:tcPr>
         <w:tcBorders>
-          <w:top w:val="single" w:sz="8" w:space="0" w:color="9BBB59" w:themeColor="accent3"/>
-          <w:bottom w:val="single" w:sz="8" w:space="0" w:color="9BBB59" w:themeColor="accent3"/>
+          <w:top w:val="single" w:color="9BBB59" w:themeColor="accent3" w:sz="8" w:space="0"/>
+          <w:bottom w:val="single" w:color="9BBB59" w:themeColor="accent3" w:sz="8" w:space="0"/>
         </w:tcBorders>
       </w:tcPr>
     </w:tblStylePr>
@@ -5867,8 +7478,8 @@
       <w:tblPr/>
       <w:tcPr>
         <w:tcBorders>
-          <w:top w:val="single" w:sz="8" w:space="0" w:color="9BBB59" w:themeColor="accent3"/>
-          <w:bottom w:val="single" w:sz="8" w:space="0" w:color="9BBB59" w:themeColor="accent3"/>
+          <w:top w:val="single" w:color="9BBB59" w:themeColor="accent3" w:sz="8" w:space="0"/>
+          <w:bottom w:val="single" w:color="9BBB59" w:themeColor="accent3" w:sz="8" w:space="0"/>
         </w:tcBorders>
       </w:tcPr>
     </w:tblStylePr>
@@ -5901,8 +7512,8 @@
       <w:tblStyleColBandSize w:val="1"/>
       <w:tblInd w:w="0" w:type="dxa"/>
       <w:tblBorders>
-        <w:top w:val="single" w:sz="8" w:space="0" w:color="8064A2" w:themeColor="accent4"/>
-        <w:bottom w:val="single" w:sz="8" w:space="0" w:color="8064A2" w:themeColor="accent4"/>
+        <w:top w:val="single" w:color="8064A2" w:themeColor="accent4" w:sz="8" w:space="0"/>
+        <w:bottom w:val="single" w:color="8064A2" w:themeColor="accent4" w:sz="8" w:space="0"/>
       </w:tblBorders>
       <w:tblCellMar>
         <w:top w:w="0" w:type="dxa"/>
@@ -5913,13 +7524,13 @@
     </w:tblPr>
     <w:tblStylePr w:type="firstRow">
       <w:rPr>
-        <w:rFonts w:asciiTheme="majorHAnsi" w:eastAsiaTheme="majorEastAsia" w:hAnsiTheme="majorHAnsi" w:cstheme="majorBidi"/>
-      </w:rPr>
-      <w:tblPr/>
-      <w:tcPr>
-        <w:tcBorders>
-          <w:top w:val="nil"/>
-          <w:bottom w:val="single" w:sz="8" w:space="0" w:color="8064A2" w:themeColor="accent4"/>
+        <w:rFonts w:asciiTheme="majorHAnsi" w:hAnsiTheme="majorHAnsi" w:eastAsiaTheme="majorEastAsia" w:cstheme="majorBidi"/>
+      </w:rPr>
+      <w:tblPr/>
+      <w:tcPr>
+        <w:tcBorders>
+          <w:top w:val="nil"/>
+          <w:bottom w:val="single" w:color="8064A2" w:themeColor="accent4" w:sz="8" w:space="0"/>
         </w:tcBorders>
       </w:tcPr>
     </w:tblStylePr>
@@ -5932,8 +7543,8 @@
       <w:tblPr/>
       <w:tcPr>
         <w:tcBorders>
-          <w:top w:val="single" w:sz="8" w:space="0" w:color="8064A2" w:themeColor="accent4"/>
-          <w:bottom w:val="single" w:sz="8" w:space="0" w:color="8064A2" w:themeColor="accent4"/>
+          <w:top w:val="single" w:color="8064A2" w:themeColor="accent4" w:sz="8" w:space="0"/>
+          <w:bottom w:val="single" w:color="8064A2" w:themeColor="accent4" w:sz="8" w:space="0"/>
         </w:tcBorders>
       </w:tcPr>
     </w:tblStylePr>
@@ -5951,8 +7562,8 @@
       <w:tblPr/>
       <w:tcPr>
         <w:tcBorders>
-          <w:top w:val="single" w:sz="8" w:space="0" w:color="8064A2" w:themeColor="accent4"/>
-          <w:bottom w:val="single" w:sz="8" w:space="0" w:color="8064A2" w:themeColor="accent4"/>
+          <w:top w:val="single" w:color="8064A2" w:themeColor="accent4" w:sz="8" w:space="0"/>
+          <w:bottom w:val="single" w:color="8064A2" w:themeColor="accent4" w:sz="8" w:space="0"/>
         </w:tcBorders>
       </w:tcPr>
     </w:tblStylePr>
@@ -5985,8 +7596,8 @@
       <w:tblStyleColBandSize w:val="1"/>
       <w:tblInd w:w="0" w:type="dxa"/>
       <w:tblBorders>
-        <w:top w:val="single" w:sz="8" w:space="0" w:color="4BACC6" w:themeColor="accent5"/>
-        <w:bottom w:val="single" w:sz="8" w:space="0" w:color="4BACC6" w:themeColor="accent5"/>
+        <w:top w:val="single" w:color="4BACC6" w:themeColor="accent5" w:sz="8" w:space="0"/>
+        <w:bottom w:val="single" w:color="4BACC6" w:themeColor="accent5" w:sz="8" w:space="0"/>
       </w:tblBorders>
       <w:tblCellMar>
         <w:top w:w="0" w:type="dxa"/>
@@ -5997,13 +7608,13 @@
     </w:tblPr>
     <w:tblStylePr w:type="firstRow">
       <w:rPr>
-        <w:rFonts w:asciiTheme="majorHAnsi" w:eastAsiaTheme="majorEastAsia" w:hAnsiTheme="majorHAnsi" w:cstheme="majorBidi"/>
-      </w:rPr>
-      <w:tblPr/>
-      <w:tcPr>
-        <w:tcBorders>
-          <w:top w:val="nil"/>
-          <w:bottom w:val="single" w:sz="8" w:space="0" w:color="4BACC6" w:themeColor="accent5"/>
+        <w:rFonts w:asciiTheme="majorHAnsi" w:hAnsiTheme="majorHAnsi" w:eastAsiaTheme="majorEastAsia" w:cstheme="majorBidi"/>
+      </w:rPr>
+      <w:tblPr/>
+      <w:tcPr>
+        <w:tcBorders>
+          <w:top w:val="nil"/>
+          <w:bottom w:val="single" w:color="4BACC6" w:themeColor="accent5" w:sz="8" w:space="0"/>
         </w:tcBorders>
       </w:tcPr>
     </w:tblStylePr>
@@ -6016,8 +7627,8 @@
       <w:tblPr/>
       <w:tcPr>
         <w:tcBorders>
-          <w:top w:val="single" w:sz="8" w:space="0" w:color="4BACC6" w:themeColor="accent5"/>
-          <w:bottom w:val="single" w:sz="8" w:space="0" w:color="4BACC6" w:themeColor="accent5"/>
+          <w:top w:val="single" w:color="4BACC6" w:themeColor="accent5" w:sz="8" w:space="0"/>
+          <w:bottom w:val="single" w:color="4BACC6" w:themeColor="accent5" w:sz="8" w:space="0"/>
         </w:tcBorders>
       </w:tcPr>
     </w:tblStylePr>
@@ -6035,8 +7646,8 @@
       <w:tblPr/>
       <w:tcPr>
         <w:tcBorders>
-          <w:top w:val="single" w:sz="8" w:space="0" w:color="4BACC6" w:themeColor="accent5"/>
-          <w:bottom w:val="single" w:sz="8" w:space="0" w:color="4BACC6" w:themeColor="accent5"/>
+          <w:top w:val="single" w:color="4BACC6" w:themeColor="accent5" w:sz="8" w:space="0"/>
+          <w:bottom w:val="single" w:color="4BACC6" w:themeColor="accent5" w:sz="8" w:space="0"/>
         </w:tcBorders>
       </w:tcPr>
     </w:tblStylePr>
@@ -6069,8 +7680,8 @@
       <w:tblStyleColBandSize w:val="1"/>
       <w:tblInd w:w="0" w:type="dxa"/>
       <w:tblBorders>
-        <w:top w:val="single" w:sz="8" w:space="0" w:color="F79646" w:themeColor="accent6"/>
-        <w:bottom w:val="single" w:sz="8" w:space="0" w:color="F79646" w:themeColor="accent6"/>
+        <w:top w:val="single" w:color="F79646" w:themeColor="accent6" w:sz="8" w:space="0"/>
+        <w:bottom w:val="single" w:color="F79646" w:themeColor="accent6" w:sz="8" w:space="0"/>
       </w:tblBorders>
       <w:tblCellMar>
         <w:top w:w="0" w:type="dxa"/>
@@ -6081,13 +7692,13 @@
     </w:tblPr>
     <w:tblStylePr w:type="firstRow">
       <w:rPr>
-        <w:rFonts w:asciiTheme="majorHAnsi" w:eastAsiaTheme="majorEastAsia" w:hAnsiTheme="majorHAnsi" w:cstheme="majorBidi"/>
-      </w:rPr>
-      <w:tblPr/>
-      <w:tcPr>
-        <w:tcBorders>
-          <w:top w:val="nil"/>
-          <w:bottom w:val="single" w:sz="8" w:space="0" w:color="F79646" w:themeColor="accent6"/>
+        <w:rFonts w:asciiTheme="majorHAnsi" w:hAnsiTheme="majorHAnsi" w:eastAsiaTheme="majorEastAsia" w:cstheme="majorBidi"/>
+      </w:rPr>
+      <w:tblPr/>
+      <w:tcPr>
+        <w:tcBorders>
+          <w:top w:val="nil"/>
+          <w:bottom w:val="single" w:color="F79646" w:themeColor="accent6" w:sz="8" w:space="0"/>
         </w:tcBorders>
       </w:tcPr>
     </w:tblStylePr>
@@ -6100,8 +7711,8 @@
       <w:tblPr/>
       <w:tcPr>
         <w:tcBorders>
-          <w:top w:val="single" w:sz="8" w:space="0" w:color="F79646" w:themeColor="accent6"/>
-          <w:bottom w:val="single" w:sz="8" w:space="0" w:color="F79646" w:themeColor="accent6"/>
+          <w:top w:val="single" w:color="F79646" w:themeColor="accent6" w:sz="8" w:space="0"/>
+          <w:bottom w:val="single" w:color="F79646" w:themeColor="accent6" w:sz="8" w:space="0"/>
         </w:tcBorders>
       </w:tcPr>
     </w:tblStylePr>
@@ -6119,8 +7730,8 @@
       <w:tblPr/>
       <w:tcPr>
         <w:tcBorders>
-          <w:top w:val="single" w:sz="8" w:space="0" w:color="F79646" w:themeColor="accent6"/>
-          <w:bottom w:val="single" w:sz="8" w:space="0" w:color="F79646" w:themeColor="accent6"/>
+          <w:top w:val="single" w:color="F79646" w:themeColor="accent6" w:sz="8" w:space="0"/>
+          <w:bottom w:val="single" w:color="F79646" w:themeColor="accent6" w:sz="8" w:space="0"/>
         </w:tcBorders>
       </w:tcPr>
     </w:tblStylePr>
@@ -6146,7 +7757,7 @@
       <w:spacing w:after="0" w:line="240" w:lineRule="auto"/>
     </w:pPr>
     <w:rPr>
-      <w:rFonts w:asciiTheme="majorHAnsi" w:eastAsiaTheme="majorEastAsia" w:hAnsiTheme="majorHAnsi" w:cstheme="majorBidi"/>
+      <w:rFonts w:asciiTheme="majorHAnsi" w:hAnsiTheme="majorHAnsi" w:eastAsiaTheme="majorEastAsia" w:cstheme="majorBidi"/>
       <w:color w:val="000000" w:themeColor="text1"/>
     </w:rPr>
     <w:tblPr>
@@ -6154,10 +7765,10 @@
       <w:tblStyleColBandSize w:val="1"/>
       <w:tblInd w:w="0" w:type="dxa"/>
       <w:tblBorders>
-        <w:top w:val="single" w:sz="8" w:space="0" w:color="000000" w:themeColor="text1"/>
-        <w:left w:val="single" w:sz="8" w:space="0" w:color="000000" w:themeColor="text1"/>
-        <w:bottom w:val="single" w:sz="8" w:space="0" w:color="000000" w:themeColor="text1"/>
-        <w:right w:val="single" w:sz="8" w:space="0" w:color="000000" w:themeColor="text1"/>
+        <w:top w:val="single" w:color="000000" w:themeColor="text1" w:sz="8" w:space="0"/>
+        <w:left w:val="single" w:color="000000" w:themeColor="text1" w:sz="8" w:space="0"/>
+        <w:bottom w:val="single" w:color="000000" w:themeColor="text1" w:sz="8" w:space="0"/>
+        <w:right w:val="single" w:color="000000" w:themeColor="text1" w:sz="8" w:space="0"/>
       </w:tblBorders>
       <w:tblCellMar>
         <w:top w:w="0" w:type="dxa"/>
@@ -6176,7 +7787,7 @@
         <w:tcBorders>
           <w:top w:val="nil"/>
           <w:left w:val="nil"/>
-          <w:bottom w:val="single" w:sz="24" w:space="0" w:color="000000" w:themeColor="text1"/>
+          <w:bottom w:val="single" w:color="000000" w:themeColor="text1" w:sz="24" w:space="0"/>
           <w:right w:val="nil"/>
           <w:insideH w:val="nil"/>
           <w:insideV w:val="nil"/>
@@ -6188,7 +7799,7 @@
       <w:tblPr/>
       <w:tcPr>
         <w:tcBorders>
-          <w:top w:val="single" w:sz="8" w:space="0" w:color="000000" w:themeColor="text1"/>
+          <w:top w:val="single" w:color="000000" w:themeColor="text1" w:sz="8" w:space="0"/>
           <w:left w:val="nil"/>
           <w:bottom w:val="nil"/>
           <w:right w:val="nil"/>
@@ -6205,7 +7816,7 @@
           <w:top w:val="nil"/>
           <w:left w:val="nil"/>
           <w:bottom w:val="nil"/>
-          <w:right w:val="single" w:sz="8" w:space="0" w:color="000000" w:themeColor="text1"/>
+          <w:right w:val="single" w:color="000000" w:themeColor="text1" w:sz="8" w:space="0"/>
           <w:insideH w:val="nil"/>
           <w:insideV w:val="nil"/>
         </w:tcBorders>
@@ -6217,7 +7828,7 @@
       <w:tcPr>
         <w:tcBorders>
           <w:top w:val="nil"/>
-          <w:left w:val="single" w:sz="8" w:space="0" w:color="000000" w:themeColor="text1"/>
+          <w:left w:val="single" w:color="000000" w:themeColor="text1" w:sz="8" w:space="0"/>
           <w:bottom w:val="nil"/>
           <w:right w:val="nil"/>
           <w:insideH w:val="nil"/>
@@ -6274,7 +7885,7 @@
       <w:spacing w:after="0" w:line="240" w:lineRule="auto"/>
     </w:pPr>
     <w:rPr>
-      <w:rFonts w:asciiTheme="majorHAnsi" w:eastAsiaTheme="majorEastAsia" w:hAnsiTheme="majorHAnsi" w:cstheme="majorBidi"/>
+      <w:rFonts w:asciiTheme="majorHAnsi" w:hAnsiTheme="majorHAnsi" w:eastAsiaTheme="majorEastAsia" w:cstheme="majorBidi"/>
       <w:color w:val="000000" w:themeColor="text1"/>
     </w:rPr>
     <w:tblPr>
@@ -6282,10 +7893,10 @@
       <w:tblStyleColBandSize w:val="1"/>
       <w:tblInd w:w="0" w:type="dxa"/>
       <w:tblBorders>
-        <w:top w:val="single" w:sz="8" w:space="0" w:color="4F81BD" w:themeColor="accent1"/>
-        <w:left w:val="single" w:sz="8" w:space="0" w:color="4F81BD" w:themeColor="accent1"/>
-        <w:bottom w:val="single" w:sz="8" w:space="0" w:color="4F81BD" w:themeColor="accent1"/>
-        <w:right w:val="single" w:sz="8" w:space="0" w:color="4F81BD" w:themeColor="accent1"/>
+        <w:top w:val="single" w:color="4F81BD" w:themeColor="accent1" w:sz="8" w:space="0"/>
+        <w:left w:val="single" w:color="4F81BD" w:themeColor="accent1" w:sz="8" w:space="0"/>
+        <w:bottom w:val="single" w:color="4F81BD" w:themeColor="accent1" w:sz="8" w:space="0"/>
+        <w:right w:val="single" w:color="4F81BD" w:themeColor="accent1" w:sz="8" w:space="0"/>
       </w:tblBorders>
       <w:tblCellMar>
         <w:top w:w="0" w:type="dxa"/>
@@ -6304,7 +7915,7 @@
         <w:tcBorders>
           <w:top w:val="nil"/>
           <w:left w:val="nil"/>
-          <w:bottom w:val="single" w:sz="24" w:space="0" w:color="4F81BD" w:themeColor="accent1"/>
+          <w:bottom w:val="single" w:color="4F81BD" w:themeColor="accent1" w:sz="24" w:space="0"/>
           <w:right w:val="nil"/>
           <w:insideH w:val="nil"/>
           <w:insideV w:val="nil"/>
@@ -6316,7 +7927,7 @@
       <w:tblPr/>
       <w:tcPr>
         <w:tcBorders>
-          <w:top w:val="single" w:sz="8" w:space="0" w:color="4F81BD" w:themeColor="accent1"/>
+          <w:top w:val="single" w:color="4F81BD" w:themeColor="accent1" w:sz="8" w:space="0"/>
           <w:left w:val="nil"/>
           <w:bottom w:val="nil"/>
           <w:right w:val="nil"/>
@@ -6333,7 +7944,7 @@
           <w:top w:val="nil"/>
           <w:left w:val="nil"/>
           <w:bottom w:val="nil"/>
-          <w:right w:val="single" w:sz="8" w:space="0" w:color="4F81BD" w:themeColor="accent1"/>
+          <w:right w:val="single" w:color="4F81BD" w:themeColor="accent1" w:sz="8" w:space="0"/>
           <w:insideH w:val="nil"/>
           <w:insideV w:val="nil"/>
         </w:tcBorders>
@@ -6345,7 +7956,7 @@
       <w:tcPr>
         <w:tcBorders>
           <w:top w:val="nil"/>
-          <w:left w:val="single" w:sz="8" w:space="0" w:color="4F81BD" w:themeColor="accent1"/>
+          <w:left w:val="single" w:color="4F81BD" w:themeColor="accent1" w:sz="8" w:space="0"/>
           <w:bottom w:val="nil"/>
           <w:right w:val="nil"/>
           <w:insideH w:val="nil"/>
@@ -6402,7 +8013,7 @@
       <w:spacing w:after="0" w:line="240" w:lineRule="auto"/>
     </w:pPr>
     <w:rPr>
-      <w:rFonts w:asciiTheme="majorHAnsi" w:eastAsiaTheme="majorEastAsia" w:hAnsiTheme="majorHAnsi" w:cstheme="majorBidi"/>
+      <w:rFonts w:asciiTheme="majorHAnsi" w:hAnsiTheme="majorHAnsi" w:eastAsiaTheme="majorEastAsia" w:cstheme="majorBidi"/>
       <w:color w:val="000000" w:themeColor="text1"/>
     </w:rPr>
     <w:tblPr>
@@ -6410,10 +8021,10 @@
       <w:tblStyleColBandSize w:val="1"/>
       <w:tblInd w:w="0" w:type="dxa"/>
       <w:tblBorders>
-        <w:top w:val="single" w:sz="8" w:space="0" w:color="C0504D" w:themeColor="accent2"/>
-        <w:left w:val="single" w:sz="8" w:space="0" w:color="C0504D" w:themeColor="accent2"/>
-        <w:bottom w:val="single" w:sz="8" w:space="0" w:color="C0504D" w:themeColor="accent2"/>
-        <w:right w:val="single" w:sz="8" w:space="0" w:color="C0504D" w:themeColor="accent2"/>
+        <w:top w:val="single" w:color="C0504D" w:themeColor="accent2" w:sz="8" w:space="0"/>
+        <w:left w:val="single" w:color="C0504D" w:themeColor="accent2" w:sz="8" w:space="0"/>
+        <w:bottom w:val="single" w:color="C0504D" w:themeColor="accent2" w:sz="8" w:space="0"/>
+        <w:right w:val="single" w:color="C0504D" w:themeColor="accent2" w:sz="8" w:space="0"/>
       </w:tblBorders>
       <w:tblCellMar>
         <w:top w:w="0" w:type="dxa"/>
@@ -6432,7 +8043,7 @@
         <w:tcBorders>
           <w:top w:val="nil"/>
           <w:left w:val="nil"/>
-          <w:bottom w:val="single" w:sz="24" w:space="0" w:color="C0504D" w:themeColor="accent2"/>
+          <w:bottom w:val="single" w:color="C0504D" w:themeColor="accent2" w:sz="24" w:space="0"/>
           <w:right w:val="nil"/>
           <w:insideH w:val="nil"/>
           <w:insideV w:val="nil"/>
@@ -6444,7 +8055,7 @@
       <w:tblPr/>
       <w:tcPr>
         <w:tcBorders>
-          <w:top w:val="single" w:sz="8" w:space="0" w:color="C0504D" w:themeColor="accent2"/>
+          <w:top w:val="single" w:color="C0504D" w:themeColor="accent2" w:sz="8" w:space="0"/>
           <w:left w:val="nil"/>
           <w:bottom w:val="nil"/>
           <w:right w:val="nil"/>
@@ -6461,7 +8072,7 @@
           <w:top w:val="nil"/>
           <w:left w:val="nil"/>
           <w:bottom w:val="nil"/>
-          <w:right w:val="single" w:sz="8" w:space="0" w:color="C0504D" w:themeColor="accent2"/>
+          <w:right w:val="single" w:color="C0504D" w:themeColor="accent2" w:sz="8" w:space="0"/>
           <w:insideH w:val="nil"/>
           <w:insideV w:val="nil"/>
         </w:tcBorders>
@@ -6473,7 +8084,7 @@
       <w:tcPr>
         <w:tcBorders>
           <w:top w:val="nil"/>
-          <w:left w:val="single" w:sz="8" w:space="0" w:color="C0504D" w:themeColor="accent2"/>
+          <w:left w:val="single" w:color="C0504D" w:themeColor="accent2" w:sz="8" w:space="0"/>
           <w:bottom w:val="nil"/>
           <w:right w:val="nil"/>
           <w:insideH w:val="nil"/>
@@ -6530,7 +8141,7 @@
       <w:spacing w:after="0" w:line="240" w:lineRule="auto"/>
     </w:pPr>
     <w:rPr>
-      <w:rFonts w:asciiTheme="majorHAnsi" w:eastAsiaTheme="majorEastAsia" w:hAnsiTheme="majorHAnsi" w:cstheme="majorBidi"/>
+      <w:rFonts w:asciiTheme="majorHAnsi" w:hAnsiTheme="majorHAnsi" w:eastAsiaTheme="majorEastAsia" w:cstheme="majorBidi"/>
       <w:color w:val="000000" w:themeColor="text1"/>
     </w:rPr>
     <w:tblPr>
@@ -6538,10 +8149,10 @@
       <w:tblStyleColBandSize w:val="1"/>
       <w:tblInd w:w="0" w:type="dxa"/>
       <w:tblBorders>
-        <w:top w:val="single" w:sz="8" w:space="0" w:color="9BBB59" w:themeColor="accent3"/>
-        <w:left w:val="single" w:sz="8" w:space="0" w:color="9BBB59" w:themeColor="accent3"/>
-        <w:bottom w:val="single" w:sz="8" w:space="0" w:color="9BBB59" w:themeColor="accent3"/>
-        <w:right w:val="single" w:sz="8" w:space="0" w:color="9BBB59" w:themeColor="accent3"/>
+        <w:top w:val="single" w:color="9BBB59" w:themeColor="accent3" w:sz="8" w:space="0"/>
+        <w:left w:val="single" w:color="9BBB59" w:themeColor="accent3" w:sz="8" w:space="0"/>
+        <w:bottom w:val="single" w:color="9BBB59" w:themeColor="accent3" w:sz="8" w:space="0"/>
+        <w:right w:val="single" w:color="9BBB59" w:themeColor="accent3" w:sz="8" w:space="0"/>
       </w:tblBorders>
       <w:tblCellMar>
         <w:top w:w="0" w:type="dxa"/>
@@ -6560,7 +8171,7 @@
         <w:tcBorders>
           <w:top w:val="nil"/>
           <w:left w:val="nil"/>
-          <w:bottom w:val="single" w:sz="24" w:space="0" w:color="9BBB59" w:themeColor="accent3"/>
+          <w:bottom w:val="single" w:color="9BBB59" w:themeColor="accent3" w:sz="24" w:space="0"/>
           <w:right w:val="nil"/>
           <w:insideH w:val="nil"/>
           <w:insideV w:val="nil"/>
@@ -6572,7 +8183,7 @@
       <w:tblPr/>
       <w:tcPr>
         <w:tcBorders>
-          <w:top w:val="single" w:sz="8" w:space="0" w:color="9BBB59" w:themeColor="accent3"/>
+          <w:top w:val="single" w:color="9BBB59" w:themeColor="accent3" w:sz="8" w:space="0"/>
           <w:left w:val="nil"/>
           <w:bottom w:val="nil"/>
           <w:right w:val="nil"/>
@@ -6589,7 +8200,7 @@
           <w:top w:val="nil"/>
           <w:left w:val="nil"/>
           <w:bottom w:val="nil"/>
-          <w:right w:val="single" w:sz="8" w:space="0" w:color="9BBB59" w:themeColor="accent3"/>
+          <w:right w:val="single" w:color="9BBB59" w:themeColor="accent3" w:sz="8" w:space="0"/>
           <w:insideH w:val="nil"/>
           <w:insideV w:val="nil"/>
         </w:tcBorders>
@@ -6601,7 +8212,7 @@
       <w:tcPr>
         <w:tcBorders>
           <w:top w:val="nil"/>
-          <w:left w:val="single" w:sz="8" w:space="0" w:color="9BBB59" w:themeColor="accent3"/>
+          <w:left w:val="single" w:color="9BBB59" w:themeColor="accent3" w:sz="8" w:space="0"/>
           <w:bottom w:val="nil"/>
           <w:right w:val="nil"/>
           <w:insideH w:val="nil"/>
@@ -6658,7 +8269,7 @@
       <w:spacing w:after="0" w:line="240" w:lineRule="auto"/>
     </w:pPr>
     <w:rPr>
-      <w:rFonts w:asciiTheme="majorHAnsi" w:eastAsiaTheme="majorEastAsia" w:hAnsiTheme="majorHAnsi" w:cstheme="majorBidi"/>
+      <w:rFonts w:asciiTheme="majorHAnsi" w:hAnsiTheme="majorHAnsi" w:eastAsiaTheme="majorEastAsia" w:cstheme="majorBidi"/>
       <w:color w:val="000000" w:themeColor="text1"/>
     </w:rPr>
     <w:tblPr>
@@ -6666,10 +8277,10 @@
       <w:tblStyleColBandSize w:val="1"/>
       <w:tblInd w:w="0" w:type="dxa"/>
       <w:tblBorders>
-        <w:top w:val="single" w:sz="8" w:space="0" w:color="8064A2" w:themeColor="accent4"/>
-        <w:left w:val="single" w:sz="8" w:space="0" w:color="8064A2" w:themeColor="accent4"/>
-        <w:bottom w:val="single" w:sz="8" w:space="0" w:color="8064A2" w:themeColor="accent4"/>
-        <w:right w:val="single" w:sz="8" w:space="0" w:color="8064A2" w:themeColor="accent4"/>
+        <w:top w:val="single" w:color="8064A2" w:themeColor="accent4" w:sz="8" w:space="0"/>
+        <w:left w:val="single" w:color="8064A2" w:themeColor="accent4" w:sz="8" w:space="0"/>
+        <w:bottom w:val="single" w:color="8064A2" w:themeColor="accent4" w:sz="8" w:space="0"/>
+        <w:right w:val="single" w:color="8064A2" w:themeColor="accent4" w:sz="8" w:space="0"/>
       </w:tblBorders>
       <w:tblCellMar>
         <w:top w:w="0" w:type="dxa"/>
@@ -6688,7 +8299,7 @@
         <w:tcBorders>
           <w:top w:val="nil"/>
           <w:left w:val="nil"/>
-          <w:bottom w:val="single" w:sz="24" w:space="0" w:color="8064A2" w:themeColor="accent4"/>
+          <w:bottom w:val="single" w:color="8064A2" w:themeColor="accent4" w:sz="24" w:space="0"/>
           <w:right w:val="nil"/>
           <w:insideH w:val="nil"/>
           <w:insideV w:val="nil"/>
@@ -6700,7 +8311,7 @@
       <w:tblPr/>
       <w:tcPr>
         <w:tcBorders>
-          <w:top w:val="single" w:sz="8" w:space="0" w:color="8064A2" w:themeColor="accent4"/>
+          <w:top w:val="single" w:color="8064A2" w:themeColor="accent4" w:sz="8" w:space="0"/>
           <w:left w:val="nil"/>
           <w:bottom w:val="nil"/>
           <w:right w:val="nil"/>
@@ -6717,7 +8328,7 @@
           <w:top w:val="nil"/>
           <w:left w:val="nil"/>
           <w:bottom w:val="nil"/>
-          <w:right w:val="single" w:sz="8" w:space="0" w:color="8064A2" w:themeColor="accent4"/>
+          <w:right w:val="single" w:color="8064A2" w:themeColor="accent4" w:sz="8" w:space="0"/>
           <w:insideH w:val="nil"/>
           <w:insideV w:val="nil"/>
         </w:tcBorders>
@@ -6729,7 +8340,7 @@
       <w:tcPr>
         <w:tcBorders>
           <w:top w:val="nil"/>
-          <w:left w:val="single" w:sz="8" w:space="0" w:color="8064A2" w:themeColor="accent4"/>
+          <w:left w:val="single" w:color="8064A2" w:themeColor="accent4" w:sz="8" w:space="0"/>
           <w:bottom w:val="nil"/>
           <w:right w:val="nil"/>
           <w:insideH w:val="nil"/>
@@ -6786,7 +8397,7 @@
       <w:spacing w:after="0" w:line="240" w:lineRule="auto"/>
     </w:pPr>
     <w:rPr>
-      <w:rFonts w:asciiTheme="majorHAnsi" w:eastAsiaTheme="majorEastAsia" w:hAnsiTheme="majorHAnsi" w:cstheme="majorBidi"/>
+      <w:rFonts w:asciiTheme="majorHAnsi" w:hAnsiTheme="majorHAnsi" w:eastAsiaTheme="majorEastAsia" w:cstheme="majorBidi"/>
       <w:color w:val="000000" w:themeColor="text1"/>
     </w:rPr>
     <w:tblPr>
@@ -6794,10 +8405,10 @@
       <w:tblStyleColBandSize w:val="1"/>
       <w:tblInd w:w="0" w:type="dxa"/>
       <w:tblBorders>
-        <w:top w:val="single" w:sz="8" w:space="0" w:color="4BACC6" w:themeColor="accent5"/>
-        <w:left w:val="single" w:sz="8" w:space="0" w:color="4BACC6" w:themeColor="accent5"/>
-        <w:bottom w:val="single" w:sz="8" w:space="0" w:color="4BACC6" w:themeColor="accent5"/>
-        <w:right w:val="single" w:sz="8" w:space="0" w:color="4BACC6" w:themeColor="accent5"/>
+        <w:top w:val="single" w:color="4BACC6" w:themeColor="accent5" w:sz="8" w:space="0"/>
+        <w:left w:val="single" w:color="4BACC6" w:themeColor="accent5" w:sz="8" w:space="0"/>
+        <w:bottom w:val="single" w:color="4BACC6" w:themeColor="accent5" w:sz="8" w:space="0"/>
+        <w:right w:val="single" w:color="4BACC6" w:themeColor="accent5" w:sz="8" w:space="0"/>
       </w:tblBorders>
       <w:tblCellMar>
         <w:top w:w="0" w:type="dxa"/>
@@ -6816,7 +8427,7 @@
         <w:tcBorders>
           <w:top w:val="nil"/>
           <w:left w:val="nil"/>
-          <w:bottom w:val="single" w:sz="24" w:space="0" w:color="4BACC6" w:themeColor="accent5"/>
+          <w:bottom w:val="single" w:color="4BACC6" w:themeColor="accent5" w:sz="24" w:space="0"/>
           <w:right w:val="nil"/>
           <w:insideH w:val="nil"/>
           <w:insideV w:val="nil"/>
@@ -6828,7 +8439,7 @@
       <w:tblPr/>
       <w:tcPr>
         <w:tcBorders>
-          <w:top w:val="single" w:sz="8" w:space="0" w:color="4BACC6" w:themeColor="accent5"/>
+          <w:top w:val="single" w:color="4BACC6" w:themeColor="accent5" w:sz="8" w:space="0"/>
           <w:left w:val="nil"/>
           <w:bottom w:val="nil"/>
           <w:right w:val="nil"/>
@@ -6845,7 +8456,7 @@
           <w:top w:val="nil"/>
           <w:left w:val="nil"/>
           <w:bottom w:val="nil"/>
-          <w:right w:val="single" w:sz="8" w:space="0" w:color="4BACC6" w:themeColor="accent5"/>
+          <w:right w:val="single" w:color="4BACC6" w:themeColor="accent5" w:sz="8" w:space="0"/>
           <w:insideH w:val="nil"/>
           <w:insideV w:val="nil"/>
         </w:tcBorders>
@@ -6857,7 +8468,7 @@
       <w:tcPr>
         <w:tcBorders>
           <w:top w:val="nil"/>
-          <w:left w:val="single" w:sz="8" w:space="0" w:color="4BACC6" w:themeColor="accent5"/>
+          <w:left w:val="single" w:color="4BACC6" w:themeColor="accent5" w:sz="8" w:space="0"/>
           <w:bottom w:val="nil"/>
           <w:right w:val="nil"/>
           <w:insideH w:val="nil"/>
@@ -6914,7 +8525,7 @@
       <w:spacing w:after="0" w:line="240" w:lineRule="auto"/>
     </w:pPr>
     <w:rPr>
-      <w:rFonts w:asciiTheme="majorHAnsi" w:eastAsiaTheme="majorEastAsia" w:hAnsiTheme="majorHAnsi" w:cstheme="majorBidi"/>
+      <w:rFonts w:asciiTheme="majorHAnsi" w:hAnsiTheme="majorHAnsi" w:eastAsiaTheme="majorEastAsia" w:cstheme="majorBidi"/>
       <w:color w:val="000000" w:themeColor="text1"/>
     </w:rPr>
     <w:tblPr>
@@ -6922,10 +8533,10 @@
       <w:tblStyleColBandSize w:val="1"/>
       <w:tblInd w:w="0" w:type="dxa"/>
       <w:tblBorders>
-        <w:top w:val="single" w:sz="8" w:space="0" w:color="F79646" w:themeColor="accent6"/>
-        <w:left w:val="single" w:sz="8" w:space="0" w:color="F79646" w:themeColor="accent6"/>
-        <w:bottom w:val="single" w:sz="8" w:space="0" w:color="F79646" w:themeColor="accent6"/>
-        <w:right w:val="single" w:sz="8" w:space="0" w:color="F79646" w:themeColor="accent6"/>
+        <w:top w:val="single" w:color="F79646" w:themeColor="accent6" w:sz="8" w:space="0"/>
+        <w:left w:val="single" w:color="F79646" w:themeColor="accent6" w:sz="8" w:space="0"/>
+        <w:bottom w:val="single" w:color="F79646" w:themeColor="accent6" w:sz="8" w:space="0"/>
+        <w:right w:val="single" w:color="F79646" w:themeColor="accent6" w:sz="8" w:space="0"/>
       </w:tblBorders>
       <w:tblCellMar>
         <w:top w:w="0" w:type="dxa"/>
@@ -6944,7 +8555,7 @@
         <w:tcBorders>
           <w:top w:val="nil"/>
           <w:left w:val="nil"/>
-          <w:bottom w:val="single" w:sz="24" w:space="0" w:color="F79646" w:themeColor="accent6"/>
+          <w:bottom w:val="single" w:color="F79646" w:themeColor="accent6" w:sz="24" w:space="0"/>
           <w:right w:val="nil"/>
           <w:insideH w:val="nil"/>
           <w:insideV w:val="nil"/>
@@ -6956,7 +8567,7 @@
       <w:tblPr/>
       <w:tcPr>
         <w:tcBorders>
-          <w:top w:val="single" w:sz="8" w:space="0" w:color="F79646" w:themeColor="accent6"/>
+          <w:top w:val="single" w:color="F79646" w:themeColor="accent6" w:sz="8" w:space="0"/>
           <w:left w:val="nil"/>
           <w:bottom w:val="nil"/>
           <w:right w:val="nil"/>
@@ -6973,7 +8584,7 @@
           <w:top w:val="nil"/>
           <w:left w:val="nil"/>
           <w:bottom w:val="nil"/>
-          <w:right w:val="single" w:sz="8" w:space="0" w:color="F79646" w:themeColor="accent6"/>
+          <w:right w:val="single" w:color="F79646" w:themeColor="accent6" w:sz="8" w:space="0"/>
           <w:insideH w:val="nil"/>
           <w:insideV w:val="nil"/>
         </w:tcBorders>
@@ -6985,7 +8596,7 @@
       <w:tcPr>
         <w:tcBorders>
           <w:top w:val="nil"/>
-          <w:left w:val="single" w:sz="8" w:space="0" w:color="F79646" w:themeColor="accent6"/>
+          <w:left w:val="single" w:color="F79646" w:themeColor="accent6" w:sz="8" w:space="0"/>
           <w:bottom w:val="nil"/>
           <w:right w:val="nil"/>
           <w:insideH w:val="nil"/>
@@ -7046,12 +8657,12 @@
       <w:tblStyleColBandSize w:val="1"/>
       <w:tblInd w:w="0" w:type="dxa"/>
       <w:tblBorders>
-        <w:top w:val="single" w:sz="8" w:space="0" w:color="404040" w:themeColor="text1" w:themeTint="BF"/>
-        <w:left w:val="single" w:sz="8" w:space="0" w:color="404040" w:themeColor="text1" w:themeTint="BF"/>
-        <w:bottom w:val="single" w:sz="8" w:space="0" w:color="404040" w:themeColor="text1" w:themeTint="BF"/>
-        <w:right w:val="single" w:sz="8" w:space="0" w:color="404040" w:themeColor="text1" w:themeTint="BF"/>
-        <w:insideH w:val="single" w:sz="8" w:space="0" w:color="404040" w:themeColor="text1" w:themeTint="BF"/>
-        <w:insideV w:val="single" w:sz="8" w:space="0" w:color="404040" w:themeColor="text1" w:themeTint="BF"/>
+        <w:top w:val="single" w:color="404040" w:themeColor="text1" w:themeTint="BF" w:sz="8" w:space="0"/>
+        <w:left w:val="single" w:color="404040" w:themeColor="text1" w:themeTint="BF" w:sz="8" w:space="0"/>
+        <w:bottom w:val="single" w:color="404040" w:themeColor="text1" w:themeTint="BF" w:sz="8" w:space="0"/>
+        <w:right w:val="single" w:color="404040" w:themeColor="text1" w:themeTint="BF" w:sz="8" w:space="0"/>
+        <w:insideH w:val="single" w:color="404040" w:themeColor="text1" w:themeTint="BF" w:sz="8" w:space="0"/>
+        <w:insideV w:val="single" w:color="404040" w:themeColor="text1" w:themeTint="BF" w:sz="8" w:space="0"/>
       </w:tblBorders>
       <w:tblCellMar>
         <w:top w:w="0" w:type="dxa"/>
@@ -7077,7 +8688,7 @@
       <w:tblPr/>
       <w:tcPr>
         <w:tcBorders>
-          <w:top w:val="single" w:sz="18" w:space="0" w:color="404040" w:themeColor="text1" w:themeTint="BF"/>
+          <w:top w:val="single" w:color="404040" w:themeColor="text1" w:themeTint="BF" w:sz="18" w:space="0"/>
         </w:tcBorders>
       </w:tcPr>
     </w:tblStylePr>
@@ -7119,12 +8730,12 @@
       <w:tblStyleColBandSize w:val="1"/>
       <w:tblInd w:w="0" w:type="dxa"/>
       <w:tblBorders>
-        <w:top w:val="single" w:sz="8" w:space="0" w:color="7BA0CD" w:themeColor="accent1" w:themeTint="BF"/>
-        <w:left w:val="single" w:sz="8" w:space="0" w:color="7BA0CD" w:themeColor="accent1" w:themeTint="BF"/>
-        <w:bottom w:val="single" w:sz="8" w:space="0" w:color="7BA0CD" w:themeColor="accent1" w:themeTint="BF"/>
-        <w:right w:val="single" w:sz="8" w:space="0" w:color="7BA0CD" w:themeColor="accent1" w:themeTint="BF"/>
-        <w:insideH w:val="single" w:sz="8" w:space="0" w:color="7BA0CD" w:themeColor="accent1" w:themeTint="BF"/>
-        <w:insideV w:val="single" w:sz="8" w:space="0" w:color="7BA0CD" w:themeColor="accent1" w:themeTint="BF"/>
+        <w:top w:val="single" w:color="7BA0CD" w:themeColor="accent1" w:themeTint="BF" w:sz="8" w:space="0"/>
+        <w:left w:val="single" w:color="7BA0CD" w:themeColor="accent1" w:themeTint="BF" w:sz="8" w:space="0"/>
+        <w:bottom w:val="single" w:color="7BA0CD" w:themeColor="accent1" w:themeTint="BF" w:sz="8" w:space="0"/>
+        <w:right w:val="single" w:color="7BA0CD" w:themeColor="accent1" w:themeTint="BF" w:sz="8" w:space="0"/>
+        <w:insideH w:val="single" w:color="7BA0CD" w:themeColor="accent1" w:themeTint="BF" w:sz="8" w:space="0"/>
+        <w:insideV w:val="single" w:color="7BA0CD" w:themeColor="accent1" w:themeTint="BF" w:sz="8" w:space="0"/>
       </w:tblBorders>
       <w:tblCellMar>
         <w:top w:w="0" w:type="dxa"/>
@@ -7150,7 +8761,7 @@
       <w:tblPr/>
       <w:tcPr>
         <w:tcBorders>
-          <w:top w:val="single" w:sz="18" w:space="0" w:color="7BA0CD" w:themeColor="accent1" w:themeTint="BF"/>
+          <w:top w:val="single" w:color="7BA0CD" w:themeColor="accent1" w:themeTint="BF" w:sz="18" w:space="0"/>
         </w:tcBorders>
       </w:tcPr>
     </w:tblStylePr>
@@ -7192,12 +8803,12 @@
       <w:tblStyleColBandSize w:val="1"/>
       <w:tblInd w:w="0" w:type="dxa"/>
       <w:tblBorders>
-        <w:top w:val="single" w:sz="8" w:space="0" w:color="CF7B79" w:themeColor="accent2" w:themeTint="BF"/>
-        <w:left w:val="single" w:sz="8" w:space="0" w:color="CF7B79" w:themeColor="accent2" w:themeTint="BF"/>
-        <w:bottom w:val="single" w:sz="8" w:space="0" w:color="CF7B79" w:themeColor="accent2" w:themeTint="BF"/>
-        <w:right w:val="single" w:sz="8" w:space="0" w:color="CF7B79" w:themeColor="accent2" w:themeTint="BF"/>
-        <w:insideH w:val="single" w:sz="8" w:space="0" w:color="CF7B79" w:themeColor="accent2" w:themeTint="BF"/>
-        <w:insideV w:val="single" w:sz="8" w:space="0" w:color="CF7B79" w:themeColor="accent2" w:themeTint="BF"/>
+        <w:top w:val="single" w:color="CF7B79" w:themeColor="accent2" w:themeTint="BF" w:sz="8" w:space="0"/>
+        <w:left w:val="single" w:color="CF7B79" w:themeColor="accent2" w:themeTint="BF" w:sz="8" w:space="0"/>
+        <w:bottom w:val="single" w:color="CF7B79" w:themeColor="accent2" w:themeTint="BF" w:sz="8" w:space="0"/>
+        <w:right w:val="single" w:color="CF7B79" w:themeColor="accent2" w:themeTint="BF" w:sz="8" w:space="0"/>
+        <w:insideH w:val="single" w:color="CF7B79" w:themeColor="accent2" w:themeTint="BF" w:sz="8" w:space="0"/>
+        <w:insideV w:val="single" w:color="CF7B79" w:themeColor="accent2" w:themeTint="BF" w:sz="8" w:space="0"/>
       </w:tblBorders>
       <w:tblCellMar>
         <w:top w:w="0" w:type="dxa"/>
@@ -7223,7 +8834,7 @@
       <w:tblPr/>
       <w:tcPr>
         <w:tcBorders>
-          <w:top w:val="single" w:sz="18" w:space="0" w:color="CF7B79" w:themeColor="accent2" w:themeTint="BF"/>
+          <w:top w:val="single" w:color="CF7B79" w:themeColor="accent2" w:themeTint="BF" w:sz="18" w:space="0"/>
         </w:tcBorders>
       </w:tcPr>
     </w:tblStylePr>
@@ -7265,12 +8876,12 @@
       <w:tblStyleColBandSize w:val="1"/>
       <w:tblInd w:w="0" w:type="dxa"/>
       <w:tblBorders>
-        <w:top w:val="single" w:sz="8" w:space="0" w:color="B3CC82" w:themeColor="accent3" w:themeTint="BF"/>
-        <w:left w:val="single" w:sz="8" w:space="0" w:color="B3CC82" w:themeColor="accent3" w:themeTint="BF"/>
-        <w:bottom w:val="single" w:sz="8" w:space="0" w:color="B3CC82" w:themeColor="accent3" w:themeTint="BF"/>
-        <w:right w:val="single" w:sz="8" w:space="0" w:color="B3CC82" w:themeColor="accent3" w:themeTint="BF"/>
-        <w:insideH w:val="single" w:sz="8" w:space="0" w:color="B3CC82" w:themeColor="accent3" w:themeTint="BF"/>
-        <w:insideV w:val="single" w:sz="8" w:space="0" w:color="B3CC82" w:themeColor="accent3" w:themeTint="BF"/>
+        <w:top w:val="single" w:color="B3CC82" w:themeColor="accent3" w:themeTint="BF" w:sz="8" w:space="0"/>
+        <w:left w:val="single" w:color="B3CC82" w:themeColor="accent3" w:themeTint="BF" w:sz="8" w:space="0"/>
+        <w:bottom w:val="single" w:color="B3CC82" w:themeColor="accent3" w:themeTint="BF" w:sz="8" w:space="0"/>
+        <w:right w:val="single" w:color="B3CC82" w:themeColor="accent3" w:themeTint="BF" w:sz="8" w:space="0"/>
+        <w:insideH w:val="single" w:color="B3CC82" w:themeColor="accent3" w:themeTint="BF" w:sz="8" w:space="0"/>
+        <w:insideV w:val="single" w:color="B3CC82" w:themeColor="accent3" w:themeTint="BF" w:sz="8" w:space="0"/>
       </w:tblBorders>
       <w:tblCellMar>
         <w:top w:w="0" w:type="dxa"/>
@@ -7296,7 +8907,7 @@
       <w:tblPr/>
       <w:tcPr>
         <w:tcBorders>
-          <w:top w:val="single" w:sz="18" w:space="0" w:color="B3CC82" w:themeColor="accent3" w:themeTint="BF"/>
+          <w:top w:val="single" w:color="B3CC82" w:themeColor="accent3" w:themeTint="BF" w:sz="18" w:space="0"/>
         </w:tcBorders>
       </w:tcPr>
     </w:tblStylePr>
@@ -7338,12 +8949,12 @@
       <w:tblStyleColBandSize w:val="1"/>
       <w:tblInd w:w="0" w:type="dxa"/>
       <w:tblBorders>
-        <w:top w:val="single" w:sz="8" w:space="0" w:color="9F8AB9" w:themeColor="accent4" w:themeTint="BF"/>
-        <w:left w:val="single" w:sz="8" w:space="0" w:color="9F8AB9" w:themeColor="accent4" w:themeTint="BF"/>
-        <w:bottom w:val="single" w:sz="8" w:space="0" w:color="9F8AB9" w:themeColor="accent4" w:themeTint="BF"/>
-        <w:right w:val="single" w:sz="8" w:space="0" w:color="9F8AB9" w:themeColor="accent4" w:themeTint="BF"/>
-        <w:insideH w:val="single" w:sz="8" w:space="0" w:color="9F8AB9" w:themeColor="accent4" w:themeTint="BF"/>
-        <w:insideV w:val="single" w:sz="8" w:space="0" w:color="9F8AB9" w:themeColor="accent4" w:themeTint="BF"/>
+        <w:top w:val="single" w:color="9F8AB9" w:themeColor="accent4" w:themeTint="BF" w:sz="8" w:space="0"/>
+        <w:left w:val="single" w:color="9F8AB9" w:themeColor="accent4" w:themeTint="BF" w:sz="8" w:space="0"/>
+        <w:bottom w:val="single" w:color="9F8AB9" w:themeColor="accent4" w:themeTint="BF" w:sz="8" w:space="0"/>
+        <w:right w:val="single" w:color="9F8AB9" w:themeColor="accent4" w:themeTint="BF" w:sz="8" w:space="0"/>
+        <w:insideH w:val="single" w:color="9F8AB9" w:themeColor="accent4" w:themeTint="BF" w:sz="8" w:space="0"/>
+        <w:insideV w:val="single" w:color="9F8AB9" w:themeColor="accent4" w:themeTint="BF" w:sz="8" w:space="0"/>
       </w:tblBorders>
       <w:tblCellMar>
         <w:top w:w="0" w:type="dxa"/>
@@ -7369,7 +8980,7 @@
       <w:tblPr/>
       <w:tcPr>
         <w:tcBorders>
-          <w:top w:val="single" w:sz="18" w:space="0" w:color="9F8AB9" w:themeColor="accent4" w:themeTint="BF"/>
+          <w:top w:val="single" w:color="9F8AB9" w:themeColor="accent4" w:themeTint="BF" w:sz="18" w:space="0"/>
         </w:tcBorders>
       </w:tcPr>
     </w:tblStylePr>
@@ -7411,12 +9022,12 @@
       <w:tblStyleColBandSize w:val="1"/>
       <w:tblInd w:w="0" w:type="dxa"/>
       <w:tblBorders>
-        <w:top w:val="single" w:sz="8" w:space="0" w:color="78C0D4" w:themeColor="accent5" w:themeTint="BF"/>
-        <w:left w:val="single" w:sz="8" w:space="0" w:color="78C0D4" w:themeColor="accent5" w:themeTint="BF"/>
-        <w:bottom w:val="single" w:sz="8" w:space="0" w:color="78C0D4" w:themeColor="accent5" w:themeTint="BF"/>
-        <w:right w:val="single" w:sz="8" w:space="0" w:color="78C0D4" w:themeColor="accent5" w:themeTint="BF"/>
-        <w:insideH w:val="single" w:sz="8" w:space="0" w:color="78C0D4" w:themeColor="accent5" w:themeTint="BF"/>
-        <w:insideV w:val="single" w:sz="8" w:space="0" w:color="78C0D4" w:themeColor="accent5" w:themeTint="BF"/>
+        <w:top w:val="single" w:color="78C0D4" w:themeColor="accent5" w:themeTint="BF" w:sz="8" w:space="0"/>
+        <w:left w:val="single" w:color="78C0D4" w:themeColor="accent5" w:themeTint="BF" w:sz="8" w:space="0"/>
+        <w:bottom w:val="single" w:color="78C0D4" w:themeColor="accent5" w:themeTint="BF" w:sz="8" w:space="0"/>
+        <w:right w:val="single" w:color="78C0D4" w:themeColor="accent5" w:themeTint="BF" w:sz="8" w:space="0"/>
+        <w:insideH w:val="single" w:color="78C0D4" w:themeColor="accent5" w:themeTint="BF" w:sz="8" w:space="0"/>
+        <w:insideV w:val="single" w:color="78C0D4" w:themeColor="accent5" w:themeTint="BF" w:sz="8" w:space="0"/>
       </w:tblBorders>
       <w:tblCellMar>
         <w:top w:w="0" w:type="dxa"/>
@@ -7442,7 +9053,7 @@
       <w:tblPr/>
       <w:tcPr>
         <w:tcBorders>
-          <w:top w:val="single" w:sz="18" w:space="0" w:color="78C0D4" w:themeColor="accent5" w:themeTint="BF"/>
+          <w:top w:val="single" w:color="78C0D4" w:themeColor="accent5" w:themeTint="BF" w:sz="18" w:space="0"/>
         </w:tcBorders>
       </w:tcPr>
     </w:tblStylePr>
@@ -7484,12 +9095,12 @@
       <w:tblStyleColBandSize w:val="1"/>
       <w:tblInd w:w="0" w:type="dxa"/>
       <w:tblBorders>
-        <w:top w:val="single" w:sz="8" w:space="0" w:color="F9B074" w:themeColor="accent6" w:themeTint="BF"/>
-        <w:left w:val="single" w:sz="8" w:space="0" w:color="F9B074" w:themeColor="accent6" w:themeTint="BF"/>
-        <w:bottom w:val="single" w:sz="8" w:space="0" w:color="F9B074" w:themeColor="accent6" w:themeTint="BF"/>
-        <w:right w:val="single" w:sz="8" w:space="0" w:color="F9B074" w:themeColor="accent6" w:themeTint="BF"/>
-        <w:insideH w:val="single" w:sz="8" w:space="0" w:color="F9B074" w:themeColor="accent6" w:themeTint="BF"/>
-        <w:insideV w:val="single" w:sz="8" w:space="0" w:color="F9B074" w:themeColor="accent6" w:themeTint="BF"/>
+        <w:top w:val="single" w:color="F9B074" w:themeColor="accent6" w:themeTint="BF" w:sz="8" w:space="0"/>
+        <w:left w:val="single" w:color="F9B074" w:themeColor="accent6" w:themeTint="BF" w:sz="8" w:space="0"/>
+        <w:bottom w:val="single" w:color="F9B074" w:themeColor="accent6" w:themeTint="BF" w:sz="8" w:space="0"/>
+        <w:right w:val="single" w:color="F9B074" w:themeColor="accent6" w:themeTint="BF" w:sz="8" w:space="0"/>
+        <w:insideH w:val="single" w:color="F9B074" w:themeColor="accent6" w:themeTint="BF" w:sz="8" w:space="0"/>
+        <w:insideV w:val="single" w:color="F9B074" w:themeColor="accent6" w:themeTint="BF" w:sz="8" w:space="0"/>
       </w:tblBorders>
       <w:tblCellMar>
         <w:top w:w="0" w:type="dxa"/>
@@ -7515,7 +9126,7 @@
       <w:tblPr/>
       <w:tcPr>
         <w:tcBorders>
-          <w:top w:val="single" w:sz="18" w:space="0" w:color="F9B074" w:themeColor="accent6" w:themeTint="BF"/>
+          <w:top w:val="single" w:color="F9B074" w:themeColor="accent6" w:themeTint="BF" w:sz="18" w:space="0"/>
         </w:tcBorders>
       </w:tcPr>
     </w:tblStylePr>
@@ -7553,7 +9164,7 @@
       <w:spacing w:after="0" w:line="240" w:lineRule="auto"/>
     </w:pPr>
     <w:rPr>
-      <w:rFonts w:asciiTheme="majorHAnsi" w:eastAsiaTheme="majorEastAsia" w:hAnsiTheme="majorHAnsi" w:cstheme="majorBidi"/>
+      <w:rFonts w:asciiTheme="majorHAnsi" w:hAnsiTheme="majorHAnsi" w:eastAsiaTheme="majorEastAsia" w:cstheme="majorBidi"/>
       <w:color w:val="000000" w:themeColor="text1"/>
     </w:rPr>
     <w:tblPr>
@@ -7561,12 +9172,12 @@
       <w:tblStyleColBandSize w:val="1"/>
       <w:tblInd w:w="0" w:type="dxa"/>
       <w:tblBorders>
-        <w:top w:val="single" w:sz="8" w:space="0" w:color="000000" w:themeColor="text1"/>
-        <w:left w:val="single" w:sz="8" w:space="0" w:color="000000" w:themeColor="text1"/>
-        <w:bottom w:val="single" w:sz="8" w:space="0" w:color="000000" w:themeColor="text1"/>
-        <w:right w:val="single" w:sz="8" w:space="0" w:color="000000" w:themeColor="text1"/>
-        <w:insideH w:val="single" w:sz="8" w:space="0" w:color="000000" w:themeColor="text1"/>
-        <w:insideV w:val="single" w:sz="8" w:space="0" w:color="000000" w:themeColor="text1"/>
+        <w:top w:val="single" w:color="000000" w:themeColor="text1" w:sz="8" w:space="0"/>
+        <w:left w:val="single" w:color="000000" w:themeColor="text1" w:sz="8" w:space="0"/>
+        <w:bottom w:val="single" w:color="000000" w:themeColor="text1" w:sz="8" w:space="0"/>
+        <w:right w:val="single" w:color="000000" w:themeColor="text1" w:sz="8" w:space="0"/>
+        <w:insideH w:val="single" w:color="000000" w:themeColor="text1" w:sz="8" w:space="0"/>
+        <w:insideV w:val="single" w:color="000000" w:themeColor="text1" w:sz="8" w:space="0"/>
       </w:tblBorders>
       <w:tblCellMar>
         <w:top w:w="0" w:type="dxa"/>
@@ -7598,7 +9209,7 @@
       <w:tblPr/>
       <w:tcPr>
         <w:tcBorders>
-          <w:top w:val="single" w:sz="12" w:space="0" w:color="000000" w:themeColor="text1"/>
+          <w:top w:val="single" w:color="000000" w:themeColor="text1" w:sz="12" w:space="0"/>
           <w:left w:val="nil"/>
           <w:bottom w:val="nil"/>
           <w:right w:val="nil"/>
@@ -7656,8 +9267,8 @@
       <w:tblPr/>
       <w:tcPr>
         <w:tcBorders>
-          <w:insideH w:val="single" w:sz="6" w:space="0" w:color="000000" w:themeColor="text1"/>
-          <w:insideV w:val="single" w:sz="6" w:space="0" w:color="000000" w:themeColor="text1"/>
+          <w:insideH w:val="single" w:color="000000" w:themeColor="text1" w:sz="6" w:space="0"/>
+          <w:insideV w:val="single" w:color="000000" w:themeColor="text1" w:sz="6" w:space="0"/>
         </w:tcBorders>
         <w:shd w:val="clear" w:color="auto" w:fill="808080" w:themeFill="text1" w:themeFillTint="7F"/>
       </w:tcPr>
@@ -7678,7 +9289,7 @@
       <w:spacing w:after="0" w:line="240" w:lineRule="auto"/>
     </w:pPr>
     <w:rPr>
-      <w:rFonts w:asciiTheme="majorHAnsi" w:eastAsiaTheme="majorEastAsia" w:hAnsiTheme="majorHAnsi" w:cstheme="majorBidi"/>
+      <w:rFonts w:asciiTheme="majorHAnsi" w:hAnsiTheme="majorHAnsi" w:eastAsiaTheme="majorEastAsia" w:cstheme="majorBidi"/>
       <w:color w:val="000000" w:themeColor="text1"/>
     </w:rPr>
     <w:tblPr>
@@ -7686,12 +9297,12 @@
       <w:tblStyleColBandSize w:val="1"/>
       <w:tblInd w:w="0" w:type="dxa"/>
       <w:tblBorders>
-        <w:top w:val="single" w:sz="8" w:space="0" w:color="4F81BD" w:themeColor="accent1"/>
-        <w:left w:val="single" w:sz="8" w:space="0" w:color="4F81BD" w:themeColor="accent1"/>
-        <w:bottom w:val="single" w:sz="8" w:space="0" w:color="4F81BD" w:themeColor="accent1"/>
-        <w:right w:val="single" w:sz="8" w:space="0" w:color="4F81BD" w:themeColor="accent1"/>
-        <w:insideH w:val="single" w:sz="8" w:space="0" w:color="4F81BD" w:themeColor="accent1"/>
-        <w:insideV w:val="single" w:sz="8" w:space="0" w:color="4F81BD" w:themeColor="accent1"/>
+        <w:top w:val="single" w:color="4F81BD" w:themeColor="accent1" w:sz="8" w:space="0"/>
+        <w:left w:val="single" w:color="4F81BD" w:themeColor="accent1" w:sz="8" w:space="0"/>
+        <w:bottom w:val="single" w:color="4F81BD" w:themeColor="accent1" w:sz="8" w:space="0"/>
+        <w:right w:val="single" w:color="4F81BD" w:themeColor="accent1" w:sz="8" w:space="0"/>
+        <w:insideH w:val="single" w:color="4F81BD" w:themeColor="accent1" w:sz="8" w:space="0"/>
+        <w:insideV w:val="single" w:color="4F81BD" w:themeColor="accent1" w:sz="8" w:space="0"/>
       </w:tblBorders>
       <w:tblCellMar>
         <w:top w:w="0" w:type="dxa"/>
@@ -7723,7 +9334,7 @@
       <w:tblPr/>
       <w:tcPr>
         <w:tcBorders>
-          <w:top w:val="single" w:sz="12" w:space="0" w:color="000000" w:themeColor="text1"/>
+          <w:top w:val="single" w:color="000000" w:themeColor="text1" w:sz="12" w:space="0"/>
           <w:left w:val="nil"/>
           <w:bottom w:val="nil"/>
           <w:right w:val="nil"/>
@@ -7781,8 +9392,8 @@
       <w:tblPr/>
       <w:tcPr>
         <w:tcBorders>
-          <w:insideH w:val="single" w:sz="6" w:space="0" w:color="4F81BD" w:themeColor="accent1"/>
-          <w:insideV w:val="single" w:sz="6" w:space="0" w:color="4F81BD" w:themeColor="accent1"/>
+          <w:insideH w:val="single" w:color="4F81BD" w:themeColor="accent1" w:sz="6" w:space="0"/>
+          <w:insideV w:val="single" w:color="4F81BD" w:themeColor="accent1" w:sz="6" w:space="0"/>
         </w:tcBorders>
         <w:shd w:val="clear" w:color="auto" w:fill="A7BFDE" w:themeFill="accent1" w:themeFillTint="7F"/>
       </w:tcPr>
@@ -7803,7 +9414,7 @@
       <w:spacing w:after="0" w:line="240" w:lineRule="auto"/>
     </w:pPr>
     <w:rPr>
-      <w:rFonts w:asciiTheme="majorHAnsi" w:eastAsiaTheme="majorEastAsia" w:hAnsiTheme="majorHAnsi" w:cstheme="majorBidi"/>
+      <w:rFonts w:asciiTheme="majorHAnsi" w:hAnsiTheme="majorHAnsi" w:eastAsiaTheme="majorEastAsia" w:cstheme="majorBidi"/>
       <w:color w:val="000000" w:themeColor="text1"/>
     </w:rPr>
     <w:tblPr>
@@ -7811,12 +9422,12 @@
       <w:tblStyleColBandSize w:val="1"/>
       <w:tblInd w:w="0" w:type="dxa"/>
       <w:tblBorders>
-        <w:top w:val="single" w:sz="8" w:space="0" w:color="C0504D" w:themeColor="accent2"/>
-        <w:left w:val="single" w:sz="8" w:space="0" w:color="C0504D" w:themeColor="accent2"/>
-        <w:bottom w:val="single" w:sz="8" w:space="0" w:color="C0504D" w:themeColor="accent2"/>
-        <w:right w:val="single" w:sz="8" w:space="0" w:color="C0504D" w:themeColor="accent2"/>
-        <w:insideH w:val="single" w:sz="8" w:space="0" w:color="C0504D" w:themeColor="accent2"/>
-        <w:insideV w:val="single" w:sz="8" w:space="0" w:color="C0504D" w:themeColor="accent2"/>
+        <w:top w:val="single" w:color="C0504D" w:themeColor="accent2" w:sz="8" w:space="0"/>
+        <w:left w:val="single" w:color="C0504D" w:themeColor="accent2" w:sz="8" w:space="0"/>
+        <w:bottom w:val="single" w:color="C0504D" w:themeColor="accent2" w:sz="8" w:space="0"/>
+        <w:right w:val="single" w:color="C0504D" w:themeColor="accent2" w:sz="8" w:space="0"/>
+        <w:insideH w:val="single" w:color="C0504D" w:themeColor="accent2" w:sz="8" w:space="0"/>
+        <w:insideV w:val="single" w:color="C0504D" w:themeColor="accent2" w:sz="8" w:space="0"/>
       </w:tblBorders>
       <w:tblCellMar>
         <w:top w:w="0" w:type="dxa"/>
@@ -7848,7 +9459,7 @@
       <w:tblPr/>
       <w:tcPr>
         <w:tcBorders>
-          <w:top w:val="single" w:sz="12" w:space="0" w:color="000000" w:themeColor="text1"/>
+          <w:top w:val="single" w:color="000000" w:themeColor="text1" w:sz="12" w:space="0"/>
           <w:left w:val="nil"/>
           <w:bottom w:val="nil"/>
           <w:right w:val="nil"/>
@@ -7906,8 +9517,8 @@
       <w:tblPr/>
       <w:tcPr>
         <w:tcBorders>
-          <w:insideH w:val="single" w:sz="6" w:space="0" w:color="C0504D" w:themeColor="accent2"/>
-          <w:insideV w:val="single" w:sz="6" w:space="0" w:color="C0504D" w:themeColor="accent2"/>
+          <w:insideH w:val="single" w:color="C0504D" w:themeColor="accent2" w:sz="6" w:space="0"/>
+          <w:insideV w:val="single" w:color="C0504D" w:themeColor="accent2" w:sz="6" w:space="0"/>
         </w:tcBorders>
         <w:shd w:val="clear" w:color="auto" w:fill="DFA7A6" w:themeFill="accent2" w:themeFillTint="7F"/>
       </w:tcPr>
@@ -7928,7 +9539,7 @@
       <w:spacing w:after="0" w:line="240" w:lineRule="auto"/>
     </w:pPr>
     <w:rPr>
-      <w:rFonts w:asciiTheme="majorHAnsi" w:eastAsiaTheme="majorEastAsia" w:hAnsiTheme="majorHAnsi" w:cstheme="majorBidi"/>
+      <w:rFonts w:asciiTheme="majorHAnsi" w:hAnsiTheme="majorHAnsi" w:eastAsiaTheme="majorEastAsia" w:cstheme="majorBidi"/>
       <w:color w:val="000000" w:themeColor="text1"/>
     </w:rPr>
     <w:tblPr>
@@ -7936,12 +9547,12 @@
       <w:tblStyleColBandSize w:val="1"/>
       <w:tblInd w:w="0" w:type="dxa"/>
       <w:tblBorders>
-        <w:top w:val="single" w:sz="8" w:space="0" w:color="9BBB59" w:themeColor="accent3"/>
-        <w:left w:val="single" w:sz="8" w:space="0" w:color="9BBB59" w:themeColor="accent3"/>
-        <w:bottom w:val="single" w:sz="8" w:space="0" w:color="9BBB59" w:themeColor="accent3"/>
-        <w:right w:val="single" w:sz="8" w:space="0" w:color="9BBB59" w:themeColor="accent3"/>
-        <w:insideH w:val="single" w:sz="8" w:space="0" w:color="9BBB59" w:themeColor="accent3"/>
-        <w:insideV w:val="single" w:sz="8" w:space="0" w:color="9BBB59" w:themeColor="accent3"/>
+        <w:top w:val="single" w:color="9BBB59" w:themeColor="accent3" w:sz="8" w:space="0"/>
+        <w:left w:val="single" w:color="9BBB59" w:themeColor="accent3" w:sz="8" w:space="0"/>
+        <w:bottom w:val="single" w:color="9BBB59" w:themeColor="accent3" w:sz="8" w:space="0"/>
+        <w:right w:val="single" w:color="9BBB59" w:themeColor="accent3" w:sz="8" w:space="0"/>
+        <w:insideH w:val="single" w:color="9BBB59" w:themeColor="accent3" w:sz="8" w:space="0"/>
+        <w:insideV w:val="single" w:color="9BBB59" w:themeColor="accent3" w:sz="8" w:space="0"/>
       </w:tblBorders>
       <w:tblCellMar>
         <w:top w:w="0" w:type="dxa"/>
@@ -7973,7 +9584,7 @@
       <w:tblPr/>
       <w:tcPr>
         <w:tcBorders>
-          <w:top w:val="single" w:sz="12" w:space="0" w:color="000000" w:themeColor="text1"/>
+          <w:top w:val="single" w:color="000000" w:themeColor="text1" w:sz="12" w:space="0"/>
           <w:left w:val="nil"/>
           <w:bottom w:val="nil"/>
           <w:right w:val="nil"/>
@@ -8031,8 +9642,8 @@
       <w:tblPr/>
       <w:tcPr>
         <w:tcBorders>
-          <w:insideH w:val="single" w:sz="6" w:space="0" w:color="9BBB59" w:themeColor="accent3"/>
-          <w:insideV w:val="single" w:sz="6" w:space="0" w:color="9BBB59" w:themeColor="accent3"/>
+          <w:insideH w:val="single" w:color="9BBB59" w:themeColor="accent3" w:sz="6" w:space="0"/>
+          <w:insideV w:val="single" w:color="9BBB59" w:themeColor="accent3" w:sz="6" w:space="0"/>
         </w:tcBorders>
         <w:shd w:val="clear" w:color="auto" w:fill="CDDDAC" w:themeFill="accent3" w:themeFillTint="7F"/>
       </w:tcPr>
@@ -8053,7 +9664,7 @@
       <w:spacing w:after="0" w:line="240" w:lineRule="auto"/>
     </w:pPr>
     <w:rPr>
-      <w:rFonts w:asciiTheme="majorHAnsi" w:eastAsiaTheme="majorEastAsia" w:hAnsiTheme="majorHAnsi" w:cstheme="majorBidi"/>
+      <w:rFonts w:asciiTheme="majorHAnsi" w:hAnsiTheme="majorHAnsi" w:eastAsiaTheme="majorEastAsia" w:cstheme="majorBidi"/>
       <w:color w:val="000000" w:themeColor="text1"/>
     </w:rPr>
     <w:tblPr>
@@ -8061,12 +9672,12 @@
       <w:tblStyleColBandSize w:val="1"/>
       <w:tblInd w:w="0" w:type="dxa"/>
       <w:tblBorders>
-        <w:top w:val="single" w:sz="8" w:space="0" w:color="8064A2" w:themeColor="accent4"/>
-        <w:left w:val="single" w:sz="8" w:space="0" w:color="8064A2" w:themeColor="accent4"/>
-        <w:bottom w:val="single" w:sz="8" w:space="0" w:color="8064A2" w:themeColor="accent4"/>
-        <w:right w:val="single" w:sz="8" w:space="0" w:color="8064A2" w:themeColor="accent4"/>
-        <w:insideH w:val="single" w:sz="8" w:space="0" w:color="8064A2" w:themeColor="accent4"/>
-        <w:insideV w:val="single" w:sz="8" w:space="0" w:color="8064A2" w:themeColor="accent4"/>
+        <w:top w:val="single" w:color="8064A2" w:themeColor="accent4" w:sz="8" w:space="0"/>
+        <w:left w:val="single" w:color="8064A2" w:themeColor="accent4" w:sz="8" w:space="0"/>
+        <w:bottom w:val="single" w:color="8064A2" w:themeColor="accent4" w:sz="8" w:space="0"/>
+        <w:right w:val="single" w:color="8064A2" w:themeColor="accent4" w:sz="8" w:space="0"/>
+        <w:insideH w:val="single" w:color="8064A2" w:themeColor="accent4" w:sz="8" w:space="0"/>
+        <w:insideV w:val="single" w:color="8064A2" w:themeColor="accent4" w:sz="8" w:space="0"/>
       </w:tblBorders>
       <w:tblCellMar>
         <w:top w:w="0" w:type="dxa"/>
@@ -8098,7 +9709,7 @@
       <w:tblPr/>
       <w:tcPr>
         <w:tcBorders>
-          <w:top w:val="single" w:sz="12" w:space="0" w:color="000000" w:themeColor="text1"/>
+          <w:top w:val="single" w:color="000000" w:themeColor="text1" w:sz="12" w:space="0"/>
           <w:left w:val="nil"/>
           <w:bottom w:val="nil"/>
           <w:right w:val="nil"/>
@@ -8156,8 +9767,8 @@
       <w:tblPr/>
       <w:tcPr>
         <w:tcBorders>
-          <w:insideH w:val="single" w:sz="6" w:space="0" w:color="8064A2" w:themeColor="accent4"/>
-          <w:insideV w:val="single" w:sz="6" w:space="0" w:color="8064A2" w:themeColor="accent4"/>
+          <w:insideH w:val="single" w:color="8064A2" w:themeColor="accent4" w:sz="6" w:space="0"/>
+          <w:insideV w:val="single" w:color="8064A2" w:themeColor="accent4" w:sz="6" w:space="0"/>
         </w:tcBorders>
         <w:shd w:val="clear" w:color="auto" w:fill="BFB1D0" w:themeFill="accent4" w:themeFillTint="7F"/>
       </w:tcPr>
@@ -8178,7 +9789,7 @@
       <w:spacing w:after="0" w:line="240" w:lineRule="auto"/>
     </w:pPr>
     <w:rPr>
-      <w:rFonts w:asciiTheme="majorHAnsi" w:eastAsiaTheme="majorEastAsia" w:hAnsiTheme="majorHAnsi" w:cstheme="majorBidi"/>
+      <w:rFonts w:asciiTheme="majorHAnsi" w:hAnsiTheme="majorHAnsi" w:eastAsiaTheme="majorEastAsia" w:cstheme="majorBidi"/>
       <w:color w:val="000000" w:themeColor="text1"/>
     </w:rPr>
     <w:tblPr>
@@ -8186,12 +9797,12 @@
       <w:tblStyleColBandSize w:val="1"/>
       <w:tblInd w:w="0" w:type="dxa"/>
       <w:tblBorders>
-        <w:top w:val="single" w:sz="8" w:space="0" w:color="4BACC6" w:themeColor="accent5"/>
-        <w:left w:val="single" w:sz="8" w:space="0" w:color="4BACC6" w:themeColor="accent5"/>
-        <w:bottom w:val="single" w:sz="8" w:space="0" w:color="4BACC6" w:themeColor="accent5"/>
-        <w:right w:val="single" w:sz="8" w:space="0" w:color="4BACC6" w:themeColor="accent5"/>
-        <w:insideH w:val="single" w:sz="8" w:space="0" w:color="4BACC6" w:themeColor="accent5"/>
-        <w:insideV w:val="single" w:sz="8" w:space="0" w:color="4BACC6" w:themeColor="accent5"/>
+        <w:top w:val="single" w:color="4BACC6" w:themeColor="accent5" w:sz="8" w:space="0"/>
+        <w:left w:val="single" w:color="4BACC6" w:themeColor="accent5" w:sz="8" w:space="0"/>
+        <w:bottom w:val="single" w:color="4BACC6" w:themeColor="accent5" w:sz="8" w:space="0"/>
+        <w:right w:val="single" w:color="4BACC6" w:themeColor="accent5" w:sz="8" w:space="0"/>
+        <w:insideH w:val="single" w:color="4BACC6" w:themeColor="accent5" w:sz="8" w:space="0"/>
+        <w:insideV w:val="single" w:color="4BACC6" w:themeColor="accent5" w:sz="8" w:space="0"/>
       </w:tblBorders>
       <w:tblCellMar>
         <w:top w:w="0" w:type="dxa"/>
@@ -8223,7 +9834,7 @@
       <w:tblPr/>
       <w:tcPr>
         <w:tcBorders>
-          <w:top w:val="single" w:sz="12" w:space="0" w:color="000000" w:themeColor="text1"/>
+          <w:top w:val="single" w:color="000000" w:themeColor="text1" w:sz="12" w:space="0"/>
           <w:left w:val="nil"/>
           <w:bottom w:val="nil"/>
           <w:right w:val="nil"/>
@@ -8281,8 +9892,8 @@
       <w:tblPr/>
       <w:tcPr>
         <w:tcBorders>
-          <w:insideH w:val="single" w:sz="6" w:space="0" w:color="4BACC6" w:themeColor="accent5"/>
-          <w:insideV w:val="single" w:sz="6" w:space="0" w:color="4BACC6" w:themeColor="accent5"/>
+          <w:insideH w:val="single" w:color="4BACC6" w:themeColor="accent5" w:sz="6" w:space="0"/>
+          <w:insideV w:val="single" w:color="4BACC6" w:themeColor="accent5" w:sz="6" w:space="0"/>
         </w:tcBorders>
         <w:shd w:val="clear" w:color="auto" w:fill="A5D5E2" w:themeFill="accent5" w:themeFillTint="7F"/>
       </w:tcPr>
@@ -8303,7 +9914,7 @@
       <w:spacing w:after="0" w:line="240" w:lineRule="auto"/>
     </w:pPr>
     <w:rPr>
-      <w:rFonts w:asciiTheme="majorHAnsi" w:eastAsiaTheme="majorEastAsia" w:hAnsiTheme="majorHAnsi" w:cstheme="majorBidi"/>
+      <w:rFonts w:asciiTheme="majorHAnsi" w:hAnsiTheme="majorHAnsi" w:eastAsiaTheme="majorEastAsia" w:cstheme="majorBidi"/>
       <w:color w:val="000000" w:themeColor="text1"/>
     </w:rPr>
     <w:tblPr>
@@ -8311,12 +9922,12 @@
       <w:tblStyleColBandSize w:val="1"/>
       <w:tblInd w:w="0" w:type="dxa"/>
       <w:tblBorders>
-        <w:top w:val="single" w:sz="8" w:space="0" w:color="F79646" w:themeColor="accent6"/>
-        <w:left w:val="single" w:sz="8" w:space="0" w:color="F79646" w:themeColor="accent6"/>
-        <w:bottom w:val="single" w:sz="8" w:space="0" w:color="F79646" w:themeColor="accent6"/>
-        <w:right w:val="single" w:sz="8" w:space="0" w:color="F79646" w:themeColor="accent6"/>
-        <w:insideH w:val="single" w:sz="8" w:space="0" w:color="F79646" w:themeColor="accent6"/>
-        <w:insideV w:val="single" w:sz="8" w:space="0" w:color="F79646" w:themeColor="accent6"/>
+        <w:top w:val="single" w:color="F79646" w:themeColor="accent6" w:sz="8" w:space="0"/>
+        <w:left w:val="single" w:color="F79646" w:themeColor="accent6" w:sz="8" w:space="0"/>
+        <w:bottom w:val="single" w:color="F79646" w:themeColor="accent6" w:sz="8" w:space="0"/>
+        <w:right w:val="single" w:color="F79646" w:themeColor="accent6" w:sz="8" w:space="0"/>
+        <w:insideH w:val="single" w:color="F79646" w:themeColor="accent6" w:sz="8" w:space="0"/>
+        <w:insideV w:val="single" w:color="F79646" w:themeColor="accent6" w:sz="8" w:space="0"/>
       </w:tblBorders>
       <w:tblCellMar>
         <w:top w:w="0" w:type="dxa"/>
@@ -8348,7 +9959,7 @@
       <w:tblPr/>
       <w:tcPr>
         <w:tcBorders>
-          <w:top w:val="single" w:sz="12" w:space="0" w:color="000000" w:themeColor="text1"/>
+          <w:top w:val="single" w:color="000000" w:themeColor="text1" w:sz="12" w:space="0"/>
           <w:left w:val="nil"/>
           <w:bottom w:val="nil"/>
           <w:right w:val="nil"/>
@@ -8406,8 +10017,8 @@
       <w:tblPr/>
       <w:tcPr>
         <w:tcBorders>
-          <w:insideH w:val="single" w:sz="6" w:space="0" w:color="F79646" w:themeColor="accent6"/>
-          <w:insideV w:val="single" w:sz="6" w:space="0" w:color="F79646" w:themeColor="accent6"/>
+          <w:insideH w:val="single" w:color="F79646" w:themeColor="accent6" w:sz="6" w:space="0"/>
+          <w:insideV w:val="single" w:color="F79646" w:themeColor="accent6" w:sz="6" w:space="0"/>
         </w:tcBorders>
         <w:shd w:val="clear" w:color="auto" w:fill="FBCAA2" w:themeFill="accent6" w:themeFillTint="7F"/>
       </w:tcPr>
@@ -8432,12 +10043,12 @@
       <w:tblStyleColBandSize w:val="1"/>
       <w:tblInd w:w="0" w:type="dxa"/>
       <w:tblBorders>
-        <w:top w:val="single" w:sz="8" w:space="0" w:color="FFFFFF" w:themeColor="background1"/>
-        <w:left w:val="single" w:sz="8" w:space="0" w:color="FFFFFF" w:themeColor="background1"/>
-        <w:bottom w:val="single" w:sz="8" w:space="0" w:color="FFFFFF" w:themeColor="background1"/>
-        <w:right w:val="single" w:sz="8" w:space="0" w:color="FFFFFF" w:themeColor="background1"/>
-        <w:insideH w:val="single" w:sz="6" w:space="0" w:color="FFFFFF" w:themeColor="background1"/>
-        <w:insideV w:val="single" w:sz="6" w:space="0" w:color="FFFFFF" w:themeColor="background1"/>
+        <w:top w:val="single" w:color="FFFFFF" w:themeColor="background1" w:sz="8" w:space="0"/>
+        <w:left w:val="single" w:color="FFFFFF" w:themeColor="background1" w:sz="8" w:space="0"/>
+        <w:bottom w:val="single" w:color="FFFFFF" w:themeColor="background1" w:sz="8" w:space="0"/>
+        <w:right w:val="single" w:color="FFFFFF" w:themeColor="background1" w:sz="8" w:space="0"/>
+        <w:insideH w:val="single" w:color="FFFFFF" w:themeColor="background1" w:sz="6" w:space="0"/>
+        <w:insideV w:val="single" w:color="FFFFFF" w:themeColor="background1" w:sz="6" w:space="0"/>
       </w:tblBorders>
       <w:tblCellMar>
         <w:top w:w="0" w:type="dxa"/>
@@ -8460,12 +10071,12 @@
       <w:tblPr/>
       <w:tcPr>
         <w:tcBorders>
-          <w:top w:val="single" w:sz="8" w:space="0" w:color="FFFFFF" w:themeColor="background1"/>
-          <w:left w:val="single" w:sz="8" w:space="0" w:color="FFFFFF" w:themeColor="background1"/>
-          <w:bottom w:val="single" w:sz="24" w:space="0" w:color="FFFFFF" w:themeColor="background1"/>
-          <w:right w:val="single" w:sz="8" w:space="0" w:color="FFFFFF" w:themeColor="background1"/>
-          <w:insideH w:val="nil"/>
-          <w:insideV w:val="single" w:sz="8" w:space="0" w:color="FFFFFF" w:themeColor="background1"/>
+          <w:top w:val="single" w:color="FFFFFF" w:themeColor="background1" w:sz="8" w:space="0"/>
+          <w:left w:val="single" w:color="FFFFFF" w:themeColor="background1" w:sz="8" w:space="0"/>
+          <w:bottom w:val="single" w:color="FFFFFF" w:themeColor="background1" w:sz="24" w:space="0"/>
+          <w:right w:val="single" w:color="FFFFFF" w:themeColor="background1" w:sz="8" w:space="0"/>
+          <w:insideH w:val="nil"/>
+          <w:insideV w:val="single" w:color="FFFFFF" w:themeColor="background1" w:sz="8" w:space="0"/>
         </w:tcBorders>
         <w:shd w:val="clear" w:color="auto" w:fill="000000" w:themeFill="text1"/>
       </w:tcPr>
@@ -8481,12 +10092,12 @@
       <w:tblPr/>
       <w:tcPr>
         <w:tcBorders>
-          <w:top w:val="single" w:sz="24" w:space="0" w:color="FFFFFF" w:themeColor="background1"/>
-          <w:left w:val="single" w:sz="8" w:space="0" w:color="FFFFFF" w:themeColor="background1"/>
-          <w:bottom w:val="single" w:sz="8" w:space="0" w:color="FFFFFF" w:themeColor="background1"/>
-          <w:right w:val="single" w:sz="8" w:space="0" w:color="FFFFFF" w:themeColor="background1"/>
-          <w:insideH w:val="nil"/>
-          <w:insideV w:val="single" w:sz="8" w:space="0" w:color="FFFFFF" w:themeColor="background1"/>
+          <w:top w:val="single" w:color="FFFFFF" w:themeColor="background1" w:sz="24" w:space="0"/>
+          <w:left w:val="single" w:color="FFFFFF" w:themeColor="background1" w:sz="8" w:space="0"/>
+          <w:bottom w:val="single" w:color="FFFFFF" w:themeColor="background1" w:sz="8" w:space="0"/>
+          <w:right w:val="single" w:color="FFFFFF" w:themeColor="background1" w:sz="8" w:space="0"/>
+          <w:insideH w:val="nil"/>
+          <w:insideV w:val="single" w:color="FFFFFF" w:themeColor="background1" w:sz="8" w:space="0"/>
         </w:tcBorders>
         <w:shd w:val="clear" w:color="auto" w:fill="000000" w:themeFill="text1"/>
       </w:tcPr>
@@ -8502,8 +10113,8 @@
       <w:tblPr/>
       <w:tcPr>
         <w:tcBorders>
-          <w:left w:val="single" w:sz="8" w:space="0" w:color="FFFFFF" w:themeColor="background1"/>
-          <w:right w:val="single" w:sz="24" w:space="0" w:color="FFFFFF" w:themeColor="background1"/>
+          <w:left w:val="single" w:color="FFFFFF" w:themeColor="background1" w:sz="8" w:space="0"/>
+          <w:right w:val="single" w:color="FFFFFF" w:themeColor="background1" w:sz="24" w:space="0"/>
           <w:insideH w:val="nil"/>
           <w:insideV w:val="nil"/>
         </w:tcBorders>
@@ -8522,7 +10133,7 @@
       <w:tcPr>
         <w:tcBorders>
           <w:top w:val="nil"/>
-          <w:left w:val="single" w:sz="24" w:space="0" w:color="FFFFFF" w:themeColor="background1"/>
+          <w:left w:val="single" w:color="FFFFFF" w:themeColor="background1" w:sz="24" w:space="0"/>
           <w:bottom w:val="nil"/>
           <w:right w:val="nil"/>
           <w:insideH w:val="nil"/>
@@ -8535,10 +10146,10 @@
       <w:tblPr/>
       <w:tcPr>
         <w:tcBorders>
-          <w:top w:val="single" w:sz="8" w:space="0" w:color="FFFFFF" w:themeColor="background1"/>
-          <w:left w:val="single" w:sz="8" w:space="0" w:color="FFFFFF" w:themeColor="background1"/>
-          <w:bottom w:val="single" w:sz="8" w:space="0" w:color="FFFFFF" w:themeColor="background1"/>
-          <w:right w:val="single" w:sz="8" w:space="0" w:color="FFFFFF" w:themeColor="background1"/>
+          <w:top w:val="single" w:color="FFFFFF" w:themeColor="background1" w:sz="8" w:space="0"/>
+          <w:left w:val="single" w:color="FFFFFF" w:themeColor="background1" w:sz="8" w:space="0"/>
+          <w:bottom w:val="single" w:color="FFFFFF" w:themeColor="background1" w:sz="8" w:space="0"/>
+          <w:right w:val="single" w:color="FFFFFF" w:themeColor="background1" w:sz="8" w:space="0"/>
           <w:insideH w:val="nil"/>
           <w:insideV w:val="nil"/>
         </w:tcBorders>
@@ -8549,12 +10160,12 @@
       <w:tblPr/>
       <w:tcPr>
         <w:tcBorders>
-          <w:top w:val="single" w:sz="8" w:space="0" w:color="FFFFFF" w:themeColor="background1"/>
-          <w:left w:val="single" w:sz="8" w:space="0" w:color="FFFFFF" w:themeColor="background1"/>
-          <w:bottom w:val="single" w:sz="8" w:space="0" w:color="FFFFFF" w:themeColor="background1"/>
-          <w:right w:val="single" w:sz="8" w:space="0" w:color="FFFFFF" w:themeColor="background1"/>
-          <w:insideH w:val="single" w:sz="8" w:space="0" w:color="FFFFFF" w:themeColor="background1"/>
-          <w:insideV w:val="single" w:sz="8" w:space="0" w:color="FFFFFF" w:themeColor="background1"/>
+          <w:top w:val="single" w:color="FFFFFF" w:themeColor="background1" w:sz="8" w:space="0"/>
+          <w:left w:val="single" w:color="FFFFFF" w:themeColor="background1" w:sz="8" w:space="0"/>
+          <w:bottom w:val="single" w:color="FFFFFF" w:themeColor="background1" w:sz="8" w:space="0"/>
+          <w:right w:val="single" w:color="FFFFFF" w:themeColor="background1" w:sz="8" w:space="0"/>
+          <w:insideH w:val="single" w:color="FFFFFF" w:themeColor="background1" w:sz="8" w:space="0"/>
+          <w:insideV w:val="single" w:color="FFFFFF" w:themeColor="background1" w:sz="8" w:space="0"/>
         </w:tcBorders>
         <w:shd w:val="clear" w:color="auto" w:fill="808080" w:themeFill="text1" w:themeFillTint="7F"/>
       </w:tcPr>
@@ -8573,12 +10184,12 @@
       <w:tblStyleColBandSize w:val="1"/>
       <w:tblInd w:w="0" w:type="dxa"/>
       <w:tblBorders>
-        <w:top w:val="single" w:sz="8" w:space="0" w:color="FFFFFF" w:themeColor="background1"/>
-        <w:left w:val="single" w:sz="8" w:space="0" w:color="FFFFFF" w:themeColor="background1"/>
-        <w:bottom w:val="single" w:sz="8" w:space="0" w:color="FFFFFF" w:themeColor="background1"/>
-        <w:right w:val="single" w:sz="8" w:space="0" w:color="FFFFFF" w:themeColor="background1"/>
-        <w:insideH w:val="single" w:sz="6" w:space="0" w:color="FFFFFF" w:themeColor="background1"/>
-        <w:insideV w:val="single" w:sz="6" w:space="0" w:color="FFFFFF" w:themeColor="background1"/>
+        <w:top w:val="single" w:color="FFFFFF" w:themeColor="background1" w:sz="8" w:space="0"/>
+        <w:left w:val="single" w:color="FFFFFF" w:themeColor="background1" w:sz="8" w:space="0"/>
+        <w:bottom w:val="single" w:color="FFFFFF" w:themeColor="background1" w:sz="8" w:space="0"/>
+        <w:right w:val="single" w:color="FFFFFF" w:themeColor="background1" w:sz="8" w:space="0"/>
+        <w:insideH w:val="single" w:color="FFFFFF" w:themeColor="background1" w:sz="6" w:space="0"/>
+        <w:insideV w:val="single" w:color="FFFFFF" w:themeColor="background1" w:sz="6" w:space="0"/>
       </w:tblBorders>
       <w:tblCellMar>
         <w:top w:w="0" w:type="dxa"/>
@@ -8601,12 +10212,12 @@
       <w:tblPr/>
       <w:tcPr>
         <w:tcBorders>
-          <w:top w:val="single" w:sz="8" w:space="0" w:color="FFFFFF" w:themeColor="background1"/>
-          <w:left w:val="single" w:sz="8" w:space="0" w:color="FFFFFF" w:themeColor="background1"/>
-          <w:bottom w:val="single" w:sz="24" w:space="0" w:color="FFFFFF" w:themeColor="background1"/>
-          <w:right w:val="single" w:sz="8" w:space="0" w:color="FFFFFF" w:themeColor="background1"/>
-          <w:insideH w:val="nil"/>
-          <w:insideV w:val="single" w:sz="8" w:space="0" w:color="FFFFFF" w:themeColor="background1"/>
+          <w:top w:val="single" w:color="FFFFFF" w:themeColor="background1" w:sz="8" w:space="0"/>
+          <w:left w:val="single" w:color="FFFFFF" w:themeColor="background1" w:sz="8" w:space="0"/>
+          <w:bottom w:val="single" w:color="FFFFFF" w:themeColor="background1" w:sz="24" w:space="0"/>
+          <w:right w:val="single" w:color="FFFFFF" w:themeColor="background1" w:sz="8" w:space="0"/>
+          <w:insideH w:val="nil"/>
+          <w:insideV w:val="single" w:color="FFFFFF" w:themeColor="background1" w:sz="8" w:space="0"/>
         </w:tcBorders>
         <w:shd w:val="clear" w:color="auto" w:fill="4F81BD" w:themeFill="accent1"/>
       </w:tcPr>
@@ -8622,12 +10233,12 @@
       <w:tblPr/>
       <w:tcPr>
         <w:tcBorders>
-          <w:top w:val="single" w:sz="24" w:space="0" w:color="FFFFFF" w:themeColor="background1"/>
-          <w:left w:val="single" w:sz="8" w:space="0" w:color="FFFFFF" w:themeColor="background1"/>
-          <w:bottom w:val="single" w:sz="8" w:space="0" w:color="FFFFFF" w:themeColor="background1"/>
-          <w:right w:val="single" w:sz="8" w:space="0" w:color="FFFFFF" w:themeColor="background1"/>
-          <w:insideH w:val="nil"/>
-          <w:insideV w:val="single" w:sz="8" w:space="0" w:color="FFFFFF" w:themeColor="background1"/>
+          <w:top w:val="single" w:color="FFFFFF" w:themeColor="background1" w:sz="24" w:space="0"/>
+          <w:left w:val="single" w:color="FFFFFF" w:themeColor="background1" w:sz="8" w:space="0"/>
+          <w:bottom w:val="single" w:color="FFFFFF" w:themeColor="background1" w:sz="8" w:space="0"/>
+          <w:right w:val="single" w:color="FFFFFF" w:themeColor="background1" w:sz="8" w:space="0"/>
+          <w:insideH w:val="nil"/>
+          <w:insideV w:val="single" w:color="FFFFFF" w:themeColor="background1" w:sz="8" w:space="0"/>
         </w:tcBorders>
         <w:shd w:val="clear" w:color="auto" w:fill="4F81BD" w:themeFill="accent1"/>
       </w:tcPr>
@@ -8643,8 +10254,8 @@
       <w:tblPr/>
       <w:tcPr>
         <w:tcBorders>
-          <w:left w:val="single" w:sz="8" w:space="0" w:color="FFFFFF" w:themeColor="background1"/>
-          <w:right w:val="single" w:sz="24" w:space="0" w:color="FFFFFF" w:themeColor="background1"/>
+          <w:left w:val="single" w:color="FFFFFF" w:themeColor="background1" w:sz="8" w:space="0"/>
+          <w:right w:val="single" w:color="FFFFFF" w:themeColor="background1" w:sz="24" w:space="0"/>
           <w:insideH w:val="nil"/>
           <w:insideV w:val="nil"/>
         </w:tcBorders>
@@ -8663,7 +10274,7 @@
       <w:tcPr>
         <w:tcBorders>
           <w:top w:val="nil"/>
-          <w:left w:val="single" w:sz="24" w:space="0" w:color="FFFFFF" w:themeColor="background1"/>
+          <w:left w:val="single" w:color="FFFFFF" w:themeColor="background1" w:sz="24" w:space="0"/>
           <w:bottom w:val="nil"/>
           <w:right w:val="nil"/>
           <w:insideH w:val="nil"/>
@@ -8676,10 +10287,10 @@
       <w:tblPr/>
       <w:tcPr>
         <w:tcBorders>
-          <w:top w:val="single" w:sz="8" w:space="0" w:color="FFFFFF" w:themeColor="background1"/>
-          <w:left w:val="single" w:sz="8" w:space="0" w:color="FFFFFF" w:themeColor="background1"/>
-          <w:bottom w:val="single" w:sz="8" w:space="0" w:color="FFFFFF" w:themeColor="background1"/>
-          <w:right w:val="single" w:sz="8" w:space="0" w:color="FFFFFF" w:themeColor="background1"/>
+          <w:top w:val="single" w:color="FFFFFF" w:themeColor="background1" w:sz="8" w:space="0"/>
+          <w:left w:val="single" w:color="FFFFFF" w:themeColor="background1" w:sz="8" w:space="0"/>
+          <w:bottom w:val="single" w:color="FFFFFF" w:themeColor="background1" w:sz="8" w:space="0"/>
+          <w:right w:val="single" w:color="FFFFFF" w:themeColor="background1" w:sz="8" w:space="0"/>
           <w:insideH w:val="nil"/>
           <w:insideV w:val="nil"/>
         </w:tcBorders>
@@ -8690,12 +10301,12 @@
       <w:tblPr/>
       <w:tcPr>
         <w:tcBorders>
-          <w:top w:val="single" w:sz="8" w:space="0" w:color="FFFFFF" w:themeColor="background1"/>
-          <w:left w:val="single" w:sz="8" w:space="0" w:color="FFFFFF" w:themeColor="background1"/>
-          <w:bottom w:val="single" w:sz="8" w:space="0" w:color="FFFFFF" w:themeColor="background1"/>
-          <w:right w:val="single" w:sz="8" w:space="0" w:color="FFFFFF" w:themeColor="background1"/>
-          <w:insideH w:val="single" w:sz="8" w:space="0" w:color="FFFFFF" w:themeColor="background1"/>
-          <w:insideV w:val="single" w:sz="8" w:space="0" w:color="FFFFFF" w:themeColor="background1"/>
+          <w:top w:val="single" w:color="FFFFFF" w:themeColor="background1" w:sz="8" w:space="0"/>
+          <w:left w:val="single" w:color="FFFFFF" w:themeColor="background1" w:sz="8" w:space="0"/>
+          <w:bottom w:val="single" w:color="FFFFFF" w:themeColor="background1" w:sz="8" w:space="0"/>
+          <w:right w:val="single" w:color="FFFFFF" w:themeColor="background1" w:sz="8" w:space="0"/>
+          <w:insideH w:val="single" w:color="FFFFFF" w:themeColor="background1" w:sz="8" w:space="0"/>
+          <w:insideV w:val="single" w:color="FFFFFF" w:themeColor="background1" w:sz="8" w:space="0"/>
         </w:tcBorders>
         <w:shd w:val="clear" w:color="auto" w:fill="A7BFDE" w:themeFill="accent1" w:themeFillTint="7F"/>
       </w:tcPr>
@@ -8714,12 +10325,12 @@
       <w:tblStyleColBandSize w:val="1"/>
       <w:tblInd w:w="0" w:type="dxa"/>
       <w:tblBorders>
-        <w:top w:val="single" w:sz="8" w:space="0" w:color="FFFFFF" w:themeColor="background1"/>
-        <w:left w:val="single" w:sz="8" w:space="0" w:color="FFFFFF" w:themeColor="background1"/>
-        <w:bottom w:val="single" w:sz="8" w:space="0" w:color="FFFFFF" w:themeColor="background1"/>
-        <w:right w:val="single" w:sz="8" w:space="0" w:color="FFFFFF" w:themeColor="background1"/>
-        <w:insideH w:val="single" w:sz="6" w:space="0" w:color="FFFFFF" w:themeColor="background1"/>
-        <w:insideV w:val="single" w:sz="6" w:space="0" w:color="FFFFFF" w:themeColor="background1"/>
+        <w:top w:val="single" w:color="FFFFFF" w:themeColor="background1" w:sz="8" w:space="0"/>
+        <w:left w:val="single" w:color="FFFFFF" w:themeColor="background1" w:sz="8" w:space="0"/>
+        <w:bottom w:val="single" w:color="FFFFFF" w:themeColor="background1" w:sz="8" w:space="0"/>
+        <w:right w:val="single" w:color="FFFFFF" w:themeColor="background1" w:sz="8" w:space="0"/>
+        <w:insideH w:val="single" w:color="FFFFFF" w:themeColor="background1" w:sz="6" w:space="0"/>
+        <w:insideV w:val="single" w:color="FFFFFF" w:themeColor="background1" w:sz="6" w:space="0"/>
       </w:tblBorders>
       <w:tblCellMar>
         <w:top w:w="0" w:type="dxa"/>
@@ -8742,12 +10353,12 @@
       <w:tblPr/>
       <w:tcPr>
         <w:tcBorders>
-          <w:top w:val="single" w:sz="8" w:space="0" w:color="FFFFFF" w:themeColor="background1"/>
-          <w:left w:val="single" w:sz="8" w:space="0" w:color="FFFFFF" w:themeColor="background1"/>
-          <w:bottom w:val="single" w:sz="24" w:space="0" w:color="FFFFFF" w:themeColor="background1"/>
-          <w:right w:val="single" w:sz="8" w:space="0" w:color="FFFFFF" w:themeColor="background1"/>
-          <w:insideH w:val="nil"/>
-          <w:insideV w:val="single" w:sz="8" w:space="0" w:color="FFFFFF" w:themeColor="background1"/>
+          <w:top w:val="single" w:color="FFFFFF" w:themeColor="background1" w:sz="8" w:space="0"/>
+          <w:left w:val="single" w:color="FFFFFF" w:themeColor="background1" w:sz="8" w:space="0"/>
+          <w:bottom w:val="single" w:color="FFFFFF" w:themeColor="background1" w:sz="24" w:space="0"/>
+          <w:right w:val="single" w:color="FFFFFF" w:themeColor="background1" w:sz="8" w:space="0"/>
+          <w:insideH w:val="nil"/>
+          <w:insideV w:val="single" w:color="FFFFFF" w:themeColor="background1" w:sz="8" w:space="0"/>
         </w:tcBorders>
         <w:shd w:val="clear" w:color="auto" w:fill="C0504D" w:themeFill="accent2"/>
       </w:tcPr>
@@ -8763,12 +10374,12 @@
       <w:tblPr/>
       <w:tcPr>
         <w:tcBorders>
-          <w:top w:val="single" w:sz="24" w:space="0" w:color="FFFFFF" w:themeColor="background1"/>
-          <w:left w:val="single" w:sz="8" w:space="0" w:color="FFFFFF" w:themeColor="background1"/>
-          <w:bottom w:val="single" w:sz="8" w:space="0" w:color="FFFFFF" w:themeColor="background1"/>
-          <w:right w:val="single" w:sz="8" w:space="0" w:color="FFFFFF" w:themeColor="background1"/>
-          <w:insideH w:val="nil"/>
-          <w:insideV w:val="single" w:sz="8" w:space="0" w:color="FFFFFF" w:themeColor="background1"/>
+          <w:top w:val="single" w:color="FFFFFF" w:themeColor="background1" w:sz="24" w:space="0"/>
+          <w:left w:val="single" w:color="FFFFFF" w:themeColor="background1" w:sz="8" w:space="0"/>
+          <w:bottom w:val="single" w:color="FFFFFF" w:themeColor="background1" w:sz="8" w:space="0"/>
+          <w:right w:val="single" w:color="FFFFFF" w:themeColor="background1" w:sz="8" w:space="0"/>
+          <w:insideH w:val="nil"/>
+          <w:insideV w:val="single" w:color="FFFFFF" w:themeColor="background1" w:sz="8" w:space="0"/>
         </w:tcBorders>
         <w:shd w:val="clear" w:color="auto" w:fill="C0504D" w:themeFill="accent2"/>
       </w:tcPr>
@@ -8784,8 +10395,8 @@
       <w:tblPr/>
       <w:tcPr>
         <w:tcBorders>
-          <w:left w:val="single" w:sz="8" w:space="0" w:color="FFFFFF" w:themeColor="background1"/>
-          <w:right w:val="single" w:sz="24" w:space="0" w:color="FFFFFF" w:themeColor="background1"/>
+          <w:left w:val="single" w:color="FFFFFF" w:themeColor="background1" w:sz="8" w:space="0"/>
+          <w:right w:val="single" w:color="FFFFFF" w:themeColor="background1" w:sz="24" w:space="0"/>
           <w:insideH w:val="nil"/>
           <w:insideV w:val="nil"/>
         </w:tcBorders>
@@ -8804,7 +10415,7 @@
       <w:tcPr>
         <w:tcBorders>
           <w:top w:val="nil"/>
-          <w:left w:val="single" w:sz="24" w:space="0" w:color="FFFFFF" w:themeColor="background1"/>
+          <w:left w:val="single" w:color="FFFFFF" w:themeColor="background1" w:sz="24" w:space="0"/>
           <w:bottom w:val="nil"/>
           <w:right w:val="nil"/>
           <w:insideH w:val="nil"/>
@@ -8817,10 +10428,10 @@
       <w:tblPr/>
       <w:tcPr>
         <w:tcBorders>
-          <w:top w:val="single" w:sz="8" w:space="0" w:color="FFFFFF" w:themeColor="background1"/>
-          <w:left w:val="single" w:sz="8" w:space="0" w:color="FFFFFF" w:themeColor="background1"/>
-          <w:bottom w:val="single" w:sz="8" w:space="0" w:color="FFFFFF" w:themeColor="background1"/>
-          <w:right w:val="single" w:sz="8" w:space="0" w:color="FFFFFF" w:themeColor="background1"/>
+          <w:top w:val="single" w:color="FFFFFF" w:themeColor="background1" w:sz="8" w:space="0"/>
+          <w:left w:val="single" w:color="FFFFFF" w:themeColor="background1" w:sz="8" w:space="0"/>
+          <w:bottom w:val="single" w:color="FFFFFF" w:themeColor="background1" w:sz="8" w:space="0"/>
+          <w:right w:val="single" w:color="FFFFFF" w:themeColor="background1" w:sz="8" w:space="0"/>
           <w:insideH w:val="nil"/>
           <w:insideV w:val="nil"/>
         </w:tcBorders>
@@ -8831,12 +10442,12 @@
       <w:tblPr/>
       <w:tcPr>
         <w:tcBorders>
-          <w:top w:val="single" w:sz="8" w:space="0" w:color="FFFFFF" w:themeColor="background1"/>
-          <w:left w:val="single" w:sz="8" w:space="0" w:color="FFFFFF" w:themeColor="background1"/>
-          <w:bottom w:val="single" w:sz="8" w:space="0" w:color="FFFFFF" w:themeColor="background1"/>
-          <w:right w:val="single" w:sz="8" w:space="0" w:color="FFFFFF" w:themeColor="background1"/>
-          <w:insideH w:val="single" w:sz="8" w:space="0" w:color="FFFFFF" w:themeColor="background1"/>
-          <w:insideV w:val="single" w:sz="8" w:space="0" w:color="FFFFFF" w:themeColor="background1"/>
+          <w:top w:val="single" w:color="FFFFFF" w:themeColor="background1" w:sz="8" w:space="0"/>
+          <w:left w:val="single" w:color="FFFFFF" w:themeColor="background1" w:sz="8" w:space="0"/>
+          <w:bottom w:val="single" w:color="FFFFFF" w:themeColor="background1" w:sz="8" w:space="0"/>
+          <w:right w:val="single" w:color="FFFFFF" w:themeColor="background1" w:sz="8" w:space="0"/>
+          <w:insideH w:val="single" w:color="FFFFFF" w:themeColor="background1" w:sz="8" w:space="0"/>
+          <w:insideV w:val="single" w:color="FFFFFF" w:themeColor="background1" w:sz="8" w:space="0"/>
         </w:tcBorders>
         <w:shd w:val="clear" w:color="auto" w:fill="DFA7A6" w:themeFill="accent2" w:themeFillTint="7F"/>
       </w:tcPr>
@@ -8855,12 +10466,12 @@
       <w:tblStyleColBandSize w:val="1"/>
       <w:tblInd w:w="0" w:type="dxa"/>
       <w:tblBorders>
-        <w:top w:val="single" w:sz="8" w:space="0" w:color="FFFFFF" w:themeColor="background1"/>
-        <w:left w:val="single" w:sz="8" w:space="0" w:color="FFFFFF" w:themeColor="background1"/>
-        <w:bottom w:val="single" w:sz="8" w:space="0" w:color="FFFFFF" w:themeColor="background1"/>
-        <w:right w:val="single" w:sz="8" w:space="0" w:color="FFFFFF" w:themeColor="background1"/>
-        <w:insideH w:val="single" w:sz="6" w:space="0" w:color="FFFFFF" w:themeColor="background1"/>
-        <w:insideV w:val="single" w:sz="6" w:space="0" w:color="FFFFFF" w:themeColor="background1"/>
+        <w:top w:val="single" w:color="FFFFFF" w:themeColor="background1" w:sz="8" w:space="0"/>
+        <w:left w:val="single" w:color="FFFFFF" w:themeColor="background1" w:sz="8" w:space="0"/>
+        <w:bottom w:val="single" w:color="FFFFFF" w:themeColor="background1" w:sz="8" w:space="0"/>
+        <w:right w:val="single" w:color="FFFFFF" w:themeColor="background1" w:sz="8" w:space="0"/>
+        <w:insideH w:val="single" w:color="FFFFFF" w:themeColor="background1" w:sz="6" w:space="0"/>
+        <w:insideV w:val="single" w:color="FFFFFF" w:themeColor="background1" w:sz="6" w:space="0"/>
       </w:tblBorders>
       <w:tblCellMar>
         <w:top w:w="0" w:type="dxa"/>
@@ -8883,12 +10494,12 @@
       <w:tblPr/>
       <w:tcPr>
         <w:tcBorders>
-          <w:top w:val="single" w:sz="8" w:space="0" w:color="FFFFFF" w:themeColor="background1"/>
-          <w:left w:val="single" w:sz="8" w:space="0" w:color="FFFFFF" w:themeColor="background1"/>
-          <w:bottom w:val="single" w:sz="24" w:space="0" w:color="FFFFFF" w:themeColor="background1"/>
-          <w:right w:val="single" w:sz="8" w:space="0" w:color="FFFFFF" w:themeColor="background1"/>
-          <w:insideH w:val="nil"/>
-          <w:insideV w:val="single" w:sz="8" w:space="0" w:color="FFFFFF" w:themeColor="background1"/>
+          <w:top w:val="single" w:color="FFFFFF" w:themeColor="background1" w:sz="8" w:space="0"/>
+          <w:left w:val="single" w:color="FFFFFF" w:themeColor="background1" w:sz="8" w:space="0"/>
+          <w:bottom w:val="single" w:color="FFFFFF" w:themeColor="background1" w:sz="24" w:space="0"/>
+          <w:right w:val="single" w:color="FFFFFF" w:themeColor="background1" w:sz="8" w:space="0"/>
+          <w:insideH w:val="nil"/>
+          <w:insideV w:val="single" w:color="FFFFFF" w:themeColor="background1" w:sz="8" w:space="0"/>
         </w:tcBorders>
         <w:shd w:val="clear" w:color="auto" w:fill="9BBB59" w:themeFill="accent3"/>
       </w:tcPr>
@@ -8904,12 +10515,12 @@
       <w:tblPr/>
       <w:tcPr>
         <w:tcBorders>
-          <w:top w:val="single" w:sz="24" w:space="0" w:color="FFFFFF" w:themeColor="background1"/>
-          <w:left w:val="single" w:sz="8" w:space="0" w:color="FFFFFF" w:themeColor="background1"/>
-          <w:bottom w:val="single" w:sz="8" w:space="0" w:color="FFFFFF" w:themeColor="background1"/>
-          <w:right w:val="single" w:sz="8" w:space="0" w:color="FFFFFF" w:themeColor="background1"/>
-          <w:insideH w:val="nil"/>
-          <w:insideV w:val="single" w:sz="8" w:space="0" w:color="FFFFFF" w:themeColor="background1"/>
+          <w:top w:val="single" w:color="FFFFFF" w:themeColor="background1" w:sz="24" w:space="0"/>
+          <w:left w:val="single" w:color="FFFFFF" w:themeColor="background1" w:sz="8" w:space="0"/>
+          <w:bottom w:val="single" w:color="FFFFFF" w:themeColor="background1" w:sz="8" w:space="0"/>
+          <w:right w:val="single" w:color="FFFFFF" w:themeColor="background1" w:sz="8" w:space="0"/>
+          <w:insideH w:val="nil"/>
+          <w:insideV w:val="single" w:color="FFFFFF" w:themeColor="background1" w:sz="8" w:space="0"/>
         </w:tcBorders>
         <w:shd w:val="clear" w:color="auto" w:fill="9BBB59" w:themeFill="accent3"/>
       </w:tcPr>
@@ -8925,8 +10536,8 @@
       <w:tblPr/>
       <w:tcPr>
         <w:tcBorders>
-          <w:left w:val="single" w:sz="8" w:space="0" w:color="FFFFFF" w:themeColor="background1"/>
-          <w:right w:val="single" w:sz="24" w:space="0" w:color="FFFFFF" w:themeColor="background1"/>
+          <w:left w:val="single" w:color="FFFFFF" w:themeColor="background1" w:sz="8" w:space="0"/>
+          <w:right w:val="single" w:color="FFFFFF" w:themeColor="background1" w:sz="24" w:space="0"/>
           <w:insideH w:val="nil"/>
           <w:insideV w:val="nil"/>
         </w:tcBorders>
@@ -8945,7 +10556,7 @@
       <w:tcPr>
         <w:tcBorders>
           <w:top w:val="nil"/>
-          <w:left w:val="single" w:sz="24" w:space="0" w:color="FFFFFF" w:themeColor="background1"/>
+          <w:left w:val="single" w:color="FFFFFF" w:themeColor="background1" w:sz="24" w:space="0"/>
           <w:bottom w:val="nil"/>
           <w:right w:val="nil"/>
           <w:insideH w:val="nil"/>
@@ -8958,10 +10569,10 @@
       <w:tblPr/>
       <w:tcPr>
         <w:tcBorders>
-          <w:top w:val="single" w:sz="8" w:space="0" w:color="FFFFFF" w:themeColor="background1"/>
-          <w:left w:val="single" w:sz="8" w:space="0" w:color="FFFFFF" w:themeColor="background1"/>
-          <w:bottom w:val="single" w:sz="8" w:space="0" w:color="FFFFFF" w:themeColor="background1"/>
-          <w:right w:val="single" w:sz="8" w:space="0" w:color="FFFFFF" w:themeColor="background1"/>
+          <w:top w:val="single" w:color="FFFFFF" w:themeColor="background1" w:sz="8" w:space="0"/>
+          <w:left w:val="single" w:color="FFFFFF" w:themeColor="background1" w:sz="8" w:space="0"/>
+          <w:bottom w:val="single" w:color="FFFFFF" w:themeColor="background1" w:sz="8" w:space="0"/>
+          <w:right w:val="single" w:color="FFFFFF" w:themeColor="background1" w:sz="8" w:space="0"/>
           <w:insideH w:val="nil"/>
           <w:insideV w:val="nil"/>
         </w:tcBorders>
@@ -8972,12 +10583,12 @@
       <w:tblPr/>
       <w:tcPr>
         <w:tcBorders>
-          <w:top w:val="single" w:sz="8" w:space="0" w:color="FFFFFF" w:themeColor="background1"/>
-          <w:left w:val="single" w:sz="8" w:space="0" w:color="FFFFFF" w:themeColor="background1"/>
-          <w:bottom w:val="single" w:sz="8" w:space="0" w:color="FFFFFF" w:themeColor="background1"/>
-          <w:right w:val="single" w:sz="8" w:space="0" w:color="FFFFFF" w:themeColor="background1"/>
-          <w:insideH w:val="single" w:sz="8" w:space="0" w:color="FFFFFF" w:themeColor="background1"/>
-          <w:insideV w:val="single" w:sz="8" w:space="0" w:color="FFFFFF" w:themeColor="background1"/>
+          <w:top w:val="single" w:color="FFFFFF" w:themeColor="background1" w:sz="8" w:space="0"/>
+          <w:left w:val="single" w:color="FFFFFF" w:themeColor="background1" w:sz="8" w:space="0"/>
+          <w:bottom w:val="single" w:color="FFFFFF" w:themeColor="background1" w:sz="8" w:space="0"/>
+          <w:right w:val="single" w:color="FFFFFF" w:themeColor="background1" w:sz="8" w:space="0"/>
+          <w:insideH w:val="single" w:color="FFFFFF" w:themeColor="background1" w:sz="8" w:space="0"/>
+          <w:insideV w:val="single" w:color="FFFFFF" w:themeColor="background1" w:sz="8" w:space="0"/>
         </w:tcBorders>
         <w:shd w:val="clear" w:color="auto" w:fill="CDDDAC" w:themeFill="accent3" w:themeFillTint="7F"/>
       </w:tcPr>
@@ -8996,12 +10607,12 @@
       <w:tblStyleColBandSize w:val="1"/>
       <w:tblInd w:w="0" w:type="dxa"/>
       <w:tblBorders>
-        <w:top w:val="single" w:sz="8" w:space="0" w:color="FFFFFF" w:themeColor="background1"/>
-        <w:left w:val="single" w:sz="8" w:space="0" w:color="FFFFFF" w:themeColor="background1"/>
-        <w:bottom w:val="single" w:sz="8" w:space="0" w:color="FFFFFF" w:themeColor="background1"/>
-        <w:right w:val="single" w:sz="8" w:space="0" w:color="FFFFFF" w:themeColor="background1"/>
-        <w:insideH w:val="single" w:sz="6" w:space="0" w:color="FFFFFF" w:themeColor="background1"/>
-        <w:insideV w:val="single" w:sz="6" w:space="0" w:color="FFFFFF" w:themeColor="background1"/>
+        <w:top w:val="single" w:color="FFFFFF" w:themeColor="background1" w:sz="8" w:space="0"/>
+        <w:left w:val="single" w:color="FFFFFF" w:themeColor="background1" w:sz="8" w:space="0"/>
+        <w:bottom w:val="single" w:color="FFFFFF" w:themeColor="background1" w:sz="8" w:space="0"/>
+        <w:right w:val="single" w:color="FFFFFF" w:themeColor="background1" w:sz="8" w:space="0"/>
+        <w:insideH w:val="single" w:color="FFFFFF" w:themeColor="background1" w:sz="6" w:space="0"/>
+        <w:insideV w:val="single" w:color="FFFFFF" w:themeColor="background1" w:sz="6" w:space="0"/>
       </w:tblBorders>
       <w:tblCellMar>
         <w:top w:w="0" w:type="dxa"/>
@@ -9024,12 +10635,12 @@
       <w:tblPr/>
       <w:tcPr>
         <w:tcBorders>
-          <w:top w:val="single" w:sz="8" w:space="0" w:color="FFFFFF" w:themeColor="background1"/>
-          <w:left w:val="single" w:sz="8" w:space="0" w:color="FFFFFF" w:themeColor="background1"/>
-          <w:bottom w:val="single" w:sz="24" w:space="0" w:color="FFFFFF" w:themeColor="background1"/>
-          <w:right w:val="single" w:sz="8" w:space="0" w:color="FFFFFF" w:themeColor="background1"/>
-          <w:insideH w:val="nil"/>
-          <w:insideV w:val="single" w:sz="8" w:space="0" w:color="FFFFFF" w:themeColor="background1"/>
+          <w:top w:val="single" w:color="FFFFFF" w:themeColor="background1" w:sz="8" w:space="0"/>
+          <w:left w:val="single" w:color="FFFFFF" w:themeColor="background1" w:sz="8" w:space="0"/>
+          <w:bottom w:val="single" w:color="FFFFFF" w:themeColor="background1" w:sz="24" w:space="0"/>
+          <w:right w:val="single" w:color="FFFFFF" w:themeColor="background1" w:sz="8" w:space="0"/>
+          <w:insideH w:val="nil"/>
+          <w:insideV w:val="single" w:color="FFFFFF" w:themeColor="background1" w:sz="8" w:space="0"/>
         </w:tcBorders>
         <w:shd w:val="clear" w:color="auto" w:fill="8064A2" w:themeFill="accent4"/>
       </w:tcPr>
@@ -9045,12 +10656,12 @@
       <w:tblPr/>
       <w:tcPr>
         <w:tcBorders>
-          <w:top w:val="single" w:sz="24" w:space="0" w:color="FFFFFF" w:themeColor="background1"/>
-          <w:left w:val="single" w:sz="8" w:space="0" w:color="FFFFFF" w:themeColor="background1"/>
-          <w:bottom w:val="single" w:sz="8" w:space="0" w:color="FFFFFF" w:themeColor="background1"/>
-          <w:right w:val="single" w:sz="8" w:space="0" w:color="FFFFFF" w:themeColor="background1"/>
-          <w:insideH w:val="nil"/>
-          <w:insideV w:val="single" w:sz="8" w:space="0" w:color="FFFFFF" w:themeColor="background1"/>
+          <w:top w:val="single" w:color="FFFFFF" w:themeColor="background1" w:sz="24" w:space="0"/>
+          <w:left w:val="single" w:color="FFFFFF" w:themeColor="background1" w:sz="8" w:space="0"/>
+          <w:bottom w:val="single" w:color="FFFFFF" w:themeColor="background1" w:sz="8" w:space="0"/>
+          <w:right w:val="single" w:color="FFFFFF" w:themeColor="background1" w:sz="8" w:space="0"/>
+          <w:insideH w:val="nil"/>
+          <w:insideV w:val="single" w:color="FFFFFF" w:themeColor="background1" w:sz="8" w:space="0"/>
         </w:tcBorders>
         <w:shd w:val="clear" w:color="auto" w:fill="8064A2" w:themeFill="accent4"/>
       </w:tcPr>
@@ -9066,8 +10677,8 @@
       <w:tblPr/>
       <w:tcPr>
         <w:tcBorders>
-          <w:left w:val="single" w:sz="8" w:space="0" w:color="FFFFFF" w:themeColor="background1"/>
-          <w:right w:val="single" w:sz="24" w:space="0" w:color="FFFFFF" w:themeColor="background1"/>
+          <w:left w:val="single" w:color="FFFFFF" w:themeColor="background1" w:sz="8" w:space="0"/>
+          <w:right w:val="single" w:color="FFFFFF" w:themeColor="background1" w:sz="24" w:space="0"/>
           <w:insideH w:val="nil"/>
           <w:insideV w:val="nil"/>
         </w:tcBorders>
@@ -9086,7 +10697,7 @@
       <w:tcPr>
         <w:tcBorders>
           <w:top w:val="nil"/>
-          <w:left w:val="single" w:sz="24" w:space="0" w:color="FFFFFF" w:themeColor="background1"/>
+          <w:left w:val="single" w:color="FFFFFF" w:themeColor="background1" w:sz="24" w:space="0"/>
           <w:bottom w:val="nil"/>
           <w:right w:val="nil"/>
           <w:insideH w:val="nil"/>
@@ -9099,10 +10710,10 @@
       <w:tblPr/>
       <w:tcPr>
         <w:tcBorders>
-          <w:top w:val="single" w:sz="8" w:space="0" w:color="FFFFFF" w:themeColor="background1"/>
-          <w:left w:val="single" w:sz="8" w:space="0" w:color="FFFFFF" w:themeColor="background1"/>
-          <w:bottom w:val="single" w:sz="8" w:space="0" w:color="FFFFFF" w:themeColor="background1"/>
-          <w:right w:val="single" w:sz="8" w:space="0" w:color="FFFFFF" w:themeColor="background1"/>
+          <w:top w:val="single" w:color="FFFFFF" w:themeColor="background1" w:sz="8" w:space="0"/>
+          <w:left w:val="single" w:color="FFFFFF" w:themeColor="background1" w:sz="8" w:space="0"/>
+          <w:bottom w:val="single" w:color="FFFFFF" w:themeColor="background1" w:sz="8" w:space="0"/>
+          <w:right w:val="single" w:color="FFFFFF" w:themeColor="background1" w:sz="8" w:space="0"/>
           <w:insideH w:val="nil"/>
           <w:insideV w:val="nil"/>
         </w:tcBorders>
@@ -9113,12 +10724,12 @@
       <w:tblPr/>
       <w:tcPr>
         <w:tcBorders>
-          <w:top w:val="single" w:sz="8" w:space="0" w:color="FFFFFF" w:themeColor="background1"/>
-          <w:left w:val="single" w:sz="8" w:space="0" w:color="FFFFFF" w:themeColor="background1"/>
-          <w:bottom w:val="single" w:sz="8" w:space="0" w:color="FFFFFF" w:themeColor="background1"/>
-          <w:right w:val="single" w:sz="8" w:space="0" w:color="FFFFFF" w:themeColor="background1"/>
-          <w:insideH w:val="single" w:sz="8" w:space="0" w:color="FFFFFF" w:themeColor="background1"/>
-          <w:insideV w:val="single" w:sz="8" w:space="0" w:color="FFFFFF" w:themeColor="background1"/>
+          <w:top w:val="single" w:color="FFFFFF" w:themeColor="background1" w:sz="8" w:space="0"/>
+          <w:left w:val="single" w:color="FFFFFF" w:themeColor="background1" w:sz="8" w:space="0"/>
+          <w:bottom w:val="single" w:color="FFFFFF" w:themeColor="background1" w:sz="8" w:space="0"/>
+          <w:right w:val="single" w:color="FFFFFF" w:themeColor="background1" w:sz="8" w:space="0"/>
+          <w:insideH w:val="single" w:color="FFFFFF" w:themeColor="background1" w:sz="8" w:space="0"/>
+          <w:insideV w:val="single" w:color="FFFFFF" w:themeColor="background1" w:sz="8" w:space="0"/>
         </w:tcBorders>
         <w:shd w:val="clear" w:color="auto" w:fill="BFB1D0" w:themeFill="accent4" w:themeFillTint="7F"/>
       </w:tcPr>
@@ -9137,12 +10748,12 @@
       <w:tblStyleColBandSize w:val="1"/>
       <w:tblInd w:w="0" w:type="dxa"/>
       <w:tblBorders>
-        <w:top w:val="single" w:sz="8" w:space="0" w:color="FFFFFF" w:themeColor="background1"/>
-        <w:left w:val="single" w:sz="8" w:space="0" w:color="FFFFFF" w:themeColor="background1"/>
-        <w:bottom w:val="single" w:sz="8" w:space="0" w:color="FFFFFF" w:themeColor="background1"/>
-        <w:right w:val="single" w:sz="8" w:space="0" w:color="FFFFFF" w:themeColor="background1"/>
-        <w:insideH w:val="single" w:sz="6" w:space="0" w:color="FFFFFF" w:themeColor="background1"/>
-        <w:insideV w:val="single" w:sz="6" w:space="0" w:color="FFFFFF" w:themeColor="background1"/>
+        <w:top w:val="single" w:color="FFFFFF" w:themeColor="background1" w:sz="8" w:space="0"/>
+        <w:left w:val="single" w:color="FFFFFF" w:themeColor="background1" w:sz="8" w:space="0"/>
+        <w:bottom w:val="single" w:color="FFFFFF" w:themeColor="background1" w:sz="8" w:space="0"/>
+        <w:right w:val="single" w:color="FFFFFF" w:themeColor="background1" w:sz="8" w:space="0"/>
+        <w:insideH w:val="single" w:color="FFFFFF" w:themeColor="background1" w:sz="6" w:space="0"/>
+        <w:insideV w:val="single" w:color="FFFFFF" w:themeColor="background1" w:sz="6" w:space="0"/>
       </w:tblBorders>
       <w:tblCellMar>
         <w:top w:w="0" w:type="dxa"/>
@@ -9165,12 +10776,12 @@
       <w:tblPr/>
       <w:tcPr>
         <w:tcBorders>
-          <w:top w:val="single" w:sz="8" w:space="0" w:color="FFFFFF" w:themeColor="background1"/>
-          <w:left w:val="single" w:sz="8" w:space="0" w:color="FFFFFF" w:themeColor="background1"/>
-          <w:bottom w:val="single" w:sz="24" w:space="0" w:color="FFFFFF" w:themeColor="background1"/>
-          <w:right w:val="single" w:sz="8" w:space="0" w:color="FFFFFF" w:themeColor="background1"/>
-          <w:insideH w:val="nil"/>
-          <w:insideV w:val="single" w:sz="8" w:space="0" w:color="FFFFFF" w:themeColor="background1"/>
+          <w:top w:val="single" w:color="FFFFFF" w:themeColor="background1" w:sz="8" w:space="0"/>
+          <w:left w:val="single" w:color="FFFFFF" w:themeColor="background1" w:sz="8" w:space="0"/>
+          <w:bottom w:val="single" w:color="FFFFFF" w:themeColor="background1" w:sz="24" w:space="0"/>
+          <w:right w:val="single" w:color="FFFFFF" w:themeColor="background1" w:sz="8" w:space="0"/>
+          <w:insideH w:val="nil"/>
+          <w:insideV w:val="single" w:color="FFFFFF" w:themeColor="background1" w:sz="8" w:space="0"/>
         </w:tcBorders>
         <w:shd w:val="clear" w:color="auto" w:fill="4BACC6" w:themeFill="accent5"/>
       </w:tcPr>
@@ -9186,12 +10797,12 @@
       <w:tblPr/>
       <w:tcPr>
         <w:tcBorders>
-          <w:top w:val="single" w:sz="24" w:space="0" w:color="FFFFFF" w:themeColor="background1"/>
-          <w:left w:val="single" w:sz="8" w:space="0" w:color="FFFFFF" w:themeColor="background1"/>
-          <w:bottom w:val="single" w:sz="8" w:space="0" w:color="FFFFFF" w:themeColor="background1"/>
-          <w:right w:val="single" w:sz="8" w:space="0" w:color="FFFFFF" w:themeColor="background1"/>
-          <w:insideH w:val="nil"/>
-          <w:insideV w:val="single" w:sz="8" w:space="0" w:color="FFFFFF" w:themeColor="background1"/>
+          <w:top w:val="single" w:color="FFFFFF" w:themeColor="background1" w:sz="24" w:space="0"/>
+          <w:left w:val="single" w:color="FFFFFF" w:themeColor="background1" w:sz="8" w:space="0"/>
+          <w:bottom w:val="single" w:color="FFFFFF" w:themeColor="background1" w:sz="8" w:space="0"/>
+          <w:right w:val="single" w:color="FFFFFF" w:themeColor="background1" w:sz="8" w:space="0"/>
+          <w:insideH w:val="nil"/>
+          <w:insideV w:val="single" w:color="FFFFFF" w:themeColor="background1" w:sz="8" w:space="0"/>
         </w:tcBorders>
         <w:shd w:val="clear" w:color="auto" w:fill="4BACC6" w:themeFill="accent5"/>
       </w:tcPr>
@@ -9207,8 +10818,8 @@
       <w:tblPr/>
       <w:tcPr>
         <w:tcBorders>
-          <w:left w:val="single" w:sz="8" w:space="0" w:color="FFFFFF" w:themeColor="background1"/>
-          <w:right w:val="single" w:sz="24" w:space="0" w:color="FFFFFF" w:themeColor="background1"/>
+          <w:left w:val="single" w:color="FFFFFF" w:themeColor="background1" w:sz="8" w:space="0"/>
+          <w:right w:val="single" w:color="FFFFFF" w:themeColor="background1" w:sz="24" w:space="0"/>
           <w:insideH w:val="nil"/>
           <w:insideV w:val="nil"/>
         </w:tcBorders>
@@ -9227,7 +10838,7 @@
       <w:tcPr>
         <w:tcBorders>
           <w:top w:val="nil"/>
-          <w:left w:val="single" w:sz="24" w:space="0" w:color="FFFFFF" w:themeColor="background1"/>
+          <w:left w:val="single" w:color="FFFFFF" w:themeColor="background1" w:sz="24" w:space="0"/>
           <w:bottom w:val="nil"/>
           <w:right w:val="nil"/>
           <w:insideH w:val="nil"/>
@@ -9240,10 +10851,10 @@
       <w:tblPr/>
       <w:tcPr>
         <w:tcBorders>
-          <w:top w:val="single" w:sz="8" w:space="0" w:color="FFFFFF" w:themeColor="background1"/>
-          <w:left w:val="single" w:sz="8" w:space="0" w:color="FFFFFF" w:themeColor="background1"/>
-          <w:bottom w:val="single" w:sz="8" w:space="0" w:color="FFFFFF" w:themeColor="background1"/>
-          <w:right w:val="single" w:sz="8" w:space="0" w:color="FFFFFF" w:themeColor="background1"/>
+          <w:top w:val="single" w:color="FFFFFF" w:themeColor="background1" w:sz="8" w:space="0"/>
+          <w:left w:val="single" w:color="FFFFFF" w:themeColor="background1" w:sz="8" w:space="0"/>
+          <w:bottom w:val="single" w:color="FFFFFF" w:themeColor="background1" w:sz="8" w:space="0"/>
+          <w:right w:val="single" w:color="FFFFFF" w:themeColor="background1" w:sz="8" w:space="0"/>
           <w:insideH w:val="nil"/>
           <w:insideV w:val="nil"/>
         </w:tcBorders>
@@ -9254,12 +10865,12 @@
       <w:tblPr/>
       <w:tcPr>
         <w:tcBorders>
-          <w:top w:val="single" w:sz="8" w:space="0" w:color="FFFFFF" w:themeColor="background1"/>
-          <w:left w:val="single" w:sz="8" w:space="0" w:color="FFFFFF" w:themeColor="background1"/>
-          <w:bottom w:val="single" w:sz="8" w:space="0" w:color="FFFFFF" w:themeColor="background1"/>
-          <w:right w:val="single" w:sz="8" w:space="0" w:color="FFFFFF" w:themeColor="background1"/>
-          <w:insideH w:val="single" w:sz="8" w:space="0" w:color="FFFFFF" w:themeColor="background1"/>
-          <w:insideV w:val="single" w:sz="8" w:space="0" w:color="FFFFFF" w:themeColor="background1"/>
+          <w:top w:val="single" w:color="FFFFFF" w:themeColor="background1" w:sz="8" w:space="0"/>
+          <w:left w:val="single" w:color="FFFFFF" w:themeColor="background1" w:sz="8" w:space="0"/>
+          <w:bottom w:val="single" w:color="FFFFFF" w:themeColor="background1" w:sz="8" w:space="0"/>
+          <w:right w:val="single" w:color="FFFFFF" w:themeColor="background1" w:sz="8" w:space="0"/>
+          <w:insideH w:val="single" w:color="FFFFFF" w:themeColor="background1" w:sz="8" w:space="0"/>
+          <w:insideV w:val="single" w:color="FFFFFF" w:themeColor="background1" w:sz="8" w:space="0"/>
         </w:tcBorders>
         <w:shd w:val="clear" w:color="auto" w:fill="A5D5E2" w:themeFill="accent5" w:themeFillTint="7F"/>
       </w:tcPr>
@@ -9278,12 +10889,12 @@
       <w:tblStyleColBandSize w:val="1"/>
       <w:tblInd w:w="0" w:type="dxa"/>
       <w:tblBorders>
-        <w:top w:val="single" w:sz="8" w:space="0" w:color="FFFFFF" w:themeColor="background1"/>
-        <w:left w:val="single" w:sz="8" w:space="0" w:color="FFFFFF" w:themeColor="background1"/>
-        <w:bottom w:val="single" w:sz="8" w:space="0" w:color="FFFFFF" w:themeColor="background1"/>
-        <w:right w:val="single" w:sz="8" w:space="0" w:color="FFFFFF" w:themeColor="background1"/>
-        <w:insideH w:val="single" w:sz="6" w:space="0" w:color="FFFFFF" w:themeColor="background1"/>
-        <w:insideV w:val="single" w:sz="6" w:space="0" w:color="FFFFFF" w:themeColor="background1"/>
+        <w:top w:val="single" w:color="FFFFFF" w:themeColor="background1" w:sz="8" w:space="0"/>
+        <w:left w:val="single" w:color="FFFFFF" w:themeColor="background1" w:sz="8" w:space="0"/>
+        <w:bottom w:val="single" w:color="FFFFFF" w:themeColor="background1" w:sz="8" w:space="0"/>
+        <w:right w:val="single" w:color="FFFFFF" w:themeColor="background1" w:sz="8" w:space="0"/>
+        <w:insideH w:val="single" w:color="FFFFFF" w:themeColor="background1" w:sz="6" w:space="0"/>
+        <w:insideV w:val="single" w:color="FFFFFF" w:themeColor="background1" w:sz="6" w:space="0"/>
       </w:tblBorders>
       <w:tblCellMar>
         <w:top w:w="0" w:type="dxa"/>
@@ -9306,12 +10917,12 @@
       <w:tblPr/>
       <w:tcPr>
         <w:tcBorders>
-          <w:top w:val="single" w:sz="8" w:space="0" w:color="FFFFFF" w:themeColor="background1"/>
-          <w:left w:val="single" w:sz="8" w:space="0" w:color="FFFFFF" w:themeColor="background1"/>
-          <w:bottom w:val="single" w:sz="24" w:space="0" w:color="FFFFFF" w:themeColor="background1"/>
-          <w:right w:val="single" w:sz="8" w:space="0" w:color="FFFFFF" w:themeColor="background1"/>
-          <w:insideH w:val="nil"/>
-          <w:insideV w:val="single" w:sz="8" w:space="0" w:color="FFFFFF" w:themeColor="background1"/>
+          <w:top w:val="single" w:color="FFFFFF" w:themeColor="background1" w:sz="8" w:space="0"/>
+          <w:left w:val="single" w:color="FFFFFF" w:themeColor="background1" w:sz="8" w:space="0"/>
+          <w:bottom w:val="single" w:color="FFFFFF" w:themeColor="background1" w:sz="24" w:space="0"/>
+          <w:right w:val="single" w:color="FFFFFF" w:themeColor="background1" w:sz="8" w:space="0"/>
+          <w:insideH w:val="nil"/>
+          <w:insideV w:val="single" w:color="FFFFFF" w:themeColor="background1" w:sz="8" w:space="0"/>
         </w:tcBorders>
         <w:shd w:val="clear" w:color="auto" w:fill="F79646" w:themeFill="accent6"/>
       </w:tcPr>
@@ -9327,12 +10938,12 @@
       <w:tblPr/>
       <w:tcPr>
         <w:tcBorders>
-          <w:top w:val="single" w:sz="24" w:space="0" w:color="FFFFFF" w:themeColor="background1"/>
-          <w:left w:val="single" w:sz="8" w:space="0" w:color="FFFFFF" w:themeColor="background1"/>
-          <w:bottom w:val="single" w:sz="8" w:space="0" w:color="FFFFFF" w:themeColor="background1"/>
-          <w:right w:val="single" w:sz="8" w:space="0" w:color="FFFFFF" w:themeColor="background1"/>
-          <w:insideH w:val="nil"/>
-          <w:insideV w:val="single" w:sz="8" w:space="0" w:color="FFFFFF" w:themeColor="background1"/>
+          <w:top w:val="single" w:color="FFFFFF" w:themeColor="background1" w:sz="24" w:space="0"/>
+          <w:left w:val="single" w:color="FFFFFF" w:themeColor="background1" w:sz="8" w:space="0"/>
+          <w:bottom w:val="single" w:color="FFFFFF" w:themeColor="background1" w:sz="8" w:space="0"/>
+          <w:right w:val="single" w:color="FFFFFF" w:themeColor="background1" w:sz="8" w:space="0"/>
+          <w:insideH w:val="nil"/>
+          <w:insideV w:val="single" w:color="FFFFFF" w:themeColor="background1" w:sz="8" w:space="0"/>
         </w:tcBorders>
         <w:shd w:val="clear" w:color="auto" w:fill="F79646" w:themeFill="accent6"/>
       </w:tcPr>
@@ -9348,8 +10959,8 @@
       <w:tblPr/>
       <w:tcPr>
         <w:tcBorders>
-          <w:left w:val="single" w:sz="8" w:space="0" w:color="FFFFFF" w:themeColor="background1"/>
-          <w:right w:val="single" w:sz="24" w:space="0" w:color="FFFFFF" w:themeColor="background1"/>
+          <w:left w:val="single" w:color="FFFFFF" w:themeColor="background1" w:sz="8" w:space="0"/>
+          <w:right w:val="single" w:color="FFFFFF" w:themeColor="background1" w:sz="24" w:space="0"/>
           <w:insideH w:val="nil"/>
           <w:insideV w:val="nil"/>
         </w:tcBorders>
@@ -9368,7 +10979,7 @@
       <w:tcPr>
         <w:tcBorders>
           <w:top w:val="nil"/>
-          <w:left w:val="single" w:sz="24" w:space="0" w:color="FFFFFF" w:themeColor="background1"/>
+          <w:left w:val="single" w:color="FFFFFF" w:themeColor="background1" w:sz="24" w:space="0"/>
           <w:bottom w:val="nil"/>
           <w:right w:val="nil"/>
           <w:insideH w:val="nil"/>
@@ -9381,10 +10992,10 @@
       <w:tblPr/>
       <w:tcPr>
         <w:tcBorders>
-          <w:top w:val="single" w:sz="8" w:space="0" w:color="FFFFFF" w:themeColor="background1"/>
-          <w:left w:val="single" w:sz="8" w:space="0" w:color="FFFFFF" w:themeColor="background1"/>
-          <w:bottom w:val="single" w:sz="8" w:space="0" w:color="FFFFFF" w:themeColor="background1"/>
-          <w:right w:val="single" w:sz="8" w:space="0" w:color="FFFFFF" w:themeColor="background1"/>
+          <w:top w:val="single" w:color="FFFFFF" w:themeColor="background1" w:sz="8" w:space="0"/>
+          <w:left w:val="single" w:color="FFFFFF" w:themeColor="background1" w:sz="8" w:space="0"/>
+          <w:bottom w:val="single" w:color="FFFFFF" w:themeColor="background1" w:sz="8" w:space="0"/>
+          <w:right w:val="single" w:color="FFFFFF" w:themeColor="background1" w:sz="8" w:space="0"/>
           <w:insideH w:val="nil"/>
           <w:insideV w:val="nil"/>
         </w:tcBorders>
@@ -9395,12 +11006,12 @@
       <w:tblPr/>
       <w:tcPr>
         <w:tcBorders>
-          <w:top w:val="single" w:sz="8" w:space="0" w:color="FFFFFF" w:themeColor="background1"/>
-          <w:left w:val="single" w:sz="8" w:space="0" w:color="FFFFFF" w:themeColor="background1"/>
-          <w:bottom w:val="single" w:sz="8" w:space="0" w:color="FFFFFF" w:themeColor="background1"/>
-          <w:right w:val="single" w:sz="8" w:space="0" w:color="FFFFFF" w:themeColor="background1"/>
-          <w:insideH w:val="single" w:sz="8" w:space="0" w:color="FFFFFF" w:themeColor="background1"/>
-          <w:insideV w:val="single" w:sz="8" w:space="0" w:color="FFFFFF" w:themeColor="background1"/>
+          <w:top w:val="single" w:color="FFFFFF" w:themeColor="background1" w:sz="8" w:space="0"/>
+          <w:left w:val="single" w:color="FFFFFF" w:themeColor="background1" w:sz="8" w:space="0"/>
+          <w:bottom w:val="single" w:color="FFFFFF" w:themeColor="background1" w:sz="8" w:space="0"/>
+          <w:right w:val="single" w:color="FFFFFF" w:themeColor="background1" w:sz="8" w:space="0"/>
+          <w:insideH w:val="single" w:color="FFFFFF" w:themeColor="background1" w:sz="8" w:space="0"/>
+          <w:insideV w:val="single" w:color="FFFFFF" w:themeColor="background1" w:sz="8" w:space="0"/>
         </w:tcBorders>
         <w:shd w:val="clear" w:color="auto" w:fill="FBCAA2" w:themeFill="accent6" w:themeFillTint="7F"/>
       </w:tcPr>
@@ -9441,7 +11052,7 @@
         <w:tcBorders>
           <w:top w:val="nil"/>
           <w:left w:val="nil"/>
-          <w:bottom w:val="single" w:sz="18" w:space="0" w:color="FFFFFF" w:themeColor="background1"/>
+          <w:bottom w:val="single" w:color="FFFFFF" w:themeColor="background1" w:sz="18" w:space="0"/>
           <w:right w:val="nil"/>
           <w:insideH w:val="nil"/>
           <w:insideV w:val="nil"/>
@@ -9453,7 +11064,7 @@
       <w:tblPr/>
       <w:tcPr>
         <w:tcBorders>
-          <w:top w:val="single" w:sz="18" w:space="0" w:color="FFFFFF" w:themeColor="background1"/>
+          <w:top w:val="single" w:color="FFFFFF" w:themeColor="background1" w:sz="18" w:space="0"/>
           <w:left w:val="nil"/>
           <w:bottom w:val="nil"/>
           <w:right w:val="nil"/>
@@ -9470,7 +11081,7 @@
           <w:top w:val="nil"/>
           <w:left w:val="nil"/>
           <w:bottom w:val="nil"/>
-          <w:right w:val="single" w:sz="18" w:space="0" w:color="FFFFFF" w:themeColor="background1"/>
+          <w:right w:val="single" w:color="FFFFFF" w:themeColor="background1" w:sz="18" w:space="0"/>
           <w:insideH w:val="nil"/>
           <w:insideV w:val="nil"/>
         </w:tcBorders>
@@ -9482,7 +11093,7 @@
       <w:tcPr>
         <w:tcBorders>
           <w:top w:val="nil"/>
-          <w:left w:val="single" w:sz="18" w:space="0" w:color="FFFFFF" w:themeColor="background1"/>
+          <w:left w:val="single" w:color="FFFFFF" w:themeColor="background1" w:sz="18" w:space="0"/>
           <w:bottom w:val="nil"/>
           <w:right w:val="nil"/>
           <w:insideH w:val="nil"/>
@@ -9555,7 +11166,7 @@
         <w:tcBorders>
           <w:top w:val="nil"/>
           <w:left w:val="nil"/>
-          <w:bottom w:val="single" w:sz="18" w:space="0" w:color="FFFFFF" w:themeColor="background1"/>
+          <w:bottom w:val="single" w:color="FFFFFF" w:themeColor="background1" w:sz="18" w:space="0"/>
           <w:right w:val="nil"/>
           <w:insideH w:val="nil"/>
           <w:insideV w:val="nil"/>
@@ -9567,7 +11178,7 @@
       <w:tblPr/>
       <w:tcPr>
         <w:tcBorders>
-          <w:top w:val="single" w:sz="18" w:space="0" w:color="FFFFFF" w:themeColor="background1"/>
+          <w:top w:val="single" w:color="FFFFFF" w:themeColor="background1" w:sz="18" w:space="0"/>
           <w:left w:val="nil"/>
           <w:bottom w:val="nil"/>
           <w:right w:val="nil"/>
@@ -9584,7 +11195,7 @@
           <w:top w:val="nil"/>
           <w:left w:val="nil"/>
           <w:bottom w:val="nil"/>
-          <w:right w:val="single" w:sz="18" w:space="0" w:color="FFFFFF" w:themeColor="background1"/>
+          <w:right w:val="single" w:color="FFFFFF" w:themeColor="background1" w:sz="18" w:space="0"/>
           <w:insideH w:val="nil"/>
           <w:insideV w:val="nil"/>
         </w:tcBorders>
@@ -9596,7 +11207,7 @@
       <w:tcPr>
         <w:tcBorders>
           <w:top w:val="nil"/>
-          <w:left w:val="single" w:sz="18" w:space="0" w:color="FFFFFF" w:themeColor="background1"/>
+          <w:left w:val="single" w:color="FFFFFF" w:themeColor="background1" w:sz="18" w:space="0"/>
           <w:bottom w:val="nil"/>
           <w:right w:val="nil"/>
           <w:insideH w:val="nil"/>
@@ -9669,7 +11280,7 @@
         <w:tcBorders>
           <w:top w:val="nil"/>
           <w:left w:val="nil"/>
-          <w:bottom w:val="single" w:sz="18" w:space="0" w:color="FFFFFF" w:themeColor="background1"/>
+          <w:bottom w:val="single" w:color="FFFFFF" w:themeColor="background1" w:sz="18" w:space="0"/>
           <w:right w:val="nil"/>
           <w:insideH w:val="nil"/>
           <w:insideV w:val="nil"/>
@@ -9681,7 +11292,7 @@
       <w:tblPr/>
       <w:tcPr>
         <w:tcBorders>
-          <w:top w:val="single" w:sz="18" w:space="0" w:color="FFFFFF" w:themeColor="background1"/>
+          <w:top w:val="single" w:color="FFFFFF" w:themeColor="background1" w:sz="18" w:space="0"/>
           <w:left w:val="nil"/>
           <w:bottom w:val="nil"/>
           <w:right w:val="nil"/>
@@ -9698,7 +11309,7 @@
           <w:top w:val="nil"/>
           <w:left w:val="nil"/>
           <w:bottom w:val="nil"/>
-          <w:right w:val="single" w:sz="18" w:space="0" w:color="FFFFFF" w:themeColor="background1"/>
+          <w:right w:val="single" w:color="FFFFFF" w:themeColor="background1" w:sz="18" w:space="0"/>
           <w:insideH w:val="nil"/>
           <w:insideV w:val="nil"/>
         </w:tcBorders>
@@ -9710,7 +11321,7 @@
       <w:tcPr>
         <w:tcBorders>
           <w:top w:val="nil"/>
-          <w:left w:val="single" w:sz="18" w:space="0" w:color="FFFFFF" w:themeColor="background1"/>
+          <w:left w:val="single" w:color="FFFFFF" w:themeColor="background1" w:sz="18" w:space="0"/>
           <w:bottom w:val="nil"/>
           <w:right w:val="nil"/>
           <w:insideH w:val="nil"/>
@@ -9783,7 +11394,7 @@
         <w:tcBorders>
           <w:top w:val="nil"/>
           <w:left w:val="nil"/>
-          <w:bottom w:val="single" w:sz="18" w:space="0" w:color="FFFFFF" w:themeColor="background1"/>
+          <w:bottom w:val="single" w:color="FFFFFF" w:themeColor="background1" w:sz="18" w:space="0"/>
           <w:right w:val="nil"/>
           <w:insideH w:val="nil"/>
           <w:insideV w:val="nil"/>
@@ -9795,7 +11406,7 @@
       <w:tblPr/>
       <w:tcPr>
         <w:tcBorders>
-          <w:top w:val="single" w:sz="18" w:space="0" w:color="FFFFFF" w:themeColor="background1"/>
+          <w:top w:val="single" w:color="FFFFFF" w:themeColor="background1" w:sz="18" w:space="0"/>
           <w:left w:val="nil"/>
           <w:bottom w:val="nil"/>
           <w:right w:val="nil"/>
@@ -9812,7 +11423,7 @@
           <w:top w:val="nil"/>
           <w:left w:val="nil"/>
           <w:bottom w:val="nil"/>
-          <w:right w:val="single" w:sz="18" w:space="0" w:color="FFFFFF" w:themeColor="background1"/>
+          <w:right w:val="single" w:color="FFFFFF" w:themeColor="background1" w:sz="18" w:space="0"/>
           <w:insideH w:val="nil"/>
           <w:insideV w:val="nil"/>
         </w:tcBorders>
@@ -9824,7 +11435,7 @@
       <w:tcPr>
         <w:tcBorders>
           <w:top w:val="nil"/>
-          <w:left w:val="single" w:sz="18" w:space="0" w:color="FFFFFF" w:themeColor="background1"/>
+          <w:left w:val="single" w:color="FFFFFF" w:themeColor="background1" w:sz="18" w:space="0"/>
           <w:bottom w:val="nil"/>
           <w:right w:val="nil"/>
           <w:insideH w:val="nil"/>
@@ -9897,7 +11508,7 @@
         <w:tcBorders>
           <w:top w:val="nil"/>
           <w:left w:val="nil"/>
-          <w:bottom w:val="single" w:sz="18" w:space="0" w:color="FFFFFF" w:themeColor="background1"/>
+          <w:bottom w:val="single" w:color="FFFFFF" w:themeColor="background1" w:sz="18" w:space="0"/>
           <w:right w:val="nil"/>
           <w:insideH w:val="nil"/>
           <w:insideV w:val="nil"/>
@@ -9909,7 +11520,7 @@
       <w:tblPr/>
       <w:tcPr>
         <w:tcBorders>
-          <w:top w:val="single" w:sz="18" w:space="0" w:color="FFFFFF" w:themeColor="background1"/>
+          <w:top w:val="single" w:color="FFFFFF" w:themeColor="background1" w:sz="18" w:space="0"/>
           <w:left w:val="nil"/>
           <w:bottom w:val="nil"/>
           <w:right w:val="nil"/>
@@ -9926,7 +11537,7 @@
           <w:top w:val="nil"/>
           <w:left w:val="nil"/>
           <w:bottom w:val="nil"/>
-          <w:right w:val="single" w:sz="18" w:space="0" w:color="FFFFFF" w:themeColor="background1"/>
+          <w:right w:val="single" w:color="FFFFFF" w:themeColor="background1" w:sz="18" w:space="0"/>
           <w:insideH w:val="nil"/>
           <w:insideV w:val="nil"/>
         </w:tcBorders>
@@ -9938,7 +11549,7 @@
       <w:tcPr>
         <w:tcBorders>
           <w:top w:val="nil"/>
-          <w:left w:val="single" w:sz="18" w:space="0" w:color="FFFFFF" w:themeColor="background1"/>
+          <w:left w:val="single" w:color="FFFFFF" w:themeColor="background1" w:sz="18" w:space="0"/>
           <w:bottom w:val="nil"/>
           <w:right w:val="nil"/>
           <w:insideH w:val="nil"/>
@@ -10011,7 +11622,7 @@
         <w:tcBorders>
           <w:top w:val="nil"/>
           <w:left w:val="nil"/>
-          <w:bottom w:val="single" w:sz="18" w:space="0" w:color="FFFFFF" w:themeColor="background1"/>
+          <w:bottom w:val="single" w:color="FFFFFF" w:themeColor="background1" w:sz="18" w:space="0"/>
           <w:right w:val="nil"/>
           <w:insideH w:val="nil"/>
           <w:insideV w:val="nil"/>
@@ -10023,7 +11634,7 @@
       <w:tblPr/>
       <w:tcPr>
         <w:tcBorders>
-          <w:top w:val="single" w:sz="18" w:space="0" w:color="FFFFFF" w:themeColor="background1"/>
+          <w:top w:val="single" w:color="FFFFFF" w:themeColor="background1" w:sz="18" w:space="0"/>
           <w:left w:val="nil"/>
           <w:bottom w:val="nil"/>
           <w:right w:val="nil"/>
@@ -10040,7 +11651,7 @@
           <w:top w:val="nil"/>
           <w:left w:val="nil"/>
           <w:bottom w:val="nil"/>
-          <w:right w:val="single" w:sz="18" w:space="0" w:color="FFFFFF" w:themeColor="background1"/>
+          <w:right w:val="single" w:color="FFFFFF" w:themeColor="background1" w:sz="18" w:space="0"/>
           <w:insideH w:val="nil"/>
           <w:insideV w:val="nil"/>
         </w:tcBorders>
@@ -10052,7 +11663,7 @@
       <w:tcPr>
         <w:tcBorders>
           <w:top w:val="nil"/>
-          <w:left w:val="single" w:sz="18" w:space="0" w:color="FFFFFF" w:themeColor="background1"/>
+          <w:left w:val="single" w:color="FFFFFF" w:themeColor="background1" w:sz="18" w:space="0"/>
           <w:bottom w:val="nil"/>
           <w:right w:val="nil"/>
           <w:insideH w:val="nil"/>
@@ -10125,7 +11736,7 @@
         <w:tcBorders>
           <w:top w:val="nil"/>
           <w:left w:val="nil"/>
-          <w:bottom w:val="single" w:sz="18" w:space="0" w:color="FFFFFF" w:themeColor="background1"/>
+          <w:bottom w:val="single" w:color="FFFFFF" w:themeColor="background1" w:sz="18" w:space="0"/>
           <w:right w:val="nil"/>
           <w:insideH w:val="nil"/>
           <w:insideV w:val="nil"/>
@@ -10137,7 +11748,7 @@
       <w:tblPr/>
       <w:tcPr>
         <w:tcBorders>
-          <w:top w:val="single" w:sz="18" w:space="0" w:color="FFFFFF" w:themeColor="background1"/>
+          <w:top w:val="single" w:color="FFFFFF" w:themeColor="background1" w:sz="18" w:space="0"/>
           <w:left w:val="nil"/>
           <w:bottom w:val="nil"/>
           <w:right w:val="nil"/>
@@ -10154,7 +11765,7 @@
           <w:top w:val="nil"/>
           <w:left w:val="nil"/>
           <w:bottom w:val="nil"/>
-          <w:right w:val="single" w:sz="18" w:space="0" w:color="FFFFFF" w:themeColor="background1"/>
+          <w:right w:val="single" w:color="FFFFFF" w:themeColor="background1" w:sz="18" w:space="0"/>
           <w:insideH w:val="nil"/>
           <w:insideV w:val="nil"/>
         </w:tcBorders>
@@ -10166,7 +11777,7 @@
       <w:tcPr>
         <w:tcBorders>
           <w:top w:val="nil"/>
-          <w:left w:val="single" w:sz="18" w:space="0" w:color="FFFFFF" w:themeColor="background1"/>
+          <w:left w:val="single" w:color="FFFFFF" w:themeColor="background1" w:sz="18" w:space="0"/>
           <w:bottom w:val="nil"/>
           <w:right w:val="nil"/>
           <w:insideH w:val="nil"/>
@@ -10220,12 +11831,12 @@
       <w:tblStyleColBandSize w:val="1"/>
       <w:tblInd w:w="0" w:type="dxa"/>
       <w:tblBorders>
-        <w:top w:val="single" w:sz="24" w:space="0" w:color="C0504D" w:themeColor="accent2"/>
-        <w:left w:val="single" w:sz="4" w:space="0" w:color="000000" w:themeColor="text1"/>
-        <w:bottom w:val="single" w:sz="4" w:space="0" w:color="000000" w:themeColor="text1"/>
-        <w:right w:val="single" w:sz="4" w:space="0" w:color="000000" w:themeColor="text1"/>
-        <w:insideH w:val="single" w:sz="4" w:space="0" w:color="FFFFFF" w:themeColor="background1"/>
-        <w:insideV w:val="single" w:sz="4" w:space="0" w:color="FFFFFF" w:themeColor="background1"/>
+        <w:top w:val="single" w:color="C0504D" w:themeColor="accent2" w:sz="24" w:space="0"/>
+        <w:left w:val="single" w:color="000000" w:themeColor="text1" w:sz="4" w:space="0"/>
+        <w:bottom w:val="single" w:color="000000" w:themeColor="text1" w:sz="4" w:space="0"/>
+        <w:right w:val="single" w:color="000000" w:themeColor="text1" w:sz="4" w:space="0"/>
+        <w:insideH w:val="single" w:color="FFFFFF" w:themeColor="background1" w:sz="4" w:space="0"/>
+        <w:insideV w:val="single" w:color="FFFFFF" w:themeColor="background1" w:sz="4" w:space="0"/>
       </w:tblBorders>
       <w:tblCellMar>
         <w:top w:w="0" w:type="dxa"/>
@@ -10247,7 +11858,7 @@
         <w:tcBorders>
           <w:top w:val="nil"/>
           <w:left w:val="nil"/>
-          <w:bottom w:val="single" w:sz="24" w:space="0" w:color="C0504D" w:themeColor="accent2"/>
+          <w:bottom w:val="single" w:color="C0504D" w:themeColor="accent2" w:sz="24" w:space="0"/>
           <w:right w:val="nil"/>
           <w:insideH w:val="nil"/>
           <w:insideV w:val="nil"/>
@@ -10264,7 +11875,7 @@
       <w:tblPr/>
       <w:tcPr>
         <w:tcBorders>
-          <w:top w:val="single" w:sz="6" w:space="0" w:color="FFFFFF" w:themeColor="background1"/>
+          <w:top w:val="single" w:color="FFFFFF" w:themeColor="background1" w:sz="6" w:space="0"/>
         </w:tcBorders>
         <w:shd w:val="clear" w:color="auto" w:fill="000000" w:themeFill="text1" w:themeFillShade="99"/>
       </w:tcPr>
@@ -10280,7 +11891,7 @@
           <w:left w:val="nil"/>
           <w:bottom w:val="nil"/>
           <w:right w:val="nil"/>
-          <w:insideH w:val="single" w:sz="4" w:space="0" w:color="000000" w:themeColor="text1" w:themeShade="99"/>
+          <w:insideH w:val="single" w:color="000000" w:themeColor="text1" w:themeShade="99" w:sz="4" w:space="0"/>
           <w:insideV w:val="nil"/>
         </w:tcBorders>
         <w:shd w:val="clear" w:color="auto" w:fill="000000" w:themeFill="text1" w:themeFillShade="99"/>
@@ -10342,12 +11953,12 @@
       <w:tblStyleColBandSize w:val="1"/>
       <w:tblInd w:w="0" w:type="dxa"/>
       <w:tblBorders>
-        <w:top w:val="single" w:sz="24" w:space="0" w:color="C0504D" w:themeColor="accent2"/>
-        <w:left w:val="single" w:sz="4" w:space="0" w:color="4F81BD" w:themeColor="accent1"/>
-        <w:bottom w:val="single" w:sz="4" w:space="0" w:color="4F81BD" w:themeColor="accent1"/>
-        <w:right w:val="single" w:sz="4" w:space="0" w:color="4F81BD" w:themeColor="accent1"/>
-        <w:insideH w:val="single" w:sz="4" w:space="0" w:color="FFFFFF" w:themeColor="background1"/>
-        <w:insideV w:val="single" w:sz="4" w:space="0" w:color="FFFFFF" w:themeColor="background1"/>
+        <w:top w:val="single" w:color="C0504D" w:themeColor="accent2" w:sz="24" w:space="0"/>
+        <w:left w:val="single" w:color="4F81BD" w:themeColor="accent1" w:sz="4" w:space="0"/>
+        <w:bottom w:val="single" w:color="4F81BD" w:themeColor="accent1" w:sz="4" w:space="0"/>
+        <w:right w:val="single" w:color="4F81BD" w:themeColor="accent1" w:sz="4" w:space="0"/>
+        <w:insideH w:val="single" w:color="FFFFFF" w:themeColor="background1" w:sz="4" w:space="0"/>
+        <w:insideV w:val="single" w:color="FFFFFF" w:themeColor="background1" w:sz="4" w:space="0"/>
       </w:tblBorders>
       <w:tblCellMar>
         <w:top w:w="0" w:type="dxa"/>
@@ -10369,7 +11980,7 @@
         <w:tcBorders>
           <w:top w:val="nil"/>
           <w:left w:val="nil"/>
-          <w:bottom w:val="single" w:sz="24" w:space="0" w:color="C0504D" w:themeColor="accent2"/>
+          <w:bottom w:val="single" w:color="C0504D" w:themeColor="accent2" w:sz="24" w:space="0"/>
           <w:right w:val="nil"/>
           <w:insideH w:val="nil"/>
           <w:insideV w:val="nil"/>
@@ -10386,7 +11997,7 @@
       <w:tblPr/>
       <w:tcPr>
         <w:tcBorders>
-          <w:top w:val="single" w:sz="6" w:space="0" w:color="FFFFFF" w:themeColor="background1"/>
+          <w:top w:val="single" w:color="FFFFFF" w:themeColor="background1" w:sz="6" w:space="0"/>
         </w:tcBorders>
         <w:shd w:val="clear" w:color="auto" w:fill="2C4C74" w:themeFill="accent1" w:themeFillShade="99"/>
       </w:tcPr>
@@ -10402,7 +12013,7 @@
           <w:left w:val="nil"/>
           <w:bottom w:val="nil"/>
           <w:right w:val="nil"/>
-          <w:insideH w:val="single" w:sz="4" w:space="0" w:color="2C4C74" w:themeColor="accent1" w:themeShade="99"/>
+          <w:insideH w:val="single" w:color="2C4C74" w:themeColor="accent1" w:themeShade="99" w:sz="4" w:space="0"/>
           <w:insideV w:val="nil"/>
         </w:tcBorders>
         <w:shd w:val="clear" w:color="auto" w:fill="2C4C74" w:themeFill="accent1" w:themeFillShade="99"/>
@@ -10464,12 +12075,12 @@
       <w:tblStyleColBandSize w:val="1"/>
       <w:tblInd w:w="0" w:type="dxa"/>
       <w:tblBorders>
-        <w:top w:val="single" w:sz="24" w:space="0" w:color="C0504D" w:themeColor="accent2"/>
-        <w:left w:val="single" w:sz="4" w:space="0" w:color="C0504D" w:themeColor="accent2"/>
-        <w:bottom w:val="single" w:sz="4" w:space="0" w:color="C0504D" w:themeColor="accent2"/>
-        <w:right w:val="single" w:sz="4" w:space="0" w:color="C0504D" w:themeColor="accent2"/>
-        <w:insideH w:val="single" w:sz="4" w:space="0" w:color="FFFFFF" w:themeColor="background1"/>
-        <w:insideV w:val="single" w:sz="4" w:space="0" w:color="FFFFFF" w:themeColor="background1"/>
+        <w:top w:val="single" w:color="C0504D" w:themeColor="accent2" w:sz="24" w:space="0"/>
+        <w:left w:val="single" w:color="C0504D" w:themeColor="accent2" w:sz="4" w:space="0"/>
+        <w:bottom w:val="single" w:color="C0504D" w:themeColor="accent2" w:sz="4" w:space="0"/>
+        <w:right w:val="single" w:color="C0504D" w:themeColor="accent2" w:sz="4" w:space="0"/>
+        <w:insideH w:val="single" w:color="FFFFFF" w:themeColor="background1" w:sz="4" w:space="0"/>
+        <w:insideV w:val="single" w:color="FFFFFF" w:themeColor="background1" w:sz="4" w:space="0"/>
       </w:tblBorders>
       <w:tblCellMar>
         <w:top w:w="0" w:type="dxa"/>
@@ -10491,7 +12102,7 @@
         <w:tcBorders>
           <w:top w:val="nil"/>
           <w:left w:val="nil"/>
-          <w:bottom w:val="single" w:sz="24" w:space="0" w:color="C0504D" w:themeColor="accent2"/>
+          <w:bottom w:val="single" w:color="C0504D" w:themeColor="accent2" w:sz="24" w:space="0"/>
           <w:right w:val="nil"/>
           <w:insideH w:val="nil"/>
           <w:insideV w:val="nil"/>
@@ -10508,7 +12119,7 @@
       <w:tblPr/>
       <w:tcPr>
         <w:tcBorders>
-          <w:top w:val="single" w:sz="6" w:space="0" w:color="FFFFFF" w:themeColor="background1"/>
+          <w:top w:val="single" w:color="FFFFFF" w:themeColor="background1" w:sz="6" w:space="0"/>
         </w:tcBorders>
         <w:shd w:val="clear" w:color="auto" w:fill="772C2A" w:themeFill="accent2" w:themeFillShade="99"/>
       </w:tcPr>
@@ -10524,7 +12135,7 @@
           <w:left w:val="nil"/>
           <w:bottom w:val="nil"/>
           <w:right w:val="nil"/>
-          <w:insideH w:val="single" w:sz="4" w:space="0" w:color="772C2A" w:themeColor="accent2" w:themeShade="99"/>
+          <w:insideH w:val="single" w:color="772C2A" w:themeColor="accent2" w:themeShade="99" w:sz="4" w:space="0"/>
           <w:insideV w:val="nil"/>
         </w:tcBorders>
         <w:shd w:val="clear" w:color="auto" w:fill="772C2A" w:themeFill="accent2" w:themeFillShade="99"/>
@@ -10586,12 +12197,12 @@
       <w:tblStyleColBandSize w:val="1"/>
       <w:tblInd w:w="0" w:type="dxa"/>
       <w:tblBorders>
-        <w:top w:val="single" w:sz="24" w:space="0" w:color="8064A2" w:themeColor="accent4"/>
-        <w:left w:val="single" w:sz="4" w:space="0" w:color="9BBB59" w:themeColor="accent3"/>
-        <w:bottom w:val="single" w:sz="4" w:space="0" w:color="9BBB59" w:themeColor="accent3"/>
-        <w:right w:val="single" w:sz="4" w:space="0" w:color="9BBB59" w:themeColor="accent3"/>
-        <w:insideH w:val="single" w:sz="4" w:space="0" w:color="FFFFFF" w:themeColor="background1"/>
-        <w:insideV w:val="single" w:sz="4" w:space="0" w:color="FFFFFF" w:themeColor="background1"/>
+        <w:top w:val="single" w:color="8064A2" w:themeColor="accent4" w:sz="24" w:space="0"/>
+        <w:left w:val="single" w:color="9BBB59" w:themeColor="accent3" w:sz="4" w:space="0"/>
+        <w:bottom w:val="single" w:color="9BBB59" w:themeColor="accent3" w:sz="4" w:space="0"/>
+        <w:right w:val="single" w:color="9BBB59" w:themeColor="accent3" w:sz="4" w:space="0"/>
+        <w:insideH w:val="single" w:color="FFFFFF" w:themeColor="background1" w:sz="4" w:space="0"/>
+        <w:insideV w:val="single" w:color="FFFFFF" w:themeColor="background1" w:sz="4" w:space="0"/>
       </w:tblBorders>
       <w:tblCellMar>
         <w:top w:w="0" w:type="dxa"/>
@@ -10613,7 +12224,7 @@
         <w:tcBorders>
           <w:top w:val="nil"/>
           <w:left w:val="nil"/>
-          <w:bottom w:val="single" w:sz="24" w:space="0" w:color="8064A2" w:themeColor="accent4"/>
+          <w:bottom w:val="single" w:color="8064A2" w:themeColor="accent4" w:sz="24" w:space="0"/>
           <w:right w:val="nil"/>
           <w:insideH w:val="nil"/>
           <w:insideV w:val="nil"/>
@@ -10630,7 +12241,7 @@
       <w:tblPr/>
       <w:tcPr>
         <w:tcBorders>
-          <w:top w:val="single" w:sz="6" w:space="0" w:color="FFFFFF" w:themeColor="background1"/>
+          <w:top w:val="single" w:color="FFFFFF" w:themeColor="background1" w:sz="6" w:space="0"/>
         </w:tcBorders>
         <w:shd w:val="clear" w:color="auto" w:fill="5E7530" w:themeFill="accent3" w:themeFillShade="99"/>
       </w:tcPr>
@@ -10646,7 +12257,7 @@
           <w:left w:val="nil"/>
           <w:bottom w:val="nil"/>
           <w:right w:val="nil"/>
-          <w:insideH w:val="single" w:sz="4" w:space="0" w:color="5E7530" w:themeColor="accent3" w:themeShade="99"/>
+          <w:insideH w:val="single" w:color="5E7530" w:themeColor="accent3" w:themeShade="99" w:sz="4" w:space="0"/>
           <w:insideV w:val="nil"/>
         </w:tcBorders>
         <w:shd w:val="clear" w:color="auto" w:fill="5E7530" w:themeFill="accent3" w:themeFillShade="99"/>
@@ -10698,12 +12309,12 @@
       <w:tblStyleColBandSize w:val="1"/>
       <w:tblInd w:w="0" w:type="dxa"/>
       <w:tblBorders>
-        <w:top w:val="single" w:sz="24" w:space="0" w:color="9BBB59" w:themeColor="accent3"/>
-        <w:left w:val="single" w:sz="4" w:space="0" w:color="8064A2" w:themeColor="accent4"/>
-        <w:bottom w:val="single" w:sz="4" w:space="0" w:color="8064A2" w:themeColor="accent4"/>
-        <w:right w:val="single" w:sz="4" w:space="0" w:color="8064A2" w:themeColor="accent4"/>
-        <w:insideH w:val="single" w:sz="4" w:space="0" w:color="FFFFFF" w:themeColor="background1"/>
-        <w:insideV w:val="single" w:sz="4" w:space="0" w:color="FFFFFF" w:themeColor="background1"/>
+        <w:top w:val="single" w:color="9BBB59" w:themeColor="accent3" w:sz="24" w:space="0"/>
+        <w:left w:val="single" w:color="8064A2" w:themeColor="accent4" w:sz="4" w:space="0"/>
+        <w:bottom w:val="single" w:color="8064A2" w:themeColor="accent4" w:sz="4" w:space="0"/>
+        <w:right w:val="single" w:color="8064A2" w:themeColor="accent4" w:sz="4" w:space="0"/>
+        <w:insideH w:val="single" w:color="FFFFFF" w:themeColor="background1" w:sz="4" w:space="0"/>
+        <w:insideV w:val="single" w:color="FFFFFF" w:themeColor="background1" w:sz="4" w:space="0"/>
       </w:tblBorders>
       <w:tblCellMar>
         <w:top w:w="0" w:type="dxa"/>
@@ -10725,7 +12336,7 @@
         <w:tcBorders>
           <w:top w:val="nil"/>
           <w:left w:val="nil"/>
-          <w:bottom w:val="single" w:sz="24" w:space="0" w:color="9BBB59" w:themeColor="accent3"/>
+          <w:bottom w:val="single" w:color="9BBB59" w:themeColor="accent3" w:sz="24" w:space="0"/>
           <w:right w:val="nil"/>
           <w:insideH w:val="nil"/>
           <w:insideV w:val="nil"/>
@@ -10742,7 +12353,7 @@
       <w:tblPr/>
       <w:tcPr>
         <w:tcBorders>
-          <w:top w:val="single" w:sz="6" w:space="0" w:color="FFFFFF" w:themeColor="background1"/>
+          <w:top w:val="single" w:color="FFFFFF" w:themeColor="background1" w:sz="6" w:space="0"/>
         </w:tcBorders>
         <w:shd w:val="clear" w:color="auto" w:fill="4C3B62" w:themeFill="accent4" w:themeFillShade="99"/>
       </w:tcPr>
@@ -10758,7 +12369,7 @@
           <w:left w:val="nil"/>
           <w:bottom w:val="nil"/>
           <w:right w:val="nil"/>
-          <w:insideH w:val="single" w:sz="4" w:space="0" w:color="4C3B62" w:themeColor="accent4" w:themeShade="99"/>
+          <w:insideH w:val="single" w:color="4C3B62" w:themeColor="accent4" w:themeShade="99" w:sz="4" w:space="0"/>
           <w:insideV w:val="nil"/>
         </w:tcBorders>
         <w:shd w:val="clear" w:color="auto" w:fill="4C3B62" w:themeFill="accent4" w:themeFillShade="99"/>
@@ -10820,12 +12431,12 @@
       <w:tblStyleColBandSize w:val="1"/>
       <w:tblInd w:w="0" w:type="dxa"/>
       <w:tblBorders>
-        <w:top w:val="single" w:sz="24" w:space="0" w:color="F79646" w:themeColor="accent6"/>
-        <w:left w:val="single" w:sz="4" w:space="0" w:color="4BACC6" w:themeColor="accent5"/>
-        <w:bottom w:val="single" w:sz="4" w:space="0" w:color="4BACC6" w:themeColor="accent5"/>
-        <w:right w:val="single" w:sz="4" w:space="0" w:color="4BACC6" w:themeColor="accent5"/>
-        <w:insideH w:val="single" w:sz="4" w:space="0" w:color="FFFFFF" w:themeColor="background1"/>
-        <w:insideV w:val="single" w:sz="4" w:space="0" w:color="FFFFFF" w:themeColor="background1"/>
+        <w:top w:val="single" w:color="F79646" w:themeColor="accent6" w:sz="24" w:space="0"/>
+        <w:left w:val="single" w:color="4BACC6" w:themeColor="accent5" w:sz="4" w:space="0"/>
+        <w:bottom w:val="single" w:color="4BACC6" w:themeColor="accent5" w:sz="4" w:space="0"/>
+        <w:right w:val="single" w:color="4BACC6" w:themeColor="accent5" w:sz="4" w:space="0"/>
+        <w:insideH w:val="single" w:color="FFFFFF" w:themeColor="background1" w:sz="4" w:space="0"/>
+        <w:insideV w:val="single" w:color="FFFFFF" w:themeColor="background1" w:sz="4" w:space="0"/>
       </w:tblBorders>
       <w:tblCellMar>
         <w:top w:w="0" w:type="dxa"/>
@@ -10847,7 +12458,7 @@
         <w:tcBorders>
           <w:top w:val="nil"/>
           <w:left w:val="nil"/>
-          <w:bottom w:val="single" w:sz="24" w:space="0" w:color="F79646" w:themeColor="accent6"/>
+          <w:bottom w:val="single" w:color="F79646" w:themeColor="accent6" w:sz="24" w:space="0"/>
           <w:right w:val="nil"/>
           <w:insideH w:val="nil"/>
           <w:insideV w:val="nil"/>
@@ -10864,7 +12475,7 @@
       <w:tblPr/>
       <w:tcPr>
         <w:tcBorders>
-          <w:top w:val="single" w:sz="6" w:space="0" w:color="FFFFFF" w:themeColor="background1"/>
+          <w:top w:val="single" w:color="FFFFFF" w:themeColor="background1" w:sz="6" w:space="0"/>
         </w:tcBorders>
         <w:shd w:val="clear" w:color="auto" w:fill="276A7C" w:themeFill="accent5" w:themeFillShade="99"/>
       </w:tcPr>
@@ -10880,7 +12491,7 @@
           <w:left w:val="nil"/>
           <w:bottom w:val="nil"/>
           <w:right w:val="nil"/>
-          <w:insideH w:val="single" w:sz="4" w:space="0" w:color="276A7C" w:themeColor="accent5" w:themeShade="99"/>
+          <w:insideH w:val="single" w:color="276A7C" w:themeColor="accent5" w:themeShade="99" w:sz="4" w:space="0"/>
           <w:insideV w:val="nil"/>
         </w:tcBorders>
         <w:shd w:val="clear" w:color="auto" w:fill="276A7C" w:themeFill="accent5" w:themeFillShade="99"/>
@@ -10942,12 +12553,12 @@
       <w:tblStyleColBandSize w:val="1"/>
       <w:tblInd w:w="0" w:type="dxa"/>
       <w:tblBorders>
-        <w:top w:val="single" w:sz="24" w:space="0" w:color="4BACC6" w:themeColor="accent5"/>
-        <w:left w:val="single" w:sz="4" w:space="0" w:color="F79646" w:themeColor="accent6"/>
-        <w:bottom w:val="single" w:sz="4" w:space="0" w:color="F79646" w:themeColor="accent6"/>
-        <w:right w:val="single" w:sz="4" w:space="0" w:color="F79646" w:themeColor="accent6"/>
-        <w:insideH w:val="single" w:sz="4" w:space="0" w:color="FFFFFF" w:themeColor="background1"/>
-        <w:insideV w:val="single" w:sz="4" w:space="0" w:color="FFFFFF" w:themeColor="background1"/>
+        <w:top w:val="single" w:color="4BACC6" w:themeColor="accent5" w:sz="24" w:space="0"/>
+        <w:left w:val="single" w:color="F79646" w:themeColor="accent6" w:sz="4" w:space="0"/>
+        <w:bottom w:val="single" w:color="F79646" w:themeColor="accent6" w:sz="4" w:space="0"/>
+        <w:right w:val="single" w:color="F79646" w:themeColor="accent6" w:sz="4" w:space="0"/>
+        <w:insideH w:val="single" w:color="FFFFFF" w:themeColor="background1" w:sz="4" w:space="0"/>
+        <w:insideV w:val="single" w:color="FFFFFF" w:themeColor="background1" w:sz="4" w:space="0"/>
       </w:tblBorders>
       <w:tblCellMar>
         <w:top w:w="0" w:type="dxa"/>
@@ -10969,7 +12580,7 @@
         <w:tcBorders>
           <w:top w:val="nil"/>
           <w:left w:val="nil"/>
-          <w:bottom w:val="single" w:sz="24" w:space="0" w:color="4BACC6" w:themeColor="accent5"/>
+          <w:bottom w:val="single" w:color="4BACC6" w:themeColor="accent5" w:sz="24" w:space="0"/>
           <w:right w:val="nil"/>
           <w:insideH w:val="nil"/>
           <w:insideV w:val="nil"/>
@@ -10986,7 +12597,7 @@
       <w:tblPr/>
       <w:tcPr>
         <w:tcBorders>
-          <w:top w:val="single" w:sz="6" w:space="0" w:color="FFFFFF" w:themeColor="background1"/>
+          <w:top w:val="single" w:color="FFFFFF" w:themeColor="background1" w:sz="6" w:space="0"/>
         </w:tcBorders>
         <w:shd w:val="clear" w:color="auto" w:fill="B65608" w:themeFill="accent6" w:themeFillShade="99"/>
       </w:tcPr>
@@ -11002,7 +12613,7 @@
           <w:left w:val="nil"/>
           <w:bottom w:val="nil"/>
           <w:right w:val="nil"/>
-          <w:insideH w:val="single" w:sz="4" w:space="0" w:color="B65608" w:themeColor="accent6" w:themeShade="99"/>
+          <w:insideH w:val="single" w:color="B65608" w:themeColor="accent6" w:themeShade="99" w:sz="4" w:space="0"/>
           <w:insideV w:val="nil"/>
         </w:tcBorders>
         <w:shd w:val="clear" w:color="auto" w:fill="B65608" w:themeFill="accent6" w:themeFillShade="99"/>
@@ -11082,7 +12693,7 @@
       <w:tblPr/>
       <w:tcPr>
         <w:tcBorders>
-          <w:bottom w:val="single" w:sz="12" w:space="0" w:color="FFFFFF" w:themeColor="background1"/>
+          <w:bottom w:val="single" w:color="FFFFFF" w:themeColor="background1" w:sz="12" w:space="0"/>
         </w:tcBorders>
         <w:shd w:val="clear" w:color="auto" w:fill="9E3A38" w:themeFill="accent2" w:themeFillShade="CC"/>
       </w:tcPr>
@@ -11096,7 +12707,7 @@
       <w:tblPr/>
       <w:tcPr>
         <w:tcBorders>
-          <w:top w:val="single" w:sz="12" w:space="0" w:color="000000" w:themeColor="text1"/>
+          <w:top w:val="single" w:color="000000" w:themeColor="text1" w:sz="12" w:space="0"/>
         </w:tcBorders>
         <w:shd w:val="clear" w:color="auto" w:fill="FFFFFF" w:themeFill="background1"/>
       </w:tcPr>
@@ -11168,7 +12779,7 @@
       <w:tblPr/>
       <w:tcPr>
         <w:tcBorders>
-          <w:bottom w:val="single" w:sz="12" w:space="0" w:color="FFFFFF" w:themeColor="background1"/>
+          <w:bottom w:val="single" w:color="FFFFFF" w:themeColor="background1" w:sz="12" w:space="0"/>
         </w:tcBorders>
         <w:shd w:val="clear" w:color="auto" w:fill="9E3A38" w:themeFill="accent2" w:themeFillShade="CC"/>
       </w:tcPr>
@@ -11182,7 +12793,7 @@
       <w:tblPr/>
       <w:tcPr>
         <w:tcBorders>
-          <w:top w:val="single" w:sz="12" w:space="0" w:color="000000" w:themeColor="text1"/>
+          <w:top w:val="single" w:color="000000" w:themeColor="text1" w:sz="12" w:space="0"/>
         </w:tcBorders>
         <w:shd w:val="clear" w:color="auto" w:fill="FFFFFF" w:themeFill="background1"/>
       </w:tcPr>
@@ -11254,7 +12865,7 @@
       <w:tblPr/>
       <w:tcPr>
         <w:tcBorders>
-          <w:bottom w:val="single" w:sz="12" w:space="0" w:color="FFFFFF" w:themeColor="background1"/>
+          <w:bottom w:val="single" w:color="FFFFFF" w:themeColor="background1" w:sz="12" w:space="0"/>
         </w:tcBorders>
         <w:shd w:val="clear" w:color="auto" w:fill="9E3A38" w:themeFill="accent2" w:themeFillShade="CC"/>
       </w:tcPr>
@@ -11268,7 +12879,7 @@
       <w:tblPr/>
       <w:tcPr>
         <w:tcBorders>
-          <w:top w:val="single" w:sz="12" w:space="0" w:color="000000" w:themeColor="text1"/>
+          <w:top w:val="single" w:color="000000" w:themeColor="text1" w:sz="12" w:space="0"/>
         </w:tcBorders>
         <w:shd w:val="clear" w:color="auto" w:fill="FFFFFF" w:themeFill="background1"/>
       </w:tcPr>
@@ -11340,7 +12951,7 @@
       <w:tblPr/>
       <w:tcPr>
         <w:tcBorders>
-          <w:bottom w:val="single" w:sz="12" w:space="0" w:color="FFFFFF" w:themeColor="background1"/>
+          <w:bottom w:val="single" w:color="FFFFFF" w:themeColor="background1" w:sz="12" w:space="0"/>
         </w:tcBorders>
         <w:shd w:val="clear" w:color="auto" w:fill="664E82" w:themeFill="accent4" w:themeFillShade="CC"/>
       </w:tcPr>
@@ -11354,7 +12965,7 @@
       <w:tblPr/>
       <w:tcPr>
         <w:tcBorders>
-          <w:top w:val="single" w:sz="12" w:space="0" w:color="000000" w:themeColor="text1"/>
+          <w:top w:val="single" w:color="000000" w:themeColor="text1" w:sz="12" w:space="0"/>
         </w:tcBorders>
         <w:shd w:val="clear" w:color="auto" w:fill="FFFFFF" w:themeFill="background1"/>
       </w:tcPr>
@@ -11426,7 +13037,7 @@
       <w:tblPr/>
       <w:tcPr>
         <w:tcBorders>
-          <w:bottom w:val="single" w:sz="12" w:space="0" w:color="FFFFFF" w:themeColor="background1"/>
+          <w:bottom w:val="single" w:color="FFFFFF" w:themeColor="background1" w:sz="12" w:space="0"/>
         </w:tcBorders>
         <w:shd w:val="clear" w:color="auto" w:fill="7E9C40" w:themeFill="accent3" w:themeFillShade="CC"/>
       </w:tcPr>
@@ -11440,7 +13051,7 @@
       <w:tblPr/>
       <w:tcPr>
         <w:tcBorders>
-          <w:top w:val="single" w:sz="12" w:space="0" w:color="000000" w:themeColor="text1"/>
+          <w:top w:val="single" w:color="000000" w:themeColor="text1" w:sz="12" w:space="0"/>
         </w:tcBorders>
         <w:shd w:val="clear" w:color="auto" w:fill="FFFFFF" w:themeFill="background1"/>
       </w:tcPr>
@@ -11512,7 +13123,7 @@
       <w:tblPr/>
       <w:tcPr>
         <w:tcBorders>
-          <w:bottom w:val="single" w:sz="12" w:space="0" w:color="FFFFFF" w:themeColor="background1"/>
+          <w:bottom w:val="single" w:color="FFFFFF" w:themeColor="background1" w:sz="12" w:space="0"/>
         </w:tcBorders>
         <w:shd w:val="clear" w:color="auto" w:fill="F2730A" w:themeFill="accent6" w:themeFillShade="CC"/>
       </w:tcPr>
@@ -11526,7 +13137,7 @@
       <w:tblPr/>
       <w:tcPr>
         <w:tcBorders>
-          <w:top w:val="single" w:sz="12" w:space="0" w:color="000000" w:themeColor="text1"/>
+          <w:top w:val="single" w:color="000000" w:themeColor="text1" w:sz="12" w:space="0"/>
         </w:tcBorders>
         <w:shd w:val="clear" w:color="auto" w:fill="FFFFFF" w:themeFill="background1"/>
       </w:tcPr>
@@ -11598,7 +13209,7 @@
       <w:tblPr/>
       <w:tcPr>
         <w:tcBorders>
-          <w:bottom w:val="single" w:sz="12" w:space="0" w:color="FFFFFF" w:themeColor="background1"/>
+          <w:bottom w:val="single" w:color="FFFFFF" w:themeColor="background1" w:sz="12" w:space="0"/>
         </w:tcBorders>
         <w:shd w:val="clear" w:color="auto" w:fill="348DA5" w:themeFill="accent5" w:themeFillShade="CC"/>
       </w:tcPr>
@@ -11612,7 +13223,7 @@
       <w:tblPr/>
       <w:tcPr>
         <w:tcBorders>
-          <w:top w:val="single" w:sz="12" w:space="0" w:color="000000" w:themeColor="text1"/>
+          <w:top w:val="single" w:color="000000" w:themeColor="text1" w:sz="12" w:space="0"/>
         </w:tcBorders>
         <w:shd w:val="clear" w:color="auto" w:fill="FFFFFF" w:themeFill="background1"/>
       </w:tcPr>
@@ -11666,7 +13277,7 @@
       <w:tblStyleColBandSize w:val="1"/>
       <w:tblInd w:w="0" w:type="dxa"/>
       <w:tblBorders>
-        <w:insideH w:val="single" w:sz="4" w:space="0" w:color="FFFFFF" w:themeColor="background1"/>
+        <w:insideH w:val="single" w:color="FFFFFF" w:themeColor="background1" w:sz="4" w:space="0"/>
       </w:tblBorders>
       <w:tblCellMar>
         <w:top w:w="0" w:type="dxa"/>
@@ -11746,7 +13357,7 @@
       <w:tblStyleColBandSize w:val="1"/>
       <w:tblInd w:w="0" w:type="dxa"/>
       <w:tblBorders>
-        <w:insideH w:val="single" w:sz="4" w:space="0" w:color="FFFFFF" w:themeColor="background1"/>
+        <w:insideH w:val="single" w:color="FFFFFF" w:themeColor="background1" w:sz="4" w:space="0"/>
       </w:tblBorders>
       <w:tblCellMar>
         <w:top w:w="0" w:type="dxa"/>
@@ -11826,7 +13437,7 @@
       <w:tblStyleColBandSize w:val="1"/>
       <w:tblInd w:w="0" w:type="dxa"/>
       <w:tblBorders>
-        <w:insideH w:val="single" w:sz="4" w:space="0" w:color="FFFFFF" w:themeColor="background1"/>
+        <w:insideH w:val="single" w:color="FFFFFF" w:themeColor="background1" w:sz="4" w:space="0"/>
       </w:tblBorders>
       <w:tblCellMar>
         <w:top w:w="0" w:type="dxa"/>
@@ -11906,7 +13517,7 @@
       <w:tblStyleColBandSize w:val="1"/>
       <w:tblInd w:w="0" w:type="dxa"/>
       <w:tblBorders>
-        <w:insideH w:val="single" w:sz="4" w:space="0" w:color="FFFFFF" w:themeColor="background1"/>
+        <w:insideH w:val="single" w:color="FFFFFF" w:themeColor="background1" w:sz="4" w:space="0"/>
       </w:tblBorders>
       <w:tblCellMar>
         <w:top w:w="0" w:type="dxa"/>
@@ -11986,7 +13597,7 @@
       <w:tblStyleColBandSize w:val="1"/>
       <w:tblInd w:w="0" w:type="dxa"/>
       <w:tblBorders>
-        <w:insideH w:val="single" w:sz="4" w:space="0" w:color="FFFFFF" w:themeColor="background1"/>
+        <w:insideH w:val="single" w:color="FFFFFF" w:themeColor="background1" w:sz="4" w:space="0"/>
       </w:tblBorders>
       <w:tblCellMar>
         <w:top w:w="0" w:type="dxa"/>
@@ -12066,7 +13677,7 @@
       <w:tblStyleColBandSize w:val="1"/>
       <w:tblInd w:w="0" w:type="dxa"/>
       <w:tblBorders>
-        <w:insideH w:val="single" w:sz="4" w:space="0" w:color="FFFFFF" w:themeColor="background1"/>
+        <w:insideH w:val="single" w:color="FFFFFF" w:themeColor="background1" w:sz="4" w:space="0"/>
       </w:tblBorders>
       <w:tblCellMar>
         <w:top w:w="0" w:type="dxa"/>
@@ -12146,7 +13757,7 @@
       <w:tblStyleColBandSize w:val="1"/>
       <w:tblInd w:w="0" w:type="dxa"/>
       <w:tblBorders>
-        <w:insideH w:val="single" w:sz="4" w:space="0" w:color="FFFFFF" w:themeColor="background1"/>
+        <w:insideH w:val="single" w:color="FFFFFF" w:themeColor="background1" w:sz="4" w:space="0"/>
       </w:tblBorders>
       <w:tblCellMar>
         <w:top w:w="0" w:type="dxa"/>
@@ -24339,10 +25950,175 @@
 <b:Sources xmlns:b="http://schemas.openxmlformats.org/officeDocument/2006/bibliography" xmlns="http://schemas.openxmlformats.org/officeDocument/2006/bibliography" SelectedStyle="/APA.XSL" StyleName="APA"/>
 </file>
 
+<file path=customXml/item2.xml><?xml version="1.0" encoding="utf-8"?>
+<ct:contentTypeSchema xmlns:ct="http://schemas.microsoft.com/office/2006/metadata/contentType" xmlns:ma="http://schemas.microsoft.com/office/2006/metadata/properties/metaAttributes" ct:_="" ma:_="" ma:contentTypeName="Dokument" ma:contentTypeID="0x010100C90E740F9E5FAF498D3D6093CA72F870" ma:contentTypeVersion="3" ma:contentTypeDescription="Ein neues Dokument erstellen." ma:contentTypeScope="" ma:versionID="373fcde7679697e07e69922c377838e8">
+  <xsd:schema xmlns:xsd="http://www.w3.org/2001/XMLSchema" xmlns:xs="http://www.w3.org/2001/XMLSchema" xmlns:p="http://schemas.microsoft.com/office/2006/metadata/properties" xmlns:ns2="689eab8c-75b4-47a0-9a3e-3f95ceb4c8b6" targetNamespace="http://schemas.microsoft.com/office/2006/metadata/properties" ma:root="true" ma:fieldsID="3d68e460e9938613938a647c6fcd448b" ns2:_="">
+    <xsd:import namespace="689eab8c-75b4-47a0-9a3e-3f95ceb4c8b6"/>
+    <xsd:element name="properties">
+      <xsd:complexType>
+        <xsd:sequence>
+          <xsd:element name="documentManagement">
+            <xsd:complexType>
+              <xsd:all>
+                <xsd:element ref="ns2:MediaServiceMetadata" minOccurs="0"/>
+                <xsd:element ref="ns2:MediaServiceFastMetadata" minOccurs="0"/>
+                <xsd:element ref="ns2:MediaServiceSearchProperties" minOccurs="0"/>
+              </xsd:all>
+            </xsd:complexType>
+          </xsd:element>
+        </xsd:sequence>
+      </xsd:complexType>
+    </xsd:element>
+  </xsd:schema>
+  <xsd:schema xmlns:xsd="http://www.w3.org/2001/XMLSchema" xmlns:xs="http://www.w3.org/2001/XMLSchema" xmlns:dms="http://schemas.microsoft.com/office/2006/documentManagement/types" xmlns:pc="http://schemas.microsoft.com/office/infopath/2007/PartnerControls" targetNamespace="689eab8c-75b4-47a0-9a3e-3f95ceb4c8b6" elementFormDefault="qualified">
+    <xsd:import namespace="http://schemas.microsoft.com/office/2006/documentManagement/types"/>
+    <xsd:import namespace="http://schemas.microsoft.com/office/infopath/2007/PartnerControls"/>
+    <xsd:element name="MediaServiceMetadata" ma:index="8" nillable="true" ma:displayName="MediaServiceMetadata" ma:hidden="true" ma:internalName="MediaServiceMetadata" ma:readOnly="true">
+      <xsd:simpleType>
+        <xsd:restriction base="dms:Note"/>
+      </xsd:simpleType>
+    </xsd:element>
+    <xsd:element name="MediaServiceFastMetadata" ma:index="9" nillable="true" ma:displayName="MediaServiceFastMetadata" ma:hidden="true" ma:internalName="MediaServiceFastMetadata" ma:readOnly="true">
+      <xsd:simpleType>
+        <xsd:restriction base="dms:Note"/>
+      </xsd:simpleType>
+    </xsd:element>
+    <xsd:element name="MediaServiceSearchProperties" ma:index="10" nillable="true" ma:displayName="MediaServiceSearchProperties" ma:hidden="true" ma:internalName="MediaServiceSearchProperties" ma:readOnly="true">
+      <xsd:simpleType>
+        <xsd:restriction base="dms:Note"/>
+      </xsd:simpleType>
+    </xsd:element>
+  </xsd:schema>
+  <xsd:schema xmlns="http://schemas.openxmlformats.org/package/2006/metadata/core-properties" xmlns:xsd="http://www.w3.org/2001/XMLSchema" xmlns:xsi="http://www.w3.org/2001/XMLSchema-instance" xmlns:dc="http://purl.org/dc/elements/1.1/" xmlns:dcterms="http://purl.org/dc/terms/" xmlns:odoc="http://schemas.microsoft.com/internal/obd" targetNamespace="http://schemas.openxmlformats.org/package/2006/metadata/core-properties" elementFormDefault="qualified" attributeFormDefault="unqualified" blockDefault="#all">
+    <xsd:import namespace="http://purl.org/dc/elements/1.1/" schemaLocation="http://dublincore.org/schemas/xmls/qdc/2003/04/02/dc.xsd"/>
+    <xsd:import namespace="http://purl.org/dc/terms/" schemaLocation="http://dublincore.org/schemas/xmls/qdc/2003/04/02/dcterms.xsd"/>
+    <xsd:element name="coreProperties" type="CT_coreProperties"/>
+    <xsd:complexType name="CT_coreProperties">
+      <xsd:all>
+        <xsd:element ref="dc:creator" minOccurs="0" maxOccurs="1"/>
+        <xsd:element ref="dcterms:created" minOccurs="0" maxOccurs="1"/>
+        <xsd:element ref="dc:identifier" minOccurs="0" maxOccurs="1"/>
+        <xsd:element name="contentType" minOccurs="0" maxOccurs="1" type="xsd:string" ma:index="0" ma:displayName="Inhaltstyp"/>
+        <xsd:element ref="dc:title" minOccurs="0" maxOccurs="1" ma:index="4" ma:displayName="Titel"/>
+        <xsd:element ref="dc:subject" minOccurs="0" maxOccurs="1"/>
+        <xsd:element ref="dc:description" minOccurs="0" maxOccurs="1"/>
+        <xsd:element name="keywords" minOccurs="0" maxOccurs="1" type="xsd:string"/>
+        <xsd:element ref="dc:language" minOccurs="0" maxOccurs="1"/>
+        <xsd:element name="category" minOccurs="0" maxOccurs="1" type="xsd:string"/>
+        <xsd:element name="version" minOccurs="0" maxOccurs="1" type="xsd:string"/>
+        <xsd:element name="revision" minOccurs="0" maxOccurs="1" type="xsd:string">
+          <xsd:annotation>
+            <xsd:documentation>
+                        This value indicates the number of saves or revisions. The application is responsible for updating this value after each revision.
+                    </xsd:documentation>
+          </xsd:annotation>
+        </xsd:element>
+        <xsd:element name="lastModifiedBy" minOccurs="0" maxOccurs="1" type="xsd:string"/>
+        <xsd:element ref="dcterms:modified" minOccurs="0" maxOccurs="1"/>
+        <xsd:element name="contentStatus" minOccurs="0" maxOccurs="1" type="xsd:string"/>
+      </xsd:all>
+    </xsd:complexType>
+  </xsd:schema>
+  <xs:schema xmlns:pc="http://schemas.microsoft.com/office/infopath/2007/PartnerControls" xmlns:xs="http://www.w3.org/2001/XMLSchema" targetNamespace="http://schemas.microsoft.com/office/infopath/2007/PartnerControls" elementFormDefault="qualified" attributeFormDefault="unqualified">
+    <xs:element name="Person">
+      <xs:complexType>
+        <xs:sequence>
+          <xs:element ref="pc:DisplayName" minOccurs="0"/>
+          <xs:element ref="pc:AccountId" minOccurs="0"/>
+          <xs:element ref="pc:AccountType" minOccurs="0"/>
+        </xs:sequence>
+      </xs:complexType>
+    </xs:element>
+    <xs:element name="DisplayName" type="xs:string"/>
+    <xs:element name="AccountId" type="xs:string"/>
+    <xs:element name="AccountType" type="xs:string"/>
+    <xs:element name="BDCAssociatedEntity">
+      <xs:complexType>
+        <xs:sequence>
+          <xs:element ref="pc:BDCEntity" minOccurs="0" maxOccurs="unbounded"/>
+        </xs:sequence>
+        <xs:attribute ref="pc:EntityNamespace"/>
+        <xs:attribute ref="pc:EntityName"/>
+        <xs:attribute ref="pc:SystemInstanceName"/>
+        <xs:attribute ref="pc:AssociationName"/>
+      </xs:complexType>
+    </xs:element>
+    <xs:attribute name="EntityNamespace" type="xs:string"/>
+    <xs:attribute name="EntityName" type="xs:string"/>
+    <xs:attribute name="SystemInstanceName" type="xs:string"/>
+    <xs:attribute name="AssociationName" type="xs:string"/>
+    <xs:element name="BDCEntity">
+      <xs:complexType>
+        <xs:sequence>
+          <xs:element ref="pc:EntityDisplayName" minOccurs="0"/>
+          <xs:element ref="pc:EntityInstanceReference" minOccurs="0"/>
+          <xs:element ref="pc:EntityId1" minOccurs="0"/>
+          <xs:element ref="pc:EntityId2" minOccurs="0"/>
+          <xs:element ref="pc:EntityId3" minOccurs="0"/>
+          <xs:element ref="pc:EntityId4" minOccurs="0"/>
+          <xs:element ref="pc:EntityId5" minOccurs="0"/>
+        </xs:sequence>
+      </xs:complexType>
+    </xs:element>
+    <xs:element name="EntityDisplayName" type="xs:string"/>
+    <xs:element name="EntityInstanceReference" type="xs:string"/>
+    <xs:element name="EntityId1" type="xs:string"/>
+    <xs:element name="EntityId2" type="xs:string"/>
+    <xs:element name="EntityId3" type="xs:string"/>
+    <xs:element name="EntityId4" type="xs:string"/>
+    <xs:element name="EntityId5" type="xs:string"/>
+    <xs:element name="Terms">
+      <xs:complexType>
+        <xs:sequence>
+          <xs:element ref="pc:TermInfo" minOccurs="0" maxOccurs="unbounded"/>
+        </xs:sequence>
+      </xs:complexType>
+    </xs:element>
+    <xs:element name="TermInfo">
+      <xs:complexType>
+        <xs:sequence>
+          <xs:element ref="pc:TermName" minOccurs="0"/>
+          <xs:element ref="pc:TermId" minOccurs="0"/>
+        </xs:sequence>
+      </xs:complexType>
+    </xs:element>
+    <xs:element name="TermName" type="xs:string"/>
+    <xs:element name="TermId" type="xs:string"/>
+  </xs:schema>
+</ct:contentTypeSchema>
+</file>
+
+<file path=customXml/item3.xml><?xml version="1.0" encoding="utf-8"?>
+<?mso-contentType ?>
+<FormTemplates xmlns="http://schemas.microsoft.com/sharepoint/v3/contenttype/forms">
+  <Display>DocumentLibraryForm</Display>
+  <Edit>DocumentLibraryForm</Edit>
+  <New>DocumentLibraryForm</New>
+</FormTemplates>
+</file>
+
+<file path=customXml/item4.xml><?xml version="1.0" encoding="utf-8"?>
+<p:properties xmlns:p="http://schemas.microsoft.com/office/2006/metadata/properties" xmlns:xsi="http://www.w3.org/2001/XMLSchema-instance" xmlns:pc="http://schemas.microsoft.com/office/infopath/2007/PartnerControls">
+  <documentManagement/>
+</p:properties>
+</file>
+
 <file path=customXml/itemProps1.xml><?xml version="1.0" encoding="utf-8"?>
 <ds:datastoreItem xmlns:ds="http://schemas.openxmlformats.org/officeDocument/2006/customXml" ds:itemID="{EF278816-EC6F-A645-907D-7F25AECB1D4A}">
   <ds:schemaRefs>
     <ds:schemaRef ds:uri="http://schemas.openxmlformats.org/officeDocument/2006/bibliography"/>
   </ds:schemaRefs>
 </ds:datastoreItem>
+</file>
+
+<file path=customXml/itemProps2.xml><?xml version="1.0" encoding="utf-8"?>
+<ds:datastoreItem xmlns:ds="http://schemas.openxmlformats.org/officeDocument/2006/customXml" ds:itemID="{D400B124-998F-4364-A75B-244BC4149ECD}"/>
+</file>
+
+<file path=customXml/itemProps3.xml><?xml version="1.0" encoding="utf-8"?>
+<ds:datastoreItem xmlns:ds="http://schemas.openxmlformats.org/officeDocument/2006/customXml" ds:itemID="{7BD0535F-5319-48E5-BC6A-AAE5B3CFEBB3}"/>
+</file>
+
+<file path=customXml/itemProps4.xml><?xml version="1.0" encoding="utf-8"?>
+<ds:datastoreItem xmlns:ds="http://schemas.openxmlformats.org/officeDocument/2006/customXml" ds:itemID="{07EC6071-24AE-47EC-9FD3-2C2250155476}"/>
 </file>